--- a/technologies/06_CLM/30 Документация/Управление_Директорами_CLM_Продуктовый_слой_реализации_V1.docx
+++ b/technologies/06_CLM/30 Документация/Управление_Директорами_CLM_Продуктовый_слой_реализации_V1.docx
@@ -1,6 +1,6 @@
 
 <file path=word/document.xml><?xml version="1.0" encoding="utf-8"?>
-<w:document xmlns:wpc="http://schemas.microsoft.com/office/word/2010/wordprocessingCanvas" xmlns:mo="http://schemas.microsoft.com/office/mac/office/2008/main" xmlns:mc="http://schemas.openxmlformats.org/markup-compatibility/2006" xmlns:mv="urn:schemas-microsoft-com:mac:vml" xmlns:o="urn:schemas-microsoft-com:office:office" xmlns:r="http://schemas.openxmlformats.org/officeDocument/2006/relationships" xmlns:m="http://schemas.openxmlformats.org/officeDocument/2006/math" xmlns:v="urn:schemas-microsoft-com:vml" xmlns:wp14="http://schemas.microsoft.com/office/word/2010/wordprocessingDrawing" xmlns:wp="http://schemas.openxmlformats.org/drawingml/2006/wordprocessingDrawing" xmlns:w10="urn:schemas-microsoft-com:office:word" xmlns:w="http://schemas.openxmlformats.org/wordprocessingml/2006/main" xmlns:w14="http://schemas.microsoft.com/office/word/2010/wordml" xmlns:wpg="http://schemas.microsoft.com/office/word/2010/wordprocessingGroup" xmlns:wpi="http://schemas.microsoft.com/office/word/2010/wordprocessingInk" xmlns:wne="http://schemas.microsoft.com/office/word/2006/wordml" xmlns:wps="http://schemas.microsoft.com/office/word/2010/wordprocessingShape" mc:Ignorable="w14 wp14">
+<w:document xmlns:a="http://schemas.openxmlformats.org/drawingml/2006/main" xmlns:pic="http://schemas.openxmlformats.org/drawingml/2006/picture" xmlns:wpc="http://schemas.microsoft.com/office/word/2010/wordprocessingCanvas" xmlns:mo="http://schemas.microsoft.com/office/mac/office/2008/main" xmlns:mc="http://schemas.openxmlformats.org/markup-compatibility/2006" xmlns:mv="urn:schemas-microsoft-com:mac:vml" xmlns:o="urn:schemas-microsoft-com:office:office" xmlns:r="http://schemas.openxmlformats.org/officeDocument/2006/relationships" xmlns:m="http://schemas.openxmlformats.org/officeDocument/2006/math" xmlns:v="urn:schemas-microsoft-com:vml" xmlns:wp14="http://schemas.microsoft.com/office/word/2010/wordprocessingDrawing" xmlns:wp="http://schemas.openxmlformats.org/drawingml/2006/wordprocessingDrawing" xmlns:w10="urn:schemas-microsoft-com:office:word" xmlns:w="http://schemas.openxmlformats.org/wordprocessingml/2006/main" xmlns:w14="http://schemas.microsoft.com/office/word/2010/wordml" xmlns:wpg="http://schemas.microsoft.com/office/word/2010/wordprocessingGroup" xmlns:wpi="http://schemas.microsoft.com/office/word/2010/wordprocessingInk" xmlns:wne="http://schemas.microsoft.com/office/word/2006/wordml" xmlns:wps="http://schemas.microsoft.com/office/word/2010/wordprocessingShape" mc:Ignorable="w14 wp14">
   <w:body>
     <w:p>
       <w:pPr>
@@ -66,8 +66,8 @@
     </w:p>
     <w:tbl>
       <w:tblPr>
-        <w:tblW w:type="auto" w:w="0"/>
-        <w:tblLook w:firstColumn="1" w:firstRow="1" w:lastColumn="0" w:lastRow="0" w:noHBand="0" w:noVBand="1" w:val="04A0"/>
+        <w:tblW w:w="0" w:type="auto"/>
+        <w:tblLook w:val="04A0" w:firstRow="1" w:lastRow="0" w:firstColumn="1" w:lastColumn="0" w:noHBand="0" w:noVBand="1"/>
       </w:tblPr>
       <w:tblGrid>
         <w:gridCol w:w="10368"/>
@@ -75,13 +75,13 @@
       <w:tr>
         <w:tc>
           <w:tcPr>
-            <w:tcW w:type="dxa" w:w="10368"/>
+            <w:tcW w:w="10368" w:type="dxa"/>
             <w:shd w:fill="E6F4F1"/>
             <w:tcBorders>
-              <w:top w:val="single" w:sz="6" w:space="0" w:color="B7D9D2"/>
-              <w:left w:val="single" w:sz="6" w:space="0" w:color="B7D9D2"/>
-              <w:bottom w:val="single" w:sz="6" w:space="0" w:color="B7D9D2"/>
-              <w:right w:val="single" w:sz="6" w:space="0" w:color="B7D9D2"/>
+              <w:top w:val="single" w:color="B7D9D2" w:sz="6" w:space="0"/>
+              <w:left w:val="single" w:color="B7D9D2" w:sz="6" w:space="0"/>
+              <w:bottom w:val="single" w:color="B7D9D2" w:sz="6" w:space="0"/>
+              <w:right w:val="single" w:color="B7D9D2" w:sz="6" w:space="0"/>
             </w:tcBorders>
           </w:tcPr>
           <w:p>
@@ -153,9 +153,9 @@
     <w:tbl>
       <w:tblPr>
         <w:tblStyle w:val="TableGrid"/>
-        <w:tblW w:type="auto" w:w="0"/>
+        <w:tblW w:w="0" w:type="auto"/>
         <w:jc w:val="center"/>
-        <w:tblLook w:firstColumn="1" w:firstRow="1" w:lastColumn="0" w:lastRow="0" w:noHBand="0" w:noVBand="1" w:val="04A0"/>
+        <w:tblLook w:val="04A0" w:firstRow="1" w:lastRow="0" w:firstColumn="1" w:lastColumn="0" w:noHBand="0" w:noVBand="1"/>
       </w:tblPr>
       <w:tblGrid>
         <w:gridCol w:w="2074"/>
@@ -167,13 +167,13 @@
       <w:tr>
         <w:tc>
           <w:tcPr>
-            <w:tcW w:type="dxa" w:w="1800"/>
+            <w:tcW w:w="1800" w:type="dxa"/>
             <w:shd w:fill="16324F"/>
             <w:tcBorders>
-              <w:top w:val="single" w:sz="6" w:space="0" w:color="CBD5E0"/>
-              <w:left w:val="single" w:sz="6" w:space="0" w:color="CBD5E0"/>
-              <w:bottom w:val="single" w:sz="6" w:space="0" w:color="CBD5E0"/>
-              <w:right w:val="single" w:sz="6" w:space="0" w:color="CBD5E0"/>
+              <w:top w:val="single" w:color="CBD5E0" w:sz="6" w:space="0"/>
+              <w:left w:val="single" w:color="CBD5E0" w:sz="6" w:space="0"/>
+              <w:bottom w:val="single" w:color="CBD5E0" w:sz="6" w:space="0"/>
+              <w:right w:val="single" w:color="CBD5E0" w:sz="6" w:space="0"/>
             </w:tcBorders>
           </w:tcPr>
           <w:p>
@@ -189,13 +189,13 @@
         </w:tc>
         <w:tc>
           <w:tcPr>
-            <w:tcW w:type="dxa" w:w="1728"/>
+            <w:tcW w:w="1728" w:type="dxa"/>
             <w:shd w:fill="16324F"/>
             <w:tcBorders>
-              <w:top w:val="single" w:sz="6" w:space="0" w:color="CBD5E0"/>
-              <w:left w:val="single" w:sz="6" w:space="0" w:color="CBD5E0"/>
-              <w:bottom w:val="single" w:sz="6" w:space="0" w:color="CBD5E0"/>
-              <w:right w:val="single" w:sz="6" w:space="0" w:color="CBD5E0"/>
+              <w:top w:val="single" w:color="CBD5E0" w:sz="6" w:space="0"/>
+              <w:left w:val="single" w:color="CBD5E0" w:sz="6" w:space="0"/>
+              <w:bottom w:val="single" w:color="CBD5E0" w:sz="6" w:space="0"/>
+              <w:right w:val="single" w:color="CBD5E0" w:sz="6" w:space="0"/>
             </w:tcBorders>
           </w:tcPr>
           <w:p>
@@ -211,13 +211,13 @@
         </w:tc>
         <w:tc>
           <w:tcPr>
-            <w:tcW w:type="dxa" w:w="2880"/>
+            <w:tcW w:w="2880" w:type="dxa"/>
             <w:shd w:fill="16324F"/>
             <w:tcBorders>
-              <w:top w:val="single" w:sz="6" w:space="0" w:color="CBD5E0"/>
-              <w:left w:val="single" w:sz="6" w:space="0" w:color="CBD5E0"/>
-              <w:bottom w:val="single" w:sz="6" w:space="0" w:color="CBD5E0"/>
-              <w:right w:val="single" w:sz="6" w:space="0" w:color="CBD5E0"/>
+              <w:top w:val="single" w:color="CBD5E0" w:sz="6" w:space="0"/>
+              <w:left w:val="single" w:color="CBD5E0" w:sz="6" w:space="0"/>
+              <w:bottom w:val="single" w:color="CBD5E0" w:sz="6" w:space="0"/>
+              <w:right w:val="single" w:color="CBD5E0" w:sz="6" w:space="0"/>
             </w:tcBorders>
           </w:tcPr>
           <w:p>
@@ -233,13 +233,13 @@
         </w:tc>
         <w:tc>
           <w:tcPr>
-            <w:tcW w:type="dxa" w:w="2520"/>
+            <w:tcW w:w="2520" w:type="dxa"/>
             <w:shd w:fill="16324F"/>
             <w:tcBorders>
-              <w:top w:val="single" w:sz="6" w:space="0" w:color="CBD5E0"/>
-              <w:left w:val="single" w:sz="6" w:space="0" w:color="CBD5E0"/>
-              <w:bottom w:val="single" w:sz="6" w:space="0" w:color="CBD5E0"/>
-              <w:right w:val="single" w:sz="6" w:space="0" w:color="CBD5E0"/>
+              <w:top w:val="single" w:color="CBD5E0" w:sz="6" w:space="0"/>
+              <w:left w:val="single" w:color="CBD5E0" w:sz="6" w:space="0"/>
+              <w:bottom w:val="single" w:color="CBD5E0" w:sz="6" w:space="0"/>
+              <w:right w:val="single" w:color="CBD5E0" w:sz="6" w:space="0"/>
             </w:tcBorders>
           </w:tcPr>
           <w:p>
@@ -255,13 +255,13 @@
         </w:tc>
         <w:tc>
           <w:tcPr>
-            <w:tcW w:type="dxa" w:w="2016"/>
+            <w:tcW w:w="2016" w:type="dxa"/>
             <w:shd w:fill="16324F"/>
             <w:tcBorders>
-              <w:top w:val="single" w:sz="6" w:space="0" w:color="CBD5E0"/>
-              <w:left w:val="single" w:sz="6" w:space="0" w:color="CBD5E0"/>
-              <w:bottom w:val="single" w:sz="6" w:space="0" w:color="CBD5E0"/>
-              <w:right w:val="single" w:sz="6" w:space="0" w:color="CBD5E0"/>
+              <w:top w:val="single" w:color="CBD5E0" w:sz="6" w:space="0"/>
+              <w:left w:val="single" w:color="CBD5E0" w:sz="6" w:space="0"/>
+              <w:bottom w:val="single" w:color="CBD5E0" w:sz="6" w:space="0"/>
+              <w:right w:val="single" w:color="CBD5E0" w:sz="6" w:space="0"/>
             </w:tcBorders>
           </w:tcPr>
           <w:p>
@@ -279,12 +279,12 @@
       <w:tr>
         <w:tc>
           <w:tcPr>
-            <w:tcW w:type="dxa" w:w="1800"/>
+            <w:tcW w:w="1800" w:type="dxa"/>
             <w:tcBorders>
-              <w:top w:val="single" w:sz="6" w:space="0" w:color="CBD5E0"/>
-              <w:left w:val="single" w:sz="6" w:space="0" w:color="CBD5E0"/>
-              <w:bottom w:val="single" w:sz="6" w:space="0" w:color="CBD5E0"/>
-              <w:right w:val="single" w:sz="6" w:space="0" w:color="CBD5E0"/>
+              <w:top w:val="single" w:color="CBD5E0" w:sz="6" w:space="0"/>
+              <w:left w:val="single" w:color="CBD5E0" w:sz="6" w:space="0"/>
+              <w:bottom w:val="single" w:color="CBD5E0" w:sz="6" w:space="0"/>
+              <w:right w:val="single" w:color="CBD5E0" w:sz="6" w:space="0"/>
             </w:tcBorders>
             <w:vAlign w:val="top"/>
           </w:tcPr>
@@ -299,12 +299,12 @@
         </w:tc>
         <w:tc>
           <w:tcPr>
-            <w:tcW w:type="dxa" w:w="1728"/>
+            <w:tcW w:w="1728" w:type="dxa"/>
             <w:tcBorders>
-              <w:top w:val="single" w:sz="6" w:space="0" w:color="CBD5E0"/>
-              <w:left w:val="single" w:sz="6" w:space="0" w:color="CBD5E0"/>
-              <w:bottom w:val="single" w:sz="6" w:space="0" w:color="CBD5E0"/>
-              <w:right w:val="single" w:sz="6" w:space="0" w:color="CBD5E0"/>
+              <w:top w:val="single" w:color="CBD5E0" w:sz="6" w:space="0"/>
+              <w:left w:val="single" w:color="CBD5E0" w:sz="6" w:space="0"/>
+              <w:bottom w:val="single" w:color="CBD5E0" w:sz="6" w:space="0"/>
+              <w:right w:val="single" w:color="CBD5E0" w:sz="6" w:space="0"/>
             </w:tcBorders>
             <w:vAlign w:val="top"/>
           </w:tcPr>
@@ -319,12 +319,12 @@
         </w:tc>
         <w:tc>
           <w:tcPr>
-            <w:tcW w:type="dxa" w:w="2880"/>
+            <w:tcW w:w="2880" w:type="dxa"/>
             <w:tcBorders>
-              <w:top w:val="single" w:sz="6" w:space="0" w:color="CBD5E0"/>
-              <w:left w:val="single" w:sz="6" w:space="0" w:color="CBD5E0"/>
-              <w:bottom w:val="single" w:sz="6" w:space="0" w:color="CBD5E0"/>
-              <w:right w:val="single" w:sz="6" w:space="0" w:color="CBD5E0"/>
+              <w:top w:val="single" w:color="CBD5E0" w:sz="6" w:space="0"/>
+              <w:left w:val="single" w:color="CBD5E0" w:sz="6" w:space="0"/>
+              <w:bottom w:val="single" w:color="CBD5E0" w:sz="6" w:space="0"/>
+              <w:right w:val="single" w:color="CBD5E0" w:sz="6" w:space="0"/>
             </w:tcBorders>
             <w:vAlign w:val="top"/>
           </w:tcPr>
@@ -339,12 +339,12 @@
         </w:tc>
         <w:tc>
           <w:tcPr>
-            <w:tcW w:type="dxa" w:w="2520"/>
+            <w:tcW w:w="2520" w:type="dxa"/>
             <w:tcBorders>
-              <w:top w:val="single" w:sz="6" w:space="0" w:color="CBD5E0"/>
-              <w:left w:val="single" w:sz="6" w:space="0" w:color="CBD5E0"/>
-              <w:bottom w:val="single" w:sz="6" w:space="0" w:color="CBD5E0"/>
-              <w:right w:val="single" w:sz="6" w:space="0" w:color="CBD5E0"/>
+              <w:top w:val="single" w:color="CBD5E0" w:sz="6" w:space="0"/>
+              <w:left w:val="single" w:color="CBD5E0" w:sz="6" w:space="0"/>
+              <w:bottom w:val="single" w:color="CBD5E0" w:sz="6" w:space="0"/>
+              <w:right w:val="single" w:color="CBD5E0" w:sz="6" w:space="0"/>
             </w:tcBorders>
             <w:vAlign w:val="top"/>
           </w:tcPr>
@@ -359,12 +359,12 @@
         </w:tc>
         <w:tc>
           <w:tcPr>
-            <w:tcW w:type="dxa" w:w="2016"/>
+            <w:tcW w:w="2016" w:type="dxa"/>
             <w:tcBorders>
-              <w:top w:val="single" w:sz="6" w:space="0" w:color="CBD5E0"/>
-              <w:left w:val="single" w:sz="6" w:space="0" w:color="CBD5E0"/>
-              <w:bottom w:val="single" w:sz="6" w:space="0" w:color="CBD5E0"/>
-              <w:right w:val="single" w:sz="6" w:space="0" w:color="CBD5E0"/>
+              <w:top w:val="single" w:color="CBD5E0" w:sz="6" w:space="0"/>
+              <w:left w:val="single" w:color="CBD5E0" w:sz="6" w:space="0"/>
+              <w:bottom w:val="single" w:color="CBD5E0" w:sz="6" w:space="0"/>
+              <w:right w:val="single" w:color="CBD5E0" w:sz="6" w:space="0"/>
             </w:tcBorders>
             <w:vAlign w:val="top"/>
           </w:tcPr>
@@ -381,12 +381,12 @@
       <w:tr>
         <w:tc>
           <w:tcPr>
-            <w:tcW w:type="dxa" w:w="1800"/>
+            <w:tcW w:w="1800" w:type="dxa"/>
             <w:tcBorders>
-              <w:top w:val="single" w:sz="6" w:space="0" w:color="CBD5E0"/>
-              <w:left w:val="single" w:sz="6" w:space="0" w:color="CBD5E0"/>
-              <w:bottom w:val="single" w:sz="6" w:space="0" w:color="CBD5E0"/>
-              <w:right w:val="single" w:sz="6" w:space="0" w:color="CBD5E0"/>
+              <w:top w:val="single" w:color="CBD5E0" w:sz="6" w:space="0"/>
+              <w:left w:val="single" w:color="CBD5E0" w:sz="6" w:space="0"/>
+              <w:bottom w:val="single" w:color="CBD5E0" w:sz="6" w:space="0"/>
+              <w:right w:val="single" w:color="CBD5E0" w:sz="6" w:space="0"/>
             </w:tcBorders>
             <w:vAlign w:val="top"/>
           </w:tcPr>
@@ -401,12 +401,12 @@
         </w:tc>
         <w:tc>
           <w:tcPr>
-            <w:tcW w:type="dxa" w:w="1728"/>
+            <w:tcW w:w="1728" w:type="dxa"/>
             <w:tcBorders>
-              <w:top w:val="single" w:sz="6" w:space="0" w:color="CBD5E0"/>
-              <w:left w:val="single" w:sz="6" w:space="0" w:color="CBD5E0"/>
-              <w:bottom w:val="single" w:sz="6" w:space="0" w:color="CBD5E0"/>
-              <w:right w:val="single" w:sz="6" w:space="0" w:color="CBD5E0"/>
+              <w:top w:val="single" w:color="CBD5E0" w:sz="6" w:space="0"/>
+              <w:left w:val="single" w:color="CBD5E0" w:sz="6" w:space="0"/>
+              <w:bottom w:val="single" w:color="CBD5E0" w:sz="6" w:space="0"/>
+              <w:right w:val="single" w:color="CBD5E0" w:sz="6" w:space="0"/>
             </w:tcBorders>
             <w:vAlign w:val="top"/>
           </w:tcPr>
@@ -421,12 +421,12 @@
         </w:tc>
         <w:tc>
           <w:tcPr>
-            <w:tcW w:type="dxa" w:w="2880"/>
+            <w:tcW w:w="2880" w:type="dxa"/>
             <w:tcBorders>
-              <w:top w:val="single" w:sz="6" w:space="0" w:color="CBD5E0"/>
-              <w:left w:val="single" w:sz="6" w:space="0" w:color="CBD5E0"/>
-              <w:bottom w:val="single" w:sz="6" w:space="0" w:color="CBD5E0"/>
-              <w:right w:val="single" w:sz="6" w:space="0" w:color="CBD5E0"/>
+              <w:top w:val="single" w:color="CBD5E0" w:sz="6" w:space="0"/>
+              <w:left w:val="single" w:color="CBD5E0" w:sz="6" w:space="0"/>
+              <w:bottom w:val="single" w:color="CBD5E0" w:sz="6" w:space="0"/>
+              <w:right w:val="single" w:color="CBD5E0" w:sz="6" w:space="0"/>
             </w:tcBorders>
             <w:vAlign w:val="top"/>
           </w:tcPr>
@@ -441,12 +441,12 @@
         </w:tc>
         <w:tc>
           <w:tcPr>
-            <w:tcW w:type="dxa" w:w="2520"/>
+            <w:tcW w:w="2520" w:type="dxa"/>
             <w:tcBorders>
-              <w:top w:val="single" w:sz="6" w:space="0" w:color="CBD5E0"/>
-              <w:left w:val="single" w:sz="6" w:space="0" w:color="CBD5E0"/>
-              <w:bottom w:val="single" w:sz="6" w:space="0" w:color="CBD5E0"/>
-              <w:right w:val="single" w:sz="6" w:space="0" w:color="CBD5E0"/>
+              <w:top w:val="single" w:color="CBD5E0" w:sz="6" w:space="0"/>
+              <w:left w:val="single" w:color="CBD5E0" w:sz="6" w:space="0"/>
+              <w:bottom w:val="single" w:color="CBD5E0" w:sz="6" w:space="0"/>
+              <w:right w:val="single" w:color="CBD5E0" w:sz="6" w:space="0"/>
             </w:tcBorders>
             <w:vAlign w:val="top"/>
           </w:tcPr>
@@ -461,12 +461,12 @@
         </w:tc>
         <w:tc>
           <w:tcPr>
-            <w:tcW w:type="dxa" w:w="2016"/>
+            <w:tcW w:w="2016" w:type="dxa"/>
             <w:tcBorders>
-              <w:top w:val="single" w:sz="6" w:space="0" w:color="CBD5E0"/>
-              <w:left w:val="single" w:sz="6" w:space="0" w:color="CBD5E0"/>
-              <w:bottom w:val="single" w:sz="6" w:space="0" w:color="CBD5E0"/>
-              <w:right w:val="single" w:sz="6" w:space="0" w:color="CBD5E0"/>
+              <w:top w:val="single" w:color="CBD5E0" w:sz="6" w:space="0"/>
+              <w:left w:val="single" w:color="CBD5E0" w:sz="6" w:space="0"/>
+              <w:bottom w:val="single" w:color="CBD5E0" w:sz="6" w:space="0"/>
+              <w:right w:val="single" w:color="CBD5E0" w:sz="6" w:space="0"/>
             </w:tcBorders>
             <w:vAlign w:val="top"/>
           </w:tcPr>
@@ -483,12 +483,12 @@
       <w:tr>
         <w:tc>
           <w:tcPr>
-            <w:tcW w:type="dxa" w:w="1800"/>
+            <w:tcW w:w="1800" w:type="dxa"/>
             <w:tcBorders>
-              <w:top w:val="single" w:sz="6" w:space="0" w:color="CBD5E0"/>
-              <w:left w:val="single" w:sz="6" w:space="0" w:color="CBD5E0"/>
-              <w:bottom w:val="single" w:sz="6" w:space="0" w:color="CBD5E0"/>
-              <w:right w:val="single" w:sz="6" w:space="0" w:color="CBD5E0"/>
+              <w:top w:val="single" w:color="CBD5E0" w:sz="6" w:space="0"/>
+              <w:left w:val="single" w:color="CBD5E0" w:sz="6" w:space="0"/>
+              <w:bottom w:val="single" w:color="CBD5E0" w:sz="6" w:space="0"/>
+              <w:right w:val="single" w:color="CBD5E0" w:sz="6" w:space="0"/>
             </w:tcBorders>
             <w:vAlign w:val="top"/>
           </w:tcPr>
@@ -503,12 +503,12 @@
         </w:tc>
         <w:tc>
           <w:tcPr>
-            <w:tcW w:type="dxa" w:w="1728"/>
+            <w:tcW w:w="1728" w:type="dxa"/>
             <w:tcBorders>
-              <w:top w:val="single" w:sz="6" w:space="0" w:color="CBD5E0"/>
-              <w:left w:val="single" w:sz="6" w:space="0" w:color="CBD5E0"/>
-              <w:bottom w:val="single" w:sz="6" w:space="0" w:color="CBD5E0"/>
-              <w:right w:val="single" w:sz="6" w:space="0" w:color="CBD5E0"/>
+              <w:top w:val="single" w:color="CBD5E0" w:sz="6" w:space="0"/>
+              <w:left w:val="single" w:color="CBD5E0" w:sz="6" w:space="0"/>
+              <w:bottom w:val="single" w:color="CBD5E0" w:sz="6" w:space="0"/>
+              <w:right w:val="single" w:color="CBD5E0" w:sz="6" w:space="0"/>
             </w:tcBorders>
             <w:vAlign w:val="top"/>
           </w:tcPr>
@@ -523,12 +523,12 @@
         </w:tc>
         <w:tc>
           <w:tcPr>
-            <w:tcW w:type="dxa" w:w="2880"/>
+            <w:tcW w:w="2880" w:type="dxa"/>
             <w:tcBorders>
-              <w:top w:val="single" w:sz="6" w:space="0" w:color="CBD5E0"/>
-              <w:left w:val="single" w:sz="6" w:space="0" w:color="CBD5E0"/>
-              <w:bottom w:val="single" w:sz="6" w:space="0" w:color="CBD5E0"/>
-              <w:right w:val="single" w:sz="6" w:space="0" w:color="CBD5E0"/>
+              <w:top w:val="single" w:color="CBD5E0" w:sz="6" w:space="0"/>
+              <w:left w:val="single" w:color="CBD5E0" w:sz="6" w:space="0"/>
+              <w:bottom w:val="single" w:color="CBD5E0" w:sz="6" w:space="0"/>
+              <w:right w:val="single" w:color="CBD5E0" w:sz="6" w:space="0"/>
             </w:tcBorders>
             <w:vAlign w:val="top"/>
           </w:tcPr>
@@ -543,12 +543,12 @@
         </w:tc>
         <w:tc>
           <w:tcPr>
-            <w:tcW w:type="dxa" w:w="2520"/>
+            <w:tcW w:w="2520" w:type="dxa"/>
             <w:tcBorders>
-              <w:top w:val="single" w:sz="6" w:space="0" w:color="CBD5E0"/>
-              <w:left w:val="single" w:sz="6" w:space="0" w:color="CBD5E0"/>
-              <w:bottom w:val="single" w:sz="6" w:space="0" w:color="CBD5E0"/>
-              <w:right w:val="single" w:sz="6" w:space="0" w:color="CBD5E0"/>
+              <w:top w:val="single" w:color="CBD5E0" w:sz="6" w:space="0"/>
+              <w:left w:val="single" w:color="CBD5E0" w:sz="6" w:space="0"/>
+              <w:bottom w:val="single" w:color="CBD5E0" w:sz="6" w:space="0"/>
+              <w:right w:val="single" w:color="CBD5E0" w:sz="6" w:space="0"/>
             </w:tcBorders>
             <w:vAlign w:val="top"/>
           </w:tcPr>
@@ -563,12 +563,12 @@
         </w:tc>
         <w:tc>
           <w:tcPr>
-            <w:tcW w:type="dxa" w:w="2016"/>
+            <w:tcW w:w="2016" w:type="dxa"/>
             <w:tcBorders>
-              <w:top w:val="single" w:sz="6" w:space="0" w:color="CBD5E0"/>
-              <w:left w:val="single" w:sz="6" w:space="0" w:color="CBD5E0"/>
-              <w:bottom w:val="single" w:sz="6" w:space="0" w:color="CBD5E0"/>
-              <w:right w:val="single" w:sz="6" w:space="0" w:color="CBD5E0"/>
+              <w:top w:val="single" w:color="CBD5E0" w:sz="6" w:space="0"/>
+              <w:left w:val="single" w:color="CBD5E0" w:sz="6" w:space="0"/>
+              <w:bottom w:val="single" w:color="CBD5E0" w:sz="6" w:space="0"/>
+              <w:right w:val="single" w:color="CBD5E0" w:sz="6" w:space="0"/>
             </w:tcBorders>
             <w:vAlign w:val="top"/>
           </w:tcPr>
@@ -585,12 +585,12 @@
       <w:tr>
         <w:tc>
           <w:tcPr>
-            <w:tcW w:type="dxa" w:w="1800"/>
+            <w:tcW w:w="1800" w:type="dxa"/>
             <w:tcBorders>
-              <w:top w:val="single" w:sz="6" w:space="0" w:color="CBD5E0"/>
-              <w:left w:val="single" w:sz="6" w:space="0" w:color="CBD5E0"/>
-              <w:bottom w:val="single" w:sz="6" w:space="0" w:color="CBD5E0"/>
-              <w:right w:val="single" w:sz="6" w:space="0" w:color="CBD5E0"/>
+              <w:top w:val="single" w:color="CBD5E0" w:sz="6" w:space="0"/>
+              <w:left w:val="single" w:color="CBD5E0" w:sz="6" w:space="0"/>
+              <w:bottom w:val="single" w:color="CBD5E0" w:sz="6" w:space="0"/>
+              <w:right w:val="single" w:color="CBD5E0" w:sz="6" w:space="0"/>
             </w:tcBorders>
             <w:vAlign w:val="top"/>
           </w:tcPr>
@@ -605,12 +605,12 @@
         </w:tc>
         <w:tc>
           <w:tcPr>
-            <w:tcW w:type="dxa" w:w="1728"/>
+            <w:tcW w:w="1728" w:type="dxa"/>
             <w:tcBorders>
-              <w:top w:val="single" w:sz="6" w:space="0" w:color="CBD5E0"/>
-              <w:left w:val="single" w:sz="6" w:space="0" w:color="CBD5E0"/>
-              <w:bottom w:val="single" w:sz="6" w:space="0" w:color="CBD5E0"/>
-              <w:right w:val="single" w:sz="6" w:space="0" w:color="CBD5E0"/>
+              <w:top w:val="single" w:color="CBD5E0" w:sz="6" w:space="0"/>
+              <w:left w:val="single" w:color="CBD5E0" w:sz="6" w:space="0"/>
+              <w:bottom w:val="single" w:color="CBD5E0" w:sz="6" w:space="0"/>
+              <w:right w:val="single" w:color="CBD5E0" w:sz="6" w:space="0"/>
             </w:tcBorders>
             <w:vAlign w:val="top"/>
           </w:tcPr>
@@ -625,12 +625,12 @@
         </w:tc>
         <w:tc>
           <w:tcPr>
-            <w:tcW w:type="dxa" w:w="2880"/>
+            <w:tcW w:w="2880" w:type="dxa"/>
             <w:tcBorders>
-              <w:top w:val="single" w:sz="6" w:space="0" w:color="CBD5E0"/>
-              <w:left w:val="single" w:sz="6" w:space="0" w:color="CBD5E0"/>
-              <w:bottom w:val="single" w:sz="6" w:space="0" w:color="CBD5E0"/>
-              <w:right w:val="single" w:sz="6" w:space="0" w:color="CBD5E0"/>
+              <w:top w:val="single" w:color="CBD5E0" w:sz="6" w:space="0"/>
+              <w:left w:val="single" w:color="CBD5E0" w:sz="6" w:space="0"/>
+              <w:bottom w:val="single" w:color="CBD5E0" w:sz="6" w:space="0"/>
+              <w:right w:val="single" w:color="CBD5E0" w:sz="6" w:space="0"/>
             </w:tcBorders>
             <w:vAlign w:val="top"/>
           </w:tcPr>
@@ -645,12 +645,12 @@
         </w:tc>
         <w:tc>
           <w:tcPr>
-            <w:tcW w:type="dxa" w:w="2520"/>
+            <w:tcW w:w="2520" w:type="dxa"/>
             <w:tcBorders>
-              <w:top w:val="single" w:sz="6" w:space="0" w:color="CBD5E0"/>
-              <w:left w:val="single" w:sz="6" w:space="0" w:color="CBD5E0"/>
-              <w:bottom w:val="single" w:sz="6" w:space="0" w:color="CBD5E0"/>
-              <w:right w:val="single" w:sz="6" w:space="0" w:color="CBD5E0"/>
+              <w:top w:val="single" w:color="CBD5E0" w:sz="6" w:space="0"/>
+              <w:left w:val="single" w:color="CBD5E0" w:sz="6" w:space="0"/>
+              <w:bottom w:val="single" w:color="CBD5E0" w:sz="6" w:space="0"/>
+              <w:right w:val="single" w:color="CBD5E0" w:sz="6" w:space="0"/>
             </w:tcBorders>
             <w:vAlign w:val="top"/>
           </w:tcPr>
@@ -665,12 +665,12 @@
         </w:tc>
         <w:tc>
           <w:tcPr>
-            <w:tcW w:type="dxa" w:w="2016"/>
+            <w:tcW w:w="2016" w:type="dxa"/>
             <w:tcBorders>
-              <w:top w:val="single" w:sz="6" w:space="0" w:color="CBD5E0"/>
-              <w:left w:val="single" w:sz="6" w:space="0" w:color="CBD5E0"/>
-              <w:bottom w:val="single" w:sz="6" w:space="0" w:color="CBD5E0"/>
-              <w:right w:val="single" w:sz="6" w:space="0" w:color="CBD5E0"/>
+              <w:top w:val="single" w:color="CBD5E0" w:sz="6" w:space="0"/>
+              <w:left w:val="single" w:color="CBD5E0" w:sz="6" w:space="0"/>
+              <w:bottom w:val="single" w:color="CBD5E0" w:sz="6" w:space="0"/>
+              <w:right w:val="single" w:color="CBD5E0" w:sz="6" w:space="0"/>
             </w:tcBorders>
             <w:vAlign w:val="top"/>
           </w:tcPr>
@@ -745,9 +745,9 @@
     <w:tbl>
       <w:tblPr>
         <w:tblStyle w:val="TableGrid"/>
-        <w:tblW w:type="auto" w:w="0"/>
+        <w:tblW w:w="0" w:type="auto"/>
         <w:jc w:val="center"/>
-        <w:tblLook w:firstColumn="1" w:firstRow="1" w:lastColumn="0" w:lastRow="0" w:noHBand="0" w:noVBand="1" w:val="04A0"/>
+        <w:tblLook w:val="04A0" w:firstRow="1" w:lastRow="0" w:firstColumn="1" w:lastColumn="0" w:noHBand="0" w:noVBand="1"/>
       </w:tblPr>
       <w:tblGrid>
         <w:gridCol w:w="2592"/>
@@ -758,13 +758,13 @@
       <w:tr>
         <w:tc>
           <w:tcPr>
-            <w:tcW w:type="dxa" w:w="2016"/>
+            <w:tcW w:w="2016" w:type="dxa"/>
             <w:shd w:fill="16324F"/>
             <w:tcBorders>
-              <w:top w:val="single" w:sz="6" w:space="0" w:color="CBD5E0"/>
-              <w:left w:val="single" w:sz="6" w:space="0" w:color="CBD5E0"/>
-              <w:bottom w:val="single" w:sz="6" w:space="0" w:color="CBD5E0"/>
-              <w:right w:val="single" w:sz="6" w:space="0" w:color="CBD5E0"/>
+              <w:top w:val="single" w:color="CBD5E0" w:sz="6" w:space="0"/>
+              <w:left w:val="single" w:color="CBD5E0" w:sz="6" w:space="0"/>
+              <w:bottom w:val="single" w:color="CBD5E0" w:sz="6" w:space="0"/>
+              <w:right w:val="single" w:color="CBD5E0" w:sz="6" w:space="0"/>
             </w:tcBorders>
           </w:tcPr>
           <w:p>
@@ -780,13 +780,13 @@
         </w:tc>
         <w:tc>
           <w:tcPr>
-            <w:tcW w:type="dxa" w:w="3168"/>
+            <w:tcW w:w="3168" w:type="dxa"/>
             <w:shd w:fill="16324F"/>
             <w:tcBorders>
-              <w:top w:val="single" w:sz="6" w:space="0" w:color="CBD5E0"/>
-              <w:left w:val="single" w:sz="6" w:space="0" w:color="CBD5E0"/>
-              <w:bottom w:val="single" w:sz="6" w:space="0" w:color="CBD5E0"/>
-              <w:right w:val="single" w:sz="6" w:space="0" w:color="CBD5E0"/>
+              <w:top w:val="single" w:color="CBD5E0" w:sz="6" w:space="0"/>
+              <w:left w:val="single" w:color="CBD5E0" w:sz="6" w:space="0"/>
+              <w:bottom w:val="single" w:color="CBD5E0" w:sz="6" w:space="0"/>
+              <w:right w:val="single" w:color="CBD5E0" w:sz="6" w:space="0"/>
             </w:tcBorders>
           </w:tcPr>
           <w:p>
@@ -802,13 +802,13 @@
         </w:tc>
         <w:tc>
           <w:tcPr>
-            <w:tcW w:type="dxa" w:w="2592"/>
+            <w:tcW w:w="2592" w:type="dxa"/>
             <w:shd w:fill="16324F"/>
             <w:tcBorders>
-              <w:top w:val="single" w:sz="6" w:space="0" w:color="CBD5E0"/>
-              <w:left w:val="single" w:sz="6" w:space="0" w:color="CBD5E0"/>
-              <w:bottom w:val="single" w:sz="6" w:space="0" w:color="CBD5E0"/>
-              <w:right w:val="single" w:sz="6" w:space="0" w:color="CBD5E0"/>
+              <w:top w:val="single" w:color="CBD5E0" w:sz="6" w:space="0"/>
+              <w:left w:val="single" w:color="CBD5E0" w:sz="6" w:space="0"/>
+              <w:bottom w:val="single" w:color="CBD5E0" w:sz="6" w:space="0"/>
+              <w:right w:val="single" w:color="CBD5E0" w:sz="6" w:space="0"/>
             </w:tcBorders>
           </w:tcPr>
           <w:p>
@@ -824,13 +824,13 @@
         </w:tc>
         <w:tc>
           <w:tcPr>
-            <w:tcW w:type="dxa" w:w="2592"/>
+            <w:tcW w:w="2592" w:type="dxa"/>
             <w:shd w:fill="16324F"/>
             <w:tcBorders>
-              <w:top w:val="single" w:sz="6" w:space="0" w:color="CBD5E0"/>
-              <w:left w:val="single" w:sz="6" w:space="0" w:color="CBD5E0"/>
-              <w:bottom w:val="single" w:sz="6" w:space="0" w:color="CBD5E0"/>
-              <w:right w:val="single" w:sz="6" w:space="0" w:color="CBD5E0"/>
+              <w:top w:val="single" w:color="CBD5E0" w:sz="6" w:space="0"/>
+              <w:left w:val="single" w:color="CBD5E0" w:sz="6" w:space="0"/>
+              <w:bottom w:val="single" w:color="CBD5E0" w:sz="6" w:space="0"/>
+              <w:right w:val="single" w:color="CBD5E0" w:sz="6" w:space="0"/>
             </w:tcBorders>
           </w:tcPr>
           <w:p>
@@ -848,12 +848,12 @@
       <w:tr>
         <w:tc>
           <w:tcPr>
-            <w:tcW w:type="dxa" w:w="2016"/>
+            <w:tcW w:w="2016" w:type="dxa"/>
             <w:tcBorders>
-              <w:top w:val="single" w:sz="6" w:space="0" w:color="CBD5E0"/>
-              <w:left w:val="single" w:sz="6" w:space="0" w:color="CBD5E0"/>
-              <w:bottom w:val="single" w:sz="6" w:space="0" w:color="CBD5E0"/>
-              <w:right w:val="single" w:sz="6" w:space="0" w:color="CBD5E0"/>
+              <w:top w:val="single" w:color="CBD5E0" w:sz="6" w:space="0"/>
+              <w:left w:val="single" w:color="CBD5E0" w:sz="6" w:space="0"/>
+              <w:bottom w:val="single" w:color="CBD5E0" w:sz="6" w:space="0"/>
+              <w:right w:val="single" w:color="CBD5E0" w:sz="6" w:space="0"/>
             </w:tcBorders>
             <w:vAlign w:val="top"/>
           </w:tcPr>
@@ -868,12 +868,12 @@
         </w:tc>
         <w:tc>
           <w:tcPr>
-            <w:tcW w:type="dxa" w:w="3168"/>
+            <w:tcW w:w="3168" w:type="dxa"/>
             <w:tcBorders>
-              <w:top w:val="single" w:sz="6" w:space="0" w:color="CBD5E0"/>
-              <w:left w:val="single" w:sz="6" w:space="0" w:color="CBD5E0"/>
-              <w:bottom w:val="single" w:sz="6" w:space="0" w:color="CBD5E0"/>
-              <w:right w:val="single" w:sz="6" w:space="0" w:color="CBD5E0"/>
+              <w:top w:val="single" w:color="CBD5E0" w:sz="6" w:space="0"/>
+              <w:left w:val="single" w:color="CBD5E0" w:sz="6" w:space="0"/>
+              <w:bottom w:val="single" w:color="CBD5E0" w:sz="6" w:space="0"/>
+              <w:right w:val="single" w:color="CBD5E0" w:sz="6" w:space="0"/>
             </w:tcBorders>
             <w:vAlign w:val="top"/>
           </w:tcPr>
@@ -888,12 +888,12 @@
         </w:tc>
         <w:tc>
           <w:tcPr>
-            <w:tcW w:type="dxa" w:w="2592"/>
+            <w:tcW w:w="2592" w:type="dxa"/>
             <w:tcBorders>
-              <w:top w:val="single" w:sz="6" w:space="0" w:color="CBD5E0"/>
-              <w:left w:val="single" w:sz="6" w:space="0" w:color="CBD5E0"/>
-              <w:bottom w:val="single" w:sz="6" w:space="0" w:color="CBD5E0"/>
-              <w:right w:val="single" w:sz="6" w:space="0" w:color="CBD5E0"/>
+              <w:top w:val="single" w:color="CBD5E0" w:sz="6" w:space="0"/>
+              <w:left w:val="single" w:color="CBD5E0" w:sz="6" w:space="0"/>
+              <w:bottom w:val="single" w:color="CBD5E0" w:sz="6" w:space="0"/>
+              <w:right w:val="single" w:color="CBD5E0" w:sz="6" w:space="0"/>
             </w:tcBorders>
             <w:vAlign w:val="top"/>
           </w:tcPr>
@@ -908,12 +908,12 @@
         </w:tc>
         <w:tc>
           <w:tcPr>
-            <w:tcW w:type="dxa" w:w="2592"/>
+            <w:tcW w:w="2592" w:type="dxa"/>
             <w:tcBorders>
-              <w:top w:val="single" w:sz="6" w:space="0" w:color="CBD5E0"/>
-              <w:left w:val="single" w:sz="6" w:space="0" w:color="CBD5E0"/>
-              <w:bottom w:val="single" w:sz="6" w:space="0" w:color="CBD5E0"/>
-              <w:right w:val="single" w:sz="6" w:space="0" w:color="CBD5E0"/>
+              <w:top w:val="single" w:color="CBD5E0" w:sz="6" w:space="0"/>
+              <w:left w:val="single" w:color="CBD5E0" w:sz="6" w:space="0"/>
+              <w:bottom w:val="single" w:color="CBD5E0" w:sz="6" w:space="0"/>
+              <w:right w:val="single" w:color="CBD5E0" w:sz="6" w:space="0"/>
             </w:tcBorders>
             <w:vAlign w:val="top"/>
           </w:tcPr>
@@ -930,12 +930,12 @@
       <w:tr>
         <w:tc>
           <w:tcPr>
-            <w:tcW w:type="dxa" w:w="2016"/>
+            <w:tcW w:w="2016" w:type="dxa"/>
             <w:tcBorders>
-              <w:top w:val="single" w:sz="6" w:space="0" w:color="CBD5E0"/>
-              <w:left w:val="single" w:sz="6" w:space="0" w:color="CBD5E0"/>
-              <w:bottom w:val="single" w:sz="6" w:space="0" w:color="CBD5E0"/>
-              <w:right w:val="single" w:sz="6" w:space="0" w:color="CBD5E0"/>
+              <w:top w:val="single" w:color="CBD5E0" w:sz="6" w:space="0"/>
+              <w:left w:val="single" w:color="CBD5E0" w:sz="6" w:space="0"/>
+              <w:bottom w:val="single" w:color="CBD5E0" w:sz="6" w:space="0"/>
+              <w:right w:val="single" w:color="CBD5E0" w:sz="6" w:space="0"/>
             </w:tcBorders>
             <w:vAlign w:val="top"/>
           </w:tcPr>
@@ -950,12 +950,12 @@
         </w:tc>
         <w:tc>
           <w:tcPr>
-            <w:tcW w:type="dxa" w:w="3168"/>
+            <w:tcW w:w="3168" w:type="dxa"/>
             <w:tcBorders>
-              <w:top w:val="single" w:sz="6" w:space="0" w:color="CBD5E0"/>
-              <w:left w:val="single" w:sz="6" w:space="0" w:color="CBD5E0"/>
-              <w:bottom w:val="single" w:sz="6" w:space="0" w:color="CBD5E0"/>
-              <w:right w:val="single" w:sz="6" w:space="0" w:color="CBD5E0"/>
+              <w:top w:val="single" w:color="CBD5E0" w:sz="6" w:space="0"/>
+              <w:left w:val="single" w:color="CBD5E0" w:sz="6" w:space="0"/>
+              <w:bottom w:val="single" w:color="CBD5E0" w:sz="6" w:space="0"/>
+              <w:right w:val="single" w:color="CBD5E0" w:sz="6" w:space="0"/>
             </w:tcBorders>
             <w:vAlign w:val="top"/>
           </w:tcPr>
@@ -970,32 +970,33 @@
         </w:tc>
         <w:tc>
           <w:tcPr>
-            <w:tcW w:type="dxa" w:w="2592"/>
+            <w:tcW w:w="2592" w:type="dxa"/>
             <w:tcBorders>
-              <w:top w:val="single" w:sz="6" w:space="0" w:color="CBD5E0"/>
-              <w:left w:val="single" w:sz="6" w:space="0" w:color="CBD5E0"/>
-              <w:bottom w:val="single" w:sz="6" w:space="0" w:color="CBD5E0"/>
-              <w:right w:val="single" w:sz="6" w:space="0" w:color="CBD5E0"/>
+              <w:top w:val="single" w:color="CBD5E0" w:sz="6" w:space="0"/>
+              <w:left w:val="single" w:color="CBD5E0" w:sz="6" w:space="0"/>
+              <w:bottom w:val="single" w:color="CBD5E0" w:sz="6" w:space="0"/>
+              <w:right w:val="single" w:color="CBD5E0" w:sz="6" w:space="0"/>
             </w:tcBorders>
             <w:vAlign w:val="top"/>
           </w:tcPr>
           <w:p>
+            <w:pPr/>
             <w:r>
               <w:rPr>
                 <w:sz w:val="18"/>
               </w:rPr>
-              <w:t>Вердикт диагностики GO / запускать или GO при условиях, подтвержденный владельцем запроса.</w:t>
+              <w:t xml:space="preserve">Вердикт Диагностики GO либо GO при условиях после документального закрытия всех условий перехода.</w:t>
             </w:r>
           </w:p>
         </w:tc>
         <w:tc>
           <w:tcPr>
-            <w:tcW w:type="dxa" w:w="2592"/>
+            <w:tcW w:w="2592" w:type="dxa"/>
             <w:tcBorders>
-              <w:top w:val="single" w:sz="6" w:space="0" w:color="CBD5E0"/>
-              <w:left w:val="single" w:sz="6" w:space="0" w:color="CBD5E0"/>
-              <w:bottom w:val="single" w:sz="6" w:space="0" w:color="CBD5E0"/>
-              <w:right w:val="single" w:sz="6" w:space="0" w:color="CBD5E0"/>
+              <w:top w:val="single" w:color="CBD5E0" w:sz="6" w:space="0"/>
+              <w:left w:val="single" w:color="CBD5E0" w:sz="6" w:space="0"/>
+              <w:bottom w:val="single" w:color="CBD5E0" w:sz="6" w:space="0"/>
+              <w:right w:val="single" w:color="CBD5E0" w:sz="6" w:space="0"/>
             </w:tcBorders>
             <w:vAlign w:val="top"/>
           </w:tcPr>
@@ -1012,12 +1013,12 @@
       <w:tr>
         <w:tc>
           <w:tcPr>
-            <w:tcW w:type="dxa" w:w="2016"/>
+            <w:tcW w:w="2016" w:type="dxa"/>
             <w:tcBorders>
-              <w:top w:val="single" w:sz="6" w:space="0" w:color="CBD5E0"/>
-              <w:left w:val="single" w:sz="6" w:space="0" w:color="CBD5E0"/>
-              <w:bottom w:val="single" w:sz="6" w:space="0" w:color="CBD5E0"/>
-              <w:right w:val="single" w:sz="6" w:space="0" w:color="CBD5E0"/>
+              <w:top w:val="single" w:color="CBD5E0" w:sz="6" w:space="0"/>
+              <w:left w:val="single" w:color="CBD5E0" w:sz="6" w:space="0"/>
+              <w:bottom w:val="single" w:color="CBD5E0" w:sz="6" w:space="0"/>
+              <w:right w:val="single" w:color="CBD5E0" w:sz="6" w:space="0"/>
             </w:tcBorders>
             <w:vAlign w:val="top"/>
           </w:tcPr>
@@ -1032,12 +1033,12 @@
         </w:tc>
         <w:tc>
           <w:tcPr>
-            <w:tcW w:type="dxa" w:w="3168"/>
+            <w:tcW w:w="3168" w:type="dxa"/>
             <w:tcBorders>
-              <w:top w:val="single" w:sz="6" w:space="0" w:color="CBD5E0"/>
-              <w:left w:val="single" w:sz="6" w:space="0" w:color="CBD5E0"/>
-              <w:bottom w:val="single" w:sz="6" w:space="0" w:color="CBD5E0"/>
-              <w:right w:val="single" w:sz="6" w:space="0" w:color="CBD5E0"/>
+              <w:top w:val="single" w:color="CBD5E0" w:sz="6" w:space="0"/>
+              <w:left w:val="single" w:color="CBD5E0" w:sz="6" w:space="0"/>
+              <w:bottom w:val="single" w:color="CBD5E0" w:sz="6" w:space="0"/>
+              <w:right w:val="single" w:color="CBD5E0" w:sz="6" w:space="0"/>
             </w:tcBorders>
             <w:vAlign w:val="top"/>
           </w:tcPr>
@@ -1052,32 +1053,33 @@
         </w:tc>
         <w:tc>
           <w:tcPr>
-            <w:tcW w:type="dxa" w:w="2592"/>
+            <w:tcW w:w="2592" w:type="dxa"/>
             <w:tcBorders>
-              <w:top w:val="single" w:sz="6" w:space="0" w:color="CBD5E0"/>
-              <w:left w:val="single" w:sz="6" w:space="0" w:color="CBD5E0"/>
-              <w:bottom w:val="single" w:sz="6" w:space="0" w:color="CBD5E0"/>
-              <w:right w:val="single" w:sz="6" w:space="0" w:color="CBD5E0"/>
+              <w:top w:val="single" w:color="CBD5E0" w:sz="6" w:space="0"/>
+              <w:left w:val="single" w:color="CBD5E0" w:sz="6" w:space="0"/>
+              <w:bottom w:val="single" w:color="CBD5E0" w:sz="6" w:space="0"/>
+              <w:right w:val="single" w:color="CBD5E0" w:sz="6" w:space="0"/>
             </w:tcBorders>
             <w:vAlign w:val="top"/>
           </w:tcPr>
           <w:p>
+            <w:pPr/>
             <w:r>
               <w:rPr>
                 <w:sz w:val="18"/>
               </w:rPr>
-              <w:t>Паспорт Спринта, утвержденный владелец эффекта, владелец решения, владелец данных и допустимые границы изменения.</w:t>
+              <w:t xml:space="preserve">Полный и утвержденный Паспорт Спринта: активный контур, владельцы эффекта, решения и данных, метрики, границы, условия запуска и остановки.</w:t>
             </w:r>
           </w:p>
         </w:tc>
         <w:tc>
           <w:tcPr>
-            <w:tcW w:type="dxa" w:w="2592"/>
+            <w:tcW w:w="2592" w:type="dxa"/>
             <w:tcBorders>
-              <w:top w:val="single" w:sz="6" w:space="0" w:color="CBD5E0"/>
-              <w:left w:val="single" w:sz="6" w:space="0" w:color="CBD5E0"/>
-              <w:bottom w:val="single" w:sz="6" w:space="0" w:color="CBD5E0"/>
-              <w:right w:val="single" w:sz="6" w:space="0" w:color="CBD5E0"/>
+              <w:top w:val="single" w:color="CBD5E0" w:sz="6" w:space="0"/>
+              <w:left w:val="single" w:color="CBD5E0" w:sz="6" w:space="0"/>
+              <w:bottom w:val="single" w:color="CBD5E0" w:sz="6" w:space="0"/>
+              <w:right w:val="single" w:color="CBD5E0" w:sz="6" w:space="0"/>
             </w:tcBorders>
             <w:vAlign w:val="top"/>
           </w:tcPr>
@@ -1094,12 +1096,12 @@
       <w:tr>
         <w:tc>
           <w:tcPr>
-            <w:tcW w:type="dxa" w:w="2016"/>
+            <w:tcW w:w="2016" w:type="dxa"/>
             <w:tcBorders>
-              <w:top w:val="single" w:sz="6" w:space="0" w:color="CBD5E0"/>
-              <w:left w:val="single" w:sz="6" w:space="0" w:color="CBD5E0"/>
-              <w:bottom w:val="single" w:sz="6" w:space="0" w:color="CBD5E0"/>
-              <w:right w:val="single" w:sz="6" w:space="0" w:color="CBD5E0"/>
+              <w:top w:val="single" w:color="CBD5E0" w:sz="6" w:space="0"/>
+              <w:left w:val="single" w:color="CBD5E0" w:sz="6" w:space="0"/>
+              <w:bottom w:val="single" w:color="CBD5E0" w:sz="6" w:space="0"/>
+              <w:right w:val="single" w:color="CBD5E0" w:sz="6" w:space="0"/>
             </w:tcBorders>
             <w:vAlign w:val="top"/>
           </w:tcPr>
@@ -1114,12 +1116,12 @@
         </w:tc>
         <w:tc>
           <w:tcPr>
-            <w:tcW w:type="dxa" w:w="3168"/>
+            <w:tcW w:w="3168" w:type="dxa"/>
             <w:tcBorders>
-              <w:top w:val="single" w:sz="6" w:space="0" w:color="CBD5E0"/>
-              <w:left w:val="single" w:sz="6" w:space="0" w:color="CBD5E0"/>
-              <w:bottom w:val="single" w:sz="6" w:space="0" w:color="CBD5E0"/>
-              <w:right w:val="single" w:sz="6" w:space="0" w:color="CBD5E0"/>
+              <w:top w:val="single" w:color="CBD5E0" w:sz="6" w:space="0"/>
+              <w:left w:val="single" w:color="CBD5E0" w:sz="6" w:space="0"/>
+              <w:bottom w:val="single" w:color="CBD5E0" w:sz="6" w:space="0"/>
+              <w:right w:val="single" w:color="CBD5E0" w:sz="6" w:space="0"/>
             </w:tcBorders>
             <w:vAlign w:val="top"/>
           </w:tcPr>
@@ -1134,32 +1136,33 @@
         </w:tc>
         <w:tc>
           <w:tcPr>
-            <w:tcW w:type="dxa" w:w="2592"/>
+            <w:tcW w:w="2592" w:type="dxa"/>
             <w:tcBorders>
-              <w:top w:val="single" w:sz="6" w:space="0" w:color="CBD5E0"/>
-              <w:left w:val="single" w:sz="6" w:space="0" w:color="CBD5E0"/>
-              <w:bottom w:val="single" w:sz="6" w:space="0" w:color="CBD5E0"/>
-              <w:right w:val="single" w:sz="6" w:space="0" w:color="CBD5E0"/>
+              <w:top w:val="single" w:color="CBD5E0" w:sz="6" w:space="0"/>
+              <w:left w:val="single" w:color="CBD5E0" w:sz="6" w:space="0"/>
+              <w:bottom w:val="single" w:color="CBD5E0" w:sz="6" w:space="0"/>
+              <w:right w:val="single" w:color="CBD5E0" w:sz="6" w:space="0"/>
             </w:tcBorders>
             <w:vAlign w:val="top"/>
           </w:tcPr>
           <w:p>
+            <w:pPr/>
             <w:r>
               <w:rPr>
                 <w:sz w:val="18"/>
               </w:rPr>
-              <w:t>Завершенный Спринт и минимум один внедренный результат, который можно проверить фактами.</w:t>
+              <w:t xml:space="preserve">Завершенный Спринт, минимум один внедренный результат, приемочные факты и подтвержденная необходимость контроля удержания.</w:t>
             </w:r>
           </w:p>
         </w:tc>
         <w:tc>
           <w:tcPr>
-            <w:tcW w:type="dxa" w:w="2592"/>
+            <w:tcW w:w="2592" w:type="dxa"/>
             <w:tcBorders>
-              <w:top w:val="single" w:sz="6" w:space="0" w:color="CBD5E0"/>
-              <w:left w:val="single" w:sz="6" w:space="0" w:color="CBD5E0"/>
-              <w:bottom w:val="single" w:sz="6" w:space="0" w:color="CBD5E0"/>
-              <w:right w:val="single" w:sz="6" w:space="0" w:color="CBD5E0"/>
+              <w:top w:val="single" w:color="CBD5E0" w:sz="6" w:space="0"/>
+              <w:left w:val="single" w:color="CBD5E0" w:sz="6" w:space="0"/>
+              <w:bottom w:val="single" w:color="CBD5E0" w:sz="6" w:space="0"/>
+              <w:right w:val="single" w:color="CBD5E0" w:sz="6" w:space="0"/>
             </w:tcBorders>
             <w:vAlign w:val="top"/>
           </w:tcPr>
@@ -1185,9 +1188,9 @@
     <w:tbl>
       <w:tblPr>
         <w:tblStyle w:val="TableGrid"/>
-        <w:tblW w:type="auto" w:w="0"/>
+        <w:tblW w:w="0" w:type="auto"/>
         <w:jc w:val="center"/>
-        <w:tblLook w:firstColumn="1" w:firstRow="1" w:lastColumn="0" w:lastRow="0" w:noHBand="0" w:noVBand="1" w:val="04A0"/>
+        <w:tblLook w:val="04A0" w:firstRow="1" w:lastRow="0" w:firstColumn="1" w:lastColumn="0" w:noHBand="0" w:noVBand="1"/>
       </w:tblPr>
       <w:tblGrid>
         <w:gridCol w:w="3456"/>
@@ -1197,13 +1200,13 @@
       <w:tr>
         <w:tc>
           <w:tcPr>
-            <w:tcW w:type="dxa" w:w="2160"/>
+            <w:tcW w:w="2160" w:type="dxa"/>
             <w:shd w:fill="16324F"/>
             <w:tcBorders>
-              <w:top w:val="single" w:sz="6" w:space="0" w:color="CBD5E0"/>
-              <w:left w:val="single" w:sz="6" w:space="0" w:color="CBD5E0"/>
-              <w:bottom w:val="single" w:sz="6" w:space="0" w:color="CBD5E0"/>
-              <w:right w:val="single" w:sz="6" w:space="0" w:color="CBD5E0"/>
+              <w:top w:val="single" w:color="CBD5E0" w:sz="6" w:space="0"/>
+              <w:left w:val="single" w:color="CBD5E0" w:sz="6" w:space="0"/>
+              <w:bottom w:val="single" w:color="CBD5E0" w:sz="6" w:space="0"/>
+              <w:right w:val="single" w:color="CBD5E0" w:sz="6" w:space="0"/>
             </w:tcBorders>
           </w:tcPr>
           <w:p>
@@ -1219,13 +1222,13 @@
         </w:tc>
         <w:tc>
           <w:tcPr>
-            <w:tcW w:type="dxa" w:w="3456"/>
+            <w:tcW w:w="3456" w:type="dxa"/>
             <w:shd w:fill="16324F"/>
             <w:tcBorders>
-              <w:top w:val="single" w:sz="6" w:space="0" w:color="CBD5E0"/>
-              <w:left w:val="single" w:sz="6" w:space="0" w:color="CBD5E0"/>
-              <w:bottom w:val="single" w:sz="6" w:space="0" w:color="CBD5E0"/>
-              <w:right w:val="single" w:sz="6" w:space="0" w:color="CBD5E0"/>
+              <w:top w:val="single" w:color="CBD5E0" w:sz="6" w:space="0"/>
+              <w:left w:val="single" w:color="CBD5E0" w:sz="6" w:space="0"/>
+              <w:bottom w:val="single" w:color="CBD5E0" w:sz="6" w:space="0"/>
+              <w:right w:val="single" w:color="CBD5E0" w:sz="6" w:space="0"/>
             </w:tcBorders>
           </w:tcPr>
           <w:p>
@@ -1241,13 +1244,13 @@
         </w:tc>
         <w:tc>
           <w:tcPr>
-            <w:tcW w:type="dxa" w:w="4320"/>
+            <w:tcW w:w="4320" w:type="dxa"/>
             <w:shd w:fill="16324F"/>
             <w:tcBorders>
-              <w:top w:val="single" w:sz="6" w:space="0" w:color="CBD5E0"/>
-              <w:left w:val="single" w:sz="6" w:space="0" w:color="CBD5E0"/>
-              <w:bottom w:val="single" w:sz="6" w:space="0" w:color="CBD5E0"/>
-              <w:right w:val="single" w:sz="6" w:space="0" w:color="CBD5E0"/>
+              <w:top w:val="single" w:color="CBD5E0" w:sz="6" w:space="0"/>
+              <w:left w:val="single" w:color="CBD5E0" w:sz="6" w:space="0"/>
+              <w:bottom w:val="single" w:color="CBD5E0" w:sz="6" w:space="0"/>
+              <w:right w:val="single" w:color="CBD5E0" w:sz="6" w:space="0"/>
             </w:tcBorders>
           </w:tcPr>
           <w:p>
@@ -1265,12 +1268,12 @@
       <w:tr>
         <w:tc>
           <w:tcPr>
-            <w:tcW w:type="dxa" w:w="2160"/>
+            <w:tcW w:w="2160" w:type="dxa"/>
             <w:tcBorders>
-              <w:top w:val="single" w:sz="6" w:space="0" w:color="CBD5E0"/>
-              <w:left w:val="single" w:sz="6" w:space="0" w:color="CBD5E0"/>
-              <w:bottom w:val="single" w:sz="6" w:space="0" w:color="CBD5E0"/>
-              <w:right w:val="single" w:sz="6" w:space="0" w:color="CBD5E0"/>
+              <w:top w:val="single" w:color="CBD5E0" w:sz="6" w:space="0"/>
+              <w:left w:val="single" w:color="CBD5E0" w:sz="6" w:space="0"/>
+              <w:bottom w:val="single" w:color="CBD5E0" w:sz="6" w:space="0"/>
+              <w:right w:val="single" w:color="CBD5E0" w:sz="6" w:space="0"/>
             </w:tcBorders>
             <w:vAlign w:val="top"/>
           </w:tcPr>
@@ -1285,12 +1288,12 @@
         </w:tc>
         <w:tc>
           <w:tcPr>
-            <w:tcW w:type="dxa" w:w="3456"/>
+            <w:tcW w:w="3456" w:type="dxa"/>
             <w:tcBorders>
-              <w:top w:val="single" w:sz="6" w:space="0" w:color="CBD5E0"/>
-              <w:left w:val="single" w:sz="6" w:space="0" w:color="CBD5E0"/>
-              <w:bottom w:val="single" w:sz="6" w:space="0" w:color="CBD5E0"/>
-              <w:right w:val="single" w:sz="6" w:space="0" w:color="CBD5E0"/>
+              <w:top w:val="single" w:color="CBD5E0" w:sz="6" w:space="0"/>
+              <w:left w:val="single" w:color="CBD5E0" w:sz="6" w:space="0"/>
+              <w:bottom w:val="single" w:color="CBD5E0" w:sz="6" w:space="0"/>
+              <w:right w:val="single" w:color="CBD5E0" w:sz="6" w:space="0"/>
             </w:tcBorders>
             <w:vAlign w:val="top"/>
           </w:tcPr>
@@ -1305,12 +1308,12 @@
         </w:tc>
         <w:tc>
           <w:tcPr>
-            <w:tcW w:type="dxa" w:w="4320"/>
+            <w:tcW w:w="4320" w:type="dxa"/>
             <w:tcBorders>
-              <w:top w:val="single" w:sz="6" w:space="0" w:color="CBD5E0"/>
-              <w:left w:val="single" w:sz="6" w:space="0" w:color="CBD5E0"/>
-              <w:bottom w:val="single" w:sz="6" w:space="0" w:color="CBD5E0"/>
-              <w:right w:val="single" w:sz="6" w:space="0" w:color="CBD5E0"/>
+              <w:top w:val="single" w:color="CBD5E0" w:sz="6" w:space="0"/>
+              <w:left w:val="single" w:color="CBD5E0" w:sz="6" w:space="0"/>
+              <w:bottom w:val="single" w:color="CBD5E0" w:sz="6" w:space="0"/>
+              <w:right w:val="single" w:color="CBD5E0" w:sz="6" w:space="0"/>
             </w:tcBorders>
             <w:vAlign w:val="top"/>
           </w:tcPr>
@@ -1327,12 +1330,12 @@
       <w:tr>
         <w:tc>
           <w:tcPr>
-            <w:tcW w:type="dxa" w:w="2160"/>
+            <w:tcW w:w="2160" w:type="dxa"/>
             <w:tcBorders>
-              <w:top w:val="single" w:sz="6" w:space="0" w:color="CBD5E0"/>
-              <w:left w:val="single" w:sz="6" w:space="0" w:color="CBD5E0"/>
-              <w:bottom w:val="single" w:sz="6" w:space="0" w:color="CBD5E0"/>
-              <w:right w:val="single" w:sz="6" w:space="0" w:color="CBD5E0"/>
+              <w:top w:val="single" w:color="CBD5E0" w:sz="6" w:space="0"/>
+              <w:left w:val="single" w:color="CBD5E0" w:sz="6" w:space="0"/>
+              <w:bottom w:val="single" w:color="CBD5E0" w:sz="6" w:space="0"/>
+              <w:right w:val="single" w:color="CBD5E0" w:sz="6" w:space="0"/>
             </w:tcBorders>
             <w:vAlign w:val="top"/>
           </w:tcPr>
@@ -1347,12 +1350,12 @@
         </w:tc>
         <w:tc>
           <w:tcPr>
-            <w:tcW w:type="dxa" w:w="3456"/>
+            <w:tcW w:w="3456" w:type="dxa"/>
             <w:tcBorders>
-              <w:top w:val="single" w:sz="6" w:space="0" w:color="CBD5E0"/>
-              <w:left w:val="single" w:sz="6" w:space="0" w:color="CBD5E0"/>
-              <w:bottom w:val="single" w:sz="6" w:space="0" w:color="CBD5E0"/>
-              <w:right w:val="single" w:sz="6" w:space="0" w:color="CBD5E0"/>
+              <w:top w:val="single" w:color="CBD5E0" w:sz="6" w:space="0"/>
+              <w:left w:val="single" w:color="CBD5E0" w:sz="6" w:space="0"/>
+              <w:bottom w:val="single" w:color="CBD5E0" w:sz="6" w:space="0"/>
+              <w:right w:val="single" w:color="CBD5E0" w:sz="6" w:space="0"/>
             </w:tcBorders>
             <w:vAlign w:val="top"/>
           </w:tcPr>
@@ -1367,12 +1370,12 @@
         </w:tc>
         <w:tc>
           <w:tcPr>
-            <w:tcW w:type="dxa" w:w="4320"/>
+            <w:tcW w:w="4320" w:type="dxa"/>
             <w:tcBorders>
-              <w:top w:val="single" w:sz="6" w:space="0" w:color="CBD5E0"/>
-              <w:left w:val="single" w:sz="6" w:space="0" w:color="CBD5E0"/>
-              <w:bottom w:val="single" w:sz="6" w:space="0" w:color="CBD5E0"/>
-              <w:right w:val="single" w:sz="6" w:space="0" w:color="CBD5E0"/>
+              <w:top w:val="single" w:color="CBD5E0" w:sz="6" w:space="0"/>
+              <w:left w:val="single" w:color="CBD5E0" w:sz="6" w:space="0"/>
+              <w:bottom w:val="single" w:color="CBD5E0" w:sz="6" w:space="0"/>
+              <w:right w:val="single" w:color="CBD5E0" w:sz="6" w:space="0"/>
             </w:tcBorders>
             <w:vAlign w:val="top"/>
           </w:tcPr>
@@ -1389,12 +1392,12 @@
       <w:tr>
         <w:tc>
           <w:tcPr>
-            <w:tcW w:type="dxa" w:w="2160"/>
+            <w:tcW w:w="2160" w:type="dxa"/>
             <w:tcBorders>
-              <w:top w:val="single" w:sz="6" w:space="0" w:color="CBD5E0"/>
-              <w:left w:val="single" w:sz="6" w:space="0" w:color="CBD5E0"/>
-              <w:bottom w:val="single" w:sz="6" w:space="0" w:color="CBD5E0"/>
-              <w:right w:val="single" w:sz="6" w:space="0" w:color="CBD5E0"/>
+              <w:top w:val="single" w:color="CBD5E0" w:sz="6" w:space="0"/>
+              <w:left w:val="single" w:color="CBD5E0" w:sz="6" w:space="0"/>
+              <w:bottom w:val="single" w:color="CBD5E0" w:sz="6" w:space="0"/>
+              <w:right w:val="single" w:color="CBD5E0" w:sz="6" w:space="0"/>
             </w:tcBorders>
             <w:vAlign w:val="top"/>
           </w:tcPr>
@@ -1409,12 +1412,12 @@
         </w:tc>
         <w:tc>
           <w:tcPr>
-            <w:tcW w:type="dxa" w:w="3456"/>
+            <w:tcW w:w="3456" w:type="dxa"/>
             <w:tcBorders>
-              <w:top w:val="single" w:sz="6" w:space="0" w:color="CBD5E0"/>
-              <w:left w:val="single" w:sz="6" w:space="0" w:color="CBD5E0"/>
-              <w:bottom w:val="single" w:sz="6" w:space="0" w:color="CBD5E0"/>
-              <w:right w:val="single" w:sz="6" w:space="0" w:color="CBD5E0"/>
+              <w:top w:val="single" w:color="CBD5E0" w:sz="6" w:space="0"/>
+              <w:left w:val="single" w:color="CBD5E0" w:sz="6" w:space="0"/>
+              <w:bottom w:val="single" w:color="CBD5E0" w:sz="6" w:space="0"/>
+              <w:right w:val="single" w:color="CBD5E0" w:sz="6" w:space="0"/>
             </w:tcBorders>
             <w:vAlign w:val="top"/>
           </w:tcPr>
@@ -1429,12 +1432,12 @@
         </w:tc>
         <w:tc>
           <w:tcPr>
-            <w:tcW w:type="dxa" w:w="4320"/>
+            <w:tcW w:w="4320" w:type="dxa"/>
             <w:tcBorders>
-              <w:top w:val="single" w:sz="6" w:space="0" w:color="CBD5E0"/>
-              <w:left w:val="single" w:sz="6" w:space="0" w:color="CBD5E0"/>
-              <w:bottom w:val="single" w:sz="6" w:space="0" w:color="CBD5E0"/>
-              <w:right w:val="single" w:sz="6" w:space="0" w:color="CBD5E0"/>
+              <w:top w:val="single" w:color="CBD5E0" w:sz="6" w:space="0"/>
+              <w:left w:val="single" w:color="CBD5E0" w:sz="6" w:space="0"/>
+              <w:bottom w:val="single" w:color="CBD5E0" w:sz="6" w:space="0"/>
+              <w:right w:val="single" w:color="CBD5E0" w:sz="6" w:space="0"/>
             </w:tcBorders>
             <w:vAlign w:val="top"/>
           </w:tcPr>
@@ -1451,12 +1454,12 @@
       <w:tr>
         <w:tc>
           <w:tcPr>
-            <w:tcW w:type="dxa" w:w="2160"/>
+            <w:tcW w:w="2160" w:type="dxa"/>
             <w:tcBorders>
-              <w:top w:val="single" w:sz="6" w:space="0" w:color="CBD5E0"/>
-              <w:left w:val="single" w:sz="6" w:space="0" w:color="CBD5E0"/>
-              <w:bottom w:val="single" w:sz="6" w:space="0" w:color="CBD5E0"/>
-              <w:right w:val="single" w:sz="6" w:space="0" w:color="CBD5E0"/>
+              <w:top w:val="single" w:color="CBD5E0" w:sz="6" w:space="0"/>
+              <w:left w:val="single" w:color="CBD5E0" w:sz="6" w:space="0"/>
+              <w:bottom w:val="single" w:color="CBD5E0" w:sz="6" w:space="0"/>
+              <w:right w:val="single" w:color="CBD5E0" w:sz="6" w:space="0"/>
             </w:tcBorders>
             <w:vAlign w:val="top"/>
           </w:tcPr>
@@ -1471,12 +1474,12 @@
         </w:tc>
         <w:tc>
           <w:tcPr>
-            <w:tcW w:type="dxa" w:w="3456"/>
+            <w:tcW w:w="3456" w:type="dxa"/>
             <w:tcBorders>
-              <w:top w:val="single" w:sz="6" w:space="0" w:color="CBD5E0"/>
-              <w:left w:val="single" w:sz="6" w:space="0" w:color="CBD5E0"/>
-              <w:bottom w:val="single" w:sz="6" w:space="0" w:color="CBD5E0"/>
-              <w:right w:val="single" w:sz="6" w:space="0" w:color="CBD5E0"/>
+              <w:top w:val="single" w:color="CBD5E0" w:sz="6" w:space="0"/>
+              <w:left w:val="single" w:color="CBD5E0" w:sz="6" w:space="0"/>
+              <w:bottom w:val="single" w:color="CBD5E0" w:sz="6" w:space="0"/>
+              <w:right w:val="single" w:color="CBD5E0" w:sz="6" w:space="0"/>
             </w:tcBorders>
             <w:vAlign w:val="top"/>
           </w:tcPr>
@@ -1491,12 +1494,12 @@
         </w:tc>
         <w:tc>
           <w:tcPr>
-            <w:tcW w:type="dxa" w:w="4320"/>
+            <w:tcW w:w="4320" w:type="dxa"/>
             <w:tcBorders>
-              <w:top w:val="single" w:sz="6" w:space="0" w:color="CBD5E0"/>
-              <w:left w:val="single" w:sz="6" w:space="0" w:color="CBD5E0"/>
-              <w:bottom w:val="single" w:sz="6" w:space="0" w:color="CBD5E0"/>
-              <w:right w:val="single" w:sz="6" w:space="0" w:color="CBD5E0"/>
+              <w:top w:val="single" w:color="CBD5E0" w:sz="6" w:space="0"/>
+              <w:left w:val="single" w:color="CBD5E0" w:sz="6" w:space="0"/>
+              <w:bottom w:val="single" w:color="CBD5E0" w:sz="6" w:space="0"/>
+              <w:right w:val="single" w:color="CBD5E0" w:sz="6" w:space="0"/>
             </w:tcBorders>
             <w:vAlign w:val="top"/>
           </w:tcPr>
@@ -1522,9 +1525,9 @@
     <w:tbl>
       <w:tblPr>
         <w:tblStyle w:val="TableGrid"/>
-        <w:tblW w:type="auto" w:w="0"/>
+        <w:tblW w:w="0" w:type="auto"/>
         <w:jc w:val="center"/>
-        <w:tblLook w:firstColumn="1" w:firstRow="1" w:lastColumn="0" w:lastRow="0" w:noHBand="0" w:noVBand="1" w:val="04A0"/>
+        <w:tblLook w:val="04A0" w:firstRow="1" w:lastRow="0" w:firstColumn="1" w:lastColumn="0" w:noHBand="0" w:noVBand="1"/>
       </w:tblPr>
       <w:tblGrid>
         <w:gridCol w:w="3456"/>
@@ -1534,13 +1537,13 @@
       <w:tr>
         <w:tc>
           <w:tcPr>
-            <w:tcW w:type="dxa" w:w="2592"/>
+            <w:tcW w:w="2592" w:type="dxa"/>
             <w:shd w:fill="16324F"/>
             <w:tcBorders>
-              <w:top w:val="single" w:sz="6" w:space="0" w:color="CBD5E0"/>
-              <w:left w:val="single" w:sz="6" w:space="0" w:color="CBD5E0"/>
-              <w:bottom w:val="single" w:sz="6" w:space="0" w:color="CBD5E0"/>
-              <w:right w:val="single" w:sz="6" w:space="0" w:color="CBD5E0"/>
+              <w:top w:val="single" w:color="CBD5E0" w:sz="6" w:space="0"/>
+              <w:left w:val="single" w:color="CBD5E0" w:sz="6" w:space="0"/>
+              <w:bottom w:val="single" w:color="CBD5E0" w:sz="6" w:space="0"/>
+              <w:right w:val="single" w:color="CBD5E0" w:sz="6" w:space="0"/>
             </w:tcBorders>
           </w:tcPr>
           <w:p>
@@ -1556,13 +1559,13 @@
         </w:tc>
         <w:tc>
           <w:tcPr>
-            <w:tcW w:type="dxa" w:w="1440"/>
+            <w:tcW w:w="1440" w:type="dxa"/>
             <w:shd w:fill="16324F"/>
             <w:tcBorders>
-              <w:top w:val="single" w:sz="6" w:space="0" w:color="CBD5E0"/>
-              <w:left w:val="single" w:sz="6" w:space="0" w:color="CBD5E0"/>
-              <w:bottom w:val="single" w:sz="6" w:space="0" w:color="CBD5E0"/>
-              <w:right w:val="single" w:sz="6" w:space="0" w:color="CBD5E0"/>
+              <w:top w:val="single" w:color="CBD5E0" w:sz="6" w:space="0"/>
+              <w:left w:val="single" w:color="CBD5E0" w:sz="6" w:space="0"/>
+              <w:bottom w:val="single" w:color="CBD5E0" w:sz="6" w:space="0"/>
+              <w:right w:val="single" w:color="CBD5E0" w:sz="6" w:space="0"/>
             </w:tcBorders>
           </w:tcPr>
           <w:p>
@@ -1578,13 +1581,13 @@
         </w:tc>
         <w:tc>
           <w:tcPr>
-            <w:tcW w:type="dxa" w:w="6192"/>
+            <w:tcW w:w="6192" w:type="dxa"/>
             <w:shd w:fill="16324F"/>
             <w:tcBorders>
-              <w:top w:val="single" w:sz="6" w:space="0" w:color="CBD5E0"/>
-              <w:left w:val="single" w:sz="6" w:space="0" w:color="CBD5E0"/>
-              <w:bottom w:val="single" w:sz="6" w:space="0" w:color="CBD5E0"/>
-              <w:right w:val="single" w:sz="6" w:space="0" w:color="CBD5E0"/>
+              <w:top w:val="single" w:color="CBD5E0" w:sz="6" w:space="0"/>
+              <w:left w:val="single" w:color="CBD5E0" w:sz="6" w:space="0"/>
+              <w:bottom w:val="single" w:color="CBD5E0" w:sz="6" w:space="0"/>
+              <w:right w:val="single" w:color="CBD5E0" w:sz="6" w:space="0"/>
             </w:tcBorders>
           </w:tcPr>
           <w:p>
@@ -1602,12 +1605,12 @@
       <w:tr>
         <w:tc>
           <w:tcPr>
-            <w:tcW w:type="dxa" w:w="2592"/>
+            <w:tcW w:w="2592" w:type="dxa"/>
             <w:tcBorders>
-              <w:top w:val="single" w:sz="6" w:space="0" w:color="CBD5E0"/>
-              <w:left w:val="single" w:sz="6" w:space="0" w:color="CBD5E0"/>
-              <w:bottom w:val="single" w:sz="6" w:space="0" w:color="CBD5E0"/>
-              <w:right w:val="single" w:sz="6" w:space="0" w:color="CBD5E0"/>
+              <w:top w:val="single" w:color="CBD5E0" w:sz="6" w:space="0"/>
+              <w:left w:val="single" w:color="CBD5E0" w:sz="6" w:space="0"/>
+              <w:bottom w:val="single" w:color="CBD5E0" w:sz="6" w:space="0"/>
+              <w:right w:val="single" w:color="CBD5E0" w:sz="6" w:space="0"/>
             </w:tcBorders>
             <w:vAlign w:val="top"/>
           </w:tcPr>
@@ -1622,12 +1625,12 @@
         </w:tc>
         <w:tc>
           <w:tcPr>
-            <w:tcW w:type="dxa" w:w="1440"/>
+            <w:tcW w:w="1440" w:type="dxa"/>
             <w:tcBorders>
-              <w:top w:val="single" w:sz="6" w:space="0" w:color="CBD5E0"/>
-              <w:left w:val="single" w:sz="6" w:space="0" w:color="CBD5E0"/>
-              <w:bottom w:val="single" w:sz="6" w:space="0" w:color="CBD5E0"/>
-              <w:right w:val="single" w:sz="6" w:space="0" w:color="CBD5E0"/>
+              <w:top w:val="single" w:color="CBD5E0" w:sz="6" w:space="0"/>
+              <w:left w:val="single" w:color="CBD5E0" w:sz="6" w:space="0"/>
+              <w:bottom w:val="single" w:color="CBD5E0" w:sz="6" w:space="0"/>
+              <w:right w:val="single" w:color="CBD5E0" w:sz="6" w:space="0"/>
             </w:tcBorders>
             <w:vAlign w:val="top"/>
           </w:tcPr>
@@ -1642,12 +1645,12 @@
         </w:tc>
         <w:tc>
           <w:tcPr>
-            <w:tcW w:type="dxa" w:w="6192"/>
+            <w:tcW w:w="6192" w:type="dxa"/>
             <w:tcBorders>
-              <w:top w:val="single" w:sz="6" w:space="0" w:color="CBD5E0"/>
-              <w:left w:val="single" w:sz="6" w:space="0" w:color="CBD5E0"/>
-              <w:bottom w:val="single" w:sz="6" w:space="0" w:color="CBD5E0"/>
-              <w:right w:val="single" w:sz="6" w:space="0" w:color="CBD5E0"/>
+              <w:top w:val="single" w:color="CBD5E0" w:sz="6" w:space="0"/>
+              <w:left w:val="single" w:color="CBD5E0" w:sz="6" w:space="0"/>
+              <w:bottom w:val="single" w:color="CBD5E0" w:sz="6" w:space="0"/>
+              <w:right w:val="single" w:color="CBD5E0" w:sz="6" w:space="0"/>
             </w:tcBorders>
             <w:vAlign w:val="top"/>
           </w:tcPr>
@@ -1664,12 +1667,12 @@
       <w:tr>
         <w:tc>
           <w:tcPr>
-            <w:tcW w:type="dxa" w:w="2592"/>
+            <w:tcW w:w="2592" w:type="dxa"/>
             <w:tcBorders>
-              <w:top w:val="single" w:sz="6" w:space="0" w:color="CBD5E0"/>
-              <w:left w:val="single" w:sz="6" w:space="0" w:color="CBD5E0"/>
-              <w:bottom w:val="single" w:sz="6" w:space="0" w:color="CBD5E0"/>
-              <w:right w:val="single" w:sz="6" w:space="0" w:color="CBD5E0"/>
+              <w:top w:val="single" w:color="CBD5E0" w:sz="6" w:space="0"/>
+              <w:left w:val="single" w:color="CBD5E0" w:sz="6" w:space="0"/>
+              <w:bottom w:val="single" w:color="CBD5E0" w:sz="6" w:space="0"/>
+              <w:right w:val="single" w:color="CBD5E0" w:sz="6" w:space="0"/>
             </w:tcBorders>
             <w:vAlign w:val="top"/>
           </w:tcPr>
@@ -1684,12 +1687,12 @@
         </w:tc>
         <w:tc>
           <w:tcPr>
-            <w:tcW w:type="dxa" w:w="1440"/>
+            <w:tcW w:w="1440" w:type="dxa"/>
             <w:tcBorders>
-              <w:top w:val="single" w:sz="6" w:space="0" w:color="CBD5E0"/>
-              <w:left w:val="single" w:sz="6" w:space="0" w:color="CBD5E0"/>
-              <w:bottom w:val="single" w:sz="6" w:space="0" w:color="CBD5E0"/>
-              <w:right w:val="single" w:sz="6" w:space="0" w:color="CBD5E0"/>
+              <w:top w:val="single" w:color="CBD5E0" w:sz="6" w:space="0"/>
+              <w:left w:val="single" w:color="CBD5E0" w:sz="6" w:space="0"/>
+              <w:bottom w:val="single" w:color="CBD5E0" w:sz="6" w:space="0"/>
+              <w:right w:val="single" w:color="CBD5E0" w:sz="6" w:space="0"/>
             </w:tcBorders>
             <w:vAlign w:val="top"/>
           </w:tcPr>
@@ -1704,12 +1707,12 @@
         </w:tc>
         <w:tc>
           <w:tcPr>
-            <w:tcW w:type="dxa" w:w="6192"/>
+            <w:tcW w:w="6192" w:type="dxa"/>
             <w:tcBorders>
-              <w:top w:val="single" w:sz="6" w:space="0" w:color="CBD5E0"/>
-              <w:left w:val="single" w:sz="6" w:space="0" w:color="CBD5E0"/>
-              <w:bottom w:val="single" w:sz="6" w:space="0" w:color="CBD5E0"/>
-              <w:right w:val="single" w:sz="6" w:space="0" w:color="CBD5E0"/>
+              <w:top w:val="single" w:color="CBD5E0" w:sz="6" w:space="0"/>
+              <w:left w:val="single" w:color="CBD5E0" w:sz="6" w:space="0"/>
+              <w:bottom w:val="single" w:color="CBD5E0" w:sz="6" w:space="0"/>
+              <w:right w:val="single" w:color="CBD5E0" w:sz="6" w:space="0"/>
             </w:tcBorders>
             <w:vAlign w:val="top"/>
           </w:tcPr>
@@ -1726,12 +1729,12 @@
       <w:tr>
         <w:tc>
           <w:tcPr>
-            <w:tcW w:type="dxa" w:w="2592"/>
+            <w:tcW w:w="2592" w:type="dxa"/>
             <w:tcBorders>
-              <w:top w:val="single" w:sz="6" w:space="0" w:color="CBD5E0"/>
-              <w:left w:val="single" w:sz="6" w:space="0" w:color="CBD5E0"/>
-              <w:bottom w:val="single" w:sz="6" w:space="0" w:color="CBD5E0"/>
-              <w:right w:val="single" w:sz="6" w:space="0" w:color="CBD5E0"/>
+              <w:top w:val="single" w:color="CBD5E0" w:sz="6" w:space="0"/>
+              <w:left w:val="single" w:color="CBD5E0" w:sz="6" w:space="0"/>
+              <w:bottom w:val="single" w:color="CBD5E0" w:sz="6" w:space="0"/>
+              <w:right w:val="single" w:color="CBD5E0" w:sz="6" w:space="0"/>
             </w:tcBorders>
             <w:vAlign w:val="top"/>
           </w:tcPr>
@@ -1746,12 +1749,12 @@
         </w:tc>
         <w:tc>
           <w:tcPr>
-            <w:tcW w:type="dxa" w:w="1440"/>
+            <w:tcW w:w="1440" w:type="dxa"/>
             <w:tcBorders>
-              <w:top w:val="single" w:sz="6" w:space="0" w:color="CBD5E0"/>
-              <w:left w:val="single" w:sz="6" w:space="0" w:color="CBD5E0"/>
-              <w:bottom w:val="single" w:sz="6" w:space="0" w:color="CBD5E0"/>
-              <w:right w:val="single" w:sz="6" w:space="0" w:color="CBD5E0"/>
+              <w:top w:val="single" w:color="CBD5E0" w:sz="6" w:space="0"/>
+              <w:left w:val="single" w:color="CBD5E0" w:sz="6" w:space="0"/>
+              <w:bottom w:val="single" w:color="CBD5E0" w:sz="6" w:space="0"/>
+              <w:right w:val="single" w:color="CBD5E0" w:sz="6" w:space="0"/>
             </w:tcBorders>
             <w:vAlign w:val="top"/>
           </w:tcPr>
@@ -1766,12 +1769,12 @@
         </w:tc>
         <w:tc>
           <w:tcPr>
-            <w:tcW w:type="dxa" w:w="6192"/>
+            <w:tcW w:w="6192" w:type="dxa"/>
             <w:tcBorders>
-              <w:top w:val="single" w:sz="6" w:space="0" w:color="CBD5E0"/>
-              <w:left w:val="single" w:sz="6" w:space="0" w:color="CBD5E0"/>
-              <w:bottom w:val="single" w:sz="6" w:space="0" w:color="CBD5E0"/>
-              <w:right w:val="single" w:sz="6" w:space="0" w:color="CBD5E0"/>
+              <w:top w:val="single" w:color="CBD5E0" w:sz="6" w:space="0"/>
+              <w:left w:val="single" w:color="CBD5E0" w:sz="6" w:space="0"/>
+              <w:bottom w:val="single" w:color="CBD5E0" w:sz="6" w:space="0"/>
+              <w:right w:val="single" w:color="CBD5E0" w:sz="6" w:space="0"/>
             </w:tcBorders>
             <w:vAlign w:val="top"/>
           </w:tcPr>
@@ -1788,12 +1791,12 @@
       <w:tr>
         <w:tc>
           <w:tcPr>
-            <w:tcW w:type="dxa" w:w="2592"/>
+            <w:tcW w:w="2592" w:type="dxa"/>
             <w:tcBorders>
-              <w:top w:val="single" w:sz="6" w:space="0" w:color="CBD5E0"/>
-              <w:left w:val="single" w:sz="6" w:space="0" w:color="CBD5E0"/>
-              <w:bottom w:val="single" w:sz="6" w:space="0" w:color="CBD5E0"/>
-              <w:right w:val="single" w:sz="6" w:space="0" w:color="CBD5E0"/>
+              <w:top w:val="single" w:color="CBD5E0" w:sz="6" w:space="0"/>
+              <w:left w:val="single" w:color="CBD5E0" w:sz="6" w:space="0"/>
+              <w:bottom w:val="single" w:color="CBD5E0" w:sz="6" w:space="0"/>
+              <w:right w:val="single" w:color="CBD5E0" w:sz="6" w:space="0"/>
             </w:tcBorders>
             <w:vAlign w:val="top"/>
           </w:tcPr>
@@ -1808,12 +1811,12 @@
         </w:tc>
         <w:tc>
           <w:tcPr>
-            <w:tcW w:type="dxa" w:w="1440"/>
+            <w:tcW w:w="1440" w:type="dxa"/>
             <w:tcBorders>
-              <w:top w:val="single" w:sz="6" w:space="0" w:color="CBD5E0"/>
-              <w:left w:val="single" w:sz="6" w:space="0" w:color="CBD5E0"/>
-              <w:bottom w:val="single" w:sz="6" w:space="0" w:color="CBD5E0"/>
-              <w:right w:val="single" w:sz="6" w:space="0" w:color="CBD5E0"/>
+              <w:top w:val="single" w:color="CBD5E0" w:sz="6" w:space="0"/>
+              <w:left w:val="single" w:color="CBD5E0" w:sz="6" w:space="0"/>
+              <w:bottom w:val="single" w:color="CBD5E0" w:sz="6" w:space="0"/>
+              <w:right w:val="single" w:color="CBD5E0" w:sz="6" w:space="0"/>
             </w:tcBorders>
             <w:vAlign w:val="top"/>
           </w:tcPr>
@@ -1828,12 +1831,12 @@
         </w:tc>
         <w:tc>
           <w:tcPr>
-            <w:tcW w:type="dxa" w:w="6192"/>
+            <w:tcW w:w="6192" w:type="dxa"/>
             <w:tcBorders>
-              <w:top w:val="single" w:sz="6" w:space="0" w:color="CBD5E0"/>
-              <w:left w:val="single" w:sz="6" w:space="0" w:color="CBD5E0"/>
-              <w:bottom w:val="single" w:sz="6" w:space="0" w:color="CBD5E0"/>
-              <w:right w:val="single" w:sz="6" w:space="0" w:color="CBD5E0"/>
+              <w:top w:val="single" w:color="CBD5E0" w:sz="6" w:space="0"/>
+              <w:left w:val="single" w:color="CBD5E0" w:sz="6" w:space="0"/>
+              <w:bottom w:val="single" w:color="CBD5E0" w:sz="6" w:space="0"/>
+              <w:right w:val="single" w:color="CBD5E0" w:sz="6" w:space="0"/>
             </w:tcBorders>
             <w:vAlign w:val="top"/>
           </w:tcPr>
@@ -1850,12 +1853,12 @@
       <w:tr>
         <w:tc>
           <w:tcPr>
-            <w:tcW w:type="dxa" w:w="2592"/>
+            <w:tcW w:w="2592" w:type="dxa"/>
             <w:tcBorders>
-              <w:top w:val="single" w:sz="6" w:space="0" w:color="CBD5E0"/>
-              <w:left w:val="single" w:sz="6" w:space="0" w:color="CBD5E0"/>
-              <w:bottom w:val="single" w:sz="6" w:space="0" w:color="CBD5E0"/>
-              <w:right w:val="single" w:sz="6" w:space="0" w:color="CBD5E0"/>
+              <w:top w:val="single" w:color="CBD5E0" w:sz="6" w:space="0"/>
+              <w:left w:val="single" w:color="CBD5E0" w:sz="6" w:space="0"/>
+              <w:bottom w:val="single" w:color="CBD5E0" w:sz="6" w:space="0"/>
+              <w:right w:val="single" w:color="CBD5E0" w:sz="6" w:space="0"/>
             </w:tcBorders>
             <w:vAlign w:val="top"/>
           </w:tcPr>
@@ -1870,12 +1873,12 @@
         </w:tc>
         <w:tc>
           <w:tcPr>
-            <w:tcW w:type="dxa" w:w="1440"/>
+            <w:tcW w:w="1440" w:type="dxa"/>
             <w:tcBorders>
-              <w:top w:val="single" w:sz="6" w:space="0" w:color="CBD5E0"/>
-              <w:left w:val="single" w:sz="6" w:space="0" w:color="CBD5E0"/>
-              <w:bottom w:val="single" w:sz="6" w:space="0" w:color="CBD5E0"/>
-              <w:right w:val="single" w:sz="6" w:space="0" w:color="CBD5E0"/>
+              <w:top w:val="single" w:color="CBD5E0" w:sz="6" w:space="0"/>
+              <w:left w:val="single" w:color="CBD5E0" w:sz="6" w:space="0"/>
+              <w:bottom w:val="single" w:color="CBD5E0" w:sz="6" w:space="0"/>
+              <w:right w:val="single" w:color="CBD5E0" w:sz="6" w:space="0"/>
             </w:tcBorders>
             <w:vAlign w:val="top"/>
           </w:tcPr>
@@ -1890,12 +1893,12 @@
         </w:tc>
         <w:tc>
           <w:tcPr>
-            <w:tcW w:type="dxa" w:w="6192"/>
+            <w:tcW w:w="6192" w:type="dxa"/>
             <w:tcBorders>
-              <w:top w:val="single" w:sz="6" w:space="0" w:color="CBD5E0"/>
-              <w:left w:val="single" w:sz="6" w:space="0" w:color="CBD5E0"/>
-              <w:bottom w:val="single" w:sz="6" w:space="0" w:color="CBD5E0"/>
-              <w:right w:val="single" w:sz="6" w:space="0" w:color="CBD5E0"/>
+              <w:top w:val="single" w:color="CBD5E0" w:sz="6" w:space="0"/>
+              <w:left w:val="single" w:color="CBD5E0" w:sz="6" w:space="0"/>
+              <w:bottom w:val="single" w:color="CBD5E0" w:sz="6" w:space="0"/>
+              <w:right w:val="single" w:color="CBD5E0" w:sz="6" w:space="0"/>
             </w:tcBorders>
             <w:vAlign w:val="top"/>
           </w:tcPr>
@@ -1912,12 +1915,12 @@
       <w:tr>
         <w:tc>
           <w:tcPr>
-            <w:tcW w:type="dxa" w:w="2592"/>
+            <w:tcW w:w="2592" w:type="dxa"/>
             <w:tcBorders>
-              <w:top w:val="single" w:sz="6" w:space="0" w:color="CBD5E0"/>
-              <w:left w:val="single" w:sz="6" w:space="0" w:color="CBD5E0"/>
-              <w:bottom w:val="single" w:sz="6" w:space="0" w:color="CBD5E0"/>
-              <w:right w:val="single" w:sz="6" w:space="0" w:color="CBD5E0"/>
+              <w:top w:val="single" w:color="CBD5E0" w:sz="6" w:space="0"/>
+              <w:left w:val="single" w:color="CBD5E0" w:sz="6" w:space="0"/>
+              <w:bottom w:val="single" w:color="CBD5E0" w:sz="6" w:space="0"/>
+              <w:right w:val="single" w:color="CBD5E0" w:sz="6" w:space="0"/>
             </w:tcBorders>
             <w:vAlign w:val="top"/>
           </w:tcPr>
@@ -1932,12 +1935,12 @@
         </w:tc>
         <w:tc>
           <w:tcPr>
-            <w:tcW w:type="dxa" w:w="1440"/>
+            <w:tcW w:w="1440" w:type="dxa"/>
             <w:tcBorders>
-              <w:top w:val="single" w:sz="6" w:space="0" w:color="CBD5E0"/>
-              <w:left w:val="single" w:sz="6" w:space="0" w:color="CBD5E0"/>
-              <w:bottom w:val="single" w:sz="6" w:space="0" w:color="CBD5E0"/>
-              <w:right w:val="single" w:sz="6" w:space="0" w:color="CBD5E0"/>
+              <w:top w:val="single" w:color="CBD5E0" w:sz="6" w:space="0"/>
+              <w:left w:val="single" w:color="CBD5E0" w:sz="6" w:space="0"/>
+              <w:bottom w:val="single" w:color="CBD5E0" w:sz="6" w:space="0"/>
+              <w:right w:val="single" w:color="CBD5E0" w:sz="6" w:space="0"/>
             </w:tcBorders>
             <w:vAlign w:val="top"/>
           </w:tcPr>
@@ -1952,12 +1955,12 @@
         </w:tc>
         <w:tc>
           <w:tcPr>
-            <w:tcW w:type="dxa" w:w="6192"/>
+            <w:tcW w:w="6192" w:type="dxa"/>
             <w:tcBorders>
-              <w:top w:val="single" w:sz="6" w:space="0" w:color="CBD5E0"/>
-              <w:left w:val="single" w:sz="6" w:space="0" w:color="CBD5E0"/>
-              <w:bottom w:val="single" w:sz="6" w:space="0" w:color="CBD5E0"/>
-              <w:right w:val="single" w:sz="6" w:space="0" w:color="CBD5E0"/>
+              <w:top w:val="single" w:color="CBD5E0" w:sz="6" w:space="0"/>
+              <w:left w:val="single" w:color="CBD5E0" w:sz="6" w:space="0"/>
+              <w:bottom w:val="single" w:color="CBD5E0" w:sz="6" w:space="0"/>
+              <w:right w:val="single" w:color="CBD5E0" w:sz="6" w:space="0"/>
             </w:tcBorders>
             <w:vAlign w:val="top"/>
           </w:tcPr>
@@ -2104,7 +2107,7 @@
         <w:ind w:left="1440" w:hanging="360"/>
       </w:pPr>
       <w:rPr>
-        <w:rFonts w:ascii="Symbol" w:hAnsi="Symbol" w:hint="default"/>
+        <w:rFonts w:hint="default" w:ascii="Symbol" w:hAnsi="Symbol"/>
       </w:rPr>
     </w:lvl>
   </w:abstractNum>
@@ -2125,7 +2128,7 @@
         <w:ind w:left="1080" w:hanging="360"/>
       </w:pPr>
       <w:rPr>
-        <w:rFonts w:ascii="Symbol" w:hAnsi="Symbol" w:hint="default"/>
+        <w:rFonts w:hint="default" w:ascii="Symbol" w:hAnsi="Symbol"/>
       </w:rPr>
     </w:lvl>
   </w:abstractNum>
@@ -2146,7 +2149,7 @@
         <w:ind w:left="720" w:hanging="360"/>
       </w:pPr>
       <w:rPr>
-        <w:rFonts w:ascii="Symbol" w:hAnsi="Symbol" w:hint="default"/>
+        <w:rFonts w:hint="default" w:ascii="Symbol" w:hAnsi="Symbol"/>
       </w:rPr>
     </w:lvl>
   </w:abstractNum>
@@ -2185,7 +2188,7 @@
         <w:ind w:left="360" w:hanging="360"/>
       </w:pPr>
       <w:rPr>
-        <w:rFonts w:ascii="Symbol" w:hAnsi="Symbol" w:hint="default"/>
+        <w:rFonts w:hint="default" w:ascii="Symbol" w:hAnsi="Symbol"/>
       </w:rPr>
     </w:lvl>
   </w:abstractNum>
@@ -2224,7 +2227,7 @@
   <w:docDefaults>
     <w:rPrDefault>
       <w:rPr>
-        <w:rFonts w:asciiTheme="minorHAnsi" w:eastAsiaTheme="minorEastAsia" w:hAnsiTheme="minorHAnsi" w:cstheme="minorBidi"/>
+        <w:rFonts w:asciiTheme="minorHAnsi" w:hAnsiTheme="minorHAnsi" w:eastAsiaTheme="minorEastAsia" w:cstheme="minorBidi"/>
         <w:sz w:val="22"/>
         <w:szCs w:val="22"/>
         <w:lang w:val="en-US" w:eastAsia="en-US" w:bidi="ar-SA"/>
@@ -2237,8 +2240,8 @@
     </w:pPrDefault>
   </w:docDefaults>
   <w:latentStyles w:defLockedState="0" w:defUIPriority="99" w:defSemiHidden="1" w:defUnhideWhenUsed="1" w:defQFormat="0" w:count="276">
-    <w:lsdException w:name="Normal" w:semiHidden="0" w:uiPriority="0" w:unhideWhenUsed="0" w:qFormat="1"/>
-    <w:lsdException w:name="heading 1" w:semiHidden="0" w:uiPriority="9" w:unhideWhenUsed="0" w:qFormat="1"/>
+    <w:lsdException w:name="Normal" w:uiPriority="0" w:semiHidden="0" w:unhideWhenUsed="0" w:qFormat="1"/>
+    <w:lsdException w:name="heading 1" w:uiPriority="9" w:semiHidden="0" w:unhideWhenUsed="0" w:qFormat="1"/>
     <w:lsdException w:name="heading 2" w:uiPriority="9" w:qFormat="1"/>
     <w:lsdException w:name="heading 3" w:uiPriority="9" w:qFormat="1"/>
     <w:lsdException w:name="heading 4" w:uiPriority="9" w:qFormat="1"/>
@@ -2257,125 +2260,125 @@
     <w:lsdException w:name="toc 8" w:uiPriority="39"/>
     <w:lsdException w:name="toc 9" w:uiPriority="39"/>
     <w:lsdException w:name="caption" w:uiPriority="35" w:qFormat="1"/>
-    <w:lsdException w:name="Title" w:semiHidden="0" w:uiPriority="10" w:unhideWhenUsed="0" w:qFormat="1"/>
+    <w:lsdException w:name="Title" w:uiPriority="10" w:semiHidden="0" w:unhideWhenUsed="0" w:qFormat="1"/>
     <w:lsdException w:name="Default Paragraph Font" w:uiPriority="1"/>
-    <w:lsdException w:name="Subtitle" w:semiHidden="0" w:uiPriority="11" w:unhideWhenUsed="0" w:qFormat="1"/>
-    <w:lsdException w:name="Strong" w:semiHidden="0" w:uiPriority="22" w:unhideWhenUsed="0" w:qFormat="1"/>
-    <w:lsdException w:name="Emphasis" w:semiHidden="0" w:uiPriority="20" w:unhideWhenUsed="0" w:qFormat="1"/>
-    <w:lsdException w:name="Table Grid" w:semiHidden="0" w:uiPriority="59" w:unhideWhenUsed="0"/>
+    <w:lsdException w:name="Subtitle" w:uiPriority="11" w:semiHidden="0" w:unhideWhenUsed="0" w:qFormat="1"/>
+    <w:lsdException w:name="Strong" w:uiPriority="22" w:semiHidden="0" w:unhideWhenUsed="0" w:qFormat="1"/>
+    <w:lsdException w:name="Emphasis" w:uiPriority="20" w:semiHidden="0" w:unhideWhenUsed="0" w:qFormat="1"/>
+    <w:lsdException w:name="Table Grid" w:uiPriority="59" w:semiHidden="0" w:unhideWhenUsed="0"/>
     <w:lsdException w:name="Placeholder Text" w:unhideWhenUsed="0"/>
-    <w:lsdException w:name="No Spacing" w:semiHidden="0" w:uiPriority="1" w:unhideWhenUsed="0" w:qFormat="1"/>
-    <w:lsdException w:name="Light Shading" w:semiHidden="0" w:uiPriority="60" w:unhideWhenUsed="0"/>
-    <w:lsdException w:name="Light List" w:semiHidden="0" w:uiPriority="61" w:unhideWhenUsed="0"/>
-    <w:lsdException w:name="Light Grid" w:semiHidden="0" w:uiPriority="62" w:unhideWhenUsed="0"/>
-    <w:lsdException w:name="Medium Shading 1" w:semiHidden="0" w:uiPriority="63" w:unhideWhenUsed="0"/>
-    <w:lsdException w:name="Medium Shading 2" w:semiHidden="0" w:uiPriority="64" w:unhideWhenUsed="0"/>
-    <w:lsdException w:name="Medium List 1" w:semiHidden="0" w:uiPriority="65" w:unhideWhenUsed="0"/>
-    <w:lsdException w:name="Medium List 2" w:semiHidden="0" w:uiPriority="66" w:unhideWhenUsed="0"/>
-    <w:lsdException w:name="Medium Grid 1" w:semiHidden="0" w:uiPriority="67" w:unhideWhenUsed="0"/>
-    <w:lsdException w:name="Medium Grid 2" w:semiHidden="0" w:uiPriority="68" w:unhideWhenUsed="0"/>
-    <w:lsdException w:name="Medium Grid 3" w:semiHidden="0" w:uiPriority="69" w:unhideWhenUsed="0"/>
-    <w:lsdException w:name="Dark List" w:semiHidden="0" w:uiPriority="70" w:unhideWhenUsed="0"/>
-    <w:lsdException w:name="Colorful Shading" w:semiHidden="0" w:uiPriority="71" w:unhideWhenUsed="0"/>
-    <w:lsdException w:name="Colorful List" w:semiHidden="0" w:uiPriority="72" w:unhideWhenUsed="0"/>
-    <w:lsdException w:name="Colorful Grid" w:semiHidden="0" w:uiPriority="73" w:unhideWhenUsed="0"/>
-    <w:lsdException w:name="Light Shading Accent 1" w:semiHidden="0" w:uiPriority="60" w:unhideWhenUsed="0"/>
-    <w:lsdException w:name="Light List Accent 1" w:semiHidden="0" w:uiPriority="61" w:unhideWhenUsed="0"/>
-    <w:lsdException w:name="Light Grid Accent 1" w:semiHidden="0" w:uiPriority="62" w:unhideWhenUsed="0"/>
-    <w:lsdException w:name="Medium Shading 1 Accent 1" w:semiHidden="0" w:uiPriority="63" w:unhideWhenUsed="0"/>
-    <w:lsdException w:name="Medium Shading 2 Accent 1" w:semiHidden="0" w:uiPriority="64" w:unhideWhenUsed="0"/>
-    <w:lsdException w:name="Medium List 1 Accent 1" w:semiHidden="0" w:uiPriority="65" w:unhideWhenUsed="0"/>
+    <w:lsdException w:name="No Spacing" w:uiPriority="1" w:semiHidden="0" w:unhideWhenUsed="0" w:qFormat="1"/>
+    <w:lsdException w:name="Light Shading" w:uiPriority="60" w:semiHidden="0" w:unhideWhenUsed="0"/>
+    <w:lsdException w:name="Light List" w:uiPriority="61" w:semiHidden="0" w:unhideWhenUsed="0"/>
+    <w:lsdException w:name="Light Grid" w:uiPriority="62" w:semiHidden="0" w:unhideWhenUsed="0"/>
+    <w:lsdException w:name="Medium Shading 1" w:uiPriority="63" w:semiHidden="0" w:unhideWhenUsed="0"/>
+    <w:lsdException w:name="Medium Shading 2" w:uiPriority="64" w:semiHidden="0" w:unhideWhenUsed="0"/>
+    <w:lsdException w:name="Medium List 1" w:uiPriority="65" w:semiHidden="0" w:unhideWhenUsed="0"/>
+    <w:lsdException w:name="Medium List 2" w:uiPriority="66" w:semiHidden="0" w:unhideWhenUsed="0"/>
+    <w:lsdException w:name="Medium Grid 1" w:uiPriority="67" w:semiHidden="0" w:unhideWhenUsed="0"/>
+    <w:lsdException w:name="Medium Grid 2" w:uiPriority="68" w:semiHidden="0" w:unhideWhenUsed="0"/>
+    <w:lsdException w:name="Medium Grid 3" w:uiPriority="69" w:semiHidden="0" w:unhideWhenUsed="0"/>
+    <w:lsdException w:name="Dark List" w:uiPriority="70" w:semiHidden="0" w:unhideWhenUsed="0"/>
+    <w:lsdException w:name="Colorful Shading" w:uiPriority="71" w:semiHidden="0" w:unhideWhenUsed="0"/>
+    <w:lsdException w:name="Colorful List" w:uiPriority="72" w:semiHidden="0" w:unhideWhenUsed="0"/>
+    <w:lsdException w:name="Colorful Grid" w:uiPriority="73" w:semiHidden="0" w:unhideWhenUsed="0"/>
+    <w:lsdException w:name="Light Shading Accent 1" w:uiPriority="60" w:semiHidden="0" w:unhideWhenUsed="0"/>
+    <w:lsdException w:name="Light List Accent 1" w:uiPriority="61" w:semiHidden="0" w:unhideWhenUsed="0"/>
+    <w:lsdException w:name="Light Grid Accent 1" w:uiPriority="62" w:semiHidden="0" w:unhideWhenUsed="0"/>
+    <w:lsdException w:name="Medium Shading 1 Accent 1" w:uiPriority="63" w:semiHidden="0" w:unhideWhenUsed="0"/>
+    <w:lsdException w:name="Medium Shading 2 Accent 1" w:uiPriority="64" w:semiHidden="0" w:unhideWhenUsed="0"/>
+    <w:lsdException w:name="Medium List 1 Accent 1" w:uiPriority="65" w:semiHidden="0" w:unhideWhenUsed="0"/>
     <w:lsdException w:name="Revision" w:unhideWhenUsed="0"/>
-    <w:lsdException w:name="List Paragraph" w:semiHidden="0" w:uiPriority="34" w:unhideWhenUsed="0" w:qFormat="1"/>
-    <w:lsdException w:name="Quote" w:semiHidden="0" w:uiPriority="29" w:unhideWhenUsed="0" w:qFormat="1"/>
-    <w:lsdException w:name="Intense Quote" w:semiHidden="0" w:uiPriority="30" w:unhideWhenUsed="0" w:qFormat="1"/>
-    <w:lsdException w:name="Medium List 2 Accent 1" w:semiHidden="0" w:uiPriority="66" w:unhideWhenUsed="0"/>
-    <w:lsdException w:name="Medium Grid 1 Accent 1" w:semiHidden="0" w:uiPriority="67" w:unhideWhenUsed="0"/>
-    <w:lsdException w:name="Medium Grid 2 Accent 1" w:semiHidden="0" w:uiPriority="68" w:unhideWhenUsed="0"/>
-    <w:lsdException w:name="Medium Grid 3 Accent 1" w:semiHidden="0" w:uiPriority="69" w:unhideWhenUsed="0"/>
-    <w:lsdException w:name="Dark List Accent 1" w:semiHidden="0" w:uiPriority="70" w:unhideWhenUsed="0"/>
-    <w:lsdException w:name="Colorful Shading Accent 1" w:semiHidden="0" w:uiPriority="71" w:unhideWhenUsed="0"/>
-    <w:lsdException w:name="Colorful List Accent 1" w:semiHidden="0" w:uiPriority="72" w:unhideWhenUsed="0"/>
-    <w:lsdException w:name="Colorful Grid Accent 1" w:semiHidden="0" w:uiPriority="73" w:unhideWhenUsed="0"/>
-    <w:lsdException w:name="Light Shading Accent 2" w:semiHidden="0" w:uiPriority="60" w:unhideWhenUsed="0"/>
-    <w:lsdException w:name="Light List Accent 2" w:semiHidden="0" w:uiPriority="61" w:unhideWhenUsed="0"/>
-    <w:lsdException w:name="Light Grid Accent 2" w:semiHidden="0" w:uiPriority="62" w:unhideWhenUsed="0"/>
-    <w:lsdException w:name="Medium Shading 1 Accent 2" w:semiHidden="0" w:uiPriority="63" w:unhideWhenUsed="0"/>
-    <w:lsdException w:name="Medium Shading 2 Accent 2" w:semiHidden="0" w:uiPriority="64" w:unhideWhenUsed="0"/>
-    <w:lsdException w:name="Medium List 1 Accent 2" w:semiHidden="0" w:uiPriority="65" w:unhideWhenUsed="0"/>
-    <w:lsdException w:name="Medium List 2 Accent 2" w:semiHidden="0" w:uiPriority="66" w:unhideWhenUsed="0"/>
-    <w:lsdException w:name="Medium Grid 1 Accent 2" w:semiHidden="0" w:uiPriority="67" w:unhideWhenUsed="0"/>
-    <w:lsdException w:name="Medium Grid 2 Accent 2" w:semiHidden="0" w:uiPriority="68" w:unhideWhenUsed="0"/>
-    <w:lsdException w:name="Medium Grid 3 Accent 2" w:semiHidden="0" w:uiPriority="69" w:unhideWhenUsed="0"/>
-    <w:lsdException w:name="Dark List Accent 2" w:semiHidden="0" w:uiPriority="70" w:unhideWhenUsed="0"/>
-    <w:lsdException w:name="Colorful Shading Accent 2" w:semiHidden="0" w:uiPriority="71" w:unhideWhenUsed="0"/>
-    <w:lsdException w:name="Colorful List Accent 2" w:semiHidden="0" w:uiPriority="72" w:unhideWhenUsed="0"/>
-    <w:lsdException w:name="Colorful Grid Accent 2" w:semiHidden="0" w:uiPriority="73" w:unhideWhenUsed="0"/>
-    <w:lsdException w:name="Light Shading Accent 3" w:semiHidden="0" w:uiPriority="60" w:unhideWhenUsed="0"/>
-    <w:lsdException w:name="Light List Accent 3" w:semiHidden="0" w:uiPriority="61" w:unhideWhenUsed="0"/>
-    <w:lsdException w:name="Light Grid Accent 3" w:semiHidden="0" w:uiPriority="62" w:unhideWhenUsed="0"/>
-    <w:lsdException w:name="Medium Shading 1 Accent 3" w:semiHidden="0" w:uiPriority="63" w:unhideWhenUsed="0"/>
-    <w:lsdException w:name="Medium Shading 2 Accent 3" w:semiHidden="0" w:uiPriority="64" w:unhideWhenUsed="0"/>
-    <w:lsdException w:name="Medium List 1 Accent 3" w:semiHidden="0" w:uiPriority="65" w:unhideWhenUsed="0"/>
-    <w:lsdException w:name="Medium List 2 Accent 3" w:semiHidden="0" w:uiPriority="66" w:unhideWhenUsed="0"/>
-    <w:lsdException w:name="Medium Grid 1 Accent 3" w:semiHidden="0" w:uiPriority="67" w:unhideWhenUsed="0"/>
-    <w:lsdException w:name="Medium Grid 2 Accent 3" w:semiHidden="0" w:uiPriority="68" w:unhideWhenUsed="0"/>
-    <w:lsdException w:name="Medium Grid 3 Accent 3" w:semiHidden="0" w:uiPriority="69" w:unhideWhenUsed="0"/>
-    <w:lsdException w:name="Dark List Accent 3" w:semiHidden="0" w:uiPriority="70" w:unhideWhenUsed="0"/>
-    <w:lsdException w:name="Colorful Shading Accent 3" w:semiHidden="0" w:uiPriority="71" w:unhideWhenUsed="0"/>
-    <w:lsdException w:name="Colorful List Accent 3" w:semiHidden="0" w:uiPriority="72" w:unhideWhenUsed="0"/>
-    <w:lsdException w:name="Colorful Grid Accent 3" w:semiHidden="0" w:uiPriority="73" w:unhideWhenUsed="0"/>
-    <w:lsdException w:name="Light Shading Accent 4" w:semiHidden="0" w:uiPriority="60" w:unhideWhenUsed="0"/>
-    <w:lsdException w:name="Light List Accent 4" w:semiHidden="0" w:uiPriority="61" w:unhideWhenUsed="0"/>
-    <w:lsdException w:name="Light Grid Accent 4" w:semiHidden="0" w:uiPriority="62" w:unhideWhenUsed="0"/>
-    <w:lsdException w:name="Medium Shading 1 Accent 4" w:semiHidden="0" w:uiPriority="63" w:unhideWhenUsed="0"/>
-    <w:lsdException w:name="Medium Shading 2 Accent 4" w:semiHidden="0" w:uiPriority="64" w:unhideWhenUsed="0"/>
-    <w:lsdException w:name="Medium List 1 Accent 4" w:semiHidden="0" w:uiPriority="65" w:unhideWhenUsed="0"/>
-    <w:lsdException w:name="Medium List 2 Accent 4" w:semiHidden="0" w:uiPriority="66" w:unhideWhenUsed="0"/>
-    <w:lsdException w:name="Medium Grid 1 Accent 4" w:semiHidden="0" w:uiPriority="67" w:unhideWhenUsed="0"/>
-    <w:lsdException w:name="Medium Grid 2 Accent 4" w:semiHidden="0" w:uiPriority="68" w:unhideWhenUsed="0"/>
-    <w:lsdException w:name="Medium Grid 3 Accent 4" w:semiHidden="0" w:uiPriority="69" w:unhideWhenUsed="0"/>
-    <w:lsdException w:name="Dark List Accent 4" w:semiHidden="0" w:uiPriority="70" w:unhideWhenUsed="0"/>
-    <w:lsdException w:name="Colorful Shading Accent 4" w:semiHidden="0" w:uiPriority="71" w:unhideWhenUsed="0"/>
-    <w:lsdException w:name="Colorful List Accent 4" w:semiHidden="0" w:uiPriority="72" w:unhideWhenUsed="0"/>
-    <w:lsdException w:name="Colorful Grid Accent 4" w:semiHidden="0" w:uiPriority="73" w:unhideWhenUsed="0"/>
-    <w:lsdException w:name="Light Shading Accent 5" w:semiHidden="0" w:uiPriority="60" w:unhideWhenUsed="0"/>
-    <w:lsdException w:name="Light List Accent 5" w:semiHidden="0" w:uiPriority="61" w:unhideWhenUsed="0"/>
-    <w:lsdException w:name="Light Grid Accent 5" w:semiHidden="0" w:uiPriority="62" w:unhideWhenUsed="0"/>
-    <w:lsdException w:name="Medium Shading 1 Accent 5" w:semiHidden="0" w:uiPriority="63" w:unhideWhenUsed="0"/>
-    <w:lsdException w:name="Medium Shading 2 Accent 5" w:semiHidden="0" w:uiPriority="64" w:unhideWhenUsed="0"/>
-    <w:lsdException w:name="Medium List 1 Accent 5" w:semiHidden="0" w:uiPriority="65" w:unhideWhenUsed="0"/>
-    <w:lsdException w:name="Medium List 2 Accent 5" w:semiHidden="0" w:uiPriority="66" w:unhideWhenUsed="0"/>
-    <w:lsdException w:name="Medium Grid 1 Accent 5" w:semiHidden="0" w:uiPriority="67" w:unhideWhenUsed="0"/>
-    <w:lsdException w:name="Medium Grid 2 Accent 5" w:semiHidden="0" w:uiPriority="68" w:unhideWhenUsed="0"/>
-    <w:lsdException w:name="Medium Grid 3 Accent 5" w:semiHidden="0" w:uiPriority="69" w:unhideWhenUsed="0"/>
-    <w:lsdException w:name="Dark List Accent 5" w:semiHidden="0" w:uiPriority="70" w:unhideWhenUsed="0"/>
-    <w:lsdException w:name="Colorful Shading Accent 5" w:semiHidden="0" w:uiPriority="71" w:unhideWhenUsed="0"/>
-    <w:lsdException w:name="Colorful List Accent 5" w:semiHidden="0" w:uiPriority="72" w:unhideWhenUsed="0"/>
-    <w:lsdException w:name="Colorful Grid Accent 5" w:semiHidden="0" w:uiPriority="73" w:unhideWhenUsed="0"/>
-    <w:lsdException w:name="Light Shading Accent 6" w:semiHidden="0" w:uiPriority="60" w:unhideWhenUsed="0"/>
-    <w:lsdException w:name="Light List Accent 6" w:semiHidden="0" w:uiPriority="61" w:unhideWhenUsed="0"/>
-    <w:lsdException w:name="Light Grid Accent 6" w:semiHidden="0" w:uiPriority="62" w:unhideWhenUsed="0"/>
-    <w:lsdException w:name="Medium Shading 1 Accent 6" w:semiHidden="0" w:uiPriority="63" w:unhideWhenUsed="0"/>
-    <w:lsdException w:name="Medium Shading 2 Accent 6" w:semiHidden="0" w:uiPriority="64" w:unhideWhenUsed="0"/>
-    <w:lsdException w:name="Medium List 1 Accent 6" w:semiHidden="0" w:uiPriority="65" w:unhideWhenUsed="0"/>
-    <w:lsdException w:name="Medium List 2 Accent 6" w:semiHidden="0" w:uiPriority="66" w:unhideWhenUsed="0"/>
-    <w:lsdException w:name="Medium Grid 1 Accent 6" w:semiHidden="0" w:uiPriority="67" w:unhideWhenUsed="0"/>
-    <w:lsdException w:name="Medium Grid 2 Accent 6" w:semiHidden="0" w:uiPriority="68" w:unhideWhenUsed="0"/>
-    <w:lsdException w:name="Medium Grid 3 Accent 6" w:semiHidden="0" w:uiPriority="69" w:unhideWhenUsed="0"/>
-    <w:lsdException w:name="Dark List Accent 6" w:semiHidden="0" w:uiPriority="70" w:unhideWhenUsed="0"/>
-    <w:lsdException w:name="Colorful Shading Accent 6" w:semiHidden="0" w:uiPriority="71" w:unhideWhenUsed="0"/>
-    <w:lsdException w:name="Colorful List Accent 6" w:semiHidden="0" w:uiPriority="72" w:unhideWhenUsed="0"/>
-    <w:lsdException w:name="Colorful Grid Accent 6" w:semiHidden="0" w:uiPriority="73" w:unhideWhenUsed="0"/>
-    <w:lsdException w:name="Subtle Emphasis" w:semiHidden="0" w:uiPriority="19" w:unhideWhenUsed="0" w:qFormat="1"/>
-    <w:lsdException w:name="Intense Emphasis" w:semiHidden="0" w:uiPriority="21" w:unhideWhenUsed="0" w:qFormat="1"/>
-    <w:lsdException w:name="Subtle Reference" w:semiHidden="0" w:uiPriority="31" w:unhideWhenUsed="0" w:qFormat="1"/>
-    <w:lsdException w:name="Intense Reference" w:semiHidden="0" w:uiPriority="32" w:unhideWhenUsed="0" w:qFormat="1"/>
-    <w:lsdException w:name="Book Title" w:semiHidden="0" w:uiPriority="33" w:unhideWhenUsed="0" w:qFormat="1"/>
+    <w:lsdException w:name="List Paragraph" w:uiPriority="34" w:semiHidden="0" w:unhideWhenUsed="0" w:qFormat="1"/>
+    <w:lsdException w:name="Quote" w:uiPriority="29" w:semiHidden="0" w:unhideWhenUsed="0" w:qFormat="1"/>
+    <w:lsdException w:name="Intense Quote" w:uiPriority="30" w:semiHidden="0" w:unhideWhenUsed="0" w:qFormat="1"/>
+    <w:lsdException w:name="Medium List 2 Accent 1" w:uiPriority="66" w:semiHidden="0" w:unhideWhenUsed="0"/>
+    <w:lsdException w:name="Medium Grid 1 Accent 1" w:uiPriority="67" w:semiHidden="0" w:unhideWhenUsed="0"/>
+    <w:lsdException w:name="Medium Grid 2 Accent 1" w:uiPriority="68" w:semiHidden="0" w:unhideWhenUsed="0"/>
+    <w:lsdException w:name="Medium Grid 3 Accent 1" w:uiPriority="69" w:semiHidden="0" w:unhideWhenUsed="0"/>
+    <w:lsdException w:name="Dark List Accent 1" w:uiPriority="70" w:semiHidden="0" w:unhideWhenUsed="0"/>
+    <w:lsdException w:name="Colorful Shading Accent 1" w:uiPriority="71" w:semiHidden="0" w:unhideWhenUsed="0"/>
+    <w:lsdException w:name="Colorful List Accent 1" w:uiPriority="72" w:semiHidden="0" w:unhideWhenUsed="0"/>
+    <w:lsdException w:name="Colorful Grid Accent 1" w:uiPriority="73" w:semiHidden="0" w:unhideWhenUsed="0"/>
+    <w:lsdException w:name="Light Shading Accent 2" w:uiPriority="60" w:semiHidden="0" w:unhideWhenUsed="0"/>
+    <w:lsdException w:name="Light List Accent 2" w:uiPriority="61" w:semiHidden="0" w:unhideWhenUsed="0"/>
+    <w:lsdException w:name="Light Grid Accent 2" w:uiPriority="62" w:semiHidden="0" w:unhideWhenUsed="0"/>
+    <w:lsdException w:name="Medium Shading 1 Accent 2" w:uiPriority="63" w:semiHidden="0" w:unhideWhenUsed="0"/>
+    <w:lsdException w:name="Medium Shading 2 Accent 2" w:uiPriority="64" w:semiHidden="0" w:unhideWhenUsed="0"/>
+    <w:lsdException w:name="Medium List 1 Accent 2" w:uiPriority="65" w:semiHidden="0" w:unhideWhenUsed="0"/>
+    <w:lsdException w:name="Medium List 2 Accent 2" w:uiPriority="66" w:semiHidden="0" w:unhideWhenUsed="0"/>
+    <w:lsdException w:name="Medium Grid 1 Accent 2" w:uiPriority="67" w:semiHidden="0" w:unhideWhenUsed="0"/>
+    <w:lsdException w:name="Medium Grid 2 Accent 2" w:uiPriority="68" w:semiHidden="0" w:unhideWhenUsed="0"/>
+    <w:lsdException w:name="Medium Grid 3 Accent 2" w:uiPriority="69" w:semiHidden="0" w:unhideWhenUsed="0"/>
+    <w:lsdException w:name="Dark List Accent 2" w:uiPriority="70" w:semiHidden="0" w:unhideWhenUsed="0"/>
+    <w:lsdException w:name="Colorful Shading Accent 2" w:uiPriority="71" w:semiHidden="0" w:unhideWhenUsed="0"/>
+    <w:lsdException w:name="Colorful List Accent 2" w:uiPriority="72" w:semiHidden="0" w:unhideWhenUsed="0"/>
+    <w:lsdException w:name="Colorful Grid Accent 2" w:uiPriority="73" w:semiHidden="0" w:unhideWhenUsed="0"/>
+    <w:lsdException w:name="Light Shading Accent 3" w:uiPriority="60" w:semiHidden="0" w:unhideWhenUsed="0"/>
+    <w:lsdException w:name="Light List Accent 3" w:uiPriority="61" w:semiHidden="0" w:unhideWhenUsed="0"/>
+    <w:lsdException w:name="Light Grid Accent 3" w:uiPriority="62" w:semiHidden="0" w:unhideWhenUsed="0"/>
+    <w:lsdException w:name="Medium Shading 1 Accent 3" w:uiPriority="63" w:semiHidden="0" w:unhideWhenUsed="0"/>
+    <w:lsdException w:name="Medium Shading 2 Accent 3" w:uiPriority="64" w:semiHidden="0" w:unhideWhenUsed="0"/>
+    <w:lsdException w:name="Medium List 1 Accent 3" w:uiPriority="65" w:semiHidden="0" w:unhideWhenUsed="0"/>
+    <w:lsdException w:name="Medium List 2 Accent 3" w:uiPriority="66" w:semiHidden="0" w:unhideWhenUsed="0"/>
+    <w:lsdException w:name="Medium Grid 1 Accent 3" w:uiPriority="67" w:semiHidden="0" w:unhideWhenUsed="0"/>
+    <w:lsdException w:name="Medium Grid 2 Accent 3" w:uiPriority="68" w:semiHidden="0" w:unhideWhenUsed="0"/>
+    <w:lsdException w:name="Medium Grid 3 Accent 3" w:uiPriority="69" w:semiHidden="0" w:unhideWhenUsed="0"/>
+    <w:lsdException w:name="Dark List Accent 3" w:uiPriority="70" w:semiHidden="0" w:unhideWhenUsed="0"/>
+    <w:lsdException w:name="Colorful Shading Accent 3" w:uiPriority="71" w:semiHidden="0" w:unhideWhenUsed="0"/>
+    <w:lsdException w:name="Colorful List Accent 3" w:uiPriority="72" w:semiHidden="0" w:unhideWhenUsed="0"/>
+    <w:lsdException w:name="Colorful Grid Accent 3" w:uiPriority="73" w:semiHidden="0" w:unhideWhenUsed="0"/>
+    <w:lsdException w:name="Light Shading Accent 4" w:uiPriority="60" w:semiHidden="0" w:unhideWhenUsed="0"/>
+    <w:lsdException w:name="Light List Accent 4" w:uiPriority="61" w:semiHidden="0" w:unhideWhenUsed="0"/>
+    <w:lsdException w:name="Light Grid Accent 4" w:uiPriority="62" w:semiHidden="0" w:unhideWhenUsed="0"/>
+    <w:lsdException w:name="Medium Shading 1 Accent 4" w:uiPriority="63" w:semiHidden="0" w:unhideWhenUsed="0"/>
+    <w:lsdException w:name="Medium Shading 2 Accent 4" w:uiPriority="64" w:semiHidden="0" w:unhideWhenUsed="0"/>
+    <w:lsdException w:name="Medium List 1 Accent 4" w:uiPriority="65" w:semiHidden="0" w:unhideWhenUsed="0"/>
+    <w:lsdException w:name="Medium List 2 Accent 4" w:uiPriority="66" w:semiHidden="0" w:unhideWhenUsed="0"/>
+    <w:lsdException w:name="Medium Grid 1 Accent 4" w:uiPriority="67" w:semiHidden="0" w:unhideWhenUsed="0"/>
+    <w:lsdException w:name="Medium Grid 2 Accent 4" w:uiPriority="68" w:semiHidden="0" w:unhideWhenUsed="0"/>
+    <w:lsdException w:name="Medium Grid 3 Accent 4" w:uiPriority="69" w:semiHidden="0" w:unhideWhenUsed="0"/>
+    <w:lsdException w:name="Dark List Accent 4" w:uiPriority="70" w:semiHidden="0" w:unhideWhenUsed="0"/>
+    <w:lsdException w:name="Colorful Shading Accent 4" w:uiPriority="71" w:semiHidden="0" w:unhideWhenUsed="0"/>
+    <w:lsdException w:name="Colorful List Accent 4" w:uiPriority="72" w:semiHidden="0" w:unhideWhenUsed="0"/>
+    <w:lsdException w:name="Colorful Grid Accent 4" w:uiPriority="73" w:semiHidden="0" w:unhideWhenUsed="0"/>
+    <w:lsdException w:name="Light Shading Accent 5" w:uiPriority="60" w:semiHidden="0" w:unhideWhenUsed="0"/>
+    <w:lsdException w:name="Light List Accent 5" w:uiPriority="61" w:semiHidden="0" w:unhideWhenUsed="0"/>
+    <w:lsdException w:name="Light Grid Accent 5" w:uiPriority="62" w:semiHidden="0" w:unhideWhenUsed="0"/>
+    <w:lsdException w:name="Medium Shading 1 Accent 5" w:uiPriority="63" w:semiHidden="0" w:unhideWhenUsed="0"/>
+    <w:lsdException w:name="Medium Shading 2 Accent 5" w:uiPriority="64" w:semiHidden="0" w:unhideWhenUsed="0"/>
+    <w:lsdException w:name="Medium List 1 Accent 5" w:uiPriority="65" w:semiHidden="0" w:unhideWhenUsed="0"/>
+    <w:lsdException w:name="Medium List 2 Accent 5" w:uiPriority="66" w:semiHidden="0" w:unhideWhenUsed="0"/>
+    <w:lsdException w:name="Medium Grid 1 Accent 5" w:uiPriority="67" w:semiHidden="0" w:unhideWhenUsed="0"/>
+    <w:lsdException w:name="Medium Grid 2 Accent 5" w:uiPriority="68" w:semiHidden="0" w:unhideWhenUsed="0"/>
+    <w:lsdException w:name="Medium Grid 3 Accent 5" w:uiPriority="69" w:semiHidden="0" w:unhideWhenUsed="0"/>
+    <w:lsdException w:name="Dark List Accent 5" w:uiPriority="70" w:semiHidden="0" w:unhideWhenUsed="0"/>
+    <w:lsdException w:name="Colorful Shading Accent 5" w:uiPriority="71" w:semiHidden="0" w:unhideWhenUsed="0"/>
+    <w:lsdException w:name="Colorful List Accent 5" w:uiPriority="72" w:semiHidden="0" w:unhideWhenUsed="0"/>
+    <w:lsdException w:name="Colorful Grid Accent 5" w:uiPriority="73" w:semiHidden="0" w:unhideWhenUsed="0"/>
+    <w:lsdException w:name="Light Shading Accent 6" w:uiPriority="60" w:semiHidden="0" w:unhideWhenUsed="0"/>
+    <w:lsdException w:name="Light List Accent 6" w:uiPriority="61" w:semiHidden="0" w:unhideWhenUsed="0"/>
+    <w:lsdException w:name="Light Grid Accent 6" w:uiPriority="62" w:semiHidden="0" w:unhideWhenUsed="0"/>
+    <w:lsdException w:name="Medium Shading 1 Accent 6" w:uiPriority="63" w:semiHidden="0" w:unhideWhenUsed="0"/>
+    <w:lsdException w:name="Medium Shading 2 Accent 6" w:uiPriority="64" w:semiHidden="0" w:unhideWhenUsed="0"/>
+    <w:lsdException w:name="Medium List 1 Accent 6" w:uiPriority="65" w:semiHidden="0" w:unhideWhenUsed="0"/>
+    <w:lsdException w:name="Medium List 2 Accent 6" w:uiPriority="66" w:semiHidden="0" w:unhideWhenUsed="0"/>
+    <w:lsdException w:name="Medium Grid 1 Accent 6" w:uiPriority="67" w:semiHidden="0" w:unhideWhenUsed="0"/>
+    <w:lsdException w:name="Medium Grid 2 Accent 6" w:uiPriority="68" w:semiHidden="0" w:unhideWhenUsed="0"/>
+    <w:lsdException w:name="Medium Grid 3 Accent 6" w:uiPriority="69" w:semiHidden="0" w:unhideWhenUsed="0"/>
+    <w:lsdException w:name="Dark List Accent 6" w:uiPriority="70" w:semiHidden="0" w:unhideWhenUsed="0"/>
+    <w:lsdException w:name="Colorful Shading Accent 6" w:uiPriority="71" w:semiHidden="0" w:unhideWhenUsed="0"/>
+    <w:lsdException w:name="Colorful List Accent 6" w:uiPriority="72" w:semiHidden="0" w:unhideWhenUsed="0"/>
+    <w:lsdException w:name="Colorful Grid Accent 6" w:uiPriority="73" w:semiHidden="0" w:unhideWhenUsed="0"/>
+    <w:lsdException w:name="Subtle Emphasis" w:uiPriority="19" w:semiHidden="0" w:unhideWhenUsed="0" w:qFormat="1"/>
+    <w:lsdException w:name="Intense Emphasis" w:uiPriority="21" w:semiHidden="0" w:unhideWhenUsed="0" w:qFormat="1"/>
+    <w:lsdException w:name="Subtle Reference" w:uiPriority="31" w:semiHidden="0" w:unhideWhenUsed="0" w:qFormat="1"/>
+    <w:lsdException w:name="Intense Reference" w:uiPriority="32" w:semiHidden="0" w:unhideWhenUsed="0" w:qFormat="1"/>
+    <w:lsdException w:name="Book Title" w:uiPriority="33" w:semiHidden="0" w:unhideWhenUsed="0" w:qFormat="1"/>
     <w:lsdException w:name="Bibliography" w:uiPriority="37"/>
     <w:lsdException w:name="TOC Heading" w:uiPriority="39" w:qFormat="1"/>
   </w:latentStyles>
-  <w:style w:type="paragraph" w:default="1" w:styleId="Normal">
+  <w:style w:type="paragraph" w:styleId="Normal" w:default="1">
     <w:name w:val="Normal"/>
     <w:qFormat/>
     <w:rsid w:val="00FC693F"/>
@@ -2399,7 +2402,7 @@
       <w:spacing w:after="0" w:line="240" w:lineRule="auto"/>
     </w:pPr>
   </w:style>
-  <w:style w:type="character" w:customStyle="1" w:styleId="HeaderChar">
+  <w:style w:type="character" w:styleId="HeaderChar" w:customStyle="1">
     <w:name w:val="Header Char"/>
     <w:basedOn w:val="DefaultParagraphFont"/>
     <w:link w:val="Header"/>
@@ -2421,7 +2424,7 @@
       <w:spacing w:after="0" w:line="240" w:lineRule="auto"/>
     </w:pPr>
   </w:style>
-  <w:style w:type="character" w:customStyle="1" w:styleId="FooterChar">
+  <w:style w:type="character" w:styleId="FooterChar" w:customStyle="1">
     <w:name w:val="Footer Char"/>
     <w:basedOn w:val="DefaultParagraphFont"/>
     <w:link w:val="Footer"/>
@@ -2443,7 +2446,7 @@
       <w:outlineLvl w:val="0"/>
     </w:pPr>
     <w:rPr>
-      <w:rFonts w:asciiTheme="majorHAnsi" w:eastAsiaTheme="majorEastAsia" w:hAnsiTheme="majorHAnsi" w:cstheme="majorBidi" w:ascii="Arial" w:hAnsi="Arial" w:eastAsia="Arial"/>
+      <w:rFonts w:ascii="Arial" w:hAnsi="Arial" w:eastAsia="Arial" w:asciiTheme="majorHAnsi" w:hAnsiTheme="majorHAnsi" w:eastAsiaTheme="majorEastAsia" w:cstheme="majorBidi"/>
       <w:b/>
       <w:bCs/>
       <w:color w:val="16324F"/>
@@ -2467,7 +2470,7 @@
       <w:outlineLvl w:val="1"/>
     </w:pPr>
     <w:rPr>
-      <w:rFonts w:asciiTheme="majorHAnsi" w:eastAsiaTheme="majorEastAsia" w:hAnsiTheme="majorHAnsi" w:cstheme="majorBidi" w:ascii="Arial" w:hAnsi="Arial" w:eastAsia="Arial"/>
+      <w:rFonts w:ascii="Arial" w:hAnsi="Arial" w:eastAsia="Arial" w:asciiTheme="majorHAnsi" w:hAnsiTheme="majorHAnsi" w:eastAsiaTheme="majorEastAsia" w:cstheme="majorBidi"/>
       <w:b/>
       <w:bCs/>
       <w:color w:val="1F7A8C"/>
@@ -2491,7 +2494,7 @@
       <w:outlineLvl w:val="2"/>
     </w:pPr>
     <w:rPr>
-      <w:rFonts w:asciiTheme="majorHAnsi" w:eastAsiaTheme="majorEastAsia" w:hAnsiTheme="majorHAnsi" w:cstheme="majorBidi" w:ascii="Arial" w:hAnsi="Arial" w:eastAsia="Arial"/>
+      <w:rFonts w:ascii="Arial" w:hAnsi="Arial" w:eastAsia="Arial" w:asciiTheme="majorHAnsi" w:hAnsiTheme="majorHAnsi" w:eastAsiaTheme="majorEastAsia" w:cstheme="majorBidi"/>
       <w:b/>
       <w:bCs/>
       <w:color w:val="4F81BD" w:themeColor="accent1"/>
@@ -2514,7 +2517,7 @@
       <w:outlineLvl w:val="3"/>
     </w:pPr>
     <w:rPr>
-      <w:rFonts w:asciiTheme="majorHAnsi" w:eastAsiaTheme="majorEastAsia" w:hAnsiTheme="majorHAnsi" w:cstheme="majorBidi"/>
+      <w:rFonts w:asciiTheme="majorHAnsi" w:hAnsiTheme="majorHAnsi" w:eastAsiaTheme="majorEastAsia" w:cstheme="majorBidi"/>
       <w:b/>
       <w:bCs/>
       <w:i/>
@@ -2539,7 +2542,7 @@
       <w:outlineLvl w:val="4"/>
     </w:pPr>
     <w:rPr>
-      <w:rFonts w:asciiTheme="majorHAnsi" w:eastAsiaTheme="majorEastAsia" w:hAnsiTheme="majorHAnsi" w:cstheme="majorBidi"/>
+      <w:rFonts w:asciiTheme="majorHAnsi" w:hAnsiTheme="majorHAnsi" w:eastAsiaTheme="majorEastAsia" w:cstheme="majorBidi"/>
       <w:color w:val="243F60" w:themeColor="accent1" w:themeShade="7F"/>
     </w:rPr>
   </w:style>
@@ -2560,7 +2563,7 @@
       <w:outlineLvl w:val="5"/>
     </w:pPr>
     <w:rPr>
-      <w:rFonts w:asciiTheme="majorHAnsi" w:eastAsiaTheme="majorEastAsia" w:hAnsiTheme="majorHAnsi" w:cstheme="majorBidi"/>
+      <w:rFonts w:asciiTheme="majorHAnsi" w:hAnsiTheme="majorHAnsi" w:eastAsiaTheme="majorEastAsia" w:cstheme="majorBidi"/>
       <w:i/>
       <w:iCs/>
       <w:color w:val="243F60" w:themeColor="accent1" w:themeShade="7F"/>
@@ -2583,7 +2586,7 @@
       <w:outlineLvl w:val="6"/>
     </w:pPr>
     <w:rPr>
-      <w:rFonts w:asciiTheme="majorHAnsi" w:eastAsiaTheme="majorEastAsia" w:hAnsiTheme="majorHAnsi" w:cstheme="majorBidi"/>
+      <w:rFonts w:asciiTheme="majorHAnsi" w:hAnsiTheme="majorHAnsi" w:eastAsiaTheme="majorEastAsia" w:cstheme="majorBidi"/>
       <w:i/>
       <w:iCs/>
       <w:color w:val="404040" w:themeColor="text1" w:themeTint="BF"/>
@@ -2606,7 +2609,7 @@
       <w:outlineLvl w:val="7"/>
     </w:pPr>
     <w:rPr>
-      <w:rFonts w:asciiTheme="majorHAnsi" w:eastAsiaTheme="majorEastAsia" w:hAnsiTheme="majorHAnsi" w:cstheme="majorBidi"/>
+      <w:rFonts w:asciiTheme="majorHAnsi" w:hAnsiTheme="majorHAnsi" w:eastAsiaTheme="majorEastAsia" w:cstheme="majorBidi"/>
       <w:color w:val="4F81BD" w:themeColor="accent1"/>
       <w:sz w:val="20"/>
       <w:szCs w:val="20"/>
@@ -2629,7 +2632,7 @@
       <w:outlineLvl w:val="8"/>
     </w:pPr>
     <w:rPr>
-      <w:rFonts w:asciiTheme="majorHAnsi" w:eastAsiaTheme="majorEastAsia" w:hAnsiTheme="majorHAnsi" w:cstheme="majorBidi"/>
+      <w:rFonts w:asciiTheme="majorHAnsi" w:hAnsiTheme="majorHAnsi" w:eastAsiaTheme="majorEastAsia" w:cstheme="majorBidi"/>
       <w:i/>
       <w:iCs/>
       <w:color w:val="404040" w:themeColor="text1" w:themeTint="BF"/>
@@ -2637,13 +2640,13 @@
       <w:szCs w:val="20"/>
     </w:rPr>
   </w:style>
-  <w:style w:type="character" w:default="1" w:styleId="DefaultParagraphFont">
+  <w:style w:type="character" w:styleId="DefaultParagraphFont" w:default="1">
     <w:name w:val="Default Paragraph Font"/>
     <w:uiPriority w:val="1"/>
     <w:semiHidden/>
     <w:unhideWhenUsed/>
   </w:style>
-  <w:style w:type="table" w:default="1" w:styleId="TableNormal">
+  <w:style w:type="table" w:styleId="TableNormal" w:default="1">
     <w:name w:val="Normal Table"/>
     <w:uiPriority w:val="99"/>
     <w:semiHidden/>
@@ -2658,7 +2661,7 @@
       </w:tblCellMar>
     </w:tblPr>
   </w:style>
-  <w:style w:type="numbering" w:default="1" w:styleId="NoList">
+  <w:style w:type="numbering" w:styleId="NoList" w:default="1">
     <w:name w:val="No List"/>
     <w:uiPriority w:val="99"/>
     <w:semiHidden/>
@@ -2673,14 +2676,14 @@
       <w:spacing w:after="0" w:line="240" w:lineRule="auto"/>
     </w:pPr>
   </w:style>
-  <w:style w:type="character" w:customStyle="1" w:styleId="Heading1Char">
+  <w:style w:type="character" w:styleId="Heading1Char" w:customStyle="1">
     <w:name w:val="Heading 1 Char"/>
     <w:basedOn w:val="DefaultParagraphFont"/>
     <w:link w:val="Heading1"/>
     <w:uiPriority w:val="9"/>
     <w:rsid w:val="00FC693F"/>
     <w:rPr>
-      <w:rFonts w:asciiTheme="majorHAnsi" w:eastAsiaTheme="majorEastAsia" w:hAnsiTheme="majorHAnsi" w:cstheme="majorBidi"/>
+      <w:rFonts w:asciiTheme="majorHAnsi" w:hAnsiTheme="majorHAnsi" w:eastAsiaTheme="majorEastAsia" w:cstheme="majorBidi"/>
       <w:b/>
       <w:bCs/>
       <w:color w:val="365F91" w:themeColor="accent1" w:themeShade="BF"/>
@@ -2688,14 +2691,14 @@
       <w:szCs w:val="28"/>
     </w:rPr>
   </w:style>
-  <w:style w:type="character" w:customStyle="1" w:styleId="Heading2Char">
+  <w:style w:type="character" w:styleId="Heading2Char" w:customStyle="1">
     <w:name w:val="Heading 2 Char"/>
     <w:basedOn w:val="DefaultParagraphFont"/>
     <w:link w:val="Heading2"/>
     <w:uiPriority w:val="9"/>
     <w:rsid w:val="00FC693F"/>
     <w:rPr>
-      <w:rFonts w:asciiTheme="majorHAnsi" w:eastAsiaTheme="majorEastAsia" w:hAnsiTheme="majorHAnsi" w:cstheme="majorBidi"/>
+      <w:rFonts w:asciiTheme="majorHAnsi" w:hAnsiTheme="majorHAnsi" w:eastAsiaTheme="majorEastAsia" w:cstheme="majorBidi"/>
       <w:b/>
       <w:bCs/>
       <w:color w:val="4F81BD" w:themeColor="accent1"/>
@@ -2703,14 +2706,14 @@
       <w:szCs w:val="26"/>
     </w:rPr>
   </w:style>
-  <w:style w:type="character" w:customStyle="1" w:styleId="Heading3Char">
+  <w:style w:type="character" w:styleId="Heading3Char" w:customStyle="1">
     <w:name w:val="Heading 3 Char"/>
     <w:basedOn w:val="DefaultParagraphFont"/>
     <w:link w:val="Heading3"/>
     <w:uiPriority w:val="9"/>
     <w:rsid w:val="00FC693F"/>
     <w:rPr>
-      <w:rFonts w:asciiTheme="majorHAnsi" w:eastAsiaTheme="majorEastAsia" w:hAnsiTheme="majorHAnsi" w:cstheme="majorBidi"/>
+      <w:rFonts w:asciiTheme="majorHAnsi" w:hAnsiTheme="majorHAnsi" w:eastAsiaTheme="majorEastAsia" w:cstheme="majorBidi"/>
       <w:b/>
       <w:bCs/>
       <w:color w:val="4F81BD" w:themeColor="accent1"/>
@@ -2726,13 +2729,13 @@
     <w:rsid w:val="00FC693F"/>
     <w:pPr>
       <w:pBdr>
-        <w:bottom w:val="single" w:sz="8" w:space="4" w:color="4F81BD" w:themeColor="accent1"/>
+        <w:bottom w:val="single" w:color="4F81BD" w:themeColor="accent1" w:sz="8" w:space="4"/>
       </w:pBdr>
       <w:spacing w:after="300" w:line="240" w:lineRule="auto"/>
       <w:contextualSpacing/>
     </w:pPr>
     <w:rPr>
-      <w:rFonts w:asciiTheme="majorHAnsi" w:eastAsiaTheme="majorEastAsia" w:hAnsiTheme="majorHAnsi" w:cstheme="majorBidi" w:ascii="Arial" w:hAnsi="Arial" w:eastAsia="Arial"/>
+      <w:rFonts w:ascii="Arial" w:hAnsi="Arial" w:eastAsia="Arial" w:asciiTheme="majorHAnsi" w:hAnsiTheme="majorHAnsi" w:eastAsiaTheme="majorEastAsia" w:cstheme="majorBidi"/>
       <w:b/>
       <w:color w:val="16324F"/>
       <w:spacing w:val="5"/>
@@ -2741,14 +2744,14 @@
       <w:szCs w:val="52"/>
     </w:rPr>
   </w:style>
-  <w:style w:type="character" w:customStyle="1" w:styleId="TitleChar">
+  <w:style w:type="character" w:styleId="TitleChar" w:customStyle="1">
     <w:name w:val="Title Char"/>
     <w:basedOn w:val="DefaultParagraphFont"/>
     <w:link w:val="Title"/>
     <w:uiPriority w:val="10"/>
     <w:rsid w:val="00FC693F"/>
     <w:rPr>
-      <w:rFonts w:asciiTheme="majorHAnsi" w:eastAsiaTheme="majorEastAsia" w:hAnsiTheme="majorHAnsi" w:cstheme="majorBidi"/>
+      <w:rFonts w:asciiTheme="majorHAnsi" w:hAnsiTheme="majorHAnsi" w:eastAsiaTheme="majorEastAsia" w:cstheme="majorBidi"/>
       <w:color w:val="17365D" w:themeColor="text2" w:themeShade="BF"/>
       <w:spacing w:val="5"/>
       <w:kern w:val="28"/>
@@ -2770,7 +2773,7 @@
       </w:numPr>
     </w:pPr>
     <w:rPr>
-      <w:rFonts w:asciiTheme="majorHAnsi" w:eastAsiaTheme="majorEastAsia" w:hAnsiTheme="majorHAnsi" w:cstheme="majorBidi"/>
+      <w:rFonts w:asciiTheme="majorHAnsi" w:hAnsiTheme="majorHAnsi" w:eastAsiaTheme="majorEastAsia" w:cstheme="majorBidi"/>
       <w:i/>
       <w:iCs/>
       <w:color w:val="4F81BD" w:themeColor="accent1"/>
@@ -2779,14 +2782,14 @@
       <w:szCs w:val="24"/>
     </w:rPr>
   </w:style>
-  <w:style w:type="character" w:customStyle="1" w:styleId="SubtitleChar">
+  <w:style w:type="character" w:styleId="SubtitleChar" w:customStyle="1">
     <w:name w:val="Subtitle Char"/>
     <w:basedOn w:val="DefaultParagraphFont"/>
     <w:link w:val="Subtitle"/>
     <w:uiPriority w:val="11"/>
     <w:rsid w:val="00FC693F"/>
     <w:rPr>
-      <w:rFonts w:asciiTheme="majorHAnsi" w:eastAsiaTheme="majorEastAsia" w:hAnsiTheme="majorHAnsi" w:cstheme="majorBidi"/>
+      <w:rFonts w:asciiTheme="majorHAnsi" w:hAnsiTheme="majorHAnsi" w:eastAsiaTheme="majorEastAsia" w:cstheme="majorBidi"/>
       <w:i/>
       <w:iCs/>
       <w:color w:val="4F81BD" w:themeColor="accent1"/>
@@ -2817,7 +2820,7 @@
       <w:spacing w:after="120"/>
     </w:pPr>
   </w:style>
-  <w:style w:type="character" w:customStyle="1" w:styleId="BodyTextChar">
+  <w:style w:type="character" w:styleId="BodyTextChar" w:customStyle="1">
     <w:name w:val="Body Text Char"/>
     <w:basedOn w:val="DefaultParagraphFont"/>
     <w:link w:val="BodyText"/>
@@ -2835,7 +2838,7 @@
       <w:spacing w:after="120" w:line="480" w:lineRule="auto"/>
     </w:pPr>
   </w:style>
-  <w:style w:type="character" w:customStyle="1" w:styleId="BodyText2Char">
+  <w:style w:type="character" w:styleId="BodyText2Char" w:customStyle="1">
     <w:name w:val="Body Text 2 Char"/>
     <w:basedOn w:val="DefaultParagraphFont"/>
     <w:link w:val="BodyText2"/>
@@ -2857,7 +2860,7 @@
       <w:szCs w:val="16"/>
     </w:rPr>
   </w:style>
-  <w:style w:type="character" w:customStyle="1" w:styleId="BodyText3Char">
+  <w:style w:type="character" w:styleId="BodyText3Char" w:customStyle="1">
     <w:name w:val="Body Text 3 Char"/>
     <w:basedOn w:val="DefaultParagraphFont"/>
     <w:link w:val="BodyText3"/>
@@ -3038,7 +3041,7 @@
       <w:szCs w:val="20"/>
     </w:rPr>
   </w:style>
-  <w:style w:type="character" w:customStyle="1" w:styleId="MacroTextChar">
+  <w:style w:type="character" w:styleId="MacroTextChar" w:customStyle="1">
     <w:name w:val="Macro Text Char"/>
     <w:basedOn w:val="DefaultParagraphFont"/>
     <w:link w:val="MacroText"/>
@@ -3064,7 +3067,7 @@
       <w:color w:val="000000" w:themeColor="text1"/>
     </w:rPr>
   </w:style>
-  <w:style w:type="character" w:customStyle="1" w:styleId="QuoteChar">
+  <w:style w:type="character" w:styleId="QuoteChar" w:customStyle="1">
     <w:name w:val="Quote Char"/>
     <w:basedOn w:val="DefaultParagraphFont"/>
     <w:link w:val="Quote"/>
@@ -3076,7 +3079,7 @@
       <w:color w:val="000000" w:themeColor="text1"/>
     </w:rPr>
   </w:style>
-  <w:style w:type="character" w:customStyle="1" w:styleId="Heading4Char">
+  <w:style w:type="character" w:styleId="Heading4Char" w:customStyle="1">
     <w:name w:val="Heading 4 Char"/>
     <w:basedOn w:val="DefaultParagraphFont"/>
     <w:link w:val="Heading4"/>
@@ -3084,7 +3087,7 @@
     <w:semiHidden/>
     <w:rsid w:val="00FC693F"/>
     <w:rPr>
-      <w:rFonts w:asciiTheme="majorHAnsi" w:eastAsiaTheme="majorEastAsia" w:hAnsiTheme="majorHAnsi" w:cstheme="majorBidi"/>
+      <w:rFonts w:asciiTheme="majorHAnsi" w:hAnsiTheme="majorHAnsi" w:eastAsiaTheme="majorEastAsia" w:cstheme="majorBidi"/>
       <w:b/>
       <w:bCs/>
       <w:i/>
@@ -3092,7 +3095,7 @@
       <w:color w:val="4F81BD" w:themeColor="accent1"/>
     </w:rPr>
   </w:style>
-  <w:style w:type="character" w:customStyle="1" w:styleId="Heading5Char">
+  <w:style w:type="character" w:styleId="Heading5Char" w:customStyle="1">
     <w:name w:val="Heading 5 Char"/>
     <w:basedOn w:val="DefaultParagraphFont"/>
     <w:link w:val="Heading5"/>
@@ -3100,11 +3103,11 @@
     <w:semiHidden/>
     <w:rsid w:val="00FC693F"/>
     <w:rPr>
-      <w:rFonts w:asciiTheme="majorHAnsi" w:eastAsiaTheme="majorEastAsia" w:hAnsiTheme="majorHAnsi" w:cstheme="majorBidi"/>
+      <w:rFonts w:asciiTheme="majorHAnsi" w:hAnsiTheme="majorHAnsi" w:eastAsiaTheme="majorEastAsia" w:cstheme="majorBidi"/>
       <w:color w:val="243F60" w:themeColor="accent1" w:themeShade="7F"/>
     </w:rPr>
   </w:style>
-  <w:style w:type="character" w:customStyle="1" w:styleId="Heading6Char">
+  <w:style w:type="character" w:styleId="Heading6Char" w:customStyle="1">
     <w:name w:val="Heading 6 Char"/>
     <w:basedOn w:val="DefaultParagraphFont"/>
     <w:link w:val="Heading6"/>
@@ -3112,13 +3115,13 @@
     <w:semiHidden/>
     <w:rsid w:val="00FC693F"/>
     <w:rPr>
-      <w:rFonts w:asciiTheme="majorHAnsi" w:eastAsiaTheme="majorEastAsia" w:hAnsiTheme="majorHAnsi" w:cstheme="majorBidi"/>
+      <w:rFonts w:asciiTheme="majorHAnsi" w:hAnsiTheme="majorHAnsi" w:eastAsiaTheme="majorEastAsia" w:cstheme="majorBidi"/>
       <w:i/>
       <w:iCs/>
       <w:color w:val="243F60" w:themeColor="accent1" w:themeShade="7F"/>
     </w:rPr>
   </w:style>
-  <w:style w:type="character" w:customStyle="1" w:styleId="Heading7Char">
+  <w:style w:type="character" w:styleId="Heading7Char" w:customStyle="1">
     <w:name w:val="Heading 7 Char"/>
     <w:basedOn w:val="DefaultParagraphFont"/>
     <w:link w:val="Heading7"/>
@@ -3126,13 +3129,13 @@
     <w:semiHidden/>
     <w:rsid w:val="00FC693F"/>
     <w:rPr>
-      <w:rFonts w:asciiTheme="majorHAnsi" w:eastAsiaTheme="majorEastAsia" w:hAnsiTheme="majorHAnsi" w:cstheme="majorBidi"/>
+      <w:rFonts w:asciiTheme="majorHAnsi" w:hAnsiTheme="majorHAnsi" w:eastAsiaTheme="majorEastAsia" w:cstheme="majorBidi"/>
       <w:i/>
       <w:iCs/>
       <w:color w:val="404040" w:themeColor="text1" w:themeTint="BF"/>
     </w:rPr>
   </w:style>
-  <w:style w:type="character" w:customStyle="1" w:styleId="Heading8Char">
+  <w:style w:type="character" w:styleId="Heading8Char" w:customStyle="1">
     <w:name w:val="Heading 8 Char"/>
     <w:basedOn w:val="DefaultParagraphFont"/>
     <w:link w:val="Heading8"/>
@@ -3140,13 +3143,13 @@
     <w:semiHidden/>
     <w:rsid w:val="00FC693F"/>
     <w:rPr>
-      <w:rFonts w:asciiTheme="majorHAnsi" w:eastAsiaTheme="majorEastAsia" w:hAnsiTheme="majorHAnsi" w:cstheme="majorBidi"/>
+      <w:rFonts w:asciiTheme="majorHAnsi" w:hAnsiTheme="majorHAnsi" w:eastAsiaTheme="majorEastAsia" w:cstheme="majorBidi"/>
       <w:color w:val="4F81BD" w:themeColor="accent1"/>
       <w:sz w:val="20"/>
       <w:szCs w:val="20"/>
     </w:rPr>
   </w:style>
-  <w:style w:type="character" w:customStyle="1" w:styleId="Heading9Char">
+  <w:style w:type="character" w:styleId="Heading9Char" w:customStyle="1">
     <w:name w:val="Heading 9 Char"/>
     <w:basedOn w:val="DefaultParagraphFont"/>
     <w:link w:val="Heading9"/>
@@ -3154,7 +3157,7 @@
     <w:semiHidden/>
     <w:rsid w:val="00FC693F"/>
     <w:rPr>
-      <w:rFonts w:asciiTheme="majorHAnsi" w:eastAsiaTheme="majorEastAsia" w:hAnsiTheme="majorHAnsi" w:cstheme="majorBidi"/>
+      <w:rFonts w:asciiTheme="majorHAnsi" w:hAnsiTheme="majorHAnsi" w:eastAsiaTheme="majorEastAsia" w:cstheme="majorBidi"/>
       <w:i/>
       <w:iCs/>
       <w:color w:val="404040" w:themeColor="text1" w:themeTint="BF"/>
@@ -3214,7 +3217,7 @@
     <w:rsid w:val="00FC693F"/>
     <w:pPr>
       <w:pBdr>
-        <w:bottom w:val="single" w:sz="4" w:space="4" w:color="4F81BD" w:themeColor="accent1"/>
+        <w:bottom w:val="single" w:color="4F81BD" w:themeColor="accent1" w:sz="4" w:space="4"/>
       </w:pBdr>
       <w:spacing w:before="200" w:after="280"/>
       <w:ind w:left="936" w:right="936"/>
@@ -3227,7 +3230,7 @@
       <w:color w:val="4F81BD" w:themeColor="accent1"/>
     </w:rPr>
   </w:style>
-  <w:style w:type="character" w:customStyle="1" w:styleId="IntenseQuoteChar">
+  <w:style w:type="character" w:styleId="IntenseQuoteChar" w:customStyle="1">
     <w:name w:val="Intense Quote Char"/>
     <w:basedOn w:val="DefaultParagraphFont"/>
     <w:link w:val="IntenseQuote"/>
@@ -3331,12 +3334,12 @@
     <w:tblPr>
       <w:tblInd w:w="0" w:type="dxa"/>
       <w:tblBorders>
-        <w:top w:val="single" w:sz="4" w:space="0" w:color="auto"/>
-        <w:left w:val="single" w:sz="4" w:space="0" w:color="auto"/>
-        <w:bottom w:val="single" w:sz="4" w:space="0" w:color="auto"/>
-        <w:right w:val="single" w:sz="4" w:space="0" w:color="auto"/>
-        <w:insideH w:val="single" w:sz="4" w:space="0" w:color="auto"/>
-        <w:insideV w:val="single" w:sz="4" w:space="0" w:color="auto"/>
+        <w:top w:val="single" w:color="auto" w:sz="4" w:space="0"/>
+        <w:left w:val="single" w:color="auto" w:sz="4" w:space="0"/>
+        <w:bottom w:val="single" w:color="auto" w:sz="4" w:space="0"/>
+        <w:right w:val="single" w:color="auto" w:sz="4" w:space="0"/>
+        <w:insideH w:val="single" w:color="auto" w:sz="4" w:space="0"/>
+        <w:insideV w:val="single" w:color="auto" w:sz="4" w:space="0"/>
       </w:tblBorders>
       <w:tblCellMar>
         <w:top w:w="0" w:type="dxa"/>
@@ -3362,8 +3365,8 @@
       <w:tblStyleColBandSize w:val="1"/>
       <w:tblInd w:w="0" w:type="dxa"/>
       <w:tblBorders>
-        <w:top w:val="single" w:sz="8" w:space="0" w:color="000000" w:themeColor="text1"/>
-        <w:bottom w:val="single" w:sz="8" w:space="0" w:color="000000" w:themeColor="text1"/>
+        <w:top w:val="single" w:color="000000" w:themeColor="text1" w:sz="8" w:space="0"/>
+        <w:bottom w:val="single" w:color="000000" w:themeColor="text1" w:sz="8" w:space="0"/>
       </w:tblBorders>
       <w:tblCellMar>
         <w:top w:w="0" w:type="dxa"/>
@@ -3383,9 +3386,9 @@
       <w:tblPr/>
       <w:tcPr>
         <w:tcBorders>
-          <w:top w:val="single" w:sz="8" w:space="0" w:color="000000" w:themeColor="text1"/>
-          <w:left w:val="nil"/>
-          <w:bottom w:val="single" w:sz="8" w:space="0" w:color="000000" w:themeColor="text1"/>
+          <w:top w:val="single" w:color="000000" w:themeColor="text1" w:sz="8" w:space="0"/>
+          <w:left w:val="nil"/>
+          <w:bottom w:val="single" w:color="000000" w:themeColor="text1" w:sz="8" w:space="0"/>
           <w:right w:val="nil"/>
           <w:insideH w:val="nil"/>
           <w:insideV w:val="nil"/>
@@ -3403,9 +3406,9 @@
       <w:tblPr/>
       <w:tcPr>
         <w:tcBorders>
-          <w:top w:val="single" w:sz="8" w:space="0" w:color="000000" w:themeColor="text1"/>
-          <w:left w:val="nil"/>
-          <w:bottom w:val="single" w:sz="8" w:space="0" w:color="000000" w:themeColor="text1"/>
+          <w:top w:val="single" w:color="000000" w:themeColor="text1" w:sz="8" w:space="0"/>
+          <w:left w:val="nil"/>
+          <w:bottom w:val="single" w:color="000000" w:themeColor="text1" w:sz="8" w:space="0"/>
           <w:right w:val="nil"/>
           <w:insideH w:val="nil"/>
           <w:insideV w:val="nil"/>
@@ -3465,8 +3468,8 @@
       <w:tblStyleColBandSize w:val="1"/>
       <w:tblInd w:w="0" w:type="dxa"/>
       <w:tblBorders>
-        <w:top w:val="single" w:sz="8" w:space="0" w:color="4F81BD" w:themeColor="accent1"/>
-        <w:bottom w:val="single" w:sz="8" w:space="0" w:color="4F81BD" w:themeColor="accent1"/>
+        <w:top w:val="single" w:color="4F81BD" w:themeColor="accent1" w:sz="8" w:space="0"/>
+        <w:bottom w:val="single" w:color="4F81BD" w:themeColor="accent1" w:sz="8" w:space="0"/>
       </w:tblBorders>
       <w:tblCellMar>
         <w:top w:w="0" w:type="dxa"/>
@@ -3486,9 +3489,9 @@
       <w:tblPr/>
       <w:tcPr>
         <w:tcBorders>
-          <w:top w:val="single" w:sz="8" w:space="0" w:color="4F81BD" w:themeColor="accent1"/>
-          <w:left w:val="nil"/>
-          <w:bottom w:val="single" w:sz="8" w:space="0" w:color="4F81BD" w:themeColor="accent1"/>
+          <w:top w:val="single" w:color="4F81BD" w:themeColor="accent1" w:sz="8" w:space="0"/>
+          <w:left w:val="nil"/>
+          <w:bottom w:val="single" w:color="4F81BD" w:themeColor="accent1" w:sz="8" w:space="0"/>
           <w:right w:val="nil"/>
           <w:insideH w:val="nil"/>
           <w:insideV w:val="nil"/>
@@ -3506,9 +3509,9 @@
       <w:tblPr/>
       <w:tcPr>
         <w:tcBorders>
-          <w:top w:val="single" w:sz="8" w:space="0" w:color="4F81BD" w:themeColor="accent1"/>
-          <w:left w:val="nil"/>
-          <w:bottom w:val="single" w:sz="8" w:space="0" w:color="4F81BD" w:themeColor="accent1"/>
+          <w:top w:val="single" w:color="4F81BD" w:themeColor="accent1" w:sz="8" w:space="0"/>
+          <w:left w:val="nil"/>
+          <w:bottom w:val="single" w:color="4F81BD" w:themeColor="accent1" w:sz="8" w:space="0"/>
           <w:right w:val="nil"/>
           <w:insideH w:val="nil"/>
           <w:insideV w:val="nil"/>
@@ -3568,8 +3571,8 @@
       <w:tblStyleColBandSize w:val="1"/>
       <w:tblInd w:w="0" w:type="dxa"/>
       <w:tblBorders>
-        <w:top w:val="single" w:sz="8" w:space="0" w:color="C0504D" w:themeColor="accent2"/>
-        <w:bottom w:val="single" w:sz="8" w:space="0" w:color="C0504D" w:themeColor="accent2"/>
+        <w:top w:val="single" w:color="C0504D" w:themeColor="accent2" w:sz="8" w:space="0"/>
+        <w:bottom w:val="single" w:color="C0504D" w:themeColor="accent2" w:sz="8" w:space="0"/>
       </w:tblBorders>
       <w:tblCellMar>
         <w:top w:w="0" w:type="dxa"/>
@@ -3589,9 +3592,9 @@
       <w:tblPr/>
       <w:tcPr>
         <w:tcBorders>
-          <w:top w:val="single" w:sz="8" w:space="0" w:color="C0504D" w:themeColor="accent2"/>
-          <w:left w:val="nil"/>
-          <w:bottom w:val="single" w:sz="8" w:space="0" w:color="C0504D" w:themeColor="accent2"/>
+          <w:top w:val="single" w:color="C0504D" w:themeColor="accent2" w:sz="8" w:space="0"/>
+          <w:left w:val="nil"/>
+          <w:bottom w:val="single" w:color="C0504D" w:themeColor="accent2" w:sz="8" w:space="0"/>
           <w:right w:val="nil"/>
           <w:insideH w:val="nil"/>
           <w:insideV w:val="nil"/>
@@ -3609,9 +3612,9 @@
       <w:tblPr/>
       <w:tcPr>
         <w:tcBorders>
-          <w:top w:val="single" w:sz="8" w:space="0" w:color="C0504D" w:themeColor="accent2"/>
-          <w:left w:val="nil"/>
-          <w:bottom w:val="single" w:sz="8" w:space="0" w:color="C0504D" w:themeColor="accent2"/>
+          <w:top w:val="single" w:color="C0504D" w:themeColor="accent2" w:sz="8" w:space="0"/>
+          <w:left w:val="nil"/>
+          <w:bottom w:val="single" w:color="C0504D" w:themeColor="accent2" w:sz="8" w:space="0"/>
           <w:right w:val="nil"/>
           <w:insideH w:val="nil"/>
           <w:insideV w:val="nil"/>
@@ -3671,8 +3674,8 @@
       <w:tblStyleColBandSize w:val="1"/>
       <w:tblInd w:w="0" w:type="dxa"/>
       <w:tblBorders>
-        <w:top w:val="single" w:sz="8" w:space="0" w:color="9BBB59" w:themeColor="accent3"/>
-        <w:bottom w:val="single" w:sz="8" w:space="0" w:color="9BBB59" w:themeColor="accent3"/>
+        <w:top w:val="single" w:color="9BBB59" w:themeColor="accent3" w:sz="8" w:space="0"/>
+        <w:bottom w:val="single" w:color="9BBB59" w:themeColor="accent3" w:sz="8" w:space="0"/>
       </w:tblBorders>
       <w:tblCellMar>
         <w:top w:w="0" w:type="dxa"/>
@@ -3692,9 +3695,9 @@
       <w:tblPr/>
       <w:tcPr>
         <w:tcBorders>
-          <w:top w:val="single" w:sz="8" w:space="0" w:color="9BBB59" w:themeColor="accent3"/>
-          <w:left w:val="nil"/>
-          <w:bottom w:val="single" w:sz="8" w:space="0" w:color="9BBB59" w:themeColor="accent3"/>
+          <w:top w:val="single" w:color="9BBB59" w:themeColor="accent3" w:sz="8" w:space="0"/>
+          <w:left w:val="nil"/>
+          <w:bottom w:val="single" w:color="9BBB59" w:themeColor="accent3" w:sz="8" w:space="0"/>
           <w:right w:val="nil"/>
           <w:insideH w:val="nil"/>
           <w:insideV w:val="nil"/>
@@ -3712,9 +3715,9 @@
       <w:tblPr/>
       <w:tcPr>
         <w:tcBorders>
-          <w:top w:val="single" w:sz="8" w:space="0" w:color="9BBB59" w:themeColor="accent3"/>
-          <w:left w:val="nil"/>
-          <w:bottom w:val="single" w:sz="8" w:space="0" w:color="9BBB59" w:themeColor="accent3"/>
+          <w:top w:val="single" w:color="9BBB59" w:themeColor="accent3" w:sz="8" w:space="0"/>
+          <w:left w:val="nil"/>
+          <w:bottom w:val="single" w:color="9BBB59" w:themeColor="accent3" w:sz="8" w:space="0"/>
           <w:right w:val="nil"/>
           <w:insideH w:val="nil"/>
           <w:insideV w:val="nil"/>
@@ -3774,8 +3777,8 @@
       <w:tblStyleColBandSize w:val="1"/>
       <w:tblInd w:w="0" w:type="dxa"/>
       <w:tblBorders>
-        <w:top w:val="single" w:sz="8" w:space="0" w:color="8064A2" w:themeColor="accent4"/>
-        <w:bottom w:val="single" w:sz="8" w:space="0" w:color="8064A2" w:themeColor="accent4"/>
+        <w:top w:val="single" w:color="8064A2" w:themeColor="accent4" w:sz="8" w:space="0"/>
+        <w:bottom w:val="single" w:color="8064A2" w:themeColor="accent4" w:sz="8" w:space="0"/>
       </w:tblBorders>
       <w:tblCellMar>
         <w:top w:w="0" w:type="dxa"/>
@@ -3795,9 +3798,9 @@
       <w:tblPr/>
       <w:tcPr>
         <w:tcBorders>
-          <w:top w:val="single" w:sz="8" w:space="0" w:color="8064A2" w:themeColor="accent4"/>
-          <w:left w:val="nil"/>
-          <w:bottom w:val="single" w:sz="8" w:space="0" w:color="8064A2" w:themeColor="accent4"/>
+          <w:top w:val="single" w:color="8064A2" w:themeColor="accent4" w:sz="8" w:space="0"/>
+          <w:left w:val="nil"/>
+          <w:bottom w:val="single" w:color="8064A2" w:themeColor="accent4" w:sz="8" w:space="0"/>
           <w:right w:val="nil"/>
           <w:insideH w:val="nil"/>
           <w:insideV w:val="nil"/>
@@ -3815,9 +3818,9 @@
       <w:tblPr/>
       <w:tcPr>
         <w:tcBorders>
-          <w:top w:val="single" w:sz="8" w:space="0" w:color="8064A2" w:themeColor="accent4"/>
-          <w:left w:val="nil"/>
-          <w:bottom w:val="single" w:sz="8" w:space="0" w:color="8064A2" w:themeColor="accent4"/>
+          <w:top w:val="single" w:color="8064A2" w:themeColor="accent4" w:sz="8" w:space="0"/>
+          <w:left w:val="nil"/>
+          <w:bottom w:val="single" w:color="8064A2" w:themeColor="accent4" w:sz="8" w:space="0"/>
           <w:right w:val="nil"/>
           <w:insideH w:val="nil"/>
           <w:insideV w:val="nil"/>
@@ -3877,8 +3880,8 @@
       <w:tblStyleColBandSize w:val="1"/>
       <w:tblInd w:w="0" w:type="dxa"/>
       <w:tblBorders>
-        <w:top w:val="single" w:sz="8" w:space="0" w:color="4BACC6" w:themeColor="accent5"/>
-        <w:bottom w:val="single" w:sz="8" w:space="0" w:color="4BACC6" w:themeColor="accent5"/>
+        <w:top w:val="single" w:color="4BACC6" w:themeColor="accent5" w:sz="8" w:space="0"/>
+        <w:bottom w:val="single" w:color="4BACC6" w:themeColor="accent5" w:sz="8" w:space="0"/>
       </w:tblBorders>
       <w:tblCellMar>
         <w:top w:w="0" w:type="dxa"/>
@@ -3898,9 +3901,9 @@
       <w:tblPr/>
       <w:tcPr>
         <w:tcBorders>
-          <w:top w:val="single" w:sz="8" w:space="0" w:color="4BACC6" w:themeColor="accent5"/>
-          <w:left w:val="nil"/>
-          <w:bottom w:val="single" w:sz="8" w:space="0" w:color="4BACC6" w:themeColor="accent5"/>
+          <w:top w:val="single" w:color="4BACC6" w:themeColor="accent5" w:sz="8" w:space="0"/>
+          <w:left w:val="nil"/>
+          <w:bottom w:val="single" w:color="4BACC6" w:themeColor="accent5" w:sz="8" w:space="0"/>
           <w:right w:val="nil"/>
           <w:insideH w:val="nil"/>
           <w:insideV w:val="nil"/>
@@ -3918,9 +3921,9 @@
       <w:tblPr/>
       <w:tcPr>
         <w:tcBorders>
-          <w:top w:val="single" w:sz="8" w:space="0" w:color="4BACC6" w:themeColor="accent5"/>
-          <w:left w:val="nil"/>
-          <w:bottom w:val="single" w:sz="8" w:space="0" w:color="4BACC6" w:themeColor="accent5"/>
+          <w:top w:val="single" w:color="4BACC6" w:themeColor="accent5" w:sz="8" w:space="0"/>
+          <w:left w:val="nil"/>
+          <w:bottom w:val="single" w:color="4BACC6" w:themeColor="accent5" w:sz="8" w:space="0"/>
           <w:right w:val="nil"/>
           <w:insideH w:val="nil"/>
           <w:insideV w:val="nil"/>
@@ -3980,8 +3983,8 @@
       <w:tblStyleColBandSize w:val="1"/>
       <w:tblInd w:w="0" w:type="dxa"/>
       <w:tblBorders>
-        <w:top w:val="single" w:sz="8" w:space="0" w:color="F79646" w:themeColor="accent6"/>
-        <w:bottom w:val="single" w:sz="8" w:space="0" w:color="F79646" w:themeColor="accent6"/>
+        <w:top w:val="single" w:color="F79646" w:themeColor="accent6" w:sz="8" w:space="0"/>
+        <w:bottom w:val="single" w:color="F79646" w:themeColor="accent6" w:sz="8" w:space="0"/>
       </w:tblBorders>
       <w:tblCellMar>
         <w:top w:w="0" w:type="dxa"/>
@@ -4001,9 +4004,9 @@
       <w:tblPr/>
       <w:tcPr>
         <w:tcBorders>
-          <w:top w:val="single" w:sz="8" w:space="0" w:color="F79646" w:themeColor="accent6"/>
-          <w:left w:val="nil"/>
-          <w:bottom w:val="single" w:sz="8" w:space="0" w:color="F79646" w:themeColor="accent6"/>
+          <w:top w:val="single" w:color="F79646" w:themeColor="accent6" w:sz="8" w:space="0"/>
+          <w:left w:val="nil"/>
+          <w:bottom w:val="single" w:color="F79646" w:themeColor="accent6" w:sz="8" w:space="0"/>
           <w:right w:val="nil"/>
           <w:insideH w:val="nil"/>
           <w:insideV w:val="nil"/>
@@ -4021,9 +4024,9 @@
       <w:tblPr/>
       <w:tcPr>
         <w:tcBorders>
-          <w:top w:val="single" w:sz="8" w:space="0" w:color="F79646" w:themeColor="accent6"/>
-          <w:left w:val="nil"/>
-          <w:bottom w:val="single" w:sz="8" w:space="0" w:color="F79646" w:themeColor="accent6"/>
+          <w:top w:val="single" w:color="F79646" w:themeColor="accent6" w:sz="8" w:space="0"/>
+          <w:left w:val="nil"/>
+          <w:bottom w:val="single" w:color="F79646" w:themeColor="accent6" w:sz="8" w:space="0"/>
           <w:right w:val="nil"/>
           <w:insideH w:val="nil"/>
           <w:insideV w:val="nil"/>
@@ -4080,10 +4083,10 @@
       <w:tblStyleColBandSize w:val="1"/>
       <w:tblInd w:w="0" w:type="dxa"/>
       <w:tblBorders>
-        <w:top w:val="single" w:sz="8" w:space="0" w:color="000000" w:themeColor="text1"/>
-        <w:left w:val="single" w:sz="8" w:space="0" w:color="000000" w:themeColor="text1"/>
-        <w:bottom w:val="single" w:sz="8" w:space="0" w:color="000000" w:themeColor="text1"/>
-        <w:right w:val="single" w:sz="8" w:space="0" w:color="000000" w:themeColor="text1"/>
+        <w:top w:val="single" w:color="000000" w:themeColor="text1" w:sz="8" w:space="0"/>
+        <w:left w:val="single" w:color="000000" w:themeColor="text1" w:sz="8" w:space="0"/>
+        <w:bottom w:val="single" w:color="000000" w:themeColor="text1" w:sz="8" w:space="0"/>
+        <w:right w:val="single" w:color="000000" w:themeColor="text1" w:sz="8" w:space="0"/>
       </w:tblBorders>
       <w:tblCellMar>
         <w:top w:w="0" w:type="dxa"/>
@@ -4117,10 +4120,10 @@
       <w:tblPr/>
       <w:tcPr>
         <w:tcBorders>
-          <w:top w:val="double" w:sz="6" w:space="0" w:color="000000" w:themeColor="text1"/>
-          <w:left w:val="single" w:sz="8" w:space="0" w:color="000000" w:themeColor="text1"/>
-          <w:bottom w:val="single" w:sz="8" w:space="0" w:color="000000" w:themeColor="text1"/>
-          <w:right w:val="single" w:sz="8" w:space="0" w:color="000000" w:themeColor="text1"/>
+          <w:top w:val="double" w:color="000000" w:themeColor="text1" w:sz="6" w:space="0"/>
+          <w:left w:val="single" w:color="000000" w:themeColor="text1" w:sz="8" w:space="0"/>
+          <w:bottom w:val="single" w:color="000000" w:themeColor="text1" w:sz="8" w:space="0"/>
+          <w:right w:val="single" w:color="000000" w:themeColor="text1" w:sz="8" w:space="0"/>
         </w:tcBorders>
       </w:tcPr>
     </w:tblStylePr>
@@ -4140,10 +4143,10 @@
       <w:tblPr/>
       <w:tcPr>
         <w:tcBorders>
-          <w:top w:val="single" w:sz="8" w:space="0" w:color="000000" w:themeColor="text1"/>
-          <w:left w:val="single" w:sz="8" w:space="0" w:color="000000" w:themeColor="text1"/>
-          <w:bottom w:val="single" w:sz="8" w:space="0" w:color="000000" w:themeColor="text1"/>
-          <w:right w:val="single" w:sz="8" w:space="0" w:color="000000" w:themeColor="text1"/>
+          <w:top w:val="single" w:color="000000" w:themeColor="text1" w:sz="8" w:space="0"/>
+          <w:left w:val="single" w:color="000000" w:themeColor="text1" w:sz="8" w:space="0"/>
+          <w:bottom w:val="single" w:color="000000" w:themeColor="text1" w:sz="8" w:space="0"/>
+          <w:right w:val="single" w:color="000000" w:themeColor="text1" w:sz="8" w:space="0"/>
         </w:tcBorders>
       </w:tcPr>
     </w:tblStylePr>
@@ -4151,10 +4154,10 @@
       <w:tblPr/>
       <w:tcPr>
         <w:tcBorders>
-          <w:top w:val="single" w:sz="8" w:space="0" w:color="000000" w:themeColor="text1"/>
-          <w:left w:val="single" w:sz="8" w:space="0" w:color="000000" w:themeColor="text1"/>
-          <w:bottom w:val="single" w:sz="8" w:space="0" w:color="000000" w:themeColor="text1"/>
-          <w:right w:val="single" w:sz="8" w:space="0" w:color="000000" w:themeColor="text1"/>
+          <w:top w:val="single" w:color="000000" w:themeColor="text1" w:sz="8" w:space="0"/>
+          <w:left w:val="single" w:color="000000" w:themeColor="text1" w:sz="8" w:space="0"/>
+          <w:bottom w:val="single" w:color="000000" w:themeColor="text1" w:sz="8" w:space="0"/>
+          <w:right w:val="single" w:color="000000" w:themeColor="text1" w:sz="8" w:space="0"/>
         </w:tcBorders>
       </w:tcPr>
     </w:tblStylePr>
@@ -4172,10 +4175,10 @@
       <w:tblStyleColBandSize w:val="1"/>
       <w:tblInd w:w="0" w:type="dxa"/>
       <w:tblBorders>
-        <w:top w:val="single" w:sz="8" w:space="0" w:color="4F81BD" w:themeColor="accent1"/>
-        <w:left w:val="single" w:sz="8" w:space="0" w:color="4F81BD" w:themeColor="accent1"/>
-        <w:bottom w:val="single" w:sz="8" w:space="0" w:color="4F81BD" w:themeColor="accent1"/>
-        <w:right w:val="single" w:sz="8" w:space="0" w:color="4F81BD" w:themeColor="accent1"/>
+        <w:top w:val="single" w:color="4F81BD" w:themeColor="accent1" w:sz="8" w:space="0"/>
+        <w:left w:val="single" w:color="4F81BD" w:themeColor="accent1" w:sz="8" w:space="0"/>
+        <w:bottom w:val="single" w:color="4F81BD" w:themeColor="accent1" w:sz="8" w:space="0"/>
+        <w:right w:val="single" w:color="4F81BD" w:themeColor="accent1" w:sz="8" w:space="0"/>
       </w:tblBorders>
       <w:tblCellMar>
         <w:top w:w="0" w:type="dxa"/>
@@ -4209,10 +4212,10 @@
       <w:tblPr/>
       <w:tcPr>
         <w:tcBorders>
-          <w:top w:val="double" w:sz="6" w:space="0" w:color="4F81BD" w:themeColor="accent1"/>
-          <w:left w:val="single" w:sz="8" w:space="0" w:color="4F81BD" w:themeColor="accent1"/>
-          <w:bottom w:val="single" w:sz="8" w:space="0" w:color="4F81BD" w:themeColor="accent1"/>
-          <w:right w:val="single" w:sz="8" w:space="0" w:color="4F81BD" w:themeColor="accent1"/>
+          <w:top w:val="double" w:color="4F81BD" w:themeColor="accent1" w:sz="6" w:space="0"/>
+          <w:left w:val="single" w:color="4F81BD" w:themeColor="accent1" w:sz="8" w:space="0"/>
+          <w:bottom w:val="single" w:color="4F81BD" w:themeColor="accent1" w:sz="8" w:space="0"/>
+          <w:right w:val="single" w:color="4F81BD" w:themeColor="accent1" w:sz="8" w:space="0"/>
         </w:tcBorders>
       </w:tcPr>
     </w:tblStylePr>
@@ -4232,10 +4235,10 @@
       <w:tblPr/>
       <w:tcPr>
         <w:tcBorders>
-          <w:top w:val="single" w:sz="8" w:space="0" w:color="4F81BD" w:themeColor="accent1"/>
-          <w:left w:val="single" w:sz="8" w:space="0" w:color="4F81BD" w:themeColor="accent1"/>
-          <w:bottom w:val="single" w:sz="8" w:space="0" w:color="4F81BD" w:themeColor="accent1"/>
-          <w:right w:val="single" w:sz="8" w:space="0" w:color="4F81BD" w:themeColor="accent1"/>
+          <w:top w:val="single" w:color="4F81BD" w:themeColor="accent1" w:sz="8" w:space="0"/>
+          <w:left w:val="single" w:color="4F81BD" w:themeColor="accent1" w:sz="8" w:space="0"/>
+          <w:bottom w:val="single" w:color="4F81BD" w:themeColor="accent1" w:sz="8" w:space="0"/>
+          <w:right w:val="single" w:color="4F81BD" w:themeColor="accent1" w:sz="8" w:space="0"/>
         </w:tcBorders>
       </w:tcPr>
     </w:tblStylePr>
@@ -4243,10 +4246,10 @@
       <w:tblPr/>
       <w:tcPr>
         <w:tcBorders>
-          <w:top w:val="single" w:sz="8" w:space="0" w:color="4F81BD" w:themeColor="accent1"/>
-          <w:left w:val="single" w:sz="8" w:space="0" w:color="4F81BD" w:themeColor="accent1"/>
-          <w:bottom w:val="single" w:sz="8" w:space="0" w:color="4F81BD" w:themeColor="accent1"/>
-          <w:right w:val="single" w:sz="8" w:space="0" w:color="4F81BD" w:themeColor="accent1"/>
+          <w:top w:val="single" w:color="4F81BD" w:themeColor="accent1" w:sz="8" w:space="0"/>
+          <w:left w:val="single" w:color="4F81BD" w:themeColor="accent1" w:sz="8" w:space="0"/>
+          <w:bottom w:val="single" w:color="4F81BD" w:themeColor="accent1" w:sz="8" w:space="0"/>
+          <w:right w:val="single" w:color="4F81BD" w:themeColor="accent1" w:sz="8" w:space="0"/>
         </w:tcBorders>
       </w:tcPr>
     </w:tblStylePr>
@@ -4264,10 +4267,10 @@
       <w:tblStyleColBandSize w:val="1"/>
       <w:tblInd w:w="0" w:type="dxa"/>
       <w:tblBorders>
-        <w:top w:val="single" w:sz="8" w:space="0" w:color="C0504D" w:themeColor="accent2"/>
-        <w:left w:val="single" w:sz="8" w:space="0" w:color="C0504D" w:themeColor="accent2"/>
-        <w:bottom w:val="single" w:sz="8" w:space="0" w:color="C0504D" w:themeColor="accent2"/>
-        <w:right w:val="single" w:sz="8" w:space="0" w:color="C0504D" w:themeColor="accent2"/>
+        <w:top w:val="single" w:color="C0504D" w:themeColor="accent2" w:sz="8" w:space="0"/>
+        <w:left w:val="single" w:color="C0504D" w:themeColor="accent2" w:sz="8" w:space="0"/>
+        <w:bottom w:val="single" w:color="C0504D" w:themeColor="accent2" w:sz="8" w:space="0"/>
+        <w:right w:val="single" w:color="C0504D" w:themeColor="accent2" w:sz="8" w:space="0"/>
       </w:tblBorders>
       <w:tblCellMar>
         <w:top w:w="0" w:type="dxa"/>
@@ -4301,10 +4304,10 @@
       <w:tblPr/>
       <w:tcPr>
         <w:tcBorders>
-          <w:top w:val="double" w:sz="6" w:space="0" w:color="C0504D" w:themeColor="accent2"/>
-          <w:left w:val="single" w:sz="8" w:space="0" w:color="C0504D" w:themeColor="accent2"/>
-          <w:bottom w:val="single" w:sz="8" w:space="0" w:color="C0504D" w:themeColor="accent2"/>
-          <w:right w:val="single" w:sz="8" w:space="0" w:color="C0504D" w:themeColor="accent2"/>
+          <w:top w:val="double" w:color="C0504D" w:themeColor="accent2" w:sz="6" w:space="0"/>
+          <w:left w:val="single" w:color="C0504D" w:themeColor="accent2" w:sz="8" w:space="0"/>
+          <w:bottom w:val="single" w:color="C0504D" w:themeColor="accent2" w:sz="8" w:space="0"/>
+          <w:right w:val="single" w:color="C0504D" w:themeColor="accent2" w:sz="8" w:space="0"/>
         </w:tcBorders>
       </w:tcPr>
     </w:tblStylePr>
@@ -4324,10 +4327,10 @@
       <w:tblPr/>
       <w:tcPr>
         <w:tcBorders>
-          <w:top w:val="single" w:sz="8" w:space="0" w:color="C0504D" w:themeColor="accent2"/>
-          <w:left w:val="single" w:sz="8" w:space="0" w:color="C0504D" w:themeColor="accent2"/>
-          <w:bottom w:val="single" w:sz="8" w:space="0" w:color="C0504D" w:themeColor="accent2"/>
-          <w:right w:val="single" w:sz="8" w:space="0" w:color="C0504D" w:themeColor="accent2"/>
+          <w:top w:val="single" w:color="C0504D" w:themeColor="accent2" w:sz="8" w:space="0"/>
+          <w:left w:val="single" w:color="C0504D" w:themeColor="accent2" w:sz="8" w:space="0"/>
+          <w:bottom w:val="single" w:color="C0504D" w:themeColor="accent2" w:sz="8" w:space="0"/>
+          <w:right w:val="single" w:color="C0504D" w:themeColor="accent2" w:sz="8" w:space="0"/>
         </w:tcBorders>
       </w:tcPr>
     </w:tblStylePr>
@@ -4335,10 +4338,10 @@
       <w:tblPr/>
       <w:tcPr>
         <w:tcBorders>
-          <w:top w:val="single" w:sz="8" w:space="0" w:color="C0504D" w:themeColor="accent2"/>
-          <w:left w:val="single" w:sz="8" w:space="0" w:color="C0504D" w:themeColor="accent2"/>
-          <w:bottom w:val="single" w:sz="8" w:space="0" w:color="C0504D" w:themeColor="accent2"/>
-          <w:right w:val="single" w:sz="8" w:space="0" w:color="C0504D" w:themeColor="accent2"/>
+          <w:top w:val="single" w:color="C0504D" w:themeColor="accent2" w:sz="8" w:space="0"/>
+          <w:left w:val="single" w:color="C0504D" w:themeColor="accent2" w:sz="8" w:space="0"/>
+          <w:bottom w:val="single" w:color="C0504D" w:themeColor="accent2" w:sz="8" w:space="0"/>
+          <w:right w:val="single" w:color="C0504D" w:themeColor="accent2" w:sz="8" w:space="0"/>
         </w:tcBorders>
       </w:tcPr>
     </w:tblStylePr>
@@ -4356,10 +4359,10 @@
       <w:tblStyleColBandSize w:val="1"/>
       <w:tblInd w:w="0" w:type="dxa"/>
       <w:tblBorders>
-        <w:top w:val="single" w:sz="8" w:space="0" w:color="9BBB59" w:themeColor="accent3"/>
-        <w:left w:val="single" w:sz="8" w:space="0" w:color="9BBB59" w:themeColor="accent3"/>
-        <w:bottom w:val="single" w:sz="8" w:space="0" w:color="9BBB59" w:themeColor="accent3"/>
-        <w:right w:val="single" w:sz="8" w:space="0" w:color="9BBB59" w:themeColor="accent3"/>
+        <w:top w:val="single" w:color="9BBB59" w:themeColor="accent3" w:sz="8" w:space="0"/>
+        <w:left w:val="single" w:color="9BBB59" w:themeColor="accent3" w:sz="8" w:space="0"/>
+        <w:bottom w:val="single" w:color="9BBB59" w:themeColor="accent3" w:sz="8" w:space="0"/>
+        <w:right w:val="single" w:color="9BBB59" w:themeColor="accent3" w:sz="8" w:space="0"/>
       </w:tblBorders>
       <w:tblCellMar>
         <w:top w:w="0" w:type="dxa"/>
@@ -4393,10 +4396,10 @@
       <w:tblPr/>
       <w:tcPr>
         <w:tcBorders>
-          <w:top w:val="double" w:sz="6" w:space="0" w:color="9BBB59" w:themeColor="accent3"/>
-          <w:left w:val="single" w:sz="8" w:space="0" w:color="9BBB59" w:themeColor="accent3"/>
-          <w:bottom w:val="single" w:sz="8" w:space="0" w:color="9BBB59" w:themeColor="accent3"/>
-          <w:right w:val="single" w:sz="8" w:space="0" w:color="9BBB59" w:themeColor="accent3"/>
+          <w:top w:val="double" w:color="9BBB59" w:themeColor="accent3" w:sz="6" w:space="0"/>
+          <w:left w:val="single" w:color="9BBB59" w:themeColor="accent3" w:sz="8" w:space="0"/>
+          <w:bottom w:val="single" w:color="9BBB59" w:themeColor="accent3" w:sz="8" w:space="0"/>
+          <w:right w:val="single" w:color="9BBB59" w:themeColor="accent3" w:sz="8" w:space="0"/>
         </w:tcBorders>
       </w:tcPr>
     </w:tblStylePr>
@@ -4416,10 +4419,10 @@
       <w:tblPr/>
       <w:tcPr>
         <w:tcBorders>
-          <w:top w:val="single" w:sz="8" w:space="0" w:color="9BBB59" w:themeColor="accent3"/>
-          <w:left w:val="single" w:sz="8" w:space="0" w:color="9BBB59" w:themeColor="accent3"/>
-          <w:bottom w:val="single" w:sz="8" w:space="0" w:color="9BBB59" w:themeColor="accent3"/>
-          <w:right w:val="single" w:sz="8" w:space="0" w:color="9BBB59" w:themeColor="accent3"/>
+          <w:top w:val="single" w:color="9BBB59" w:themeColor="accent3" w:sz="8" w:space="0"/>
+          <w:left w:val="single" w:color="9BBB59" w:themeColor="accent3" w:sz="8" w:space="0"/>
+          <w:bottom w:val="single" w:color="9BBB59" w:themeColor="accent3" w:sz="8" w:space="0"/>
+          <w:right w:val="single" w:color="9BBB59" w:themeColor="accent3" w:sz="8" w:space="0"/>
         </w:tcBorders>
       </w:tcPr>
     </w:tblStylePr>
@@ -4427,10 +4430,10 @@
       <w:tblPr/>
       <w:tcPr>
         <w:tcBorders>
-          <w:top w:val="single" w:sz="8" w:space="0" w:color="9BBB59" w:themeColor="accent3"/>
-          <w:left w:val="single" w:sz="8" w:space="0" w:color="9BBB59" w:themeColor="accent3"/>
-          <w:bottom w:val="single" w:sz="8" w:space="0" w:color="9BBB59" w:themeColor="accent3"/>
-          <w:right w:val="single" w:sz="8" w:space="0" w:color="9BBB59" w:themeColor="accent3"/>
+          <w:top w:val="single" w:color="9BBB59" w:themeColor="accent3" w:sz="8" w:space="0"/>
+          <w:left w:val="single" w:color="9BBB59" w:themeColor="accent3" w:sz="8" w:space="0"/>
+          <w:bottom w:val="single" w:color="9BBB59" w:themeColor="accent3" w:sz="8" w:space="0"/>
+          <w:right w:val="single" w:color="9BBB59" w:themeColor="accent3" w:sz="8" w:space="0"/>
         </w:tcBorders>
       </w:tcPr>
     </w:tblStylePr>
@@ -4448,10 +4451,10 @@
       <w:tblStyleColBandSize w:val="1"/>
       <w:tblInd w:w="0" w:type="dxa"/>
       <w:tblBorders>
-        <w:top w:val="single" w:sz="8" w:space="0" w:color="8064A2" w:themeColor="accent4"/>
-        <w:left w:val="single" w:sz="8" w:space="0" w:color="8064A2" w:themeColor="accent4"/>
-        <w:bottom w:val="single" w:sz="8" w:space="0" w:color="8064A2" w:themeColor="accent4"/>
-        <w:right w:val="single" w:sz="8" w:space="0" w:color="8064A2" w:themeColor="accent4"/>
+        <w:top w:val="single" w:color="8064A2" w:themeColor="accent4" w:sz="8" w:space="0"/>
+        <w:left w:val="single" w:color="8064A2" w:themeColor="accent4" w:sz="8" w:space="0"/>
+        <w:bottom w:val="single" w:color="8064A2" w:themeColor="accent4" w:sz="8" w:space="0"/>
+        <w:right w:val="single" w:color="8064A2" w:themeColor="accent4" w:sz="8" w:space="0"/>
       </w:tblBorders>
       <w:tblCellMar>
         <w:top w:w="0" w:type="dxa"/>
@@ -4485,10 +4488,10 @@
       <w:tblPr/>
       <w:tcPr>
         <w:tcBorders>
-          <w:top w:val="double" w:sz="6" w:space="0" w:color="8064A2" w:themeColor="accent4"/>
-          <w:left w:val="single" w:sz="8" w:space="0" w:color="8064A2" w:themeColor="accent4"/>
-          <w:bottom w:val="single" w:sz="8" w:space="0" w:color="8064A2" w:themeColor="accent4"/>
-          <w:right w:val="single" w:sz="8" w:space="0" w:color="8064A2" w:themeColor="accent4"/>
+          <w:top w:val="double" w:color="8064A2" w:themeColor="accent4" w:sz="6" w:space="0"/>
+          <w:left w:val="single" w:color="8064A2" w:themeColor="accent4" w:sz="8" w:space="0"/>
+          <w:bottom w:val="single" w:color="8064A2" w:themeColor="accent4" w:sz="8" w:space="0"/>
+          <w:right w:val="single" w:color="8064A2" w:themeColor="accent4" w:sz="8" w:space="0"/>
         </w:tcBorders>
       </w:tcPr>
     </w:tblStylePr>
@@ -4508,10 +4511,10 @@
       <w:tblPr/>
       <w:tcPr>
         <w:tcBorders>
-          <w:top w:val="single" w:sz="8" w:space="0" w:color="8064A2" w:themeColor="accent4"/>
-          <w:left w:val="single" w:sz="8" w:space="0" w:color="8064A2" w:themeColor="accent4"/>
-          <w:bottom w:val="single" w:sz="8" w:space="0" w:color="8064A2" w:themeColor="accent4"/>
-          <w:right w:val="single" w:sz="8" w:space="0" w:color="8064A2" w:themeColor="accent4"/>
+          <w:top w:val="single" w:color="8064A2" w:themeColor="accent4" w:sz="8" w:space="0"/>
+          <w:left w:val="single" w:color="8064A2" w:themeColor="accent4" w:sz="8" w:space="0"/>
+          <w:bottom w:val="single" w:color="8064A2" w:themeColor="accent4" w:sz="8" w:space="0"/>
+          <w:right w:val="single" w:color="8064A2" w:themeColor="accent4" w:sz="8" w:space="0"/>
         </w:tcBorders>
       </w:tcPr>
     </w:tblStylePr>
@@ -4519,10 +4522,10 @@
       <w:tblPr/>
       <w:tcPr>
         <w:tcBorders>
-          <w:top w:val="single" w:sz="8" w:space="0" w:color="8064A2" w:themeColor="accent4"/>
-          <w:left w:val="single" w:sz="8" w:space="0" w:color="8064A2" w:themeColor="accent4"/>
-          <w:bottom w:val="single" w:sz="8" w:space="0" w:color="8064A2" w:themeColor="accent4"/>
-          <w:right w:val="single" w:sz="8" w:space="0" w:color="8064A2" w:themeColor="accent4"/>
+          <w:top w:val="single" w:color="8064A2" w:themeColor="accent4" w:sz="8" w:space="0"/>
+          <w:left w:val="single" w:color="8064A2" w:themeColor="accent4" w:sz="8" w:space="0"/>
+          <w:bottom w:val="single" w:color="8064A2" w:themeColor="accent4" w:sz="8" w:space="0"/>
+          <w:right w:val="single" w:color="8064A2" w:themeColor="accent4" w:sz="8" w:space="0"/>
         </w:tcBorders>
       </w:tcPr>
     </w:tblStylePr>
@@ -4540,10 +4543,10 @@
       <w:tblStyleColBandSize w:val="1"/>
       <w:tblInd w:w="0" w:type="dxa"/>
       <w:tblBorders>
-        <w:top w:val="single" w:sz="8" w:space="0" w:color="4BACC6" w:themeColor="accent5"/>
-        <w:left w:val="single" w:sz="8" w:space="0" w:color="4BACC6" w:themeColor="accent5"/>
-        <w:bottom w:val="single" w:sz="8" w:space="0" w:color="4BACC6" w:themeColor="accent5"/>
-        <w:right w:val="single" w:sz="8" w:space="0" w:color="4BACC6" w:themeColor="accent5"/>
+        <w:top w:val="single" w:color="4BACC6" w:themeColor="accent5" w:sz="8" w:space="0"/>
+        <w:left w:val="single" w:color="4BACC6" w:themeColor="accent5" w:sz="8" w:space="0"/>
+        <w:bottom w:val="single" w:color="4BACC6" w:themeColor="accent5" w:sz="8" w:space="0"/>
+        <w:right w:val="single" w:color="4BACC6" w:themeColor="accent5" w:sz="8" w:space="0"/>
       </w:tblBorders>
       <w:tblCellMar>
         <w:top w:w="0" w:type="dxa"/>
@@ -4577,10 +4580,10 @@
       <w:tblPr/>
       <w:tcPr>
         <w:tcBorders>
-          <w:top w:val="double" w:sz="6" w:space="0" w:color="4BACC6" w:themeColor="accent5"/>
-          <w:left w:val="single" w:sz="8" w:space="0" w:color="4BACC6" w:themeColor="accent5"/>
-          <w:bottom w:val="single" w:sz="8" w:space="0" w:color="4BACC6" w:themeColor="accent5"/>
-          <w:right w:val="single" w:sz="8" w:space="0" w:color="4BACC6" w:themeColor="accent5"/>
+          <w:top w:val="double" w:color="4BACC6" w:themeColor="accent5" w:sz="6" w:space="0"/>
+          <w:left w:val="single" w:color="4BACC6" w:themeColor="accent5" w:sz="8" w:space="0"/>
+          <w:bottom w:val="single" w:color="4BACC6" w:themeColor="accent5" w:sz="8" w:space="0"/>
+          <w:right w:val="single" w:color="4BACC6" w:themeColor="accent5" w:sz="8" w:space="0"/>
         </w:tcBorders>
       </w:tcPr>
     </w:tblStylePr>
@@ -4600,10 +4603,10 @@
       <w:tblPr/>
       <w:tcPr>
         <w:tcBorders>
-          <w:top w:val="single" w:sz="8" w:space="0" w:color="4BACC6" w:themeColor="accent5"/>
-          <w:left w:val="single" w:sz="8" w:space="0" w:color="4BACC6" w:themeColor="accent5"/>
-          <w:bottom w:val="single" w:sz="8" w:space="0" w:color="4BACC6" w:themeColor="accent5"/>
-          <w:right w:val="single" w:sz="8" w:space="0" w:color="4BACC6" w:themeColor="accent5"/>
+          <w:top w:val="single" w:color="4BACC6" w:themeColor="accent5" w:sz="8" w:space="0"/>
+          <w:left w:val="single" w:color="4BACC6" w:themeColor="accent5" w:sz="8" w:space="0"/>
+          <w:bottom w:val="single" w:color="4BACC6" w:themeColor="accent5" w:sz="8" w:space="0"/>
+          <w:right w:val="single" w:color="4BACC6" w:themeColor="accent5" w:sz="8" w:space="0"/>
         </w:tcBorders>
       </w:tcPr>
     </w:tblStylePr>
@@ -4611,10 +4614,10 @@
       <w:tblPr/>
       <w:tcPr>
         <w:tcBorders>
-          <w:top w:val="single" w:sz="8" w:space="0" w:color="4BACC6" w:themeColor="accent5"/>
-          <w:left w:val="single" w:sz="8" w:space="0" w:color="4BACC6" w:themeColor="accent5"/>
-          <w:bottom w:val="single" w:sz="8" w:space="0" w:color="4BACC6" w:themeColor="accent5"/>
-          <w:right w:val="single" w:sz="8" w:space="0" w:color="4BACC6" w:themeColor="accent5"/>
+          <w:top w:val="single" w:color="4BACC6" w:themeColor="accent5" w:sz="8" w:space="0"/>
+          <w:left w:val="single" w:color="4BACC6" w:themeColor="accent5" w:sz="8" w:space="0"/>
+          <w:bottom w:val="single" w:color="4BACC6" w:themeColor="accent5" w:sz="8" w:space="0"/>
+          <w:right w:val="single" w:color="4BACC6" w:themeColor="accent5" w:sz="8" w:space="0"/>
         </w:tcBorders>
       </w:tcPr>
     </w:tblStylePr>
@@ -4632,10 +4635,10 @@
       <w:tblStyleColBandSize w:val="1"/>
       <w:tblInd w:w="0" w:type="dxa"/>
       <w:tblBorders>
-        <w:top w:val="single" w:sz="8" w:space="0" w:color="F79646" w:themeColor="accent6"/>
-        <w:left w:val="single" w:sz="8" w:space="0" w:color="F79646" w:themeColor="accent6"/>
-        <w:bottom w:val="single" w:sz="8" w:space="0" w:color="F79646" w:themeColor="accent6"/>
-        <w:right w:val="single" w:sz="8" w:space="0" w:color="F79646" w:themeColor="accent6"/>
+        <w:top w:val="single" w:color="F79646" w:themeColor="accent6" w:sz="8" w:space="0"/>
+        <w:left w:val="single" w:color="F79646" w:themeColor="accent6" w:sz="8" w:space="0"/>
+        <w:bottom w:val="single" w:color="F79646" w:themeColor="accent6" w:sz="8" w:space="0"/>
+        <w:right w:val="single" w:color="F79646" w:themeColor="accent6" w:sz="8" w:space="0"/>
       </w:tblBorders>
       <w:tblCellMar>
         <w:top w:w="0" w:type="dxa"/>
@@ -4669,10 +4672,10 @@
       <w:tblPr/>
       <w:tcPr>
         <w:tcBorders>
-          <w:top w:val="double" w:sz="6" w:space="0" w:color="F79646" w:themeColor="accent6"/>
-          <w:left w:val="single" w:sz="8" w:space="0" w:color="F79646" w:themeColor="accent6"/>
-          <w:bottom w:val="single" w:sz="8" w:space="0" w:color="F79646" w:themeColor="accent6"/>
-          <w:right w:val="single" w:sz="8" w:space="0" w:color="F79646" w:themeColor="accent6"/>
+          <w:top w:val="double" w:color="F79646" w:themeColor="accent6" w:sz="6" w:space="0"/>
+          <w:left w:val="single" w:color="F79646" w:themeColor="accent6" w:sz="8" w:space="0"/>
+          <w:bottom w:val="single" w:color="F79646" w:themeColor="accent6" w:sz="8" w:space="0"/>
+          <w:right w:val="single" w:color="F79646" w:themeColor="accent6" w:sz="8" w:space="0"/>
         </w:tcBorders>
       </w:tcPr>
     </w:tblStylePr>
@@ -4692,10 +4695,10 @@
       <w:tblPr/>
       <w:tcPr>
         <w:tcBorders>
-          <w:top w:val="single" w:sz="8" w:space="0" w:color="F79646" w:themeColor="accent6"/>
-          <w:left w:val="single" w:sz="8" w:space="0" w:color="F79646" w:themeColor="accent6"/>
-          <w:bottom w:val="single" w:sz="8" w:space="0" w:color="F79646" w:themeColor="accent6"/>
-          <w:right w:val="single" w:sz="8" w:space="0" w:color="F79646" w:themeColor="accent6"/>
+          <w:top w:val="single" w:color="F79646" w:themeColor="accent6" w:sz="8" w:space="0"/>
+          <w:left w:val="single" w:color="F79646" w:themeColor="accent6" w:sz="8" w:space="0"/>
+          <w:bottom w:val="single" w:color="F79646" w:themeColor="accent6" w:sz="8" w:space="0"/>
+          <w:right w:val="single" w:color="F79646" w:themeColor="accent6" w:sz="8" w:space="0"/>
         </w:tcBorders>
       </w:tcPr>
     </w:tblStylePr>
@@ -4703,10 +4706,10 @@
       <w:tblPr/>
       <w:tcPr>
         <w:tcBorders>
-          <w:top w:val="single" w:sz="8" w:space="0" w:color="F79646" w:themeColor="accent6"/>
-          <w:left w:val="single" w:sz="8" w:space="0" w:color="F79646" w:themeColor="accent6"/>
-          <w:bottom w:val="single" w:sz="8" w:space="0" w:color="F79646" w:themeColor="accent6"/>
-          <w:right w:val="single" w:sz="8" w:space="0" w:color="F79646" w:themeColor="accent6"/>
+          <w:top w:val="single" w:color="F79646" w:themeColor="accent6" w:sz="8" w:space="0"/>
+          <w:left w:val="single" w:color="F79646" w:themeColor="accent6" w:sz="8" w:space="0"/>
+          <w:bottom w:val="single" w:color="F79646" w:themeColor="accent6" w:sz="8" w:space="0"/>
+          <w:right w:val="single" w:color="F79646" w:themeColor="accent6" w:sz="8" w:space="0"/>
         </w:tcBorders>
       </w:tcPr>
     </w:tblStylePr>
@@ -4724,12 +4727,12 @@
       <w:tblStyleColBandSize w:val="1"/>
       <w:tblInd w:w="0" w:type="dxa"/>
       <w:tblBorders>
-        <w:top w:val="single" w:sz="8" w:space="0" w:color="000000" w:themeColor="text1"/>
-        <w:left w:val="single" w:sz="8" w:space="0" w:color="000000" w:themeColor="text1"/>
-        <w:bottom w:val="single" w:sz="8" w:space="0" w:color="000000" w:themeColor="text1"/>
-        <w:right w:val="single" w:sz="8" w:space="0" w:color="000000" w:themeColor="text1"/>
-        <w:insideH w:val="single" w:sz="8" w:space="0" w:color="000000" w:themeColor="text1"/>
-        <w:insideV w:val="single" w:sz="8" w:space="0" w:color="000000" w:themeColor="text1"/>
+        <w:top w:val="single" w:color="000000" w:themeColor="text1" w:sz="8" w:space="0"/>
+        <w:left w:val="single" w:color="000000" w:themeColor="text1" w:sz="8" w:space="0"/>
+        <w:bottom w:val="single" w:color="000000" w:themeColor="text1" w:sz="8" w:space="0"/>
+        <w:right w:val="single" w:color="000000" w:themeColor="text1" w:sz="8" w:space="0"/>
+        <w:insideH w:val="single" w:color="000000" w:themeColor="text1" w:sz="8" w:space="0"/>
+        <w:insideV w:val="single" w:color="000000" w:themeColor="text1" w:sz="8" w:space="0"/>
       </w:tblBorders>
       <w:tblCellMar>
         <w:top w:w="0" w:type="dxa"/>
@@ -4743,19 +4746,19 @@
         <w:spacing w:before="0" w:after="0" w:line="240" w:lineRule="auto"/>
       </w:pPr>
       <w:rPr>
-        <w:rFonts w:asciiTheme="majorHAnsi" w:eastAsiaTheme="majorEastAsia" w:hAnsiTheme="majorHAnsi" w:cstheme="majorBidi"/>
-        <w:b/>
-        <w:bCs/>
-      </w:rPr>
-      <w:tblPr/>
-      <w:tcPr>
-        <w:tcBorders>
-          <w:top w:val="single" w:sz="8" w:space="0" w:color="000000" w:themeColor="text1"/>
-          <w:left w:val="single" w:sz="8" w:space="0" w:color="000000" w:themeColor="text1"/>
-          <w:bottom w:val="single" w:sz="18" w:space="0" w:color="000000" w:themeColor="text1"/>
-          <w:right w:val="single" w:sz="8" w:space="0" w:color="000000" w:themeColor="text1"/>
-          <w:insideH w:val="nil"/>
-          <w:insideV w:val="single" w:sz="8" w:space="0" w:color="000000" w:themeColor="text1"/>
+        <w:rFonts w:asciiTheme="majorHAnsi" w:hAnsiTheme="majorHAnsi" w:eastAsiaTheme="majorEastAsia" w:cstheme="majorBidi"/>
+        <w:b/>
+        <w:bCs/>
+      </w:rPr>
+      <w:tblPr/>
+      <w:tcPr>
+        <w:tcBorders>
+          <w:top w:val="single" w:color="000000" w:themeColor="text1" w:sz="8" w:space="0"/>
+          <w:left w:val="single" w:color="000000" w:themeColor="text1" w:sz="8" w:space="0"/>
+          <w:bottom w:val="single" w:color="000000" w:themeColor="text1" w:sz="18" w:space="0"/>
+          <w:right w:val="single" w:color="000000" w:themeColor="text1" w:sz="8" w:space="0"/>
+          <w:insideH w:val="nil"/>
+          <w:insideV w:val="single" w:color="000000" w:themeColor="text1" w:sz="8" w:space="0"/>
         </w:tcBorders>
       </w:tcPr>
     </w:tblStylePr>
@@ -4764,42 +4767,42 @@
         <w:spacing w:before="0" w:after="0" w:line="240" w:lineRule="auto"/>
       </w:pPr>
       <w:rPr>
-        <w:rFonts w:asciiTheme="majorHAnsi" w:eastAsiaTheme="majorEastAsia" w:hAnsiTheme="majorHAnsi" w:cstheme="majorBidi"/>
-        <w:b/>
-        <w:bCs/>
-      </w:rPr>
-      <w:tblPr/>
-      <w:tcPr>
-        <w:tcBorders>
-          <w:top w:val="double" w:sz="6" w:space="0" w:color="000000" w:themeColor="text1"/>
-          <w:left w:val="single" w:sz="8" w:space="0" w:color="000000" w:themeColor="text1"/>
-          <w:bottom w:val="single" w:sz="8" w:space="0" w:color="000000" w:themeColor="text1"/>
-          <w:right w:val="single" w:sz="8" w:space="0" w:color="000000" w:themeColor="text1"/>
-          <w:insideH w:val="nil"/>
-          <w:insideV w:val="single" w:sz="8" w:space="0" w:color="000000" w:themeColor="text1"/>
+        <w:rFonts w:asciiTheme="majorHAnsi" w:hAnsiTheme="majorHAnsi" w:eastAsiaTheme="majorEastAsia" w:cstheme="majorBidi"/>
+        <w:b/>
+        <w:bCs/>
+      </w:rPr>
+      <w:tblPr/>
+      <w:tcPr>
+        <w:tcBorders>
+          <w:top w:val="double" w:color="000000" w:themeColor="text1" w:sz="6" w:space="0"/>
+          <w:left w:val="single" w:color="000000" w:themeColor="text1" w:sz="8" w:space="0"/>
+          <w:bottom w:val="single" w:color="000000" w:themeColor="text1" w:sz="8" w:space="0"/>
+          <w:right w:val="single" w:color="000000" w:themeColor="text1" w:sz="8" w:space="0"/>
+          <w:insideH w:val="nil"/>
+          <w:insideV w:val="single" w:color="000000" w:themeColor="text1" w:sz="8" w:space="0"/>
         </w:tcBorders>
       </w:tcPr>
     </w:tblStylePr>
     <w:tblStylePr w:type="firstCol">
       <w:rPr>
-        <w:rFonts w:asciiTheme="majorHAnsi" w:eastAsiaTheme="majorEastAsia" w:hAnsiTheme="majorHAnsi" w:cstheme="majorBidi"/>
+        <w:rFonts w:asciiTheme="majorHAnsi" w:hAnsiTheme="majorHAnsi" w:eastAsiaTheme="majorEastAsia" w:cstheme="majorBidi"/>
         <w:b/>
         <w:bCs/>
       </w:rPr>
     </w:tblStylePr>
     <w:tblStylePr w:type="lastCol">
       <w:rPr>
-        <w:rFonts w:asciiTheme="majorHAnsi" w:eastAsiaTheme="majorEastAsia" w:hAnsiTheme="majorHAnsi" w:cstheme="majorBidi"/>
-        <w:b/>
-        <w:bCs/>
-      </w:rPr>
-      <w:tblPr/>
-      <w:tcPr>
-        <w:tcBorders>
-          <w:top w:val="single" w:sz="8" w:space="0" w:color="000000" w:themeColor="text1"/>
-          <w:left w:val="single" w:sz="8" w:space="0" w:color="000000" w:themeColor="text1"/>
-          <w:bottom w:val="single" w:sz="8" w:space="0" w:color="000000" w:themeColor="text1"/>
-          <w:right w:val="single" w:sz="8" w:space="0" w:color="000000" w:themeColor="text1"/>
+        <w:rFonts w:asciiTheme="majorHAnsi" w:hAnsiTheme="majorHAnsi" w:eastAsiaTheme="majorEastAsia" w:cstheme="majorBidi"/>
+        <w:b/>
+        <w:bCs/>
+      </w:rPr>
+      <w:tblPr/>
+      <w:tcPr>
+        <w:tcBorders>
+          <w:top w:val="single" w:color="000000" w:themeColor="text1" w:sz="8" w:space="0"/>
+          <w:left w:val="single" w:color="000000" w:themeColor="text1" w:sz="8" w:space="0"/>
+          <w:bottom w:val="single" w:color="000000" w:themeColor="text1" w:sz="8" w:space="0"/>
+          <w:right w:val="single" w:color="000000" w:themeColor="text1" w:sz="8" w:space="0"/>
         </w:tcBorders>
       </w:tcPr>
     </w:tblStylePr>
@@ -4807,10 +4810,10 @@
       <w:tblPr/>
       <w:tcPr>
         <w:tcBorders>
-          <w:top w:val="single" w:sz="8" w:space="0" w:color="000000" w:themeColor="text1"/>
-          <w:left w:val="single" w:sz="8" w:space="0" w:color="000000" w:themeColor="text1"/>
-          <w:bottom w:val="single" w:sz="8" w:space="0" w:color="000000" w:themeColor="text1"/>
-          <w:right w:val="single" w:sz="8" w:space="0" w:color="000000" w:themeColor="text1"/>
+          <w:top w:val="single" w:color="000000" w:themeColor="text1" w:sz="8" w:space="0"/>
+          <w:left w:val="single" w:color="000000" w:themeColor="text1" w:sz="8" w:space="0"/>
+          <w:bottom w:val="single" w:color="000000" w:themeColor="text1" w:sz="8" w:space="0"/>
+          <w:right w:val="single" w:color="000000" w:themeColor="text1" w:sz="8" w:space="0"/>
         </w:tcBorders>
         <w:shd w:val="clear" w:color="auto" w:fill="C0C0C0" w:themeFill="text1" w:themeFillTint="3F"/>
       </w:tcPr>
@@ -4819,11 +4822,11 @@
       <w:tblPr/>
       <w:tcPr>
         <w:tcBorders>
-          <w:top w:val="single" w:sz="8" w:space="0" w:color="000000" w:themeColor="text1"/>
-          <w:left w:val="single" w:sz="8" w:space="0" w:color="000000" w:themeColor="text1"/>
-          <w:bottom w:val="single" w:sz="8" w:space="0" w:color="000000" w:themeColor="text1"/>
-          <w:right w:val="single" w:sz="8" w:space="0" w:color="000000" w:themeColor="text1"/>
-          <w:insideV w:val="single" w:sz="8" w:space="0" w:color="000000" w:themeColor="text1"/>
+          <w:top w:val="single" w:color="000000" w:themeColor="text1" w:sz="8" w:space="0"/>
+          <w:left w:val="single" w:color="000000" w:themeColor="text1" w:sz="8" w:space="0"/>
+          <w:bottom w:val="single" w:color="000000" w:themeColor="text1" w:sz="8" w:space="0"/>
+          <w:right w:val="single" w:color="000000" w:themeColor="text1" w:sz="8" w:space="0"/>
+          <w:insideV w:val="single" w:color="000000" w:themeColor="text1" w:sz="8" w:space="0"/>
         </w:tcBorders>
         <w:shd w:val="clear" w:color="auto" w:fill="C0C0C0" w:themeFill="text1" w:themeFillTint="3F"/>
       </w:tcPr>
@@ -4832,11 +4835,11 @@
       <w:tblPr/>
       <w:tcPr>
         <w:tcBorders>
-          <w:top w:val="single" w:sz="8" w:space="0" w:color="000000" w:themeColor="text1"/>
-          <w:left w:val="single" w:sz="8" w:space="0" w:color="000000" w:themeColor="text1"/>
-          <w:bottom w:val="single" w:sz="8" w:space="0" w:color="000000" w:themeColor="text1"/>
-          <w:right w:val="single" w:sz="8" w:space="0" w:color="000000" w:themeColor="text1"/>
-          <w:insideV w:val="single" w:sz="8" w:space="0" w:color="000000" w:themeColor="text1"/>
+          <w:top w:val="single" w:color="000000" w:themeColor="text1" w:sz="8" w:space="0"/>
+          <w:left w:val="single" w:color="000000" w:themeColor="text1" w:sz="8" w:space="0"/>
+          <w:bottom w:val="single" w:color="000000" w:themeColor="text1" w:sz="8" w:space="0"/>
+          <w:right w:val="single" w:color="000000" w:themeColor="text1" w:sz="8" w:space="0"/>
+          <w:insideV w:val="single" w:color="000000" w:themeColor="text1" w:sz="8" w:space="0"/>
         </w:tcBorders>
       </w:tcPr>
     </w:tblStylePr>
@@ -4854,12 +4857,12 @@
       <w:tblStyleColBandSize w:val="1"/>
       <w:tblInd w:w="0" w:type="dxa"/>
       <w:tblBorders>
-        <w:top w:val="single" w:sz="8" w:space="0" w:color="4F81BD" w:themeColor="accent1"/>
-        <w:left w:val="single" w:sz="8" w:space="0" w:color="4F81BD" w:themeColor="accent1"/>
-        <w:bottom w:val="single" w:sz="8" w:space="0" w:color="4F81BD" w:themeColor="accent1"/>
-        <w:right w:val="single" w:sz="8" w:space="0" w:color="4F81BD" w:themeColor="accent1"/>
-        <w:insideH w:val="single" w:sz="8" w:space="0" w:color="4F81BD" w:themeColor="accent1"/>
-        <w:insideV w:val="single" w:sz="8" w:space="0" w:color="4F81BD" w:themeColor="accent1"/>
+        <w:top w:val="single" w:color="4F81BD" w:themeColor="accent1" w:sz="8" w:space="0"/>
+        <w:left w:val="single" w:color="4F81BD" w:themeColor="accent1" w:sz="8" w:space="0"/>
+        <w:bottom w:val="single" w:color="4F81BD" w:themeColor="accent1" w:sz="8" w:space="0"/>
+        <w:right w:val="single" w:color="4F81BD" w:themeColor="accent1" w:sz="8" w:space="0"/>
+        <w:insideH w:val="single" w:color="4F81BD" w:themeColor="accent1" w:sz="8" w:space="0"/>
+        <w:insideV w:val="single" w:color="4F81BD" w:themeColor="accent1" w:sz="8" w:space="0"/>
       </w:tblBorders>
       <w:tblCellMar>
         <w:top w:w="0" w:type="dxa"/>
@@ -4873,19 +4876,19 @@
         <w:spacing w:before="0" w:after="0" w:line="240" w:lineRule="auto"/>
       </w:pPr>
       <w:rPr>
-        <w:rFonts w:asciiTheme="majorHAnsi" w:eastAsiaTheme="majorEastAsia" w:hAnsiTheme="majorHAnsi" w:cstheme="majorBidi"/>
-        <w:b/>
-        <w:bCs/>
-      </w:rPr>
-      <w:tblPr/>
-      <w:tcPr>
-        <w:tcBorders>
-          <w:top w:val="single" w:sz="8" w:space="0" w:color="4F81BD" w:themeColor="accent1"/>
-          <w:left w:val="single" w:sz="8" w:space="0" w:color="4F81BD" w:themeColor="accent1"/>
-          <w:bottom w:val="single" w:sz="18" w:space="0" w:color="4F81BD" w:themeColor="accent1"/>
-          <w:right w:val="single" w:sz="8" w:space="0" w:color="4F81BD" w:themeColor="accent1"/>
-          <w:insideH w:val="nil"/>
-          <w:insideV w:val="single" w:sz="8" w:space="0" w:color="4F81BD" w:themeColor="accent1"/>
+        <w:rFonts w:asciiTheme="majorHAnsi" w:hAnsiTheme="majorHAnsi" w:eastAsiaTheme="majorEastAsia" w:cstheme="majorBidi"/>
+        <w:b/>
+        <w:bCs/>
+      </w:rPr>
+      <w:tblPr/>
+      <w:tcPr>
+        <w:tcBorders>
+          <w:top w:val="single" w:color="4F81BD" w:themeColor="accent1" w:sz="8" w:space="0"/>
+          <w:left w:val="single" w:color="4F81BD" w:themeColor="accent1" w:sz="8" w:space="0"/>
+          <w:bottom w:val="single" w:color="4F81BD" w:themeColor="accent1" w:sz="18" w:space="0"/>
+          <w:right w:val="single" w:color="4F81BD" w:themeColor="accent1" w:sz="8" w:space="0"/>
+          <w:insideH w:val="nil"/>
+          <w:insideV w:val="single" w:color="4F81BD" w:themeColor="accent1" w:sz="8" w:space="0"/>
         </w:tcBorders>
       </w:tcPr>
     </w:tblStylePr>
@@ -4894,42 +4897,42 @@
         <w:spacing w:before="0" w:after="0" w:line="240" w:lineRule="auto"/>
       </w:pPr>
       <w:rPr>
-        <w:rFonts w:asciiTheme="majorHAnsi" w:eastAsiaTheme="majorEastAsia" w:hAnsiTheme="majorHAnsi" w:cstheme="majorBidi"/>
-        <w:b/>
-        <w:bCs/>
-      </w:rPr>
-      <w:tblPr/>
-      <w:tcPr>
-        <w:tcBorders>
-          <w:top w:val="double" w:sz="6" w:space="0" w:color="4F81BD" w:themeColor="accent1"/>
-          <w:left w:val="single" w:sz="8" w:space="0" w:color="4F81BD" w:themeColor="accent1"/>
-          <w:bottom w:val="single" w:sz="8" w:space="0" w:color="4F81BD" w:themeColor="accent1"/>
-          <w:right w:val="single" w:sz="8" w:space="0" w:color="4F81BD" w:themeColor="accent1"/>
-          <w:insideH w:val="nil"/>
-          <w:insideV w:val="single" w:sz="8" w:space="0" w:color="4F81BD" w:themeColor="accent1"/>
+        <w:rFonts w:asciiTheme="majorHAnsi" w:hAnsiTheme="majorHAnsi" w:eastAsiaTheme="majorEastAsia" w:cstheme="majorBidi"/>
+        <w:b/>
+        <w:bCs/>
+      </w:rPr>
+      <w:tblPr/>
+      <w:tcPr>
+        <w:tcBorders>
+          <w:top w:val="double" w:color="4F81BD" w:themeColor="accent1" w:sz="6" w:space="0"/>
+          <w:left w:val="single" w:color="4F81BD" w:themeColor="accent1" w:sz="8" w:space="0"/>
+          <w:bottom w:val="single" w:color="4F81BD" w:themeColor="accent1" w:sz="8" w:space="0"/>
+          <w:right w:val="single" w:color="4F81BD" w:themeColor="accent1" w:sz="8" w:space="0"/>
+          <w:insideH w:val="nil"/>
+          <w:insideV w:val="single" w:color="4F81BD" w:themeColor="accent1" w:sz="8" w:space="0"/>
         </w:tcBorders>
       </w:tcPr>
     </w:tblStylePr>
     <w:tblStylePr w:type="firstCol">
       <w:rPr>
-        <w:rFonts w:asciiTheme="majorHAnsi" w:eastAsiaTheme="majorEastAsia" w:hAnsiTheme="majorHAnsi" w:cstheme="majorBidi"/>
+        <w:rFonts w:asciiTheme="majorHAnsi" w:hAnsiTheme="majorHAnsi" w:eastAsiaTheme="majorEastAsia" w:cstheme="majorBidi"/>
         <w:b/>
         <w:bCs/>
       </w:rPr>
     </w:tblStylePr>
     <w:tblStylePr w:type="lastCol">
       <w:rPr>
-        <w:rFonts w:asciiTheme="majorHAnsi" w:eastAsiaTheme="majorEastAsia" w:hAnsiTheme="majorHAnsi" w:cstheme="majorBidi"/>
-        <w:b/>
-        <w:bCs/>
-      </w:rPr>
-      <w:tblPr/>
-      <w:tcPr>
-        <w:tcBorders>
-          <w:top w:val="single" w:sz="8" w:space="0" w:color="4F81BD" w:themeColor="accent1"/>
-          <w:left w:val="single" w:sz="8" w:space="0" w:color="4F81BD" w:themeColor="accent1"/>
-          <w:bottom w:val="single" w:sz="8" w:space="0" w:color="4F81BD" w:themeColor="accent1"/>
-          <w:right w:val="single" w:sz="8" w:space="0" w:color="4F81BD" w:themeColor="accent1"/>
+        <w:rFonts w:asciiTheme="majorHAnsi" w:hAnsiTheme="majorHAnsi" w:eastAsiaTheme="majorEastAsia" w:cstheme="majorBidi"/>
+        <w:b/>
+        <w:bCs/>
+      </w:rPr>
+      <w:tblPr/>
+      <w:tcPr>
+        <w:tcBorders>
+          <w:top w:val="single" w:color="4F81BD" w:themeColor="accent1" w:sz="8" w:space="0"/>
+          <w:left w:val="single" w:color="4F81BD" w:themeColor="accent1" w:sz="8" w:space="0"/>
+          <w:bottom w:val="single" w:color="4F81BD" w:themeColor="accent1" w:sz="8" w:space="0"/>
+          <w:right w:val="single" w:color="4F81BD" w:themeColor="accent1" w:sz="8" w:space="0"/>
         </w:tcBorders>
       </w:tcPr>
     </w:tblStylePr>
@@ -4937,10 +4940,10 @@
       <w:tblPr/>
       <w:tcPr>
         <w:tcBorders>
-          <w:top w:val="single" w:sz="8" w:space="0" w:color="4F81BD" w:themeColor="accent1"/>
-          <w:left w:val="single" w:sz="8" w:space="0" w:color="4F81BD" w:themeColor="accent1"/>
-          <w:bottom w:val="single" w:sz="8" w:space="0" w:color="4F81BD" w:themeColor="accent1"/>
-          <w:right w:val="single" w:sz="8" w:space="0" w:color="4F81BD" w:themeColor="accent1"/>
+          <w:top w:val="single" w:color="4F81BD" w:themeColor="accent1" w:sz="8" w:space="0"/>
+          <w:left w:val="single" w:color="4F81BD" w:themeColor="accent1" w:sz="8" w:space="0"/>
+          <w:bottom w:val="single" w:color="4F81BD" w:themeColor="accent1" w:sz="8" w:space="0"/>
+          <w:right w:val="single" w:color="4F81BD" w:themeColor="accent1" w:sz="8" w:space="0"/>
         </w:tcBorders>
         <w:shd w:val="clear" w:color="auto" w:fill="D3DFEE" w:themeFill="accent1" w:themeFillTint="3F"/>
       </w:tcPr>
@@ -4949,11 +4952,11 @@
       <w:tblPr/>
       <w:tcPr>
         <w:tcBorders>
-          <w:top w:val="single" w:sz="8" w:space="0" w:color="4F81BD" w:themeColor="accent1"/>
-          <w:left w:val="single" w:sz="8" w:space="0" w:color="4F81BD" w:themeColor="accent1"/>
-          <w:bottom w:val="single" w:sz="8" w:space="0" w:color="4F81BD" w:themeColor="accent1"/>
-          <w:right w:val="single" w:sz="8" w:space="0" w:color="4F81BD" w:themeColor="accent1"/>
-          <w:insideV w:val="single" w:sz="8" w:space="0" w:color="4F81BD" w:themeColor="accent1"/>
+          <w:top w:val="single" w:color="4F81BD" w:themeColor="accent1" w:sz="8" w:space="0"/>
+          <w:left w:val="single" w:color="4F81BD" w:themeColor="accent1" w:sz="8" w:space="0"/>
+          <w:bottom w:val="single" w:color="4F81BD" w:themeColor="accent1" w:sz="8" w:space="0"/>
+          <w:right w:val="single" w:color="4F81BD" w:themeColor="accent1" w:sz="8" w:space="0"/>
+          <w:insideV w:val="single" w:color="4F81BD" w:themeColor="accent1" w:sz="8" w:space="0"/>
         </w:tcBorders>
         <w:shd w:val="clear" w:color="auto" w:fill="D3DFEE" w:themeFill="accent1" w:themeFillTint="3F"/>
       </w:tcPr>
@@ -4962,11 +4965,11 @@
       <w:tblPr/>
       <w:tcPr>
         <w:tcBorders>
-          <w:top w:val="single" w:sz="8" w:space="0" w:color="4F81BD" w:themeColor="accent1"/>
-          <w:left w:val="single" w:sz="8" w:space="0" w:color="4F81BD" w:themeColor="accent1"/>
-          <w:bottom w:val="single" w:sz="8" w:space="0" w:color="4F81BD" w:themeColor="accent1"/>
-          <w:right w:val="single" w:sz="8" w:space="0" w:color="4F81BD" w:themeColor="accent1"/>
-          <w:insideV w:val="single" w:sz="8" w:space="0" w:color="4F81BD" w:themeColor="accent1"/>
+          <w:top w:val="single" w:color="4F81BD" w:themeColor="accent1" w:sz="8" w:space="0"/>
+          <w:left w:val="single" w:color="4F81BD" w:themeColor="accent1" w:sz="8" w:space="0"/>
+          <w:bottom w:val="single" w:color="4F81BD" w:themeColor="accent1" w:sz="8" w:space="0"/>
+          <w:right w:val="single" w:color="4F81BD" w:themeColor="accent1" w:sz="8" w:space="0"/>
+          <w:insideV w:val="single" w:color="4F81BD" w:themeColor="accent1" w:sz="8" w:space="0"/>
         </w:tcBorders>
       </w:tcPr>
     </w:tblStylePr>
@@ -4984,12 +4987,12 @@
       <w:tblStyleColBandSize w:val="1"/>
       <w:tblInd w:w="0" w:type="dxa"/>
       <w:tblBorders>
-        <w:top w:val="single" w:sz="8" w:space="0" w:color="C0504D" w:themeColor="accent2"/>
-        <w:left w:val="single" w:sz="8" w:space="0" w:color="C0504D" w:themeColor="accent2"/>
-        <w:bottom w:val="single" w:sz="8" w:space="0" w:color="C0504D" w:themeColor="accent2"/>
-        <w:right w:val="single" w:sz="8" w:space="0" w:color="C0504D" w:themeColor="accent2"/>
-        <w:insideH w:val="single" w:sz="8" w:space="0" w:color="C0504D" w:themeColor="accent2"/>
-        <w:insideV w:val="single" w:sz="8" w:space="0" w:color="C0504D" w:themeColor="accent2"/>
+        <w:top w:val="single" w:color="C0504D" w:themeColor="accent2" w:sz="8" w:space="0"/>
+        <w:left w:val="single" w:color="C0504D" w:themeColor="accent2" w:sz="8" w:space="0"/>
+        <w:bottom w:val="single" w:color="C0504D" w:themeColor="accent2" w:sz="8" w:space="0"/>
+        <w:right w:val="single" w:color="C0504D" w:themeColor="accent2" w:sz="8" w:space="0"/>
+        <w:insideH w:val="single" w:color="C0504D" w:themeColor="accent2" w:sz="8" w:space="0"/>
+        <w:insideV w:val="single" w:color="C0504D" w:themeColor="accent2" w:sz="8" w:space="0"/>
       </w:tblBorders>
       <w:tblCellMar>
         <w:top w:w="0" w:type="dxa"/>
@@ -5003,19 +5006,19 @@
         <w:spacing w:before="0" w:after="0" w:line="240" w:lineRule="auto"/>
       </w:pPr>
       <w:rPr>
-        <w:rFonts w:asciiTheme="majorHAnsi" w:eastAsiaTheme="majorEastAsia" w:hAnsiTheme="majorHAnsi" w:cstheme="majorBidi"/>
-        <w:b/>
-        <w:bCs/>
-      </w:rPr>
-      <w:tblPr/>
-      <w:tcPr>
-        <w:tcBorders>
-          <w:top w:val="single" w:sz="8" w:space="0" w:color="C0504D" w:themeColor="accent2"/>
-          <w:left w:val="single" w:sz="8" w:space="0" w:color="C0504D" w:themeColor="accent2"/>
-          <w:bottom w:val="single" w:sz="18" w:space="0" w:color="C0504D" w:themeColor="accent2"/>
-          <w:right w:val="single" w:sz="8" w:space="0" w:color="C0504D" w:themeColor="accent2"/>
-          <w:insideH w:val="nil"/>
-          <w:insideV w:val="single" w:sz="8" w:space="0" w:color="C0504D" w:themeColor="accent2"/>
+        <w:rFonts w:asciiTheme="majorHAnsi" w:hAnsiTheme="majorHAnsi" w:eastAsiaTheme="majorEastAsia" w:cstheme="majorBidi"/>
+        <w:b/>
+        <w:bCs/>
+      </w:rPr>
+      <w:tblPr/>
+      <w:tcPr>
+        <w:tcBorders>
+          <w:top w:val="single" w:color="C0504D" w:themeColor="accent2" w:sz="8" w:space="0"/>
+          <w:left w:val="single" w:color="C0504D" w:themeColor="accent2" w:sz="8" w:space="0"/>
+          <w:bottom w:val="single" w:color="C0504D" w:themeColor="accent2" w:sz="18" w:space="0"/>
+          <w:right w:val="single" w:color="C0504D" w:themeColor="accent2" w:sz="8" w:space="0"/>
+          <w:insideH w:val="nil"/>
+          <w:insideV w:val="single" w:color="C0504D" w:themeColor="accent2" w:sz="8" w:space="0"/>
         </w:tcBorders>
       </w:tcPr>
     </w:tblStylePr>
@@ -5024,42 +5027,42 @@
         <w:spacing w:before="0" w:after="0" w:line="240" w:lineRule="auto"/>
       </w:pPr>
       <w:rPr>
-        <w:rFonts w:asciiTheme="majorHAnsi" w:eastAsiaTheme="majorEastAsia" w:hAnsiTheme="majorHAnsi" w:cstheme="majorBidi"/>
-        <w:b/>
-        <w:bCs/>
-      </w:rPr>
-      <w:tblPr/>
-      <w:tcPr>
-        <w:tcBorders>
-          <w:top w:val="double" w:sz="6" w:space="0" w:color="C0504D" w:themeColor="accent2"/>
-          <w:left w:val="single" w:sz="8" w:space="0" w:color="C0504D" w:themeColor="accent2"/>
-          <w:bottom w:val="single" w:sz="8" w:space="0" w:color="C0504D" w:themeColor="accent2"/>
-          <w:right w:val="single" w:sz="8" w:space="0" w:color="C0504D" w:themeColor="accent2"/>
-          <w:insideH w:val="nil"/>
-          <w:insideV w:val="single" w:sz="8" w:space="0" w:color="C0504D" w:themeColor="accent2"/>
+        <w:rFonts w:asciiTheme="majorHAnsi" w:hAnsiTheme="majorHAnsi" w:eastAsiaTheme="majorEastAsia" w:cstheme="majorBidi"/>
+        <w:b/>
+        <w:bCs/>
+      </w:rPr>
+      <w:tblPr/>
+      <w:tcPr>
+        <w:tcBorders>
+          <w:top w:val="double" w:color="C0504D" w:themeColor="accent2" w:sz="6" w:space="0"/>
+          <w:left w:val="single" w:color="C0504D" w:themeColor="accent2" w:sz="8" w:space="0"/>
+          <w:bottom w:val="single" w:color="C0504D" w:themeColor="accent2" w:sz="8" w:space="0"/>
+          <w:right w:val="single" w:color="C0504D" w:themeColor="accent2" w:sz="8" w:space="0"/>
+          <w:insideH w:val="nil"/>
+          <w:insideV w:val="single" w:color="C0504D" w:themeColor="accent2" w:sz="8" w:space="0"/>
         </w:tcBorders>
       </w:tcPr>
     </w:tblStylePr>
     <w:tblStylePr w:type="firstCol">
       <w:rPr>
-        <w:rFonts w:asciiTheme="majorHAnsi" w:eastAsiaTheme="majorEastAsia" w:hAnsiTheme="majorHAnsi" w:cstheme="majorBidi"/>
+        <w:rFonts w:asciiTheme="majorHAnsi" w:hAnsiTheme="majorHAnsi" w:eastAsiaTheme="majorEastAsia" w:cstheme="majorBidi"/>
         <w:b/>
         <w:bCs/>
       </w:rPr>
     </w:tblStylePr>
     <w:tblStylePr w:type="lastCol">
       <w:rPr>
-        <w:rFonts w:asciiTheme="majorHAnsi" w:eastAsiaTheme="majorEastAsia" w:hAnsiTheme="majorHAnsi" w:cstheme="majorBidi"/>
-        <w:b/>
-        <w:bCs/>
-      </w:rPr>
-      <w:tblPr/>
-      <w:tcPr>
-        <w:tcBorders>
-          <w:top w:val="single" w:sz="8" w:space="0" w:color="C0504D" w:themeColor="accent2"/>
-          <w:left w:val="single" w:sz="8" w:space="0" w:color="C0504D" w:themeColor="accent2"/>
-          <w:bottom w:val="single" w:sz="8" w:space="0" w:color="C0504D" w:themeColor="accent2"/>
-          <w:right w:val="single" w:sz="8" w:space="0" w:color="C0504D" w:themeColor="accent2"/>
+        <w:rFonts w:asciiTheme="majorHAnsi" w:hAnsiTheme="majorHAnsi" w:eastAsiaTheme="majorEastAsia" w:cstheme="majorBidi"/>
+        <w:b/>
+        <w:bCs/>
+      </w:rPr>
+      <w:tblPr/>
+      <w:tcPr>
+        <w:tcBorders>
+          <w:top w:val="single" w:color="C0504D" w:themeColor="accent2" w:sz="8" w:space="0"/>
+          <w:left w:val="single" w:color="C0504D" w:themeColor="accent2" w:sz="8" w:space="0"/>
+          <w:bottom w:val="single" w:color="C0504D" w:themeColor="accent2" w:sz="8" w:space="0"/>
+          <w:right w:val="single" w:color="C0504D" w:themeColor="accent2" w:sz="8" w:space="0"/>
         </w:tcBorders>
       </w:tcPr>
     </w:tblStylePr>
@@ -5067,10 +5070,10 @@
       <w:tblPr/>
       <w:tcPr>
         <w:tcBorders>
-          <w:top w:val="single" w:sz="8" w:space="0" w:color="C0504D" w:themeColor="accent2"/>
-          <w:left w:val="single" w:sz="8" w:space="0" w:color="C0504D" w:themeColor="accent2"/>
-          <w:bottom w:val="single" w:sz="8" w:space="0" w:color="C0504D" w:themeColor="accent2"/>
-          <w:right w:val="single" w:sz="8" w:space="0" w:color="C0504D" w:themeColor="accent2"/>
+          <w:top w:val="single" w:color="C0504D" w:themeColor="accent2" w:sz="8" w:space="0"/>
+          <w:left w:val="single" w:color="C0504D" w:themeColor="accent2" w:sz="8" w:space="0"/>
+          <w:bottom w:val="single" w:color="C0504D" w:themeColor="accent2" w:sz="8" w:space="0"/>
+          <w:right w:val="single" w:color="C0504D" w:themeColor="accent2" w:sz="8" w:space="0"/>
         </w:tcBorders>
         <w:shd w:val="clear" w:color="auto" w:fill="EFD3D2" w:themeFill="accent2" w:themeFillTint="3F"/>
       </w:tcPr>
@@ -5079,11 +5082,11 @@
       <w:tblPr/>
       <w:tcPr>
         <w:tcBorders>
-          <w:top w:val="single" w:sz="8" w:space="0" w:color="C0504D" w:themeColor="accent2"/>
-          <w:left w:val="single" w:sz="8" w:space="0" w:color="C0504D" w:themeColor="accent2"/>
-          <w:bottom w:val="single" w:sz="8" w:space="0" w:color="C0504D" w:themeColor="accent2"/>
-          <w:right w:val="single" w:sz="8" w:space="0" w:color="C0504D" w:themeColor="accent2"/>
-          <w:insideV w:val="single" w:sz="8" w:space="0" w:color="C0504D" w:themeColor="accent2"/>
+          <w:top w:val="single" w:color="C0504D" w:themeColor="accent2" w:sz="8" w:space="0"/>
+          <w:left w:val="single" w:color="C0504D" w:themeColor="accent2" w:sz="8" w:space="0"/>
+          <w:bottom w:val="single" w:color="C0504D" w:themeColor="accent2" w:sz="8" w:space="0"/>
+          <w:right w:val="single" w:color="C0504D" w:themeColor="accent2" w:sz="8" w:space="0"/>
+          <w:insideV w:val="single" w:color="C0504D" w:themeColor="accent2" w:sz="8" w:space="0"/>
         </w:tcBorders>
         <w:shd w:val="clear" w:color="auto" w:fill="EFD3D2" w:themeFill="accent2" w:themeFillTint="3F"/>
       </w:tcPr>
@@ -5092,11 +5095,11 @@
       <w:tblPr/>
       <w:tcPr>
         <w:tcBorders>
-          <w:top w:val="single" w:sz="8" w:space="0" w:color="C0504D" w:themeColor="accent2"/>
-          <w:left w:val="single" w:sz="8" w:space="0" w:color="C0504D" w:themeColor="accent2"/>
-          <w:bottom w:val="single" w:sz="8" w:space="0" w:color="C0504D" w:themeColor="accent2"/>
-          <w:right w:val="single" w:sz="8" w:space="0" w:color="C0504D" w:themeColor="accent2"/>
-          <w:insideV w:val="single" w:sz="8" w:space="0" w:color="C0504D" w:themeColor="accent2"/>
+          <w:top w:val="single" w:color="C0504D" w:themeColor="accent2" w:sz="8" w:space="0"/>
+          <w:left w:val="single" w:color="C0504D" w:themeColor="accent2" w:sz="8" w:space="0"/>
+          <w:bottom w:val="single" w:color="C0504D" w:themeColor="accent2" w:sz="8" w:space="0"/>
+          <w:right w:val="single" w:color="C0504D" w:themeColor="accent2" w:sz="8" w:space="0"/>
+          <w:insideV w:val="single" w:color="C0504D" w:themeColor="accent2" w:sz="8" w:space="0"/>
         </w:tcBorders>
       </w:tcPr>
     </w:tblStylePr>
@@ -5114,12 +5117,12 @@
       <w:tblStyleColBandSize w:val="1"/>
       <w:tblInd w:w="0" w:type="dxa"/>
       <w:tblBorders>
-        <w:top w:val="single" w:sz="8" w:space="0" w:color="9BBB59" w:themeColor="accent3"/>
-        <w:left w:val="single" w:sz="8" w:space="0" w:color="9BBB59" w:themeColor="accent3"/>
-        <w:bottom w:val="single" w:sz="8" w:space="0" w:color="9BBB59" w:themeColor="accent3"/>
-        <w:right w:val="single" w:sz="8" w:space="0" w:color="9BBB59" w:themeColor="accent3"/>
-        <w:insideH w:val="single" w:sz="8" w:space="0" w:color="9BBB59" w:themeColor="accent3"/>
-        <w:insideV w:val="single" w:sz="8" w:space="0" w:color="9BBB59" w:themeColor="accent3"/>
+        <w:top w:val="single" w:color="9BBB59" w:themeColor="accent3" w:sz="8" w:space="0"/>
+        <w:left w:val="single" w:color="9BBB59" w:themeColor="accent3" w:sz="8" w:space="0"/>
+        <w:bottom w:val="single" w:color="9BBB59" w:themeColor="accent3" w:sz="8" w:space="0"/>
+        <w:right w:val="single" w:color="9BBB59" w:themeColor="accent3" w:sz="8" w:space="0"/>
+        <w:insideH w:val="single" w:color="9BBB59" w:themeColor="accent3" w:sz="8" w:space="0"/>
+        <w:insideV w:val="single" w:color="9BBB59" w:themeColor="accent3" w:sz="8" w:space="0"/>
       </w:tblBorders>
       <w:tblCellMar>
         <w:top w:w="0" w:type="dxa"/>
@@ -5133,19 +5136,19 @@
         <w:spacing w:before="0" w:after="0" w:line="240" w:lineRule="auto"/>
       </w:pPr>
       <w:rPr>
-        <w:rFonts w:asciiTheme="majorHAnsi" w:eastAsiaTheme="majorEastAsia" w:hAnsiTheme="majorHAnsi" w:cstheme="majorBidi"/>
-        <w:b/>
-        <w:bCs/>
-      </w:rPr>
-      <w:tblPr/>
-      <w:tcPr>
-        <w:tcBorders>
-          <w:top w:val="single" w:sz="8" w:space="0" w:color="9BBB59" w:themeColor="accent3"/>
-          <w:left w:val="single" w:sz="8" w:space="0" w:color="9BBB59" w:themeColor="accent3"/>
-          <w:bottom w:val="single" w:sz="18" w:space="0" w:color="9BBB59" w:themeColor="accent3"/>
-          <w:right w:val="single" w:sz="8" w:space="0" w:color="9BBB59" w:themeColor="accent3"/>
-          <w:insideH w:val="nil"/>
-          <w:insideV w:val="single" w:sz="8" w:space="0" w:color="9BBB59" w:themeColor="accent3"/>
+        <w:rFonts w:asciiTheme="majorHAnsi" w:hAnsiTheme="majorHAnsi" w:eastAsiaTheme="majorEastAsia" w:cstheme="majorBidi"/>
+        <w:b/>
+        <w:bCs/>
+      </w:rPr>
+      <w:tblPr/>
+      <w:tcPr>
+        <w:tcBorders>
+          <w:top w:val="single" w:color="9BBB59" w:themeColor="accent3" w:sz="8" w:space="0"/>
+          <w:left w:val="single" w:color="9BBB59" w:themeColor="accent3" w:sz="8" w:space="0"/>
+          <w:bottom w:val="single" w:color="9BBB59" w:themeColor="accent3" w:sz="18" w:space="0"/>
+          <w:right w:val="single" w:color="9BBB59" w:themeColor="accent3" w:sz="8" w:space="0"/>
+          <w:insideH w:val="nil"/>
+          <w:insideV w:val="single" w:color="9BBB59" w:themeColor="accent3" w:sz="8" w:space="0"/>
         </w:tcBorders>
       </w:tcPr>
     </w:tblStylePr>
@@ -5154,42 +5157,42 @@
         <w:spacing w:before="0" w:after="0" w:line="240" w:lineRule="auto"/>
       </w:pPr>
       <w:rPr>
-        <w:rFonts w:asciiTheme="majorHAnsi" w:eastAsiaTheme="majorEastAsia" w:hAnsiTheme="majorHAnsi" w:cstheme="majorBidi"/>
-        <w:b/>
-        <w:bCs/>
-      </w:rPr>
-      <w:tblPr/>
-      <w:tcPr>
-        <w:tcBorders>
-          <w:top w:val="double" w:sz="6" w:space="0" w:color="9BBB59" w:themeColor="accent3"/>
-          <w:left w:val="single" w:sz="8" w:space="0" w:color="9BBB59" w:themeColor="accent3"/>
-          <w:bottom w:val="single" w:sz="8" w:space="0" w:color="9BBB59" w:themeColor="accent3"/>
-          <w:right w:val="single" w:sz="8" w:space="0" w:color="9BBB59" w:themeColor="accent3"/>
-          <w:insideH w:val="nil"/>
-          <w:insideV w:val="single" w:sz="8" w:space="0" w:color="9BBB59" w:themeColor="accent3"/>
+        <w:rFonts w:asciiTheme="majorHAnsi" w:hAnsiTheme="majorHAnsi" w:eastAsiaTheme="majorEastAsia" w:cstheme="majorBidi"/>
+        <w:b/>
+        <w:bCs/>
+      </w:rPr>
+      <w:tblPr/>
+      <w:tcPr>
+        <w:tcBorders>
+          <w:top w:val="double" w:color="9BBB59" w:themeColor="accent3" w:sz="6" w:space="0"/>
+          <w:left w:val="single" w:color="9BBB59" w:themeColor="accent3" w:sz="8" w:space="0"/>
+          <w:bottom w:val="single" w:color="9BBB59" w:themeColor="accent3" w:sz="8" w:space="0"/>
+          <w:right w:val="single" w:color="9BBB59" w:themeColor="accent3" w:sz="8" w:space="0"/>
+          <w:insideH w:val="nil"/>
+          <w:insideV w:val="single" w:color="9BBB59" w:themeColor="accent3" w:sz="8" w:space="0"/>
         </w:tcBorders>
       </w:tcPr>
     </w:tblStylePr>
     <w:tblStylePr w:type="firstCol">
       <w:rPr>
-        <w:rFonts w:asciiTheme="majorHAnsi" w:eastAsiaTheme="majorEastAsia" w:hAnsiTheme="majorHAnsi" w:cstheme="majorBidi"/>
+        <w:rFonts w:asciiTheme="majorHAnsi" w:hAnsiTheme="majorHAnsi" w:eastAsiaTheme="majorEastAsia" w:cstheme="majorBidi"/>
         <w:b/>
         <w:bCs/>
       </w:rPr>
     </w:tblStylePr>
     <w:tblStylePr w:type="lastCol">
       <w:rPr>
-        <w:rFonts w:asciiTheme="majorHAnsi" w:eastAsiaTheme="majorEastAsia" w:hAnsiTheme="majorHAnsi" w:cstheme="majorBidi"/>
-        <w:b/>
-        <w:bCs/>
-      </w:rPr>
-      <w:tblPr/>
-      <w:tcPr>
-        <w:tcBorders>
-          <w:top w:val="single" w:sz="8" w:space="0" w:color="9BBB59" w:themeColor="accent3"/>
-          <w:left w:val="single" w:sz="8" w:space="0" w:color="9BBB59" w:themeColor="accent3"/>
-          <w:bottom w:val="single" w:sz="8" w:space="0" w:color="9BBB59" w:themeColor="accent3"/>
-          <w:right w:val="single" w:sz="8" w:space="0" w:color="9BBB59" w:themeColor="accent3"/>
+        <w:rFonts w:asciiTheme="majorHAnsi" w:hAnsiTheme="majorHAnsi" w:eastAsiaTheme="majorEastAsia" w:cstheme="majorBidi"/>
+        <w:b/>
+        <w:bCs/>
+      </w:rPr>
+      <w:tblPr/>
+      <w:tcPr>
+        <w:tcBorders>
+          <w:top w:val="single" w:color="9BBB59" w:themeColor="accent3" w:sz="8" w:space="0"/>
+          <w:left w:val="single" w:color="9BBB59" w:themeColor="accent3" w:sz="8" w:space="0"/>
+          <w:bottom w:val="single" w:color="9BBB59" w:themeColor="accent3" w:sz="8" w:space="0"/>
+          <w:right w:val="single" w:color="9BBB59" w:themeColor="accent3" w:sz="8" w:space="0"/>
         </w:tcBorders>
       </w:tcPr>
     </w:tblStylePr>
@@ -5197,10 +5200,10 @@
       <w:tblPr/>
       <w:tcPr>
         <w:tcBorders>
-          <w:top w:val="single" w:sz="8" w:space="0" w:color="9BBB59" w:themeColor="accent3"/>
-          <w:left w:val="single" w:sz="8" w:space="0" w:color="9BBB59" w:themeColor="accent3"/>
-          <w:bottom w:val="single" w:sz="8" w:space="0" w:color="9BBB59" w:themeColor="accent3"/>
-          <w:right w:val="single" w:sz="8" w:space="0" w:color="9BBB59" w:themeColor="accent3"/>
+          <w:top w:val="single" w:color="9BBB59" w:themeColor="accent3" w:sz="8" w:space="0"/>
+          <w:left w:val="single" w:color="9BBB59" w:themeColor="accent3" w:sz="8" w:space="0"/>
+          <w:bottom w:val="single" w:color="9BBB59" w:themeColor="accent3" w:sz="8" w:space="0"/>
+          <w:right w:val="single" w:color="9BBB59" w:themeColor="accent3" w:sz="8" w:space="0"/>
         </w:tcBorders>
         <w:shd w:val="clear" w:color="auto" w:fill="E6EED5" w:themeFill="accent3" w:themeFillTint="3F"/>
       </w:tcPr>
@@ -5209,11 +5212,11 @@
       <w:tblPr/>
       <w:tcPr>
         <w:tcBorders>
-          <w:top w:val="single" w:sz="8" w:space="0" w:color="9BBB59" w:themeColor="accent3"/>
-          <w:left w:val="single" w:sz="8" w:space="0" w:color="9BBB59" w:themeColor="accent3"/>
-          <w:bottom w:val="single" w:sz="8" w:space="0" w:color="9BBB59" w:themeColor="accent3"/>
-          <w:right w:val="single" w:sz="8" w:space="0" w:color="9BBB59" w:themeColor="accent3"/>
-          <w:insideV w:val="single" w:sz="8" w:space="0" w:color="9BBB59" w:themeColor="accent3"/>
+          <w:top w:val="single" w:color="9BBB59" w:themeColor="accent3" w:sz="8" w:space="0"/>
+          <w:left w:val="single" w:color="9BBB59" w:themeColor="accent3" w:sz="8" w:space="0"/>
+          <w:bottom w:val="single" w:color="9BBB59" w:themeColor="accent3" w:sz="8" w:space="0"/>
+          <w:right w:val="single" w:color="9BBB59" w:themeColor="accent3" w:sz="8" w:space="0"/>
+          <w:insideV w:val="single" w:color="9BBB59" w:themeColor="accent3" w:sz="8" w:space="0"/>
         </w:tcBorders>
         <w:shd w:val="clear" w:color="auto" w:fill="E6EED5" w:themeFill="accent3" w:themeFillTint="3F"/>
       </w:tcPr>
@@ -5222,11 +5225,11 @@
       <w:tblPr/>
       <w:tcPr>
         <w:tcBorders>
-          <w:top w:val="single" w:sz="8" w:space="0" w:color="9BBB59" w:themeColor="accent3"/>
-          <w:left w:val="single" w:sz="8" w:space="0" w:color="9BBB59" w:themeColor="accent3"/>
-          <w:bottom w:val="single" w:sz="8" w:space="0" w:color="9BBB59" w:themeColor="accent3"/>
-          <w:right w:val="single" w:sz="8" w:space="0" w:color="9BBB59" w:themeColor="accent3"/>
-          <w:insideV w:val="single" w:sz="8" w:space="0" w:color="9BBB59" w:themeColor="accent3"/>
+          <w:top w:val="single" w:color="9BBB59" w:themeColor="accent3" w:sz="8" w:space="0"/>
+          <w:left w:val="single" w:color="9BBB59" w:themeColor="accent3" w:sz="8" w:space="0"/>
+          <w:bottom w:val="single" w:color="9BBB59" w:themeColor="accent3" w:sz="8" w:space="0"/>
+          <w:right w:val="single" w:color="9BBB59" w:themeColor="accent3" w:sz="8" w:space="0"/>
+          <w:insideV w:val="single" w:color="9BBB59" w:themeColor="accent3" w:sz="8" w:space="0"/>
         </w:tcBorders>
       </w:tcPr>
     </w:tblStylePr>
@@ -5244,12 +5247,12 @@
       <w:tblStyleColBandSize w:val="1"/>
       <w:tblInd w:w="0" w:type="dxa"/>
       <w:tblBorders>
-        <w:top w:val="single" w:sz="8" w:space="0" w:color="8064A2" w:themeColor="accent4"/>
-        <w:left w:val="single" w:sz="8" w:space="0" w:color="8064A2" w:themeColor="accent4"/>
-        <w:bottom w:val="single" w:sz="8" w:space="0" w:color="8064A2" w:themeColor="accent4"/>
-        <w:right w:val="single" w:sz="8" w:space="0" w:color="8064A2" w:themeColor="accent4"/>
-        <w:insideH w:val="single" w:sz="8" w:space="0" w:color="8064A2" w:themeColor="accent4"/>
-        <w:insideV w:val="single" w:sz="8" w:space="0" w:color="8064A2" w:themeColor="accent4"/>
+        <w:top w:val="single" w:color="8064A2" w:themeColor="accent4" w:sz="8" w:space="0"/>
+        <w:left w:val="single" w:color="8064A2" w:themeColor="accent4" w:sz="8" w:space="0"/>
+        <w:bottom w:val="single" w:color="8064A2" w:themeColor="accent4" w:sz="8" w:space="0"/>
+        <w:right w:val="single" w:color="8064A2" w:themeColor="accent4" w:sz="8" w:space="0"/>
+        <w:insideH w:val="single" w:color="8064A2" w:themeColor="accent4" w:sz="8" w:space="0"/>
+        <w:insideV w:val="single" w:color="8064A2" w:themeColor="accent4" w:sz="8" w:space="0"/>
       </w:tblBorders>
       <w:tblCellMar>
         <w:top w:w="0" w:type="dxa"/>
@@ -5263,19 +5266,19 @@
         <w:spacing w:before="0" w:after="0" w:line="240" w:lineRule="auto"/>
       </w:pPr>
       <w:rPr>
-        <w:rFonts w:asciiTheme="majorHAnsi" w:eastAsiaTheme="majorEastAsia" w:hAnsiTheme="majorHAnsi" w:cstheme="majorBidi"/>
-        <w:b/>
-        <w:bCs/>
-      </w:rPr>
-      <w:tblPr/>
-      <w:tcPr>
-        <w:tcBorders>
-          <w:top w:val="single" w:sz="8" w:space="0" w:color="8064A2" w:themeColor="accent4"/>
-          <w:left w:val="single" w:sz="8" w:space="0" w:color="8064A2" w:themeColor="accent4"/>
-          <w:bottom w:val="single" w:sz="18" w:space="0" w:color="8064A2" w:themeColor="accent4"/>
-          <w:right w:val="single" w:sz="8" w:space="0" w:color="8064A2" w:themeColor="accent4"/>
-          <w:insideH w:val="nil"/>
-          <w:insideV w:val="single" w:sz="8" w:space="0" w:color="8064A2" w:themeColor="accent4"/>
+        <w:rFonts w:asciiTheme="majorHAnsi" w:hAnsiTheme="majorHAnsi" w:eastAsiaTheme="majorEastAsia" w:cstheme="majorBidi"/>
+        <w:b/>
+        <w:bCs/>
+      </w:rPr>
+      <w:tblPr/>
+      <w:tcPr>
+        <w:tcBorders>
+          <w:top w:val="single" w:color="8064A2" w:themeColor="accent4" w:sz="8" w:space="0"/>
+          <w:left w:val="single" w:color="8064A2" w:themeColor="accent4" w:sz="8" w:space="0"/>
+          <w:bottom w:val="single" w:color="8064A2" w:themeColor="accent4" w:sz="18" w:space="0"/>
+          <w:right w:val="single" w:color="8064A2" w:themeColor="accent4" w:sz="8" w:space="0"/>
+          <w:insideH w:val="nil"/>
+          <w:insideV w:val="single" w:color="8064A2" w:themeColor="accent4" w:sz="8" w:space="0"/>
         </w:tcBorders>
       </w:tcPr>
     </w:tblStylePr>
@@ -5284,42 +5287,42 @@
         <w:spacing w:before="0" w:after="0" w:line="240" w:lineRule="auto"/>
       </w:pPr>
       <w:rPr>
-        <w:rFonts w:asciiTheme="majorHAnsi" w:eastAsiaTheme="majorEastAsia" w:hAnsiTheme="majorHAnsi" w:cstheme="majorBidi"/>
-        <w:b/>
-        <w:bCs/>
-      </w:rPr>
-      <w:tblPr/>
-      <w:tcPr>
-        <w:tcBorders>
-          <w:top w:val="double" w:sz="6" w:space="0" w:color="8064A2" w:themeColor="accent4"/>
-          <w:left w:val="single" w:sz="8" w:space="0" w:color="8064A2" w:themeColor="accent4"/>
-          <w:bottom w:val="single" w:sz="8" w:space="0" w:color="8064A2" w:themeColor="accent4"/>
-          <w:right w:val="single" w:sz="8" w:space="0" w:color="8064A2" w:themeColor="accent4"/>
-          <w:insideH w:val="nil"/>
-          <w:insideV w:val="single" w:sz="8" w:space="0" w:color="8064A2" w:themeColor="accent4"/>
+        <w:rFonts w:asciiTheme="majorHAnsi" w:hAnsiTheme="majorHAnsi" w:eastAsiaTheme="majorEastAsia" w:cstheme="majorBidi"/>
+        <w:b/>
+        <w:bCs/>
+      </w:rPr>
+      <w:tblPr/>
+      <w:tcPr>
+        <w:tcBorders>
+          <w:top w:val="double" w:color="8064A2" w:themeColor="accent4" w:sz="6" w:space="0"/>
+          <w:left w:val="single" w:color="8064A2" w:themeColor="accent4" w:sz="8" w:space="0"/>
+          <w:bottom w:val="single" w:color="8064A2" w:themeColor="accent4" w:sz="8" w:space="0"/>
+          <w:right w:val="single" w:color="8064A2" w:themeColor="accent4" w:sz="8" w:space="0"/>
+          <w:insideH w:val="nil"/>
+          <w:insideV w:val="single" w:color="8064A2" w:themeColor="accent4" w:sz="8" w:space="0"/>
         </w:tcBorders>
       </w:tcPr>
     </w:tblStylePr>
     <w:tblStylePr w:type="firstCol">
       <w:rPr>
-        <w:rFonts w:asciiTheme="majorHAnsi" w:eastAsiaTheme="majorEastAsia" w:hAnsiTheme="majorHAnsi" w:cstheme="majorBidi"/>
+        <w:rFonts w:asciiTheme="majorHAnsi" w:hAnsiTheme="majorHAnsi" w:eastAsiaTheme="majorEastAsia" w:cstheme="majorBidi"/>
         <w:b/>
         <w:bCs/>
       </w:rPr>
     </w:tblStylePr>
     <w:tblStylePr w:type="lastCol">
       <w:rPr>
-        <w:rFonts w:asciiTheme="majorHAnsi" w:eastAsiaTheme="majorEastAsia" w:hAnsiTheme="majorHAnsi" w:cstheme="majorBidi"/>
-        <w:b/>
-        <w:bCs/>
-      </w:rPr>
-      <w:tblPr/>
-      <w:tcPr>
-        <w:tcBorders>
-          <w:top w:val="single" w:sz="8" w:space="0" w:color="8064A2" w:themeColor="accent4"/>
-          <w:left w:val="single" w:sz="8" w:space="0" w:color="8064A2" w:themeColor="accent4"/>
-          <w:bottom w:val="single" w:sz="8" w:space="0" w:color="8064A2" w:themeColor="accent4"/>
-          <w:right w:val="single" w:sz="8" w:space="0" w:color="8064A2" w:themeColor="accent4"/>
+        <w:rFonts w:asciiTheme="majorHAnsi" w:hAnsiTheme="majorHAnsi" w:eastAsiaTheme="majorEastAsia" w:cstheme="majorBidi"/>
+        <w:b/>
+        <w:bCs/>
+      </w:rPr>
+      <w:tblPr/>
+      <w:tcPr>
+        <w:tcBorders>
+          <w:top w:val="single" w:color="8064A2" w:themeColor="accent4" w:sz="8" w:space="0"/>
+          <w:left w:val="single" w:color="8064A2" w:themeColor="accent4" w:sz="8" w:space="0"/>
+          <w:bottom w:val="single" w:color="8064A2" w:themeColor="accent4" w:sz="8" w:space="0"/>
+          <w:right w:val="single" w:color="8064A2" w:themeColor="accent4" w:sz="8" w:space="0"/>
         </w:tcBorders>
       </w:tcPr>
     </w:tblStylePr>
@@ -5327,10 +5330,10 @@
       <w:tblPr/>
       <w:tcPr>
         <w:tcBorders>
-          <w:top w:val="single" w:sz="8" w:space="0" w:color="8064A2" w:themeColor="accent4"/>
-          <w:left w:val="single" w:sz="8" w:space="0" w:color="8064A2" w:themeColor="accent4"/>
-          <w:bottom w:val="single" w:sz="8" w:space="0" w:color="8064A2" w:themeColor="accent4"/>
-          <w:right w:val="single" w:sz="8" w:space="0" w:color="8064A2" w:themeColor="accent4"/>
+          <w:top w:val="single" w:color="8064A2" w:themeColor="accent4" w:sz="8" w:space="0"/>
+          <w:left w:val="single" w:color="8064A2" w:themeColor="accent4" w:sz="8" w:space="0"/>
+          <w:bottom w:val="single" w:color="8064A2" w:themeColor="accent4" w:sz="8" w:space="0"/>
+          <w:right w:val="single" w:color="8064A2" w:themeColor="accent4" w:sz="8" w:space="0"/>
         </w:tcBorders>
         <w:shd w:val="clear" w:color="auto" w:fill="DFD8E8" w:themeFill="accent4" w:themeFillTint="3F"/>
       </w:tcPr>
@@ -5339,11 +5342,11 @@
       <w:tblPr/>
       <w:tcPr>
         <w:tcBorders>
-          <w:top w:val="single" w:sz="8" w:space="0" w:color="8064A2" w:themeColor="accent4"/>
-          <w:left w:val="single" w:sz="8" w:space="0" w:color="8064A2" w:themeColor="accent4"/>
-          <w:bottom w:val="single" w:sz="8" w:space="0" w:color="8064A2" w:themeColor="accent4"/>
-          <w:right w:val="single" w:sz="8" w:space="0" w:color="8064A2" w:themeColor="accent4"/>
-          <w:insideV w:val="single" w:sz="8" w:space="0" w:color="8064A2" w:themeColor="accent4"/>
+          <w:top w:val="single" w:color="8064A2" w:themeColor="accent4" w:sz="8" w:space="0"/>
+          <w:left w:val="single" w:color="8064A2" w:themeColor="accent4" w:sz="8" w:space="0"/>
+          <w:bottom w:val="single" w:color="8064A2" w:themeColor="accent4" w:sz="8" w:space="0"/>
+          <w:right w:val="single" w:color="8064A2" w:themeColor="accent4" w:sz="8" w:space="0"/>
+          <w:insideV w:val="single" w:color="8064A2" w:themeColor="accent4" w:sz="8" w:space="0"/>
         </w:tcBorders>
         <w:shd w:val="clear" w:color="auto" w:fill="DFD8E8" w:themeFill="accent4" w:themeFillTint="3F"/>
       </w:tcPr>
@@ -5352,11 +5355,11 @@
       <w:tblPr/>
       <w:tcPr>
         <w:tcBorders>
-          <w:top w:val="single" w:sz="8" w:space="0" w:color="8064A2" w:themeColor="accent4"/>
-          <w:left w:val="single" w:sz="8" w:space="0" w:color="8064A2" w:themeColor="accent4"/>
-          <w:bottom w:val="single" w:sz="8" w:space="0" w:color="8064A2" w:themeColor="accent4"/>
-          <w:right w:val="single" w:sz="8" w:space="0" w:color="8064A2" w:themeColor="accent4"/>
-          <w:insideV w:val="single" w:sz="8" w:space="0" w:color="8064A2" w:themeColor="accent4"/>
+          <w:top w:val="single" w:color="8064A2" w:themeColor="accent4" w:sz="8" w:space="0"/>
+          <w:left w:val="single" w:color="8064A2" w:themeColor="accent4" w:sz="8" w:space="0"/>
+          <w:bottom w:val="single" w:color="8064A2" w:themeColor="accent4" w:sz="8" w:space="0"/>
+          <w:right w:val="single" w:color="8064A2" w:themeColor="accent4" w:sz="8" w:space="0"/>
+          <w:insideV w:val="single" w:color="8064A2" w:themeColor="accent4" w:sz="8" w:space="0"/>
         </w:tcBorders>
       </w:tcPr>
     </w:tblStylePr>
@@ -5374,12 +5377,12 @@
       <w:tblStyleColBandSize w:val="1"/>
       <w:tblInd w:w="0" w:type="dxa"/>
       <w:tblBorders>
-        <w:top w:val="single" w:sz="8" w:space="0" w:color="4BACC6" w:themeColor="accent5"/>
-        <w:left w:val="single" w:sz="8" w:space="0" w:color="4BACC6" w:themeColor="accent5"/>
-        <w:bottom w:val="single" w:sz="8" w:space="0" w:color="4BACC6" w:themeColor="accent5"/>
-        <w:right w:val="single" w:sz="8" w:space="0" w:color="4BACC6" w:themeColor="accent5"/>
-        <w:insideH w:val="single" w:sz="8" w:space="0" w:color="4BACC6" w:themeColor="accent5"/>
-        <w:insideV w:val="single" w:sz="8" w:space="0" w:color="4BACC6" w:themeColor="accent5"/>
+        <w:top w:val="single" w:color="4BACC6" w:themeColor="accent5" w:sz="8" w:space="0"/>
+        <w:left w:val="single" w:color="4BACC6" w:themeColor="accent5" w:sz="8" w:space="0"/>
+        <w:bottom w:val="single" w:color="4BACC6" w:themeColor="accent5" w:sz="8" w:space="0"/>
+        <w:right w:val="single" w:color="4BACC6" w:themeColor="accent5" w:sz="8" w:space="0"/>
+        <w:insideH w:val="single" w:color="4BACC6" w:themeColor="accent5" w:sz="8" w:space="0"/>
+        <w:insideV w:val="single" w:color="4BACC6" w:themeColor="accent5" w:sz="8" w:space="0"/>
       </w:tblBorders>
       <w:tblCellMar>
         <w:top w:w="0" w:type="dxa"/>
@@ -5393,19 +5396,19 @@
         <w:spacing w:before="0" w:after="0" w:line="240" w:lineRule="auto"/>
       </w:pPr>
       <w:rPr>
-        <w:rFonts w:asciiTheme="majorHAnsi" w:eastAsiaTheme="majorEastAsia" w:hAnsiTheme="majorHAnsi" w:cstheme="majorBidi"/>
-        <w:b/>
-        <w:bCs/>
-      </w:rPr>
-      <w:tblPr/>
-      <w:tcPr>
-        <w:tcBorders>
-          <w:top w:val="single" w:sz="8" w:space="0" w:color="4BACC6" w:themeColor="accent5"/>
-          <w:left w:val="single" w:sz="8" w:space="0" w:color="4BACC6" w:themeColor="accent5"/>
-          <w:bottom w:val="single" w:sz="18" w:space="0" w:color="4BACC6" w:themeColor="accent5"/>
-          <w:right w:val="single" w:sz="8" w:space="0" w:color="4BACC6" w:themeColor="accent5"/>
-          <w:insideH w:val="nil"/>
-          <w:insideV w:val="single" w:sz="8" w:space="0" w:color="4BACC6" w:themeColor="accent5"/>
+        <w:rFonts w:asciiTheme="majorHAnsi" w:hAnsiTheme="majorHAnsi" w:eastAsiaTheme="majorEastAsia" w:cstheme="majorBidi"/>
+        <w:b/>
+        <w:bCs/>
+      </w:rPr>
+      <w:tblPr/>
+      <w:tcPr>
+        <w:tcBorders>
+          <w:top w:val="single" w:color="4BACC6" w:themeColor="accent5" w:sz="8" w:space="0"/>
+          <w:left w:val="single" w:color="4BACC6" w:themeColor="accent5" w:sz="8" w:space="0"/>
+          <w:bottom w:val="single" w:color="4BACC6" w:themeColor="accent5" w:sz="18" w:space="0"/>
+          <w:right w:val="single" w:color="4BACC6" w:themeColor="accent5" w:sz="8" w:space="0"/>
+          <w:insideH w:val="nil"/>
+          <w:insideV w:val="single" w:color="4BACC6" w:themeColor="accent5" w:sz="8" w:space="0"/>
         </w:tcBorders>
       </w:tcPr>
     </w:tblStylePr>
@@ -5414,42 +5417,42 @@
         <w:spacing w:before="0" w:after="0" w:line="240" w:lineRule="auto"/>
       </w:pPr>
       <w:rPr>
-        <w:rFonts w:asciiTheme="majorHAnsi" w:eastAsiaTheme="majorEastAsia" w:hAnsiTheme="majorHAnsi" w:cstheme="majorBidi"/>
-        <w:b/>
-        <w:bCs/>
-      </w:rPr>
-      <w:tblPr/>
-      <w:tcPr>
-        <w:tcBorders>
-          <w:top w:val="double" w:sz="6" w:space="0" w:color="4BACC6" w:themeColor="accent5"/>
-          <w:left w:val="single" w:sz="8" w:space="0" w:color="4BACC6" w:themeColor="accent5"/>
-          <w:bottom w:val="single" w:sz="8" w:space="0" w:color="4BACC6" w:themeColor="accent5"/>
-          <w:right w:val="single" w:sz="8" w:space="0" w:color="4BACC6" w:themeColor="accent5"/>
-          <w:insideH w:val="nil"/>
-          <w:insideV w:val="single" w:sz="8" w:space="0" w:color="4BACC6" w:themeColor="accent5"/>
+        <w:rFonts w:asciiTheme="majorHAnsi" w:hAnsiTheme="majorHAnsi" w:eastAsiaTheme="majorEastAsia" w:cstheme="majorBidi"/>
+        <w:b/>
+        <w:bCs/>
+      </w:rPr>
+      <w:tblPr/>
+      <w:tcPr>
+        <w:tcBorders>
+          <w:top w:val="double" w:color="4BACC6" w:themeColor="accent5" w:sz="6" w:space="0"/>
+          <w:left w:val="single" w:color="4BACC6" w:themeColor="accent5" w:sz="8" w:space="0"/>
+          <w:bottom w:val="single" w:color="4BACC6" w:themeColor="accent5" w:sz="8" w:space="0"/>
+          <w:right w:val="single" w:color="4BACC6" w:themeColor="accent5" w:sz="8" w:space="0"/>
+          <w:insideH w:val="nil"/>
+          <w:insideV w:val="single" w:color="4BACC6" w:themeColor="accent5" w:sz="8" w:space="0"/>
         </w:tcBorders>
       </w:tcPr>
     </w:tblStylePr>
     <w:tblStylePr w:type="firstCol">
       <w:rPr>
-        <w:rFonts w:asciiTheme="majorHAnsi" w:eastAsiaTheme="majorEastAsia" w:hAnsiTheme="majorHAnsi" w:cstheme="majorBidi"/>
+        <w:rFonts w:asciiTheme="majorHAnsi" w:hAnsiTheme="majorHAnsi" w:eastAsiaTheme="majorEastAsia" w:cstheme="majorBidi"/>
         <w:b/>
         <w:bCs/>
       </w:rPr>
     </w:tblStylePr>
     <w:tblStylePr w:type="lastCol">
       <w:rPr>
-        <w:rFonts w:asciiTheme="majorHAnsi" w:eastAsiaTheme="majorEastAsia" w:hAnsiTheme="majorHAnsi" w:cstheme="majorBidi"/>
-        <w:b/>
-        <w:bCs/>
-      </w:rPr>
-      <w:tblPr/>
-      <w:tcPr>
-        <w:tcBorders>
-          <w:top w:val="single" w:sz="8" w:space="0" w:color="4BACC6" w:themeColor="accent5"/>
-          <w:left w:val="single" w:sz="8" w:space="0" w:color="4BACC6" w:themeColor="accent5"/>
-          <w:bottom w:val="single" w:sz="8" w:space="0" w:color="4BACC6" w:themeColor="accent5"/>
-          <w:right w:val="single" w:sz="8" w:space="0" w:color="4BACC6" w:themeColor="accent5"/>
+        <w:rFonts w:asciiTheme="majorHAnsi" w:hAnsiTheme="majorHAnsi" w:eastAsiaTheme="majorEastAsia" w:cstheme="majorBidi"/>
+        <w:b/>
+        <w:bCs/>
+      </w:rPr>
+      <w:tblPr/>
+      <w:tcPr>
+        <w:tcBorders>
+          <w:top w:val="single" w:color="4BACC6" w:themeColor="accent5" w:sz="8" w:space="0"/>
+          <w:left w:val="single" w:color="4BACC6" w:themeColor="accent5" w:sz="8" w:space="0"/>
+          <w:bottom w:val="single" w:color="4BACC6" w:themeColor="accent5" w:sz="8" w:space="0"/>
+          <w:right w:val="single" w:color="4BACC6" w:themeColor="accent5" w:sz="8" w:space="0"/>
         </w:tcBorders>
       </w:tcPr>
     </w:tblStylePr>
@@ -5457,10 +5460,10 @@
       <w:tblPr/>
       <w:tcPr>
         <w:tcBorders>
-          <w:top w:val="single" w:sz="8" w:space="0" w:color="4BACC6" w:themeColor="accent5"/>
-          <w:left w:val="single" w:sz="8" w:space="0" w:color="4BACC6" w:themeColor="accent5"/>
-          <w:bottom w:val="single" w:sz="8" w:space="0" w:color="4BACC6" w:themeColor="accent5"/>
-          <w:right w:val="single" w:sz="8" w:space="0" w:color="4BACC6" w:themeColor="accent5"/>
+          <w:top w:val="single" w:color="4BACC6" w:themeColor="accent5" w:sz="8" w:space="0"/>
+          <w:left w:val="single" w:color="4BACC6" w:themeColor="accent5" w:sz="8" w:space="0"/>
+          <w:bottom w:val="single" w:color="4BACC6" w:themeColor="accent5" w:sz="8" w:space="0"/>
+          <w:right w:val="single" w:color="4BACC6" w:themeColor="accent5" w:sz="8" w:space="0"/>
         </w:tcBorders>
         <w:shd w:val="clear" w:color="auto" w:fill="D2EAF1" w:themeFill="accent5" w:themeFillTint="3F"/>
       </w:tcPr>
@@ -5469,11 +5472,11 @@
       <w:tblPr/>
       <w:tcPr>
         <w:tcBorders>
-          <w:top w:val="single" w:sz="8" w:space="0" w:color="4BACC6" w:themeColor="accent5"/>
-          <w:left w:val="single" w:sz="8" w:space="0" w:color="4BACC6" w:themeColor="accent5"/>
-          <w:bottom w:val="single" w:sz="8" w:space="0" w:color="4BACC6" w:themeColor="accent5"/>
-          <w:right w:val="single" w:sz="8" w:space="0" w:color="4BACC6" w:themeColor="accent5"/>
-          <w:insideV w:val="single" w:sz="8" w:space="0" w:color="4BACC6" w:themeColor="accent5"/>
+          <w:top w:val="single" w:color="4BACC6" w:themeColor="accent5" w:sz="8" w:space="0"/>
+          <w:left w:val="single" w:color="4BACC6" w:themeColor="accent5" w:sz="8" w:space="0"/>
+          <w:bottom w:val="single" w:color="4BACC6" w:themeColor="accent5" w:sz="8" w:space="0"/>
+          <w:right w:val="single" w:color="4BACC6" w:themeColor="accent5" w:sz="8" w:space="0"/>
+          <w:insideV w:val="single" w:color="4BACC6" w:themeColor="accent5" w:sz="8" w:space="0"/>
         </w:tcBorders>
         <w:shd w:val="clear" w:color="auto" w:fill="D2EAF1" w:themeFill="accent5" w:themeFillTint="3F"/>
       </w:tcPr>
@@ -5482,11 +5485,11 @@
       <w:tblPr/>
       <w:tcPr>
         <w:tcBorders>
-          <w:top w:val="single" w:sz="8" w:space="0" w:color="4BACC6" w:themeColor="accent5"/>
-          <w:left w:val="single" w:sz="8" w:space="0" w:color="4BACC6" w:themeColor="accent5"/>
-          <w:bottom w:val="single" w:sz="8" w:space="0" w:color="4BACC6" w:themeColor="accent5"/>
-          <w:right w:val="single" w:sz="8" w:space="0" w:color="4BACC6" w:themeColor="accent5"/>
-          <w:insideV w:val="single" w:sz="8" w:space="0" w:color="4BACC6" w:themeColor="accent5"/>
+          <w:top w:val="single" w:color="4BACC6" w:themeColor="accent5" w:sz="8" w:space="0"/>
+          <w:left w:val="single" w:color="4BACC6" w:themeColor="accent5" w:sz="8" w:space="0"/>
+          <w:bottom w:val="single" w:color="4BACC6" w:themeColor="accent5" w:sz="8" w:space="0"/>
+          <w:right w:val="single" w:color="4BACC6" w:themeColor="accent5" w:sz="8" w:space="0"/>
+          <w:insideV w:val="single" w:color="4BACC6" w:themeColor="accent5" w:sz="8" w:space="0"/>
         </w:tcBorders>
       </w:tcPr>
     </w:tblStylePr>
@@ -5504,12 +5507,12 @@
       <w:tblStyleColBandSize w:val="1"/>
       <w:tblInd w:w="0" w:type="dxa"/>
       <w:tblBorders>
-        <w:top w:val="single" w:sz="8" w:space="0" w:color="F79646" w:themeColor="accent6"/>
-        <w:left w:val="single" w:sz="8" w:space="0" w:color="F79646" w:themeColor="accent6"/>
-        <w:bottom w:val="single" w:sz="8" w:space="0" w:color="F79646" w:themeColor="accent6"/>
-        <w:right w:val="single" w:sz="8" w:space="0" w:color="F79646" w:themeColor="accent6"/>
-        <w:insideH w:val="single" w:sz="8" w:space="0" w:color="F79646" w:themeColor="accent6"/>
-        <w:insideV w:val="single" w:sz="8" w:space="0" w:color="F79646" w:themeColor="accent6"/>
+        <w:top w:val="single" w:color="F79646" w:themeColor="accent6" w:sz="8" w:space="0"/>
+        <w:left w:val="single" w:color="F79646" w:themeColor="accent6" w:sz="8" w:space="0"/>
+        <w:bottom w:val="single" w:color="F79646" w:themeColor="accent6" w:sz="8" w:space="0"/>
+        <w:right w:val="single" w:color="F79646" w:themeColor="accent6" w:sz="8" w:space="0"/>
+        <w:insideH w:val="single" w:color="F79646" w:themeColor="accent6" w:sz="8" w:space="0"/>
+        <w:insideV w:val="single" w:color="F79646" w:themeColor="accent6" w:sz="8" w:space="0"/>
       </w:tblBorders>
       <w:tblCellMar>
         <w:top w:w="0" w:type="dxa"/>
@@ -5523,19 +5526,19 @@
         <w:spacing w:before="0" w:after="0" w:line="240" w:lineRule="auto"/>
       </w:pPr>
       <w:rPr>
-        <w:rFonts w:asciiTheme="majorHAnsi" w:eastAsiaTheme="majorEastAsia" w:hAnsiTheme="majorHAnsi" w:cstheme="majorBidi"/>
-        <w:b/>
-        <w:bCs/>
-      </w:rPr>
-      <w:tblPr/>
-      <w:tcPr>
-        <w:tcBorders>
-          <w:top w:val="single" w:sz="8" w:space="0" w:color="F79646" w:themeColor="accent6"/>
-          <w:left w:val="single" w:sz="8" w:space="0" w:color="F79646" w:themeColor="accent6"/>
-          <w:bottom w:val="single" w:sz="18" w:space="0" w:color="F79646" w:themeColor="accent6"/>
-          <w:right w:val="single" w:sz="8" w:space="0" w:color="F79646" w:themeColor="accent6"/>
-          <w:insideH w:val="nil"/>
-          <w:insideV w:val="single" w:sz="8" w:space="0" w:color="F79646" w:themeColor="accent6"/>
+        <w:rFonts w:asciiTheme="majorHAnsi" w:hAnsiTheme="majorHAnsi" w:eastAsiaTheme="majorEastAsia" w:cstheme="majorBidi"/>
+        <w:b/>
+        <w:bCs/>
+      </w:rPr>
+      <w:tblPr/>
+      <w:tcPr>
+        <w:tcBorders>
+          <w:top w:val="single" w:color="F79646" w:themeColor="accent6" w:sz="8" w:space="0"/>
+          <w:left w:val="single" w:color="F79646" w:themeColor="accent6" w:sz="8" w:space="0"/>
+          <w:bottom w:val="single" w:color="F79646" w:themeColor="accent6" w:sz="18" w:space="0"/>
+          <w:right w:val="single" w:color="F79646" w:themeColor="accent6" w:sz="8" w:space="0"/>
+          <w:insideH w:val="nil"/>
+          <w:insideV w:val="single" w:color="F79646" w:themeColor="accent6" w:sz="8" w:space="0"/>
         </w:tcBorders>
       </w:tcPr>
     </w:tblStylePr>
@@ -5544,42 +5547,42 @@
         <w:spacing w:before="0" w:after="0" w:line="240" w:lineRule="auto"/>
       </w:pPr>
       <w:rPr>
-        <w:rFonts w:asciiTheme="majorHAnsi" w:eastAsiaTheme="majorEastAsia" w:hAnsiTheme="majorHAnsi" w:cstheme="majorBidi"/>
-        <w:b/>
-        <w:bCs/>
-      </w:rPr>
-      <w:tblPr/>
-      <w:tcPr>
-        <w:tcBorders>
-          <w:top w:val="double" w:sz="6" w:space="0" w:color="F79646" w:themeColor="accent6"/>
-          <w:left w:val="single" w:sz="8" w:space="0" w:color="F79646" w:themeColor="accent6"/>
-          <w:bottom w:val="single" w:sz="8" w:space="0" w:color="F79646" w:themeColor="accent6"/>
-          <w:right w:val="single" w:sz="8" w:space="0" w:color="F79646" w:themeColor="accent6"/>
-          <w:insideH w:val="nil"/>
-          <w:insideV w:val="single" w:sz="8" w:space="0" w:color="F79646" w:themeColor="accent6"/>
+        <w:rFonts w:asciiTheme="majorHAnsi" w:hAnsiTheme="majorHAnsi" w:eastAsiaTheme="majorEastAsia" w:cstheme="majorBidi"/>
+        <w:b/>
+        <w:bCs/>
+      </w:rPr>
+      <w:tblPr/>
+      <w:tcPr>
+        <w:tcBorders>
+          <w:top w:val="double" w:color="F79646" w:themeColor="accent6" w:sz="6" w:space="0"/>
+          <w:left w:val="single" w:color="F79646" w:themeColor="accent6" w:sz="8" w:space="0"/>
+          <w:bottom w:val="single" w:color="F79646" w:themeColor="accent6" w:sz="8" w:space="0"/>
+          <w:right w:val="single" w:color="F79646" w:themeColor="accent6" w:sz="8" w:space="0"/>
+          <w:insideH w:val="nil"/>
+          <w:insideV w:val="single" w:color="F79646" w:themeColor="accent6" w:sz="8" w:space="0"/>
         </w:tcBorders>
       </w:tcPr>
     </w:tblStylePr>
     <w:tblStylePr w:type="firstCol">
       <w:rPr>
-        <w:rFonts w:asciiTheme="majorHAnsi" w:eastAsiaTheme="majorEastAsia" w:hAnsiTheme="majorHAnsi" w:cstheme="majorBidi"/>
+        <w:rFonts w:asciiTheme="majorHAnsi" w:hAnsiTheme="majorHAnsi" w:eastAsiaTheme="majorEastAsia" w:cstheme="majorBidi"/>
         <w:b/>
         <w:bCs/>
       </w:rPr>
     </w:tblStylePr>
     <w:tblStylePr w:type="lastCol">
       <w:rPr>
-        <w:rFonts w:asciiTheme="majorHAnsi" w:eastAsiaTheme="majorEastAsia" w:hAnsiTheme="majorHAnsi" w:cstheme="majorBidi"/>
-        <w:b/>
-        <w:bCs/>
-      </w:rPr>
-      <w:tblPr/>
-      <w:tcPr>
-        <w:tcBorders>
-          <w:top w:val="single" w:sz="8" w:space="0" w:color="F79646" w:themeColor="accent6"/>
-          <w:left w:val="single" w:sz="8" w:space="0" w:color="F79646" w:themeColor="accent6"/>
-          <w:bottom w:val="single" w:sz="8" w:space="0" w:color="F79646" w:themeColor="accent6"/>
-          <w:right w:val="single" w:sz="8" w:space="0" w:color="F79646" w:themeColor="accent6"/>
+        <w:rFonts w:asciiTheme="majorHAnsi" w:hAnsiTheme="majorHAnsi" w:eastAsiaTheme="majorEastAsia" w:cstheme="majorBidi"/>
+        <w:b/>
+        <w:bCs/>
+      </w:rPr>
+      <w:tblPr/>
+      <w:tcPr>
+        <w:tcBorders>
+          <w:top w:val="single" w:color="F79646" w:themeColor="accent6" w:sz="8" w:space="0"/>
+          <w:left w:val="single" w:color="F79646" w:themeColor="accent6" w:sz="8" w:space="0"/>
+          <w:bottom w:val="single" w:color="F79646" w:themeColor="accent6" w:sz="8" w:space="0"/>
+          <w:right w:val="single" w:color="F79646" w:themeColor="accent6" w:sz="8" w:space="0"/>
         </w:tcBorders>
       </w:tcPr>
     </w:tblStylePr>
@@ -5587,10 +5590,10 @@
       <w:tblPr/>
       <w:tcPr>
         <w:tcBorders>
-          <w:top w:val="single" w:sz="8" w:space="0" w:color="F79646" w:themeColor="accent6"/>
-          <w:left w:val="single" w:sz="8" w:space="0" w:color="F79646" w:themeColor="accent6"/>
-          <w:bottom w:val="single" w:sz="8" w:space="0" w:color="F79646" w:themeColor="accent6"/>
-          <w:right w:val="single" w:sz="8" w:space="0" w:color="F79646" w:themeColor="accent6"/>
+          <w:top w:val="single" w:color="F79646" w:themeColor="accent6" w:sz="8" w:space="0"/>
+          <w:left w:val="single" w:color="F79646" w:themeColor="accent6" w:sz="8" w:space="0"/>
+          <w:bottom w:val="single" w:color="F79646" w:themeColor="accent6" w:sz="8" w:space="0"/>
+          <w:right w:val="single" w:color="F79646" w:themeColor="accent6" w:sz="8" w:space="0"/>
         </w:tcBorders>
         <w:shd w:val="clear" w:color="auto" w:fill="FDE4D0" w:themeFill="accent6" w:themeFillTint="3F"/>
       </w:tcPr>
@@ -5599,11 +5602,11 @@
       <w:tblPr/>
       <w:tcPr>
         <w:tcBorders>
-          <w:top w:val="single" w:sz="8" w:space="0" w:color="F79646" w:themeColor="accent6"/>
-          <w:left w:val="single" w:sz="8" w:space="0" w:color="F79646" w:themeColor="accent6"/>
-          <w:bottom w:val="single" w:sz="8" w:space="0" w:color="F79646" w:themeColor="accent6"/>
-          <w:right w:val="single" w:sz="8" w:space="0" w:color="F79646" w:themeColor="accent6"/>
-          <w:insideV w:val="single" w:sz="8" w:space="0" w:color="F79646" w:themeColor="accent6"/>
+          <w:top w:val="single" w:color="F79646" w:themeColor="accent6" w:sz="8" w:space="0"/>
+          <w:left w:val="single" w:color="F79646" w:themeColor="accent6" w:sz="8" w:space="0"/>
+          <w:bottom w:val="single" w:color="F79646" w:themeColor="accent6" w:sz="8" w:space="0"/>
+          <w:right w:val="single" w:color="F79646" w:themeColor="accent6" w:sz="8" w:space="0"/>
+          <w:insideV w:val="single" w:color="F79646" w:themeColor="accent6" w:sz="8" w:space="0"/>
         </w:tcBorders>
         <w:shd w:val="clear" w:color="auto" w:fill="FDE4D0" w:themeFill="accent6" w:themeFillTint="3F"/>
       </w:tcPr>
@@ -5612,11 +5615,11 @@
       <w:tblPr/>
       <w:tcPr>
         <w:tcBorders>
-          <w:top w:val="single" w:sz="8" w:space="0" w:color="F79646" w:themeColor="accent6"/>
-          <w:left w:val="single" w:sz="8" w:space="0" w:color="F79646" w:themeColor="accent6"/>
-          <w:bottom w:val="single" w:sz="8" w:space="0" w:color="F79646" w:themeColor="accent6"/>
-          <w:right w:val="single" w:sz="8" w:space="0" w:color="F79646" w:themeColor="accent6"/>
-          <w:insideV w:val="single" w:sz="8" w:space="0" w:color="F79646" w:themeColor="accent6"/>
+          <w:top w:val="single" w:color="F79646" w:themeColor="accent6" w:sz="8" w:space="0"/>
+          <w:left w:val="single" w:color="F79646" w:themeColor="accent6" w:sz="8" w:space="0"/>
+          <w:bottom w:val="single" w:color="F79646" w:themeColor="accent6" w:sz="8" w:space="0"/>
+          <w:right w:val="single" w:color="F79646" w:themeColor="accent6" w:sz="8" w:space="0"/>
+          <w:insideV w:val="single" w:color="F79646" w:themeColor="accent6" w:sz="8" w:space="0"/>
         </w:tcBorders>
       </w:tcPr>
     </w:tblStylePr>
@@ -5634,11 +5637,11 @@
       <w:tblStyleColBandSize w:val="1"/>
       <w:tblInd w:w="0" w:type="dxa"/>
       <w:tblBorders>
-        <w:top w:val="single" w:sz="8" w:space="0" w:color="404040" w:themeColor="text1" w:themeTint="BF"/>
-        <w:left w:val="single" w:sz="8" w:space="0" w:color="404040" w:themeColor="text1" w:themeTint="BF"/>
-        <w:bottom w:val="single" w:sz="8" w:space="0" w:color="404040" w:themeColor="text1" w:themeTint="BF"/>
-        <w:right w:val="single" w:sz="8" w:space="0" w:color="404040" w:themeColor="text1" w:themeTint="BF"/>
-        <w:insideH w:val="single" w:sz="8" w:space="0" w:color="404040" w:themeColor="text1" w:themeTint="BF"/>
+        <w:top w:val="single" w:color="404040" w:themeColor="text1" w:themeTint="BF" w:sz="8" w:space="0"/>
+        <w:left w:val="single" w:color="404040" w:themeColor="text1" w:themeTint="BF" w:sz="8" w:space="0"/>
+        <w:bottom w:val="single" w:color="404040" w:themeColor="text1" w:themeTint="BF" w:sz="8" w:space="0"/>
+        <w:right w:val="single" w:color="404040" w:themeColor="text1" w:themeTint="BF" w:sz="8" w:space="0"/>
+        <w:insideH w:val="single" w:color="404040" w:themeColor="text1" w:themeTint="BF" w:sz="8" w:space="0"/>
       </w:tblBorders>
       <w:tblCellMar>
         <w:top w:w="0" w:type="dxa"/>
@@ -5659,10 +5662,10 @@
       <w:tblPr/>
       <w:tcPr>
         <w:tcBorders>
-          <w:top w:val="single" w:sz="8" w:space="0" w:color="404040" w:themeColor="text1" w:themeTint="BF"/>
-          <w:left w:val="single" w:sz="8" w:space="0" w:color="404040" w:themeColor="text1" w:themeTint="BF"/>
-          <w:bottom w:val="single" w:sz="8" w:space="0" w:color="404040" w:themeColor="text1" w:themeTint="BF"/>
-          <w:right w:val="single" w:sz="8" w:space="0" w:color="404040" w:themeColor="text1" w:themeTint="BF"/>
+          <w:top w:val="single" w:color="404040" w:themeColor="text1" w:themeTint="BF" w:sz="8" w:space="0"/>
+          <w:left w:val="single" w:color="404040" w:themeColor="text1" w:themeTint="BF" w:sz="8" w:space="0"/>
+          <w:bottom w:val="single" w:color="404040" w:themeColor="text1" w:themeTint="BF" w:sz="8" w:space="0"/>
+          <w:right w:val="single" w:color="404040" w:themeColor="text1" w:themeTint="BF" w:sz="8" w:space="0"/>
           <w:insideH w:val="nil"/>
           <w:insideV w:val="nil"/>
         </w:tcBorders>
@@ -5680,10 +5683,10 @@
       <w:tblPr/>
       <w:tcPr>
         <w:tcBorders>
-          <w:top w:val="double" w:sz="6" w:space="0" w:color="404040" w:themeColor="text1" w:themeTint="BF"/>
-          <w:left w:val="single" w:sz="8" w:space="0" w:color="404040" w:themeColor="text1" w:themeTint="BF"/>
-          <w:bottom w:val="single" w:sz="8" w:space="0" w:color="404040" w:themeColor="text1" w:themeTint="BF"/>
-          <w:right w:val="single" w:sz="8" w:space="0" w:color="404040" w:themeColor="text1" w:themeTint="BF"/>
+          <w:top w:val="double" w:color="404040" w:themeColor="text1" w:themeTint="BF" w:sz="6" w:space="0"/>
+          <w:left w:val="single" w:color="404040" w:themeColor="text1" w:themeTint="BF" w:sz="8" w:space="0"/>
+          <w:bottom w:val="single" w:color="404040" w:themeColor="text1" w:themeTint="BF" w:sz="8" w:space="0"/>
+          <w:right w:val="single" w:color="404040" w:themeColor="text1" w:themeTint="BF" w:sz="8" w:space="0"/>
           <w:insideH w:val="nil"/>
           <w:insideV w:val="nil"/>
         </w:tcBorders>
@@ -5740,11 +5743,11 @@
       <w:tblStyleColBandSize w:val="1"/>
       <w:tblInd w:w="0" w:type="dxa"/>
       <w:tblBorders>
-        <w:top w:val="single" w:sz="8" w:space="0" w:color="7BA0CD" w:themeColor="accent1" w:themeTint="BF"/>
-        <w:left w:val="single" w:sz="8" w:space="0" w:color="7BA0CD" w:themeColor="accent1" w:themeTint="BF"/>
-        <w:bottom w:val="single" w:sz="8" w:space="0" w:color="7BA0CD" w:themeColor="accent1" w:themeTint="BF"/>
-        <w:right w:val="single" w:sz="8" w:space="0" w:color="7BA0CD" w:themeColor="accent1" w:themeTint="BF"/>
-        <w:insideH w:val="single" w:sz="8" w:space="0" w:color="7BA0CD" w:themeColor="accent1" w:themeTint="BF"/>
+        <w:top w:val="single" w:color="7BA0CD" w:themeColor="accent1" w:themeTint="BF" w:sz="8" w:space="0"/>
+        <w:left w:val="single" w:color="7BA0CD" w:themeColor="accent1" w:themeTint="BF" w:sz="8" w:space="0"/>
+        <w:bottom w:val="single" w:color="7BA0CD" w:themeColor="accent1" w:themeTint="BF" w:sz="8" w:space="0"/>
+        <w:right w:val="single" w:color="7BA0CD" w:themeColor="accent1" w:themeTint="BF" w:sz="8" w:space="0"/>
+        <w:insideH w:val="single" w:color="7BA0CD" w:themeColor="accent1" w:themeTint="BF" w:sz="8" w:space="0"/>
       </w:tblBorders>
       <w:tblCellMar>
         <w:top w:w="0" w:type="dxa"/>
@@ -5765,10 +5768,10 @@
       <w:tblPr/>
       <w:tcPr>
         <w:tcBorders>
-          <w:top w:val="single" w:sz="8" w:space="0" w:color="7BA0CD" w:themeColor="accent1" w:themeTint="BF"/>
-          <w:left w:val="single" w:sz="8" w:space="0" w:color="7BA0CD" w:themeColor="accent1" w:themeTint="BF"/>
-          <w:bottom w:val="single" w:sz="8" w:space="0" w:color="7BA0CD" w:themeColor="accent1" w:themeTint="BF"/>
-          <w:right w:val="single" w:sz="8" w:space="0" w:color="7BA0CD" w:themeColor="accent1" w:themeTint="BF"/>
+          <w:top w:val="single" w:color="7BA0CD" w:themeColor="accent1" w:themeTint="BF" w:sz="8" w:space="0"/>
+          <w:left w:val="single" w:color="7BA0CD" w:themeColor="accent1" w:themeTint="BF" w:sz="8" w:space="0"/>
+          <w:bottom w:val="single" w:color="7BA0CD" w:themeColor="accent1" w:themeTint="BF" w:sz="8" w:space="0"/>
+          <w:right w:val="single" w:color="7BA0CD" w:themeColor="accent1" w:themeTint="BF" w:sz="8" w:space="0"/>
           <w:insideH w:val="nil"/>
           <w:insideV w:val="nil"/>
         </w:tcBorders>
@@ -5786,10 +5789,10 @@
       <w:tblPr/>
       <w:tcPr>
         <w:tcBorders>
-          <w:top w:val="double" w:sz="6" w:space="0" w:color="7BA0CD" w:themeColor="accent1" w:themeTint="BF"/>
-          <w:left w:val="single" w:sz="8" w:space="0" w:color="7BA0CD" w:themeColor="accent1" w:themeTint="BF"/>
-          <w:bottom w:val="single" w:sz="8" w:space="0" w:color="7BA0CD" w:themeColor="accent1" w:themeTint="BF"/>
-          <w:right w:val="single" w:sz="8" w:space="0" w:color="7BA0CD" w:themeColor="accent1" w:themeTint="BF"/>
+          <w:top w:val="double" w:color="7BA0CD" w:themeColor="accent1" w:themeTint="BF" w:sz="6" w:space="0"/>
+          <w:left w:val="single" w:color="7BA0CD" w:themeColor="accent1" w:themeTint="BF" w:sz="8" w:space="0"/>
+          <w:bottom w:val="single" w:color="7BA0CD" w:themeColor="accent1" w:themeTint="BF" w:sz="8" w:space="0"/>
+          <w:right w:val="single" w:color="7BA0CD" w:themeColor="accent1" w:themeTint="BF" w:sz="8" w:space="0"/>
           <w:insideH w:val="nil"/>
           <w:insideV w:val="nil"/>
         </w:tcBorders>
@@ -5846,11 +5849,11 @@
       <w:tblStyleColBandSize w:val="1"/>
       <w:tblInd w:w="0" w:type="dxa"/>
       <w:tblBorders>
-        <w:top w:val="single" w:sz="8" w:space="0" w:color="CF7B79" w:themeColor="accent2" w:themeTint="BF"/>
-        <w:left w:val="single" w:sz="8" w:space="0" w:color="CF7B79" w:themeColor="accent2" w:themeTint="BF"/>
-        <w:bottom w:val="single" w:sz="8" w:space="0" w:color="CF7B79" w:themeColor="accent2" w:themeTint="BF"/>
-        <w:right w:val="single" w:sz="8" w:space="0" w:color="CF7B79" w:themeColor="accent2" w:themeTint="BF"/>
-        <w:insideH w:val="single" w:sz="8" w:space="0" w:color="CF7B79" w:themeColor="accent2" w:themeTint="BF"/>
+        <w:top w:val="single" w:color="CF7B79" w:themeColor="accent2" w:themeTint="BF" w:sz="8" w:space="0"/>
+        <w:left w:val="single" w:color="CF7B79" w:themeColor="accent2" w:themeTint="BF" w:sz="8" w:space="0"/>
+        <w:bottom w:val="single" w:color="CF7B79" w:themeColor="accent2" w:themeTint="BF" w:sz="8" w:space="0"/>
+        <w:right w:val="single" w:color="CF7B79" w:themeColor="accent2" w:themeTint="BF" w:sz="8" w:space="0"/>
+        <w:insideH w:val="single" w:color="CF7B79" w:themeColor="accent2" w:themeTint="BF" w:sz="8" w:space="0"/>
       </w:tblBorders>
       <w:tblCellMar>
         <w:top w:w="0" w:type="dxa"/>
@@ -5871,10 +5874,10 @@
       <w:tblPr/>
       <w:tcPr>
         <w:tcBorders>
-          <w:top w:val="single" w:sz="8" w:space="0" w:color="CF7B79" w:themeColor="accent2" w:themeTint="BF"/>
-          <w:left w:val="single" w:sz="8" w:space="0" w:color="CF7B79" w:themeColor="accent2" w:themeTint="BF"/>
-          <w:bottom w:val="single" w:sz="8" w:space="0" w:color="CF7B79" w:themeColor="accent2" w:themeTint="BF"/>
-          <w:right w:val="single" w:sz="8" w:space="0" w:color="CF7B79" w:themeColor="accent2" w:themeTint="BF"/>
+          <w:top w:val="single" w:color="CF7B79" w:themeColor="accent2" w:themeTint="BF" w:sz="8" w:space="0"/>
+          <w:left w:val="single" w:color="CF7B79" w:themeColor="accent2" w:themeTint="BF" w:sz="8" w:space="0"/>
+          <w:bottom w:val="single" w:color="CF7B79" w:themeColor="accent2" w:themeTint="BF" w:sz="8" w:space="0"/>
+          <w:right w:val="single" w:color="CF7B79" w:themeColor="accent2" w:themeTint="BF" w:sz="8" w:space="0"/>
           <w:insideH w:val="nil"/>
           <w:insideV w:val="nil"/>
         </w:tcBorders>
@@ -5892,10 +5895,10 @@
       <w:tblPr/>
       <w:tcPr>
         <w:tcBorders>
-          <w:top w:val="double" w:sz="6" w:space="0" w:color="CF7B79" w:themeColor="accent2" w:themeTint="BF"/>
-          <w:left w:val="single" w:sz="8" w:space="0" w:color="CF7B79" w:themeColor="accent2" w:themeTint="BF"/>
-          <w:bottom w:val="single" w:sz="8" w:space="0" w:color="CF7B79" w:themeColor="accent2" w:themeTint="BF"/>
-          <w:right w:val="single" w:sz="8" w:space="0" w:color="CF7B79" w:themeColor="accent2" w:themeTint="BF"/>
+          <w:top w:val="double" w:color="CF7B79" w:themeColor="accent2" w:themeTint="BF" w:sz="6" w:space="0"/>
+          <w:left w:val="single" w:color="CF7B79" w:themeColor="accent2" w:themeTint="BF" w:sz="8" w:space="0"/>
+          <w:bottom w:val="single" w:color="CF7B79" w:themeColor="accent2" w:themeTint="BF" w:sz="8" w:space="0"/>
+          <w:right w:val="single" w:color="CF7B79" w:themeColor="accent2" w:themeTint="BF" w:sz="8" w:space="0"/>
           <w:insideH w:val="nil"/>
           <w:insideV w:val="nil"/>
         </w:tcBorders>
@@ -5952,11 +5955,11 @@
       <w:tblStyleColBandSize w:val="1"/>
       <w:tblInd w:w="0" w:type="dxa"/>
       <w:tblBorders>
-        <w:top w:val="single" w:sz="8" w:space="0" w:color="B3CC82" w:themeColor="accent3" w:themeTint="BF"/>
-        <w:left w:val="single" w:sz="8" w:space="0" w:color="B3CC82" w:themeColor="accent3" w:themeTint="BF"/>
-        <w:bottom w:val="single" w:sz="8" w:space="0" w:color="B3CC82" w:themeColor="accent3" w:themeTint="BF"/>
-        <w:right w:val="single" w:sz="8" w:space="0" w:color="B3CC82" w:themeColor="accent3" w:themeTint="BF"/>
-        <w:insideH w:val="single" w:sz="8" w:space="0" w:color="B3CC82" w:themeColor="accent3" w:themeTint="BF"/>
+        <w:top w:val="single" w:color="B3CC82" w:themeColor="accent3" w:themeTint="BF" w:sz="8" w:space="0"/>
+        <w:left w:val="single" w:color="B3CC82" w:themeColor="accent3" w:themeTint="BF" w:sz="8" w:space="0"/>
+        <w:bottom w:val="single" w:color="B3CC82" w:themeColor="accent3" w:themeTint="BF" w:sz="8" w:space="0"/>
+        <w:right w:val="single" w:color="B3CC82" w:themeColor="accent3" w:themeTint="BF" w:sz="8" w:space="0"/>
+        <w:insideH w:val="single" w:color="B3CC82" w:themeColor="accent3" w:themeTint="BF" w:sz="8" w:space="0"/>
       </w:tblBorders>
       <w:tblCellMar>
         <w:top w:w="0" w:type="dxa"/>
@@ -5977,10 +5980,10 @@
       <w:tblPr/>
       <w:tcPr>
         <w:tcBorders>
-          <w:top w:val="single" w:sz="8" w:space="0" w:color="B3CC82" w:themeColor="accent3" w:themeTint="BF"/>
-          <w:left w:val="single" w:sz="8" w:space="0" w:color="B3CC82" w:themeColor="accent3" w:themeTint="BF"/>
-          <w:bottom w:val="single" w:sz="8" w:space="0" w:color="B3CC82" w:themeColor="accent3" w:themeTint="BF"/>
-          <w:right w:val="single" w:sz="8" w:space="0" w:color="B3CC82" w:themeColor="accent3" w:themeTint="BF"/>
+          <w:top w:val="single" w:color="B3CC82" w:themeColor="accent3" w:themeTint="BF" w:sz="8" w:space="0"/>
+          <w:left w:val="single" w:color="B3CC82" w:themeColor="accent3" w:themeTint="BF" w:sz="8" w:space="0"/>
+          <w:bottom w:val="single" w:color="B3CC82" w:themeColor="accent3" w:themeTint="BF" w:sz="8" w:space="0"/>
+          <w:right w:val="single" w:color="B3CC82" w:themeColor="accent3" w:themeTint="BF" w:sz="8" w:space="0"/>
           <w:insideH w:val="nil"/>
           <w:insideV w:val="nil"/>
         </w:tcBorders>
@@ -5998,10 +6001,10 @@
       <w:tblPr/>
       <w:tcPr>
         <w:tcBorders>
-          <w:top w:val="double" w:sz="6" w:space="0" w:color="B3CC82" w:themeColor="accent3" w:themeTint="BF"/>
-          <w:left w:val="single" w:sz="8" w:space="0" w:color="B3CC82" w:themeColor="accent3" w:themeTint="BF"/>
-          <w:bottom w:val="single" w:sz="8" w:space="0" w:color="B3CC82" w:themeColor="accent3" w:themeTint="BF"/>
-          <w:right w:val="single" w:sz="8" w:space="0" w:color="B3CC82" w:themeColor="accent3" w:themeTint="BF"/>
+          <w:top w:val="double" w:color="B3CC82" w:themeColor="accent3" w:themeTint="BF" w:sz="6" w:space="0"/>
+          <w:left w:val="single" w:color="B3CC82" w:themeColor="accent3" w:themeTint="BF" w:sz="8" w:space="0"/>
+          <w:bottom w:val="single" w:color="B3CC82" w:themeColor="accent3" w:themeTint="BF" w:sz="8" w:space="0"/>
+          <w:right w:val="single" w:color="B3CC82" w:themeColor="accent3" w:themeTint="BF" w:sz="8" w:space="0"/>
           <w:insideH w:val="nil"/>
           <w:insideV w:val="nil"/>
         </w:tcBorders>
@@ -6058,11 +6061,11 @@
       <w:tblStyleColBandSize w:val="1"/>
       <w:tblInd w:w="0" w:type="dxa"/>
       <w:tblBorders>
-        <w:top w:val="single" w:sz="8" w:space="0" w:color="9F8AB9" w:themeColor="accent4" w:themeTint="BF"/>
-        <w:left w:val="single" w:sz="8" w:space="0" w:color="9F8AB9" w:themeColor="accent4" w:themeTint="BF"/>
-        <w:bottom w:val="single" w:sz="8" w:space="0" w:color="9F8AB9" w:themeColor="accent4" w:themeTint="BF"/>
-        <w:right w:val="single" w:sz="8" w:space="0" w:color="9F8AB9" w:themeColor="accent4" w:themeTint="BF"/>
-        <w:insideH w:val="single" w:sz="8" w:space="0" w:color="9F8AB9" w:themeColor="accent4" w:themeTint="BF"/>
+        <w:top w:val="single" w:color="9F8AB9" w:themeColor="accent4" w:themeTint="BF" w:sz="8" w:space="0"/>
+        <w:left w:val="single" w:color="9F8AB9" w:themeColor="accent4" w:themeTint="BF" w:sz="8" w:space="0"/>
+        <w:bottom w:val="single" w:color="9F8AB9" w:themeColor="accent4" w:themeTint="BF" w:sz="8" w:space="0"/>
+        <w:right w:val="single" w:color="9F8AB9" w:themeColor="accent4" w:themeTint="BF" w:sz="8" w:space="0"/>
+        <w:insideH w:val="single" w:color="9F8AB9" w:themeColor="accent4" w:themeTint="BF" w:sz="8" w:space="0"/>
       </w:tblBorders>
       <w:tblCellMar>
         <w:top w:w="0" w:type="dxa"/>
@@ -6083,10 +6086,10 @@
       <w:tblPr/>
       <w:tcPr>
         <w:tcBorders>
-          <w:top w:val="single" w:sz="8" w:space="0" w:color="9F8AB9" w:themeColor="accent4" w:themeTint="BF"/>
-          <w:left w:val="single" w:sz="8" w:space="0" w:color="9F8AB9" w:themeColor="accent4" w:themeTint="BF"/>
-          <w:bottom w:val="single" w:sz="8" w:space="0" w:color="9F8AB9" w:themeColor="accent4" w:themeTint="BF"/>
-          <w:right w:val="single" w:sz="8" w:space="0" w:color="9F8AB9" w:themeColor="accent4" w:themeTint="BF"/>
+          <w:top w:val="single" w:color="9F8AB9" w:themeColor="accent4" w:themeTint="BF" w:sz="8" w:space="0"/>
+          <w:left w:val="single" w:color="9F8AB9" w:themeColor="accent4" w:themeTint="BF" w:sz="8" w:space="0"/>
+          <w:bottom w:val="single" w:color="9F8AB9" w:themeColor="accent4" w:themeTint="BF" w:sz="8" w:space="0"/>
+          <w:right w:val="single" w:color="9F8AB9" w:themeColor="accent4" w:themeTint="BF" w:sz="8" w:space="0"/>
           <w:insideH w:val="nil"/>
           <w:insideV w:val="nil"/>
         </w:tcBorders>
@@ -6104,10 +6107,10 @@
       <w:tblPr/>
       <w:tcPr>
         <w:tcBorders>
-          <w:top w:val="double" w:sz="6" w:space="0" w:color="9F8AB9" w:themeColor="accent4" w:themeTint="BF"/>
-          <w:left w:val="single" w:sz="8" w:space="0" w:color="9F8AB9" w:themeColor="accent4" w:themeTint="BF"/>
-          <w:bottom w:val="single" w:sz="8" w:space="0" w:color="9F8AB9" w:themeColor="accent4" w:themeTint="BF"/>
-          <w:right w:val="single" w:sz="8" w:space="0" w:color="9F8AB9" w:themeColor="accent4" w:themeTint="BF"/>
+          <w:top w:val="double" w:color="9F8AB9" w:themeColor="accent4" w:themeTint="BF" w:sz="6" w:space="0"/>
+          <w:left w:val="single" w:color="9F8AB9" w:themeColor="accent4" w:themeTint="BF" w:sz="8" w:space="0"/>
+          <w:bottom w:val="single" w:color="9F8AB9" w:themeColor="accent4" w:themeTint="BF" w:sz="8" w:space="0"/>
+          <w:right w:val="single" w:color="9F8AB9" w:themeColor="accent4" w:themeTint="BF" w:sz="8" w:space="0"/>
           <w:insideH w:val="nil"/>
           <w:insideV w:val="nil"/>
         </w:tcBorders>
@@ -6164,11 +6167,11 @@
       <w:tblStyleColBandSize w:val="1"/>
       <w:tblInd w:w="0" w:type="dxa"/>
       <w:tblBorders>
-        <w:top w:val="single" w:sz="8" w:space="0" w:color="78C0D4" w:themeColor="accent5" w:themeTint="BF"/>
-        <w:left w:val="single" w:sz="8" w:space="0" w:color="78C0D4" w:themeColor="accent5" w:themeTint="BF"/>
-        <w:bottom w:val="single" w:sz="8" w:space="0" w:color="78C0D4" w:themeColor="accent5" w:themeTint="BF"/>
-        <w:right w:val="single" w:sz="8" w:space="0" w:color="78C0D4" w:themeColor="accent5" w:themeTint="BF"/>
-        <w:insideH w:val="single" w:sz="8" w:space="0" w:color="78C0D4" w:themeColor="accent5" w:themeTint="BF"/>
+        <w:top w:val="single" w:color="78C0D4" w:themeColor="accent5" w:themeTint="BF" w:sz="8" w:space="0"/>
+        <w:left w:val="single" w:color="78C0D4" w:themeColor="accent5" w:themeTint="BF" w:sz="8" w:space="0"/>
+        <w:bottom w:val="single" w:color="78C0D4" w:themeColor="accent5" w:themeTint="BF" w:sz="8" w:space="0"/>
+        <w:right w:val="single" w:color="78C0D4" w:themeColor="accent5" w:themeTint="BF" w:sz="8" w:space="0"/>
+        <w:insideH w:val="single" w:color="78C0D4" w:themeColor="accent5" w:themeTint="BF" w:sz="8" w:space="0"/>
       </w:tblBorders>
       <w:tblCellMar>
         <w:top w:w="0" w:type="dxa"/>
@@ -6189,10 +6192,10 @@
       <w:tblPr/>
       <w:tcPr>
         <w:tcBorders>
-          <w:top w:val="single" w:sz="8" w:space="0" w:color="78C0D4" w:themeColor="accent5" w:themeTint="BF"/>
-          <w:left w:val="single" w:sz="8" w:space="0" w:color="78C0D4" w:themeColor="accent5" w:themeTint="BF"/>
-          <w:bottom w:val="single" w:sz="8" w:space="0" w:color="78C0D4" w:themeColor="accent5" w:themeTint="BF"/>
-          <w:right w:val="single" w:sz="8" w:space="0" w:color="78C0D4" w:themeColor="accent5" w:themeTint="BF"/>
+          <w:top w:val="single" w:color="78C0D4" w:themeColor="accent5" w:themeTint="BF" w:sz="8" w:space="0"/>
+          <w:left w:val="single" w:color="78C0D4" w:themeColor="accent5" w:themeTint="BF" w:sz="8" w:space="0"/>
+          <w:bottom w:val="single" w:color="78C0D4" w:themeColor="accent5" w:themeTint="BF" w:sz="8" w:space="0"/>
+          <w:right w:val="single" w:color="78C0D4" w:themeColor="accent5" w:themeTint="BF" w:sz="8" w:space="0"/>
           <w:insideH w:val="nil"/>
           <w:insideV w:val="nil"/>
         </w:tcBorders>
@@ -6210,10 +6213,10 @@
       <w:tblPr/>
       <w:tcPr>
         <w:tcBorders>
-          <w:top w:val="double" w:sz="6" w:space="0" w:color="78C0D4" w:themeColor="accent5" w:themeTint="BF"/>
-          <w:left w:val="single" w:sz="8" w:space="0" w:color="78C0D4" w:themeColor="accent5" w:themeTint="BF"/>
-          <w:bottom w:val="single" w:sz="8" w:space="0" w:color="78C0D4" w:themeColor="accent5" w:themeTint="BF"/>
-          <w:right w:val="single" w:sz="8" w:space="0" w:color="78C0D4" w:themeColor="accent5" w:themeTint="BF"/>
+          <w:top w:val="double" w:color="78C0D4" w:themeColor="accent5" w:themeTint="BF" w:sz="6" w:space="0"/>
+          <w:left w:val="single" w:color="78C0D4" w:themeColor="accent5" w:themeTint="BF" w:sz="8" w:space="0"/>
+          <w:bottom w:val="single" w:color="78C0D4" w:themeColor="accent5" w:themeTint="BF" w:sz="8" w:space="0"/>
+          <w:right w:val="single" w:color="78C0D4" w:themeColor="accent5" w:themeTint="BF" w:sz="8" w:space="0"/>
           <w:insideH w:val="nil"/>
           <w:insideV w:val="nil"/>
         </w:tcBorders>
@@ -6270,11 +6273,11 @@
       <w:tblStyleColBandSize w:val="1"/>
       <w:tblInd w:w="0" w:type="dxa"/>
       <w:tblBorders>
-        <w:top w:val="single" w:sz="8" w:space="0" w:color="F9B074" w:themeColor="accent6" w:themeTint="BF"/>
-        <w:left w:val="single" w:sz="8" w:space="0" w:color="F9B074" w:themeColor="accent6" w:themeTint="BF"/>
-        <w:bottom w:val="single" w:sz="8" w:space="0" w:color="F9B074" w:themeColor="accent6" w:themeTint="BF"/>
-        <w:right w:val="single" w:sz="8" w:space="0" w:color="F9B074" w:themeColor="accent6" w:themeTint="BF"/>
-        <w:insideH w:val="single" w:sz="8" w:space="0" w:color="F9B074" w:themeColor="accent6" w:themeTint="BF"/>
+        <w:top w:val="single" w:color="F9B074" w:themeColor="accent6" w:themeTint="BF" w:sz="8" w:space="0"/>
+        <w:left w:val="single" w:color="F9B074" w:themeColor="accent6" w:themeTint="BF" w:sz="8" w:space="0"/>
+        <w:bottom w:val="single" w:color="F9B074" w:themeColor="accent6" w:themeTint="BF" w:sz="8" w:space="0"/>
+        <w:right w:val="single" w:color="F9B074" w:themeColor="accent6" w:themeTint="BF" w:sz="8" w:space="0"/>
+        <w:insideH w:val="single" w:color="F9B074" w:themeColor="accent6" w:themeTint="BF" w:sz="8" w:space="0"/>
       </w:tblBorders>
       <w:tblCellMar>
         <w:top w:w="0" w:type="dxa"/>
@@ -6295,10 +6298,10 @@
       <w:tblPr/>
       <w:tcPr>
         <w:tcBorders>
-          <w:top w:val="single" w:sz="8" w:space="0" w:color="F9B074" w:themeColor="accent6" w:themeTint="BF"/>
-          <w:left w:val="single" w:sz="8" w:space="0" w:color="F9B074" w:themeColor="accent6" w:themeTint="BF"/>
-          <w:bottom w:val="single" w:sz="8" w:space="0" w:color="F9B074" w:themeColor="accent6" w:themeTint="BF"/>
-          <w:right w:val="single" w:sz="8" w:space="0" w:color="F9B074" w:themeColor="accent6" w:themeTint="BF"/>
+          <w:top w:val="single" w:color="F9B074" w:themeColor="accent6" w:themeTint="BF" w:sz="8" w:space="0"/>
+          <w:left w:val="single" w:color="F9B074" w:themeColor="accent6" w:themeTint="BF" w:sz="8" w:space="0"/>
+          <w:bottom w:val="single" w:color="F9B074" w:themeColor="accent6" w:themeTint="BF" w:sz="8" w:space="0"/>
+          <w:right w:val="single" w:color="F9B074" w:themeColor="accent6" w:themeTint="BF" w:sz="8" w:space="0"/>
           <w:insideH w:val="nil"/>
           <w:insideV w:val="nil"/>
         </w:tcBorders>
@@ -6316,10 +6319,10 @@
       <w:tblPr/>
       <w:tcPr>
         <w:tcBorders>
-          <w:top w:val="double" w:sz="6" w:space="0" w:color="F9B074" w:themeColor="accent6" w:themeTint="BF"/>
-          <w:left w:val="single" w:sz="8" w:space="0" w:color="F9B074" w:themeColor="accent6" w:themeTint="BF"/>
-          <w:bottom w:val="single" w:sz="8" w:space="0" w:color="F9B074" w:themeColor="accent6" w:themeTint="BF"/>
-          <w:right w:val="single" w:sz="8" w:space="0" w:color="F9B074" w:themeColor="accent6" w:themeTint="BF"/>
+          <w:top w:val="double" w:color="F9B074" w:themeColor="accent6" w:themeTint="BF" w:sz="6" w:space="0"/>
+          <w:left w:val="single" w:color="F9B074" w:themeColor="accent6" w:themeTint="BF" w:sz="8" w:space="0"/>
+          <w:bottom w:val="single" w:color="F9B074" w:themeColor="accent6" w:themeTint="BF" w:sz="8" w:space="0"/>
+          <w:right w:val="single" w:color="F9B074" w:themeColor="accent6" w:themeTint="BF" w:sz="8" w:space="0"/>
           <w:insideH w:val="nil"/>
           <w:insideV w:val="nil"/>
         </w:tcBorders>
@@ -6376,8 +6379,8 @@
       <w:tblStyleColBandSize w:val="1"/>
       <w:tblInd w:w="0" w:type="dxa"/>
       <w:tblBorders>
-        <w:top w:val="single" w:sz="18" w:space="0" w:color="auto"/>
-        <w:bottom w:val="single" w:sz="18" w:space="0" w:color="auto"/>
+        <w:top w:val="single" w:color="auto" w:sz="18" w:space="0"/>
+        <w:bottom w:val="single" w:color="auto" w:sz="18" w:space="0"/>
       </w:tblBorders>
       <w:tblCellMar>
         <w:top w:w="0" w:type="dxa"/>
@@ -6398,9 +6401,9 @@
       <w:tblPr/>
       <w:tcPr>
         <w:tcBorders>
-          <w:top w:val="single" w:sz="18" w:space="0" w:color="auto"/>
-          <w:left w:val="nil"/>
-          <w:bottom w:val="single" w:sz="18" w:space="0" w:color="auto"/>
+          <w:top w:val="single" w:color="auto" w:sz="18" w:space="0"/>
+          <w:left w:val="nil"/>
+          <w:bottom w:val="single" w:color="auto" w:sz="18" w:space="0"/>
           <w:right w:val="nil"/>
           <w:insideH w:val="nil"/>
           <w:insideV w:val="nil"/>
@@ -6418,9 +6421,9 @@
       <w:tblPr/>
       <w:tcPr>
         <w:tcBorders>
-          <w:top w:val="double" w:sz="6" w:space="0" w:color="auto"/>
-          <w:left w:val="nil"/>
-          <w:bottom w:val="single" w:sz="18" w:space="0" w:color="auto"/>
+          <w:top w:val="double" w:color="auto" w:sz="6" w:space="0"/>
+          <w:left w:val="nil"/>
+          <w:bottom w:val="single" w:color="auto" w:sz="18" w:space="0"/>
           <w:right w:val="nil"/>
           <w:insideH w:val="nil"/>
           <w:insideV w:val="nil"/>
@@ -6439,7 +6442,7 @@
         <w:tcBorders>
           <w:top w:val="nil"/>
           <w:left w:val="nil"/>
-          <w:bottom w:val="single" w:sz="18" w:space="0" w:color="auto"/>
+          <w:bottom w:val="single" w:color="auto" w:sz="18" w:space="0"/>
           <w:right w:val="nil"/>
           <w:insideH w:val="nil"/>
           <w:insideV w:val="nil"/>
@@ -6486,9 +6489,9 @@
       <w:tblPr/>
       <w:tcPr>
         <w:tcBorders>
-          <w:top w:val="single" w:sz="18" w:space="0" w:color="auto"/>
-          <w:left w:val="nil"/>
-          <w:bottom w:val="single" w:sz="18" w:space="0" w:color="auto"/>
+          <w:top w:val="single" w:color="auto" w:sz="18" w:space="0"/>
+          <w:left w:val="nil"/>
+          <w:bottom w:val="single" w:color="auto" w:sz="18" w:space="0"/>
           <w:right w:val="nil"/>
           <w:insideH w:val="nil"/>
           <w:insideV w:val="nil"/>
@@ -6502,9 +6505,9 @@
       <w:tblPr/>
       <w:tcPr>
         <w:tcBorders>
-          <w:top w:val="single" w:sz="18" w:space="0" w:color="auto"/>
-          <w:left w:val="nil"/>
-          <w:bottom w:val="single" w:sz="18" w:space="0" w:color="auto"/>
+          <w:top w:val="single" w:color="auto" w:sz="18" w:space="0"/>
+          <w:left w:val="nil"/>
+          <w:bottom w:val="single" w:color="auto" w:sz="18" w:space="0"/>
           <w:right w:val="nil"/>
           <w:insideH w:val="nil"/>
           <w:insideV w:val="nil"/>
@@ -6525,8 +6528,8 @@
       <w:tblStyleColBandSize w:val="1"/>
       <w:tblInd w:w="0" w:type="dxa"/>
       <w:tblBorders>
-        <w:top w:val="single" w:sz="18" w:space="0" w:color="auto"/>
-        <w:bottom w:val="single" w:sz="18" w:space="0" w:color="auto"/>
+        <w:top w:val="single" w:color="auto" w:sz="18" w:space="0"/>
+        <w:bottom w:val="single" w:color="auto" w:sz="18" w:space="0"/>
       </w:tblBorders>
       <w:tblCellMar>
         <w:top w:w="0" w:type="dxa"/>
@@ -6547,9 +6550,9 @@
       <w:tblPr/>
       <w:tcPr>
         <w:tcBorders>
-          <w:top w:val="single" w:sz="18" w:space="0" w:color="auto"/>
-          <w:left w:val="nil"/>
-          <w:bottom w:val="single" w:sz="18" w:space="0" w:color="auto"/>
+          <w:top w:val="single" w:color="auto" w:sz="18" w:space="0"/>
+          <w:left w:val="nil"/>
+          <w:bottom w:val="single" w:color="auto" w:sz="18" w:space="0"/>
           <w:right w:val="nil"/>
           <w:insideH w:val="nil"/>
           <w:insideV w:val="nil"/>
@@ -6567,9 +6570,9 @@
       <w:tblPr/>
       <w:tcPr>
         <w:tcBorders>
-          <w:top w:val="double" w:sz="6" w:space="0" w:color="auto"/>
-          <w:left w:val="nil"/>
-          <w:bottom w:val="single" w:sz="18" w:space="0" w:color="auto"/>
+          <w:top w:val="double" w:color="auto" w:sz="6" w:space="0"/>
+          <w:left w:val="nil"/>
+          <w:bottom w:val="single" w:color="auto" w:sz="18" w:space="0"/>
           <w:right w:val="nil"/>
           <w:insideH w:val="nil"/>
           <w:insideV w:val="nil"/>
@@ -6588,7 +6591,7 @@
         <w:tcBorders>
           <w:top w:val="nil"/>
           <w:left w:val="nil"/>
-          <w:bottom w:val="single" w:sz="18" w:space="0" w:color="auto"/>
+          <w:bottom w:val="single" w:color="auto" w:sz="18" w:space="0"/>
           <w:right w:val="nil"/>
           <w:insideH w:val="nil"/>
           <w:insideV w:val="nil"/>
@@ -6635,9 +6638,9 @@
       <w:tblPr/>
       <w:tcPr>
         <w:tcBorders>
-          <w:top w:val="single" w:sz="18" w:space="0" w:color="auto"/>
-          <w:left w:val="nil"/>
-          <w:bottom w:val="single" w:sz="18" w:space="0" w:color="auto"/>
+          <w:top w:val="single" w:color="auto" w:sz="18" w:space="0"/>
+          <w:left w:val="nil"/>
+          <w:bottom w:val="single" w:color="auto" w:sz="18" w:space="0"/>
           <w:right w:val="nil"/>
           <w:insideH w:val="nil"/>
           <w:insideV w:val="nil"/>
@@ -6651,9 +6654,9 @@
       <w:tblPr/>
       <w:tcPr>
         <w:tcBorders>
-          <w:top w:val="single" w:sz="18" w:space="0" w:color="auto"/>
-          <w:left w:val="nil"/>
-          <w:bottom w:val="single" w:sz="18" w:space="0" w:color="auto"/>
+          <w:top w:val="single" w:color="auto" w:sz="18" w:space="0"/>
+          <w:left w:val="nil"/>
+          <w:bottom w:val="single" w:color="auto" w:sz="18" w:space="0"/>
           <w:right w:val="nil"/>
           <w:insideH w:val="nil"/>
           <w:insideV w:val="nil"/>
@@ -6674,8 +6677,8 @@
       <w:tblStyleColBandSize w:val="1"/>
       <w:tblInd w:w="0" w:type="dxa"/>
       <w:tblBorders>
-        <w:top w:val="single" w:sz="18" w:space="0" w:color="auto"/>
-        <w:bottom w:val="single" w:sz="18" w:space="0" w:color="auto"/>
+        <w:top w:val="single" w:color="auto" w:sz="18" w:space="0"/>
+        <w:bottom w:val="single" w:color="auto" w:sz="18" w:space="0"/>
       </w:tblBorders>
       <w:tblCellMar>
         <w:top w:w="0" w:type="dxa"/>
@@ -6696,9 +6699,9 @@
       <w:tblPr/>
       <w:tcPr>
         <w:tcBorders>
-          <w:top w:val="single" w:sz="18" w:space="0" w:color="auto"/>
-          <w:left w:val="nil"/>
-          <w:bottom w:val="single" w:sz="18" w:space="0" w:color="auto"/>
+          <w:top w:val="single" w:color="auto" w:sz="18" w:space="0"/>
+          <w:left w:val="nil"/>
+          <w:bottom w:val="single" w:color="auto" w:sz="18" w:space="0"/>
           <w:right w:val="nil"/>
           <w:insideH w:val="nil"/>
           <w:insideV w:val="nil"/>
@@ -6716,9 +6719,9 @@
       <w:tblPr/>
       <w:tcPr>
         <w:tcBorders>
-          <w:top w:val="double" w:sz="6" w:space="0" w:color="auto"/>
-          <w:left w:val="nil"/>
-          <w:bottom w:val="single" w:sz="18" w:space="0" w:color="auto"/>
+          <w:top w:val="double" w:color="auto" w:sz="6" w:space="0"/>
+          <w:left w:val="nil"/>
+          <w:bottom w:val="single" w:color="auto" w:sz="18" w:space="0"/>
           <w:right w:val="nil"/>
           <w:insideH w:val="nil"/>
           <w:insideV w:val="nil"/>
@@ -6737,7 +6740,7 @@
         <w:tcBorders>
           <w:top w:val="nil"/>
           <w:left w:val="nil"/>
-          <w:bottom w:val="single" w:sz="18" w:space="0" w:color="auto"/>
+          <w:bottom w:val="single" w:color="auto" w:sz="18" w:space="0"/>
           <w:right w:val="nil"/>
           <w:insideH w:val="nil"/>
           <w:insideV w:val="nil"/>
@@ -6784,9 +6787,9 @@
       <w:tblPr/>
       <w:tcPr>
         <w:tcBorders>
-          <w:top w:val="single" w:sz="18" w:space="0" w:color="auto"/>
-          <w:left w:val="nil"/>
-          <w:bottom w:val="single" w:sz="18" w:space="0" w:color="auto"/>
+          <w:top w:val="single" w:color="auto" w:sz="18" w:space="0"/>
+          <w:left w:val="nil"/>
+          <w:bottom w:val="single" w:color="auto" w:sz="18" w:space="0"/>
           <w:right w:val="nil"/>
           <w:insideH w:val="nil"/>
           <w:insideV w:val="nil"/>
@@ -6800,9 +6803,9 @@
       <w:tblPr/>
       <w:tcPr>
         <w:tcBorders>
-          <w:top w:val="single" w:sz="18" w:space="0" w:color="auto"/>
-          <w:left w:val="nil"/>
-          <w:bottom w:val="single" w:sz="18" w:space="0" w:color="auto"/>
+          <w:top w:val="single" w:color="auto" w:sz="18" w:space="0"/>
+          <w:left w:val="nil"/>
+          <w:bottom w:val="single" w:color="auto" w:sz="18" w:space="0"/>
           <w:right w:val="nil"/>
           <w:insideH w:val="nil"/>
           <w:insideV w:val="nil"/>
@@ -6823,8 +6826,8 @@
       <w:tblStyleColBandSize w:val="1"/>
       <w:tblInd w:w="0" w:type="dxa"/>
       <w:tblBorders>
-        <w:top w:val="single" w:sz="18" w:space="0" w:color="auto"/>
-        <w:bottom w:val="single" w:sz="18" w:space="0" w:color="auto"/>
+        <w:top w:val="single" w:color="auto" w:sz="18" w:space="0"/>
+        <w:bottom w:val="single" w:color="auto" w:sz="18" w:space="0"/>
       </w:tblBorders>
       <w:tblCellMar>
         <w:top w:w="0" w:type="dxa"/>
@@ -6845,9 +6848,9 @@
       <w:tblPr/>
       <w:tcPr>
         <w:tcBorders>
-          <w:top w:val="single" w:sz="18" w:space="0" w:color="auto"/>
-          <w:left w:val="nil"/>
-          <w:bottom w:val="single" w:sz="18" w:space="0" w:color="auto"/>
+          <w:top w:val="single" w:color="auto" w:sz="18" w:space="0"/>
+          <w:left w:val="nil"/>
+          <w:bottom w:val="single" w:color="auto" w:sz="18" w:space="0"/>
           <w:right w:val="nil"/>
           <w:insideH w:val="nil"/>
           <w:insideV w:val="nil"/>
@@ -6865,9 +6868,9 @@
       <w:tblPr/>
       <w:tcPr>
         <w:tcBorders>
-          <w:top w:val="double" w:sz="6" w:space="0" w:color="auto"/>
-          <w:left w:val="nil"/>
-          <w:bottom w:val="single" w:sz="18" w:space="0" w:color="auto"/>
+          <w:top w:val="double" w:color="auto" w:sz="6" w:space="0"/>
+          <w:left w:val="nil"/>
+          <w:bottom w:val="single" w:color="auto" w:sz="18" w:space="0"/>
           <w:right w:val="nil"/>
           <w:insideH w:val="nil"/>
           <w:insideV w:val="nil"/>
@@ -6886,7 +6889,7 @@
         <w:tcBorders>
           <w:top w:val="nil"/>
           <w:left w:val="nil"/>
-          <w:bottom w:val="single" w:sz="18" w:space="0" w:color="auto"/>
+          <w:bottom w:val="single" w:color="auto" w:sz="18" w:space="0"/>
           <w:right w:val="nil"/>
           <w:insideH w:val="nil"/>
           <w:insideV w:val="nil"/>
@@ -6933,9 +6936,9 @@
       <w:tblPr/>
       <w:tcPr>
         <w:tcBorders>
-          <w:top w:val="single" w:sz="18" w:space="0" w:color="auto"/>
-          <w:left w:val="nil"/>
-          <w:bottom w:val="single" w:sz="18" w:space="0" w:color="auto"/>
+          <w:top w:val="single" w:color="auto" w:sz="18" w:space="0"/>
+          <w:left w:val="nil"/>
+          <w:bottom w:val="single" w:color="auto" w:sz="18" w:space="0"/>
           <w:right w:val="nil"/>
           <w:insideH w:val="nil"/>
           <w:insideV w:val="nil"/>
@@ -6949,9 +6952,9 @@
       <w:tblPr/>
       <w:tcPr>
         <w:tcBorders>
-          <w:top w:val="single" w:sz="18" w:space="0" w:color="auto"/>
-          <w:left w:val="nil"/>
-          <w:bottom w:val="single" w:sz="18" w:space="0" w:color="auto"/>
+          <w:top w:val="single" w:color="auto" w:sz="18" w:space="0"/>
+          <w:left w:val="nil"/>
+          <w:bottom w:val="single" w:color="auto" w:sz="18" w:space="0"/>
           <w:right w:val="nil"/>
           <w:insideH w:val="nil"/>
           <w:insideV w:val="nil"/>
@@ -6972,8 +6975,8 @@
       <w:tblStyleColBandSize w:val="1"/>
       <w:tblInd w:w="0" w:type="dxa"/>
       <w:tblBorders>
-        <w:top w:val="single" w:sz="18" w:space="0" w:color="auto"/>
-        <w:bottom w:val="single" w:sz="18" w:space="0" w:color="auto"/>
+        <w:top w:val="single" w:color="auto" w:sz="18" w:space="0"/>
+        <w:bottom w:val="single" w:color="auto" w:sz="18" w:space="0"/>
       </w:tblBorders>
       <w:tblCellMar>
         <w:top w:w="0" w:type="dxa"/>
@@ -6994,9 +6997,9 @@
       <w:tblPr/>
       <w:tcPr>
         <w:tcBorders>
-          <w:top w:val="single" w:sz="18" w:space="0" w:color="auto"/>
-          <w:left w:val="nil"/>
-          <w:bottom w:val="single" w:sz="18" w:space="0" w:color="auto"/>
+          <w:top w:val="single" w:color="auto" w:sz="18" w:space="0"/>
+          <w:left w:val="nil"/>
+          <w:bottom w:val="single" w:color="auto" w:sz="18" w:space="0"/>
           <w:right w:val="nil"/>
           <w:insideH w:val="nil"/>
           <w:insideV w:val="nil"/>
@@ -7014,9 +7017,9 @@
       <w:tblPr/>
       <w:tcPr>
         <w:tcBorders>
-          <w:top w:val="double" w:sz="6" w:space="0" w:color="auto"/>
-          <w:left w:val="nil"/>
-          <w:bottom w:val="single" w:sz="18" w:space="0" w:color="auto"/>
+          <w:top w:val="double" w:color="auto" w:sz="6" w:space="0"/>
+          <w:left w:val="nil"/>
+          <w:bottom w:val="single" w:color="auto" w:sz="18" w:space="0"/>
           <w:right w:val="nil"/>
           <w:insideH w:val="nil"/>
           <w:insideV w:val="nil"/>
@@ -7035,7 +7038,7 @@
         <w:tcBorders>
           <w:top w:val="nil"/>
           <w:left w:val="nil"/>
-          <w:bottom w:val="single" w:sz="18" w:space="0" w:color="auto"/>
+          <w:bottom w:val="single" w:color="auto" w:sz="18" w:space="0"/>
           <w:right w:val="nil"/>
           <w:insideH w:val="nil"/>
           <w:insideV w:val="nil"/>
@@ -7082,9 +7085,9 @@
       <w:tblPr/>
       <w:tcPr>
         <w:tcBorders>
-          <w:top w:val="single" w:sz="18" w:space="0" w:color="auto"/>
-          <w:left w:val="nil"/>
-          <w:bottom w:val="single" w:sz="18" w:space="0" w:color="auto"/>
+          <w:top w:val="single" w:color="auto" w:sz="18" w:space="0"/>
+          <w:left w:val="nil"/>
+          <w:bottom w:val="single" w:color="auto" w:sz="18" w:space="0"/>
           <w:right w:val="nil"/>
           <w:insideH w:val="nil"/>
           <w:insideV w:val="nil"/>
@@ -7098,9 +7101,9 @@
       <w:tblPr/>
       <w:tcPr>
         <w:tcBorders>
-          <w:top w:val="single" w:sz="18" w:space="0" w:color="auto"/>
-          <w:left w:val="nil"/>
-          <w:bottom w:val="single" w:sz="18" w:space="0" w:color="auto"/>
+          <w:top w:val="single" w:color="auto" w:sz="18" w:space="0"/>
+          <w:left w:val="nil"/>
+          <w:bottom w:val="single" w:color="auto" w:sz="18" w:space="0"/>
           <w:right w:val="nil"/>
           <w:insideH w:val="nil"/>
           <w:insideV w:val="nil"/>
@@ -7121,8 +7124,8 @@
       <w:tblStyleColBandSize w:val="1"/>
       <w:tblInd w:w="0" w:type="dxa"/>
       <w:tblBorders>
-        <w:top w:val="single" w:sz="18" w:space="0" w:color="auto"/>
-        <w:bottom w:val="single" w:sz="18" w:space="0" w:color="auto"/>
+        <w:top w:val="single" w:color="auto" w:sz="18" w:space="0"/>
+        <w:bottom w:val="single" w:color="auto" w:sz="18" w:space="0"/>
       </w:tblBorders>
       <w:tblCellMar>
         <w:top w:w="0" w:type="dxa"/>
@@ -7143,9 +7146,9 @@
       <w:tblPr/>
       <w:tcPr>
         <w:tcBorders>
-          <w:top w:val="single" w:sz="18" w:space="0" w:color="auto"/>
-          <w:left w:val="nil"/>
-          <w:bottom w:val="single" w:sz="18" w:space="0" w:color="auto"/>
+          <w:top w:val="single" w:color="auto" w:sz="18" w:space="0"/>
+          <w:left w:val="nil"/>
+          <w:bottom w:val="single" w:color="auto" w:sz="18" w:space="0"/>
           <w:right w:val="nil"/>
           <w:insideH w:val="nil"/>
           <w:insideV w:val="nil"/>
@@ -7163,9 +7166,9 @@
       <w:tblPr/>
       <w:tcPr>
         <w:tcBorders>
-          <w:top w:val="double" w:sz="6" w:space="0" w:color="auto"/>
-          <w:left w:val="nil"/>
-          <w:bottom w:val="single" w:sz="18" w:space="0" w:color="auto"/>
+          <w:top w:val="double" w:color="auto" w:sz="6" w:space="0"/>
+          <w:left w:val="nil"/>
+          <w:bottom w:val="single" w:color="auto" w:sz="18" w:space="0"/>
           <w:right w:val="nil"/>
           <w:insideH w:val="nil"/>
           <w:insideV w:val="nil"/>
@@ -7184,7 +7187,7 @@
         <w:tcBorders>
           <w:top w:val="nil"/>
           <w:left w:val="nil"/>
-          <w:bottom w:val="single" w:sz="18" w:space="0" w:color="auto"/>
+          <w:bottom w:val="single" w:color="auto" w:sz="18" w:space="0"/>
           <w:right w:val="nil"/>
           <w:insideH w:val="nil"/>
           <w:insideV w:val="nil"/>
@@ -7231,9 +7234,9 @@
       <w:tblPr/>
       <w:tcPr>
         <w:tcBorders>
-          <w:top w:val="single" w:sz="18" w:space="0" w:color="auto"/>
-          <w:left w:val="nil"/>
-          <w:bottom w:val="single" w:sz="18" w:space="0" w:color="auto"/>
+          <w:top w:val="single" w:color="auto" w:sz="18" w:space="0"/>
+          <w:left w:val="nil"/>
+          <w:bottom w:val="single" w:color="auto" w:sz="18" w:space="0"/>
           <w:right w:val="nil"/>
           <w:insideH w:val="nil"/>
           <w:insideV w:val="nil"/>
@@ -7247,9 +7250,9 @@
       <w:tblPr/>
       <w:tcPr>
         <w:tcBorders>
-          <w:top w:val="single" w:sz="18" w:space="0" w:color="auto"/>
-          <w:left w:val="nil"/>
-          <w:bottom w:val="single" w:sz="18" w:space="0" w:color="auto"/>
+          <w:top w:val="single" w:color="auto" w:sz="18" w:space="0"/>
+          <w:left w:val="nil"/>
+          <w:bottom w:val="single" w:color="auto" w:sz="18" w:space="0"/>
           <w:right w:val="nil"/>
           <w:insideH w:val="nil"/>
           <w:insideV w:val="nil"/>
@@ -7270,8 +7273,8 @@
       <w:tblStyleColBandSize w:val="1"/>
       <w:tblInd w:w="0" w:type="dxa"/>
       <w:tblBorders>
-        <w:top w:val="single" w:sz="18" w:space="0" w:color="auto"/>
-        <w:bottom w:val="single" w:sz="18" w:space="0" w:color="auto"/>
+        <w:top w:val="single" w:color="auto" w:sz="18" w:space="0"/>
+        <w:bottom w:val="single" w:color="auto" w:sz="18" w:space="0"/>
       </w:tblBorders>
       <w:tblCellMar>
         <w:top w:w="0" w:type="dxa"/>
@@ -7292,9 +7295,9 @@
       <w:tblPr/>
       <w:tcPr>
         <w:tcBorders>
-          <w:top w:val="single" w:sz="18" w:space="0" w:color="auto"/>
-          <w:left w:val="nil"/>
-          <w:bottom w:val="single" w:sz="18" w:space="0" w:color="auto"/>
+          <w:top w:val="single" w:color="auto" w:sz="18" w:space="0"/>
+          <w:left w:val="nil"/>
+          <w:bottom w:val="single" w:color="auto" w:sz="18" w:space="0"/>
           <w:right w:val="nil"/>
           <w:insideH w:val="nil"/>
           <w:insideV w:val="nil"/>
@@ -7312,9 +7315,9 @@
       <w:tblPr/>
       <w:tcPr>
         <w:tcBorders>
-          <w:top w:val="double" w:sz="6" w:space="0" w:color="auto"/>
-          <w:left w:val="nil"/>
-          <w:bottom w:val="single" w:sz="18" w:space="0" w:color="auto"/>
+          <w:top w:val="double" w:color="auto" w:sz="6" w:space="0"/>
+          <w:left w:val="nil"/>
+          <w:bottom w:val="single" w:color="auto" w:sz="18" w:space="0"/>
           <w:right w:val="nil"/>
           <w:insideH w:val="nil"/>
           <w:insideV w:val="nil"/>
@@ -7333,7 +7336,7 @@
         <w:tcBorders>
           <w:top w:val="nil"/>
           <w:left w:val="nil"/>
-          <w:bottom w:val="single" w:sz="18" w:space="0" w:color="auto"/>
+          <w:bottom w:val="single" w:color="auto" w:sz="18" w:space="0"/>
           <w:right w:val="nil"/>
           <w:insideH w:val="nil"/>
           <w:insideV w:val="nil"/>
@@ -7380,9 +7383,9 @@
       <w:tblPr/>
       <w:tcPr>
         <w:tcBorders>
-          <w:top w:val="single" w:sz="18" w:space="0" w:color="auto"/>
-          <w:left w:val="nil"/>
-          <w:bottom w:val="single" w:sz="18" w:space="0" w:color="auto"/>
+          <w:top w:val="single" w:color="auto" w:sz="18" w:space="0"/>
+          <w:left w:val="nil"/>
+          <w:bottom w:val="single" w:color="auto" w:sz="18" w:space="0"/>
           <w:right w:val="nil"/>
           <w:insideH w:val="nil"/>
           <w:insideV w:val="nil"/>
@@ -7396,9 +7399,9 @@
       <w:tblPr/>
       <w:tcPr>
         <w:tcBorders>
-          <w:top w:val="single" w:sz="18" w:space="0" w:color="auto"/>
-          <w:left w:val="nil"/>
-          <w:bottom w:val="single" w:sz="18" w:space="0" w:color="auto"/>
+          <w:top w:val="single" w:color="auto" w:sz="18" w:space="0"/>
+          <w:left w:val="nil"/>
+          <w:bottom w:val="single" w:color="auto" w:sz="18" w:space="0"/>
           <w:right w:val="nil"/>
           <w:insideH w:val="nil"/>
           <w:insideV w:val="nil"/>
@@ -7422,8 +7425,8 @@
       <w:tblStyleColBandSize w:val="1"/>
       <w:tblInd w:w="0" w:type="dxa"/>
       <w:tblBorders>
-        <w:top w:val="single" w:sz="8" w:space="0" w:color="000000" w:themeColor="text1"/>
-        <w:bottom w:val="single" w:sz="8" w:space="0" w:color="000000" w:themeColor="text1"/>
+        <w:top w:val="single" w:color="000000" w:themeColor="text1" w:sz="8" w:space="0"/>
+        <w:bottom w:val="single" w:color="000000" w:themeColor="text1" w:sz="8" w:space="0"/>
       </w:tblBorders>
       <w:tblCellMar>
         <w:top w:w="0" w:type="dxa"/>
@@ -7434,13 +7437,13 @@
     </w:tblPr>
     <w:tblStylePr w:type="firstRow">
       <w:rPr>
-        <w:rFonts w:asciiTheme="majorHAnsi" w:eastAsiaTheme="majorEastAsia" w:hAnsiTheme="majorHAnsi" w:cstheme="majorBidi"/>
-      </w:rPr>
-      <w:tblPr/>
-      <w:tcPr>
-        <w:tcBorders>
-          <w:top w:val="nil"/>
-          <w:bottom w:val="single" w:sz="8" w:space="0" w:color="000000" w:themeColor="text1"/>
+        <w:rFonts w:asciiTheme="majorHAnsi" w:hAnsiTheme="majorHAnsi" w:eastAsiaTheme="majorEastAsia" w:cstheme="majorBidi"/>
+      </w:rPr>
+      <w:tblPr/>
+      <w:tcPr>
+        <w:tcBorders>
+          <w:top w:val="nil"/>
+          <w:bottom w:val="single" w:color="000000" w:themeColor="text1" w:sz="8" w:space="0"/>
         </w:tcBorders>
       </w:tcPr>
     </w:tblStylePr>
@@ -7453,8 +7456,8 @@
       <w:tblPr/>
       <w:tcPr>
         <w:tcBorders>
-          <w:top w:val="single" w:sz="8" w:space="0" w:color="000000" w:themeColor="text1"/>
-          <w:bottom w:val="single" w:sz="8" w:space="0" w:color="000000" w:themeColor="text1"/>
+          <w:top w:val="single" w:color="000000" w:themeColor="text1" w:sz="8" w:space="0"/>
+          <w:bottom w:val="single" w:color="000000" w:themeColor="text1" w:sz="8" w:space="0"/>
         </w:tcBorders>
       </w:tcPr>
     </w:tblStylePr>
@@ -7472,8 +7475,8 @@
       <w:tblPr/>
       <w:tcPr>
         <w:tcBorders>
-          <w:top w:val="single" w:sz="8" w:space="0" w:color="000000" w:themeColor="text1"/>
-          <w:bottom w:val="single" w:sz="8" w:space="0" w:color="000000" w:themeColor="text1"/>
+          <w:top w:val="single" w:color="000000" w:themeColor="text1" w:sz="8" w:space="0"/>
+          <w:bottom w:val="single" w:color="000000" w:themeColor="text1" w:sz="8" w:space="0"/>
         </w:tcBorders>
       </w:tcPr>
     </w:tblStylePr>
@@ -7506,8 +7509,8 @@
       <w:tblStyleColBandSize w:val="1"/>
       <w:tblInd w:w="0" w:type="dxa"/>
       <w:tblBorders>
-        <w:top w:val="single" w:sz="8" w:space="0" w:color="4F81BD" w:themeColor="accent1"/>
-        <w:bottom w:val="single" w:sz="8" w:space="0" w:color="4F81BD" w:themeColor="accent1"/>
+        <w:top w:val="single" w:color="4F81BD" w:themeColor="accent1" w:sz="8" w:space="0"/>
+        <w:bottom w:val="single" w:color="4F81BD" w:themeColor="accent1" w:sz="8" w:space="0"/>
       </w:tblBorders>
       <w:tblCellMar>
         <w:top w:w="0" w:type="dxa"/>
@@ -7518,13 +7521,13 @@
     </w:tblPr>
     <w:tblStylePr w:type="firstRow">
       <w:rPr>
-        <w:rFonts w:asciiTheme="majorHAnsi" w:eastAsiaTheme="majorEastAsia" w:hAnsiTheme="majorHAnsi" w:cstheme="majorBidi"/>
-      </w:rPr>
-      <w:tblPr/>
-      <w:tcPr>
-        <w:tcBorders>
-          <w:top w:val="nil"/>
-          <w:bottom w:val="single" w:sz="8" w:space="0" w:color="4F81BD" w:themeColor="accent1"/>
+        <w:rFonts w:asciiTheme="majorHAnsi" w:hAnsiTheme="majorHAnsi" w:eastAsiaTheme="majorEastAsia" w:cstheme="majorBidi"/>
+      </w:rPr>
+      <w:tblPr/>
+      <w:tcPr>
+        <w:tcBorders>
+          <w:top w:val="nil"/>
+          <w:bottom w:val="single" w:color="4F81BD" w:themeColor="accent1" w:sz="8" w:space="0"/>
         </w:tcBorders>
       </w:tcPr>
     </w:tblStylePr>
@@ -7537,8 +7540,8 @@
       <w:tblPr/>
       <w:tcPr>
         <w:tcBorders>
-          <w:top w:val="single" w:sz="8" w:space="0" w:color="4F81BD" w:themeColor="accent1"/>
-          <w:bottom w:val="single" w:sz="8" w:space="0" w:color="4F81BD" w:themeColor="accent1"/>
+          <w:top w:val="single" w:color="4F81BD" w:themeColor="accent1" w:sz="8" w:space="0"/>
+          <w:bottom w:val="single" w:color="4F81BD" w:themeColor="accent1" w:sz="8" w:space="0"/>
         </w:tcBorders>
       </w:tcPr>
     </w:tblStylePr>
@@ -7556,8 +7559,8 @@
       <w:tblPr/>
       <w:tcPr>
         <w:tcBorders>
-          <w:top w:val="single" w:sz="8" w:space="0" w:color="4F81BD" w:themeColor="accent1"/>
-          <w:bottom w:val="single" w:sz="8" w:space="0" w:color="4F81BD" w:themeColor="accent1"/>
+          <w:top w:val="single" w:color="4F81BD" w:themeColor="accent1" w:sz="8" w:space="0"/>
+          <w:bottom w:val="single" w:color="4F81BD" w:themeColor="accent1" w:sz="8" w:space="0"/>
         </w:tcBorders>
       </w:tcPr>
     </w:tblStylePr>
@@ -7590,8 +7593,8 @@
       <w:tblStyleColBandSize w:val="1"/>
       <w:tblInd w:w="0" w:type="dxa"/>
       <w:tblBorders>
-        <w:top w:val="single" w:sz="8" w:space="0" w:color="C0504D" w:themeColor="accent2"/>
-        <w:bottom w:val="single" w:sz="8" w:space="0" w:color="C0504D" w:themeColor="accent2"/>
+        <w:top w:val="single" w:color="C0504D" w:themeColor="accent2" w:sz="8" w:space="0"/>
+        <w:bottom w:val="single" w:color="C0504D" w:themeColor="accent2" w:sz="8" w:space="0"/>
       </w:tblBorders>
       <w:tblCellMar>
         <w:top w:w="0" w:type="dxa"/>
@@ -7602,13 +7605,13 @@
     </w:tblPr>
     <w:tblStylePr w:type="firstRow">
       <w:rPr>
-        <w:rFonts w:asciiTheme="majorHAnsi" w:eastAsiaTheme="majorEastAsia" w:hAnsiTheme="majorHAnsi" w:cstheme="majorBidi"/>
-      </w:rPr>
-      <w:tblPr/>
-      <w:tcPr>
-        <w:tcBorders>
-          <w:top w:val="nil"/>
-          <w:bottom w:val="single" w:sz="8" w:space="0" w:color="C0504D" w:themeColor="accent2"/>
+        <w:rFonts w:asciiTheme="majorHAnsi" w:hAnsiTheme="majorHAnsi" w:eastAsiaTheme="majorEastAsia" w:cstheme="majorBidi"/>
+      </w:rPr>
+      <w:tblPr/>
+      <w:tcPr>
+        <w:tcBorders>
+          <w:top w:val="nil"/>
+          <w:bottom w:val="single" w:color="C0504D" w:themeColor="accent2" w:sz="8" w:space="0"/>
         </w:tcBorders>
       </w:tcPr>
     </w:tblStylePr>
@@ -7621,8 +7624,8 @@
       <w:tblPr/>
       <w:tcPr>
         <w:tcBorders>
-          <w:top w:val="single" w:sz="8" w:space="0" w:color="C0504D" w:themeColor="accent2"/>
-          <w:bottom w:val="single" w:sz="8" w:space="0" w:color="C0504D" w:themeColor="accent2"/>
+          <w:top w:val="single" w:color="C0504D" w:themeColor="accent2" w:sz="8" w:space="0"/>
+          <w:bottom w:val="single" w:color="C0504D" w:themeColor="accent2" w:sz="8" w:space="0"/>
         </w:tcBorders>
       </w:tcPr>
     </w:tblStylePr>
@@ -7640,8 +7643,8 @@
       <w:tblPr/>
       <w:tcPr>
         <w:tcBorders>
-          <w:top w:val="single" w:sz="8" w:space="0" w:color="C0504D" w:themeColor="accent2"/>
-          <w:bottom w:val="single" w:sz="8" w:space="0" w:color="C0504D" w:themeColor="accent2"/>
+          <w:top w:val="single" w:color="C0504D" w:themeColor="accent2" w:sz="8" w:space="0"/>
+          <w:bottom w:val="single" w:color="C0504D" w:themeColor="accent2" w:sz="8" w:space="0"/>
         </w:tcBorders>
       </w:tcPr>
     </w:tblStylePr>
@@ -7674,8 +7677,8 @@
       <w:tblStyleColBandSize w:val="1"/>
       <w:tblInd w:w="0" w:type="dxa"/>
       <w:tblBorders>
-        <w:top w:val="single" w:sz="8" w:space="0" w:color="9BBB59" w:themeColor="accent3"/>
-        <w:bottom w:val="single" w:sz="8" w:space="0" w:color="9BBB59" w:themeColor="accent3"/>
+        <w:top w:val="single" w:color="9BBB59" w:themeColor="accent3" w:sz="8" w:space="0"/>
+        <w:bottom w:val="single" w:color="9BBB59" w:themeColor="accent3" w:sz="8" w:space="0"/>
       </w:tblBorders>
       <w:tblCellMar>
         <w:top w:w="0" w:type="dxa"/>
@@ -7686,13 +7689,13 @@
     </w:tblPr>
     <w:tblStylePr w:type="firstRow">
       <w:rPr>
-        <w:rFonts w:asciiTheme="majorHAnsi" w:eastAsiaTheme="majorEastAsia" w:hAnsiTheme="majorHAnsi" w:cstheme="majorBidi"/>
-      </w:rPr>
-      <w:tblPr/>
-      <w:tcPr>
-        <w:tcBorders>
-          <w:top w:val="nil"/>
-          <w:bottom w:val="single" w:sz="8" w:space="0" w:color="9BBB59" w:themeColor="accent3"/>
+        <w:rFonts w:asciiTheme="majorHAnsi" w:hAnsiTheme="majorHAnsi" w:eastAsiaTheme="majorEastAsia" w:cstheme="majorBidi"/>
+      </w:rPr>
+      <w:tblPr/>
+      <w:tcPr>
+        <w:tcBorders>
+          <w:top w:val="nil"/>
+          <w:bottom w:val="single" w:color="9BBB59" w:themeColor="accent3" w:sz="8" w:space="0"/>
         </w:tcBorders>
       </w:tcPr>
     </w:tblStylePr>
@@ -7705,8 +7708,8 @@
       <w:tblPr/>
       <w:tcPr>
         <w:tcBorders>
-          <w:top w:val="single" w:sz="8" w:space="0" w:color="9BBB59" w:themeColor="accent3"/>
-          <w:bottom w:val="single" w:sz="8" w:space="0" w:color="9BBB59" w:themeColor="accent3"/>
+          <w:top w:val="single" w:color="9BBB59" w:themeColor="accent3" w:sz="8" w:space="0"/>
+          <w:bottom w:val="single" w:color="9BBB59" w:themeColor="accent3" w:sz="8" w:space="0"/>
         </w:tcBorders>
       </w:tcPr>
     </w:tblStylePr>
@@ -7724,8 +7727,8 @@
       <w:tblPr/>
       <w:tcPr>
         <w:tcBorders>
-          <w:top w:val="single" w:sz="8" w:space="0" w:color="9BBB59" w:themeColor="accent3"/>
-          <w:bottom w:val="single" w:sz="8" w:space="0" w:color="9BBB59" w:themeColor="accent3"/>
+          <w:top w:val="single" w:color="9BBB59" w:themeColor="accent3" w:sz="8" w:space="0"/>
+          <w:bottom w:val="single" w:color="9BBB59" w:themeColor="accent3" w:sz="8" w:space="0"/>
         </w:tcBorders>
       </w:tcPr>
     </w:tblStylePr>
@@ -7758,8 +7761,8 @@
       <w:tblStyleColBandSize w:val="1"/>
       <w:tblInd w:w="0" w:type="dxa"/>
       <w:tblBorders>
-        <w:top w:val="single" w:sz="8" w:space="0" w:color="8064A2" w:themeColor="accent4"/>
-        <w:bottom w:val="single" w:sz="8" w:space="0" w:color="8064A2" w:themeColor="accent4"/>
+        <w:top w:val="single" w:color="8064A2" w:themeColor="accent4" w:sz="8" w:space="0"/>
+        <w:bottom w:val="single" w:color="8064A2" w:themeColor="accent4" w:sz="8" w:space="0"/>
       </w:tblBorders>
       <w:tblCellMar>
         <w:top w:w="0" w:type="dxa"/>
@@ -7770,13 +7773,13 @@
     </w:tblPr>
     <w:tblStylePr w:type="firstRow">
       <w:rPr>
-        <w:rFonts w:asciiTheme="majorHAnsi" w:eastAsiaTheme="majorEastAsia" w:hAnsiTheme="majorHAnsi" w:cstheme="majorBidi"/>
-      </w:rPr>
-      <w:tblPr/>
-      <w:tcPr>
-        <w:tcBorders>
-          <w:top w:val="nil"/>
-          <w:bottom w:val="single" w:sz="8" w:space="0" w:color="8064A2" w:themeColor="accent4"/>
+        <w:rFonts w:asciiTheme="majorHAnsi" w:hAnsiTheme="majorHAnsi" w:eastAsiaTheme="majorEastAsia" w:cstheme="majorBidi"/>
+      </w:rPr>
+      <w:tblPr/>
+      <w:tcPr>
+        <w:tcBorders>
+          <w:top w:val="nil"/>
+          <w:bottom w:val="single" w:color="8064A2" w:themeColor="accent4" w:sz="8" w:space="0"/>
         </w:tcBorders>
       </w:tcPr>
     </w:tblStylePr>
@@ -7789,8 +7792,8 @@
       <w:tblPr/>
       <w:tcPr>
         <w:tcBorders>
-          <w:top w:val="single" w:sz="8" w:space="0" w:color="8064A2" w:themeColor="accent4"/>
-          <w:bottom w:val="single" w:sz="8" w:space="0" w:color="8064A2" w:themeColor="accent4"/>
+          <w:top w:val="single" w:color="8064A2" w:themeColor="accent4" w:sz="8" w:space="0"/>
+          <w:bottom w:val="single" w:color="8064A2" w:themeColor="accent4" w:sz="8" w:space="0"/>
         </w:tcBorders>
       </w:tcPr>
     </w:tblStylePr>
@@ -7808,8 +7811,8 @@
       <w:tblPr/>
       <w:tcPr>
         <w:tcBorders>
-          <w:top w:val="single" w:sz="8" w:space="0" w:color="8064A2" w:themeColor="accent4"/>
-          <w:bottom w:val="single" w:sz="8" w:space="0" w:color="8064A2" w:themeColor="accent4"/>
+          <w:top w:val="single" w:color="8064A2" w:themeColor="accent4" w:sz="8" w:space="0"/>
+          <w:bottom w:val="single" w:color="8064A2" w:themeColor="accent4" w:sz="8" w:space="0"/>
         </w:tcBorders>
       </w:tcPr>
     </w:tblStylePr>
@@ -7842,8 +7845,8 @@
       <w:tblStyleColBandSize w:val="1"/>
       <w:tblInd w:w="0" w:type="dxa"/>
       <w:tblBorders>
-        <w:top w:val="single" w:sz="8" w:space="0" w:color="4BACC6" w:themeColor="accent5"/>
-        <w:bottom w:val="single" w:sz="8" w:space="0" w:color="4BACC6" w:themeColor="accent5"/>
+        <w:top w:val="single" w:color="4BACC6" w:themeColor="accent5" w:sz="8" w:space="0"/>
+        <w:bottom w:val="single" w:color="4BACC6" w:themeColor="accent5" w:sz="8" w:space="0"/>
       </w:tblBorders>
       <w:tblCellMar>
         <w:top w:w="0" w:type="dxa"/>
@@ -7854,13 +7857,13 @@
     </w:tblPr>
     <w:tblStylePr w:type="firstRow">
       <w:rPr>
-        <w:rFonts w:asciiTheme="majorHAnsi" w:eastAsiaTheme="majorEastAsia" w:hAnsiTheme="majorHAnsi" w:cstheme="majorBidi"/>
-      </w:rPr>
-      <w:tblPr/>
-      <w:tcPr>
-        <w:tcBorders>
-          <w:top w:val="nil"/>
-          <w:bottom w:val="single" w:sz="8" w:space="0" w:color="4BACC6" w:themeColor="accent5"/>
+        <w:rFonts w:asciiTheme="majorHAnsi" w:hAnsiTheme="majorHAnsi" w:eastAsiaTheme="majorEastAsia" w:cstheme="majorBidi"/>
+      </w:rPr>
+      <w:tblPr/>
+      <w:tcPr>
+        <w:tcBorders>
+          <w:top w:val="nil"/>
+          <w:bottom w:val="single" w:color="4BACC6" w:themeColor="accent5" w:sz="8" w:space="0"/>
         </w:tcBorders>
       </w:tcPr>
     </w:tblStylePr>
@@ -7873,8 +7876,8 @@
       <w:tblPr/>
       <w:tcPr>
         <w:tcBorders>
-          <w:top w:val="single" w:sz="8" w:space="0" w:color="4BACC6" w:themeColor="accent5"/>
-          <w:bottom w:val="single" w:sz="8" w:space="0" w:color="4BACC6" w:themeColor="accent5"/>
+          <w:top w:val="single" w:color="4BACC6" w:themeColor="accent5" w:sz="8" w:space="0"/>
+          <w:bottom w:val="single" w:color="4BACC6" w:themeColor="accent5" w:sz="8" w:space="0"/>
         </w:tcBorders>
       </w:tcPr>
     </w:tblStylePr>
@@ -7892,8 +7895,8 @@
       <w:tblPr/>
       <w:tcPr>
         <w:tcBorders>
-          <w:top w:val="single" w:sz="8" w:space="0" w:color="4BACC6" w:themeColor="accent5"/>
-          <w:bottom w:val="single" w:sz="8" w:space="0" w:color="4BACC6" w:themeColor="accent5"/>
+          <w:top w:val="single" w:color="4BACC6" w:themeColor="accent5" w:sz="8" w:space="0"/>
+          <w:bottom w:val="single" w:color="4BACC6" w:themeColor="accent5" w:sz="8" w:space="0"/>
         </w:tcBorders>
       </w:tcPr>
     </w:tblStylePr>
@@ -7926,8 +7929,8 @@
       <w:tblStyleColBandSize w:val="1"/>
       <w:tblInd w:w="0" w:type="dxa"/>
       <w:tblBorders>
-        <w:top w:val="single" w:sz="8" w:space="0" w:color="F79646" w:themeColor="accent6"/>
-        <w:bottom w:val="single" w:sz="8" w:space="0" w:color="F79646" w:themeColor="accent6"/>
+        <w:top w:val="single" w:color="F79646" w:themeColor="accent6" w:sz="8" w:space="0"/>
+        <w:bottom w:val="single" w:color="F79646" w:themeColor="accent6" w:sz="8" w:space="0"/>
       </w:tblBorders>
       <w:tblCellMar>
         <w:top w:w="0" w:type="dxa"/>
@@ -7938,13 +7941,13 @@
     </w:tblPr>
     <w:tblStylePr w:type="firstRow">
       <w:rPr>
-        <w:rFonts w:asciiTheme="majorHAnsi" w:eastAsiaTheme="majorEastAsia" w:hAnsiTheme="majorHAnsi" w:cstheme="majorBidi"/>
-      </w:rPr>
-      <w:tblPr/>
-      <w:tcPr>
-        <w:tcBorders>
-          <w:top w:val="nil"/>
-          <w:bottom w:val="single" w:sz="8" w:space="0" w:color="F79646" w:themeColor="accent6"/>
+        <w:rFonts w:asciiTheme="majorHAnsi" w:hAnsiTheme="majorHAnsi" w:eastAsiaTheme="majorEastAsia" w:cstheme="majorBidi"/>
+      </w:rPr>
+      <w:tblPr/>
+      <w:tcPr>
+        <w:tcBorders>
+          <w:top w:val="nil"/>
+          <w:bottom w:val="single" w:color="F79646" w:themeColor="accent6" w:sz="8" w:space="0"/>
         </w:tcBorders>
       </w:tcPr>
     </w:tblStylePr>
@@ -7957,8 +7960,8 @@
       <w:tblPr/>
       <w:tcPr>
         <w:tcBorders>
-          <w:top w:val="single" w:sz="8" w:space="0" w:color="F79646" w:themeColor="accent6"/>
-          <w:bottom w:val="single" w:sz="8" w:space="0" w:color="F79646" w:themeColor="accent6"/>
+          <w:top w:val="single" w:color="F79646" w:themeColor="accent6" w:sz="8" w:space="0"/>
+          <w:bottom w:val="single" w:color="F79646" w:themeColor="accent6" w:sz="8" w:space="0"/>
         </w:tcBorders>
       </w:tcPr>
     </w:tblStylePr>
@@ -7976,8 +7979,8 @@
       <w:tblPr/>
       <w:tcPr>
         <w:tcBorders>
-          <w:top w:val="single" w:sz="8" w:space="0" w:color="F79646" w:themeColor="accent6"/>
-          <w:bottom w:val="single" w:sz="8" w:space="0" w:color="F79646" w:themeColor="accent6"/>
+          <w:top w:val="single" w:color="F79646" w:themeColor="accent6" w:sz="8" w:space="0"/>
+          <w:bottom w:val="single" w:color="F79646" w:themeColor="accent6" w:sz="8" w:space="0"/>
         </w:tcBorders>
       </w:tcPr>
     </w:tblStylePr>
@@ -8003,7 +8006,7 @@
       <w:spacing w:after="0" w:line="240" w:lineRule="auto"/>
     </w:pPr>
     <w:rPr>
-      <w:rFonts w:asciiTheme="majorHAnsi" w:eastAsiaTheme="majorEastAsia" w:hAnsiTheme="majorHAnsi" w:cstheme="majorBidi"/>
+      <w:rFonts w:asciiTheme="majorHAnsi" w:hAnsiTheme="majorHAnsi" w:eastAsiaTheme="majorEastAsia" w:cstheme="majorBidi"/>
       <w:color w:val="000000" w:themeColor="text1"/>
     </w:rPr>
     <w:tblPr>
@@ -8011,10 +8014,10 @@
       <w:tblStyleColBandSize w:val="1"/>
       <w:tblInd w:w="0" w:type="dxa"/>
       <w:tblBorders>
-        <w:top w:val="single" w:sz="8" w:space="0" w:color="000000" w:themeColor="text1"/>
-        <w:left w:val="single" w:sz="8" w:space="0" w:color="000000" w:themeColor="text1"/>
-        <w:bottom w:val="single" w:sz="8" w:space="0" w:color="000000" w:themeColor="text1"/>
-        <w:right w:val="single" w:sz="8" w:space="0" w:color="000000" w:themeColor="text1"/>
+        <w:top w:val="single" w:color="000000" w:themeColor="text1" w:sz="8" w:space="0"/>
+        <w:left w:val="single" w:color="000000" w:themeColor="text1" w:sz="8" w:space="0"/>
+        <w:bottom w:val="single" w:color="000000" w:themeColor="text1" w:sz="8" w:space="0"/>
+        <w:right w:val="single" w:color="000000" w:themeColor="text1" w:sz="8" w:space="0"/>
       </w:tblBorders>
       <w:tblCellMar>
         <w:top w:w="0" w:type="dxa"/>
@@ -8033,7 +8036,7 @@
         <w:tcBorders>
           <w:top w:val="nil"/>
           <w:left w:val="nil"/>
-          <w:bottom w:val="single" w:sz="24" w:space="0" w:color="000000" w:themeColor="text1"/>
+          <w:bottom w:val="single" w:color="000000" w:themeColor="text1" w:sz="24" w:space="0"/>
           <w:right w:val="nil"/>
           <w:insideH w:val="nil"/>
           <w:insideV w:val="nil"/>
@@ -8045,7 +8048,7 @@
       <w:tblPr/>
       <w:tcPr>
         <w:tcBorders>
-          <w:top w:val="single" w:sz="8" w:space="0" w:color="000000" w:themeColor="text1"/>
+          <w:top w:val="single" w:color="000000" w:themeColor="text1" w:sz="8" w:space="0"/>
           <w:left w:val="nil"/>
           <w:bottom w:val="nil"/>
           <w:right w:val="nil"/>
@@ -8062,7 +8065,7 @@
           <w:top w:val="nil"/>
           <w:left w:val="nil"/>
           <w:bottom w:val="nil"/>
-          <w:right w:val="single" w:sz="8" w:space="0" w:color="000000" w:themeColor="text1"/>
+          <w:right w:val="single" w:color="000000" w:themeColor="text1" w:sz="8" w:space="0"/>
           <w:insideH w:val="nil"/>
           <w:insideV w:val="nil"/>
         </w:tcBorders>
@@ -8074,7 +8077,7 @@
       <w:tcPr>
         <w:tcBorders>
           <w:top w:val="nil"/>
-          <w:left w:val="single" w:sz="8" w:space="0" w:color="000000" w:themeColor="text1"/>
+          <w:left w:val="single" w:color="000000" w:themeColor="text1" w:sz="8" w:space="0"/>
           <w:bottom w:val="nil"/>
           <w:right w:val="nil"/>
           <w:insideH w:val="nil"/>
@@ -8131,7 +8134,7 @@
       <w:spacing w:after="0" w:line="240" w:lineRule="auto"/>
     </w:pPr>
     <w:rPr>
-      <w:rFonts w:asciiTheme="majorHAnsi" w:eastAsiaTheme="majorEastAsia" w:hAnsiTheme="majorHAnsi" w:cstheme="majorBidi"/>
+      <w:rFonts w:asciiTheme="majorHAnsi" w:hAnsiTheme="majorHAnsi" w:eastAsiaTheme="majorEastAsia" w:cstheme="majorBidi"/>
       <w:color w:val="000000" w:themeColor="text1"/>
     </w:rPr>
     <w:tblPr>
@@ -8139,10 +8142,10 @@
       <w:tblStyleColBandSize w:val="1"/>
       <w:tblInd w:w="0" w:type="dxa"/>
       <w:tblBorders>
-        <w:top w:val="single" w:sz="8" w:space="0" w:color="4F81BD" w:themeColor="accent1"/>
-        <w:left w:val="single" w:sz="8" w:space="0" w:color="4F81BD" w:themeColor="accent1"/>
-        <w:bottom w:val="single" w:sz="8" w:space="0" w:color="4F81BD" w:themeColor="accent1"/>
-        <w:right w:val="single" w:sz="8" w:space="0" w:color="4F81BD" w:themeColor="accent1"/>
+        <w:top w:val="single" w:color="4F81BD" w:themeColor="accent1" w:sz="8" w:space="0"/>
+        <w:left w:val="single" w:color="4F81BD" w:themeColor="accent1" w:sz="8" w:space="0"/>
+        <w:bottom w:val="single" w:color="4F81BD" w:themeColor="accent1" w:sz="8" w:space="0"/>
+        <w:right w:val="single" w:color="4F81BD" w:themeColor="accent1" w:sz="8" w:space="0"/>
       </w:tblBorders>
       <w:tblCellMar>
         <w:top w:w="0" w:type="dxa"/>
@@ -8161,7 +8164,7 @@
         <w:tcBorders>
           <w:top w:val="nil"/>
           <w:left w:val="nil"/>
-          <w:bottom w:val="single" w:sz="24" w:space="0" w:color="4F81BD" w:themeColor="accent1"/>
+          <w:bottom w:val="single" w:color="4F81BD" w:themeColor="accent1" w:sz="24" w:space="0"/>
           <w:right w:val="nil"/>
           <w:insideH w:val="nil"/>
           <w:insideV w:val="nil"/>
@@ -8173,7 +8176,7 @@
       <w:tblPr/>
       <w:tcPr>
         <w:tcBorders>
-          <w:top w:val="single" w:sz="8" w:space="0" w:color="4F81BD" w:themeColor="accent1"/>
+          <w:top w:val="single" w:color="4F81BD" w:themeColor="accent1" w:sz="8" w:space="0"/>
           <w:left w:val="nil"/>
           <w:bottom w:val="nil"/>
           <w:right w:val="nil"/>
@@ -8190,7 +8193,7 @@
           <w:top w:val="nil"/>
           <w:left w:val="nil"/>
           <w:bottom w:val="nil"/>
-          <w:right w:val="single" w:sz="8" w:space="0" w:color="4F81BD" w:themeColor="accent1"/>
+          <w:right w:val="single" w:color="4F81BD" w:themeColor="accent1" w:sz="8" w:space="0"/>
           <w:insideH w:val="nil"/>
           <w:insideV w:val="nil"/>
         </w:tcBorders>
@@ -8202,7 +8205,7 @@
       <w:tcPr>
         <w:tcBorders>
           <w:top w:val="nil"/>
-          <w:left w:val="single" w:sz="8" w:space="0" w:color="4F81BD" w:themeColor="accent1"/>
+          <w:left w:val="single" w:color="4F81BD" w:themeColor="accent1" w:sz="8" w:space="0"/>
           <w:bottom w:val="nil"/>
           <w:right w:val="nil"/>
           <w:insideH w:val="nil"/>
@@ -8259,7 +8262,7 @@
       <w:spacing w:after="0" w:line="240" w:lineRule="auto"/>
     </w:pPr>
     <w:rPr>
-      <w:rFonts w:asciiTheme="majorHAnsi" w:eastAsiaTheme="majorEastAsia" w:hAnsiTheme="majorHAnsi" w:cstheme="majorBidi"/>
+      <w:rFonts w:asciiTheme="majorHAnsi" w:hAnsiTheme="majorHAnsi" w:eastAsiaTheme="majorEastAsia" w:cstheme="majorBidi"/>
       <w:color w:val="000000" w:themeColor="text1"/>
     </w:rPr>
     <w:tblPr>
@@ -8267,10 +8270,10 @@
       <w:tblStyleColBandSize w:val="1"/>
       <w:tblInd w:w="0" w:type="dxa"/>
       <w:tblBorders>
-        <w:top w:val="single" w:sz="8" w:space="0" w:color="C0504D" w:themeColor="accent2"/>
-        <w:left w:val="single" w:sz="8" w:space="0" w:color="C0504D" w:themeColor="accent2"/>
-        <w:bottom w:val="single" w:sz="8" w:space="0" w:color="C0504D" w:themeColor="accent2"/>
-        <w:right w:val="single" w:sz="8" w:space="0" w:color="C0504D" w:themeColor="accent2"/>
+        <w:top w:val="single" w:color="C0504D" w:themeColor="accent2" w:sz="8" w:space="0"/>
+        <w:left w:val="single" w:color="C0504D" w:themeColor="accent2" w:sz="8" w:space="0"/>
+        <w:bottom w:val="single" w:color="C0504D" w:themeColor="accent2" w:sz="8" w:space="0"/>
+        <w:right w:val="single" w:color="C0504D" w:themeColor="accent2" w:sz="8" w:space="0"/>
       </w:tblBorders>
       <w:tblCellMar>
         <w:top w:w="0" w:type="dxa"/>
@@ -8289,7 +8292,7 @@
         <w:tcBorders>
           <w:top w:val="nil"/>
           <w:left w:val="nil"/>
-          <w:bottom w:val="single" w:sz="24" w:space="0" w:color="C0504D" w:themeColor="accent2"/>
+          <w:bottom w:val="single" w:color="C0504D" w:themeColor="accent2" w:sz="24" w:space="0"/>
           <w:right w:val="nil"/>
           <w:insideH w:val="nil"/>
           <w:insideV w:val="nil"/>
@@ -8301,7 +8304,7 @@
       <w:tblPr/>
       <w:tcPr>
         <w:tcBorders>
-          <w:top w:val="single" w:sz="8" w:space="0" w:color="C0504D" w:themeColor="accent2"/>
+          <w:top w:val="single" w:color="C0504D" w:themeColor="accent2" w:sz="8" w:space="0"/>
           <w:left w:val="nil"/>
           <w:bottom w:val="nil"/>
           <w:right w:val="nil"/>
@@ -8318,7 +8321,7 @@
           <w:top w:val="nil"/>
           <w:left w:val="nil"/>
           <w:bottom w:val="nil"/>
-          <w:right w:val="single" w:sz="8" w:space="0" w:color="C0504D" w:themeColor="accent2"/>
+          <w:right w:val="single" w:color="C0504D" w:themeColor="accent2" w:sz="8" w:space="0"/>
           <w:insideH w:val="nil"/>
           <w:insideV w:val="nil"/>
         </w:tcBorders>
@@ -8330,7 +8333,7 @@
       <w:tcPr>
         <w:tcBorders>
           <w:top w:val="nil"/>
-          <w:left w:val="single" w:sz="8" w:space="0" w:color="C0504D" w:themeColor="accent2"/>
+          <w:left w:val="single" w:color="C0504D" w:themeColor="accent2" w:sz="8" w:space="0"/>
           <w:bottom w:val="nil"/>
           <w:right w:val="nil"/>
           <w:insideH w:val="nil"/>
@@ -8387,7 +8390,7 @@
       <w:spacing w:after="0" w:line="240" w:lineRule="auto"/>
     </w:pPr>
     <w:rPr>
-      <w:rFonts w:asciiTheme="majorHAnsi" w:eastAsiaTheme="majorEastAsia" w:hAnsiTheme="majorHAnsi" w:cstheme="majorBidi"/>
+      <w:rFonts w:asciiTheme="majorHAnsi" w:hAnsiTheme="majorHAnsi" w:eastAsiaTheme="majorEastAsia" w:cstheme="majorBidi"/>
       <w:color w:val="000000" w:themeColor="text1"/>
     </w:rPr>
     <w:tblPr>
@@ -8395,10 +8398,10 @@
       <w:tblStyleColBandSize w:val="1"/>
       <w:tblInd w:w="0" w:type="dxa"/>
       <w:tblBorders>
-        <w:top w:val="single" w:sz="8" w:space="0" w:color="9BBB59" w:themeColor="accent3"/>
-        <w:left w:val="single" w:sz="8" w:space="0" w:color="9BBB59" w:themeColor="accent3"/>
-        <w:bottom w:val="single" w:sz="8" w:space="0" w:color="9BBB59" w:themeColor="accent3"/>
-        <w:right w:val="single" w:sz="8" w:space="0" w:color="9BBB59" w:themeColor="accent3"/>
+        <w:top w:val="single" w:color="9BBB59" w:themeColor="accent3" w:sz="8" w:space="0"/>
+        <w:left w:val="single" w:color="9BBB59" w:themeColor="accent3" w:sz="8" w:space="0"/>
+        <w:bottom w:val="single" w:color="9BBB59" w:themeColor="accent3" w:sz="8" w:space="0"/>
+        <w:right w:val="single" w:color="9BBB59" w:themeColor="accent3" w:sz="8" w:space="0"/>
       </w:tblBorders>
       <w:tblCellMar>
         <w:top w:w="0" w:type="dxa"/>
@@ -8417,7 +8420,7 @@
         <w:tcBorders>
           <w:top w:val="nil"/>
           <w:left w:val="nil"/>
-          <w:bottom w:val="single" w:sz="24" w:space="0" w:color="9BBB59" w:themeColor="accent3"/>
+          <w:bottom w:val="single" w:color="9BBB59" w:themeColor="accent3" w:sz="24" w:space="0"/>
           <w:right w:val="nil"/>
           <w:insideH w:val="nil"/>
           <w:insideV w:val="nil"/>
@@ -8429,7 +8432,7 @@
       <w:tblPr/>
       <w:tcPr>
         <w:tcBorders>
-          <w:top w:val="single" w:sz="8" w:space="0" w:color="9BBB59" w:themeColor="accent3"/>
+          <w:top w:val="single" w:color="9BBB59" w:themeColor="accent3" w:sz="8" w:space="0"/>
           <w:left w:val="nil"/>
           <w:bottom w:val="nil"/>
           <w:right w:val="nil"/>
@@ -8446,7 +8449,7 @@
           <w:top w:val="nil"/>
           <w:left w:val="nil"/>
           <w:bottom w:val="nil"/>
-          <w:right w:val="single" w:sz="8" w:space="0" w:color="9BBB59" w:themeColor="accent3"/>
+          <w:right w:val="single" w:color="9BBB59" w:themeColor="accent3" w:sz="8" w:space="0"/>
           <w:insideH w:val="nil"/>
           <w:insideV w:val="nil"/>
         </w:tcBorders>
@@ -8458,7 +8461,7 @@
       <w:tcPr>
         <w:tcBorders>
           <w:top w:val="nil"/>
-          <w:left w:val="single" w:sz="8" w:space="0" w:color="9BBB59" w:themeColor="accent3"/>
+          <w:left w:val="single" w:color="9BBB59" w:themeColor="accent3" w:sz="8" w:space="0"/>
           <w:bottom w:val="nil"/>
           <w:right w:val="nil"/>
           <w:insideH w:val="nil"/>
@@ -8515,7 +8518,7 @@
       <w:spacing w:after="0" w:line="240" w:lineRule="auto"/>
     </w:pPr>
     <w:rPr>
-      <w:rFonts w:asciiTheme="majorHAnsi" w:eastAsiaTheme="majorEastAsia" w:hAnsiTheme="majorHAnsi" w:cstheme="majorBidi"/>
+      <w:rFonts w:asciiTheme="majorHAnsi" w:hAnsiTheme="majorHAnsi" w:eastAsiaTheme="majorEastAsia" w:cstheme="majorBidi"/>
       <w:color w:val="000000" w:themeColor="text1"/>
     </w:rPr>
     <w:tblPr>
@@ -8523,10 +8526,10 @@
       <w:tblStyleColBandSize w:val="1"/>
       <w:tblInd w:w="0" w:type="dxa"/>
       <w:tblBorders>
-        <w:top w:val="single" w:sz="8" w:space="0" w:color="8064A2" w:themeColor="accent4"/>
-        <w:left w:val="single" w:sz="8" w:space="0" w:color="8064A2" w:themeColor="accent4"/>
-        <w:bottom w:val="single" w:sz="8" w:space="0" w:color="8064A2" w:themeColor="accent4"/>
-        <w:right w:val="single" w:sz="8" w:space="0" w:color="8064A2" w:themeColor="accent4"/>
+        <w:top w:val="single" w:color="8064A2" w:themeColor="accent4" w:sz="8" w:space="0"/>
+        <w:left w:val="single" w:color="8064A2" w:themeColor="accent4" w:sz="8" w:space="0"/>
+        <w:bottom w:val="single" w:color="8064A2" w:themeColor="accent4" w:sz="8" w:space="0"/>
+        <w:right w:val="single" w:color="8064A2" w:themeColor="accent4" w:sz="8" w:space="0"/>
       </w:tblBorders>
       <w:tblCellMar>
         <w:top w:w="0" w:type="dxa"/>
@@ -8545,7 +8548,7 @@
         <w:tcBorders>
           <w:top w:val="nil"/>
           <w:left w:val="nil"/>
-          <w:bottom w:val="single" w:sz="24" w:space="0" w:color="8064A2" w:themeColor="accent4"/>
+          <w:bottom w:val="single" w:color="8064A2" w:themeColor="accent4" w:sz="24" w:space="0"/>
           <w:right w:val="nil"/>
           <w:insideH w:val="nil"/>
           <w:insideV w:val="nil"/>
@@ -8557,7 +8560,7 @@
       <w:tblPr/>
       <w:tcPr>
         <w:tcBorders>
-          <w:top w:val="single" w:sz="8" w:space="0" w:color="8064A2" w:themeColor="accent4"/>
+          <w:top w:val="single" w:color="8064A2" w:themeColor="accent4" w:sz="8" w:space="0"/>
           <w:left w:val="nil"/>
           <w:bottom w:val="nil"/>
           <w:right w:val="nil"/>
@@ -8574,7 +8577,7 @@
           <w:top w:val="nil"/>
           <w:left w:val="nil"/>
           <w:bottom w:val="nil"/>
-          <w:right w:val="single" w:sz="8" w:space="0" w:color="8064A2" w:themeColor="accent4"/>
+          <w:right w:val="single" w:color="8064A2" w:themeColor="accent4" w:sz="8" w:space="0"/>
           <w:insideH w:val="nil"/>
           <w:insideV w:val="nil"/>
         </w:tcBorders>
@@ -8586,7 +8589,7 @@
       <w:tcPr>
         <w:tcBorders>
           <w:top w:val="nil"/>
-          <w:left w:val="single" w:sz="8" w:space="0" w:color="8064A2" w:themeColor="accent4"/>
+          <w:left w:val="single" w:color="8064A2" w:themeColor="accent4" w:sz="8" w:space="0"/>
           <w:bottom w:val="nil"/>
           <w:right w:val="nil"/>
           <w:insideH w:val="nil"/>
@@ -8643,7 +8646,7 @@
       <w:spacing w:after="0" w:line="240" w:lineRule="auto"/>
     </w:pPr>
     <w:rPr>
-      <w:rFonts w:asciiTheme="majorHAnsi" w:eastAsiaTheme="majorEastAsia" w:hAnsiTheme="majorHAnsi" w:cstheme="majorBidi"/>
+      <w:rFonts w:asciiTheme="majorHAnsi" w:hAnsiTheme="majorHAnsi" w:eastAsiaTheme="majorEastAsia" w:cstheme="majorBidi"/>
       <w:color w:val="000000" w:themeColor="text1"/>
     </w:rPr>
     <w:tblPr>
@@ -8651,10 +8654,10 @@
       <w:tblStyleColBandSize w:val="1"/>
       <w:tblInd w:w="0" w:type="dxa"/>
       <w:tblBorders>
-        <w:top w:val="single" w:sz="8" w:space="0" w:color="4BACC6" w:themeColor="accent5"/>
-        <w:left w:val="single" w:sz="8" w:space="0" w:color="4BACC6" w:themeColor="accent5"/>
-        <w:bottom w:val="single" w:sz="8" w:space="0" w:color="4BACC6" w:themeColor="accent5"/>
-        <w:right w:val="single" w:sz="8" w:space="0" w:color="4BACC6" w:themeColor="accent5"/>
+        <w:top w:val="single" w:color="4BACC6" w:themeColor="accent5" w:sz="8" w:space="0"/>
+        <w:left w:val="single" w:color="4BACC6" w:themeColor="accent5" w:sz="8" w:space="0"/>
+        <w:bottom w:val="single" w:color="4BACC6" w:themeColor="accent5" w:sz="8" w:space="0"/>
+        <w:right w:val="single" w:color="4BACC6" w:themeColor="accent5" w:sz="8" w:space="0"/>
       </w:tblBorders>
       <w:tblCellMar>
         <w:top w:w="0" w:type="dxa"/>
@@ -8673,7 +8676,7 @@
         <w:tcBorders>
           <w:top w:val="nil"/>
           <w:left w:val="nil"/>
-          <w:bottom w:val="single" w:sz="24" w:space="0" w:color="4BACC6" w:themeColor="accent5"/>
+          <w:bottom w:val="single" w:color="4BACC6" w:themeColor="accent5" w:sz="24" w:space="0"/>
           <w:right w:val="nil"/>
           <w:insideH w:val="nil"/>
           <w:insideV w:val="nil"/>
@@ -8685,7 +8688,7 @@
       <w:tblPr/>
       <w:tcPr>
         <w:tcBorders>
-          <w:top w:val="single" w:sz="8" w:space="0" w:color="4BACC6" w:themeColor="accent5"/>
+          <w:top w:val="single" w:color="4BACC6" w:themeColor="accent5" w:sz="8" w:space="0"/>
           <w:left w:val="nil"/>
           <w:bottom w:val="nil"/>
           <w:right w:val="nil"/>
@@ -8702,7 +8705,7 @@
           <w:top w:val="nil"/>
           <w:left w:val="nil"/>
           <w:bottom w:val="nil"/>
-          <w:right w:val="single" w:sz="8" w:space="0" w:color="4BACC6" w:themeColor="accent5"/>
+          <w:right w:val="single" w:color="4BACC6" w:themeColor="accent5" w:sz="8" w:space="0"/>
           <w:insideH w:val="nil"/>
           <w:insideV w:val="nil"/>
         </w:tcBorders>
@@ -8714,7 +8717,7 @@
       <w:tcPr>
         <w:tcBorders>
           <w:top w:val="nil"/>
-          <w:left w:val="single" w:sz="8" w:space="0" w:color="4BACC6" w:themeColor="accent5"/>
+          <w:left w:val="single" w:color="4BACC6" w:themeColor="accent5" w:sz="8" w:space="0"/>
           <w:bottom w:val="nil"/>
           <w:right w:val="nil"/>
           <w:insideH w:val="nil"/>
@@ -8771,7 +8774,7 @@
       <w:spacing w:after="0" w:line="240" w:lineRule="auto"/>
     </w:pPr>
     <w:rPr>
-      <w:rFonts w:asciiTheme="majorHAnsi" w:eastAsiaTheme="majorEastAsia" w:hAnsiTheme="majorHAnsi" w:cstheme="majorBidi"/>
+      <w:rFonts w:asciiTheme="majorHAnsi" w:hAnsiTheme="majorHAnsi" w:eastAsiaTheme="majorEastAsia" w:cstheme="majorBidi"/>
       <w:color w:val="000000" w:themeColor="text1"/>
     </w:rPr>
     <w:tblPr>
@@ -8779,10 +8782,10 @@
       <w:tblStyleColBandSize w:val="1"/>
       <w:tblInd w:w="0" w:type="dxa"/>
       <w:tblBorders>
-        <w:top w:val="single" w:sz="8" w:space="0" w:color="F79646" w:themeColor="accent6"/>
-        <w:left w:val="single" w:sz="8" w:space="0" w:color="F79646" w:themeColor="accent6"/>
-        <w:bottom w:val="single" w:sz="8" w:space="0" w:color="F79646" w:themeColor="accent6"/>
-        <w:right w:val="single" w:sz="8" w:space="0" w:color="F79646" w:themeColor="accent6"/>
+        <w:top w:val="single" w:color="F79646" w:themeColor="accent6" w:sz="8" w:space="0"/>
+        <w:left w:val="single" w:color="F79646" w:themeColor="accent6" w:sz="8" w:space="0"/>
+        <w:bottom w:val="single" w:color="F79646" w:themeColor="accent6" w:sz="8" w:space="0"/>
+        <w:right w:val="single" w:color="F79646" w:themeColor="accent6" w:sz="8" w:space="0"/>
       </w:tblBorders>
       <w:tblCellMar>
         <w:top w:w="0" w:type="dxa"/>
@@ -8801,7 +8804,7 @@
         <w:tcBorders>
           <w:top w:val="nil"/>
           <w:left w:val="nil"/>
-          <w:bottom w:val="single" w:sz="24" w:space="0" w:color="F79646" w:themeColor="accent6"/>
+          <w:bottom w:val="single" w:color="F79646" w:themeColor="accent6" w:sz="24" w:space="0"/>
           <w:right w:val="nil"/>
           <w:insideH w:val="nil"/>
           <w:insideV w:val="nil"/>
@@ -8813,7 +8816,7 @@
       <w:tblPr/>
       <w:tcPr>
         <w:tcBorders>
-          <w:top w:val="single" w:sz="8" w:space="0" w:color="F79646" w:themeColor="accent6"/>
+          <w:top w:val="single" w:color="F79646" w:themeColor="accent6" w:sz="8" w:space="0"/>
           <w:left w:val="nil"/>
           <w:bottom w:val="nil"/>
           <w:right w:val="nil"/>
@@ -8830,7 +8833,7 @@
           <w:top w:val="nil"/>
           <w:left w:val="nil"/>
           <w:bottom w:val="nil"/>
-          <w:right w:val="single" w:sz="8" w:space="0" w:color="F79646" w:themeColor="accent6"/>
+          <w:right w:val="single" w:color="F79646" w:themeColor="accent6" w:sz="8" w:space="0"/>
           <w:insideH w:val="nil"/>
           <w:insideV w:val="nil"/>
         </w:tcBorders>
@@ -8842,7 +8845,7 @@
       <w:tcPr>
         <w:tcBorders>
           <w:top w:val="nil"/>
-          <w:left w:val="single" w:sz="8" w:space="0" w:color="F79646" w:themeColor="accent6"/>
+          <w:left w:val="single" w:color="F79646" w:themeColor="accent6" w:sz="8" w:space="0"/>
           <w:bottom w:val="nil"/>
           <w:right w:val="nil"/>
           <w:insideH w:val="nil"/>
@@ -8903,12 +8906,12 @@
       <w:tblStyleColBandSize w:val="1"/>
       <w:tblInd w:w="0" w:type="dxa"/>
       <w:tblBorders>
-        <w:top w:val="single" w:sz="8" w:space="0" w:color="404040" w:themeColor="text1" w:themeTint="BF"/>
-        <w:left w:val="single" w:sz="8" w:space="0" w:color="404040" w:themeColor="text1" w:themeTint="BF"/>
-        <w:bottom w:val="single" w:sz="8" w:space="0" w:color="404040" w:themeColor="text1" w:themeTint="BF"/>
-        <w:right w:val="single" w:sz="8" w:space="0" w:color="404040" w:themeColor="text1" w:themeTint="BF"/>
-        <w:insideH w:val="single" w:sz="8" w:space="0" w:color="404040" w:themeColor="text1" w:themeTint="BF"/>
-        <w:insideV w:val="single" w:sz="8" w:space="0" w:color="404040" w:themeColor="text1" w:themeTint="BF"/>
+        <w:top w:val="single" w:color="404040" w:themeColor="text1" w:themeTint="BF" w:sz="8" w:space="0"/>
+        <w:left w:val="single" w:color="404040" w:themeColor="text1" w:themeTint="BF" w:sz="8" w:space="0"/>
+        <w:bottom w:val="single" w:color="404040" w:themeColor="text1" w:themeTint="BF" w:sz="8" w:space="0"/>
+        <w:right w:val="single" w:color="404040" w:themeColor="text1" w:themeTint="BF" w:sz="8" w:space="0"/>
+        <w:insideH w:val="single" w:color="404040" w:themeColor="text1" w:themeTint="BF" w:sz="8" w:space="0"/>
+        <w:insideV w:val="single" w:color="404040" w:themeColor="text1" w:themeTint="BF" w:sz="8" w:space="0"/>
       </w:tblBorders>
       <w:tblCellMar>
         <w:top w:w="0" w:type="dxa"/>
@@ -8934,7 +8937,7 @@
       <w:tblPr/>
       <w:tcPr>
         <w:tcBorders>
-          <w:top w:val="single" w:sz="18" w:space="0" w:color="404040" w:themeColor="text1" w:themeTint="BF"/>
+          <w:top w:val="single" w:color="404040" w:themeColor="text1" w:themeTint="BF" w:sz="18" w:space="0"/>
         </w:tcBorders>
       </w:tcPr>
     </w:tblStylePr>
@@ -8976,12 +8979,12 @@
       <w:tblStyleColBandSize w:val="1"/>
       <w:tblInd w:w="0" w:type="dxa"/>
       <w:tblBorders>
-        <w:top w:val="single" w:sz="8" w:space="0" w:color="7BA0CD" w:themeColor="accent1" w:themeTint="BF"/>
-        <w:left w:val="single" w:sz="8" w:space="0" w:color="7BA0CD" w:themeColor="accent1" w:themeTint="BF"/>
-        <w:bottom w:val="single" w:sz="8" w:space="0" w:color="7BA0CD" w:themeColor="accent1" w:themeTint="BF"/>
-        <w:right w:val="single" w:sz="8" w:space="0" w:color="7BA0CD" w:themeColor="accent1" w:themeTint="BF"/>
-        <w:insideH w:val="single" w:sz="8" w:space="0" w:color="7BA0CD" w:themeColor="accent1" w:themeTint="BF"/>
-        <w:insideV w:val="single" w:sz="8" w:space="0" w:color="7BA0CD" w:themeColor="accent1" w:themeTint="BF"/>
+        <w:top w:val="single" w:color="7BA0CD" w:themeColor="accent1" w:themeTint="BF" w:sz="8" w:space="0"/>
+        <w:left w:val="single" w:color="7BA0CD" w:themeColor="accent1" w:themeTint="BF" w:sz="8" w:space="0"/>
+        <w:bottom w:val="single" w:color="7BA0CD" w:themeColor="accent1" w:themeTint="BF" w:sz="8" w:space="0"/>
+        <w:right w:val="single" w:color="7BA0CD" w:themeColor="accent1" w:themeTint="BF" w:sz="8" w:space="0"/>
+        <w:insideH w:val="single" w:color="7BA0CD" w:themeColor="accent1" w:themeTint="BF" w:sz="8" w:space="0"/>
+        <w:insideV w:val="single" w:color="7BA0CD" w:themeColor="accent1" w:themeTint="BF" w:sz="8" w:space="0"/>
       </w:tblBorders>
       <w:tblCellMar>
         <w:top w:w="0" w:type="dxa"/>
@@ -9007,7 +9010,7 @@
       <w:tblPr/>
       <w:tcPr>
         <w:tcBorders>
-          <w:top w:val="single" w:sz="18" w:space="0" w:color="7BA0CD" w:themeColor="accent1" w:themeTint="BF"/>
+          <w:top w:val="single" w:color="7BA0CD" w:themeColor="accent1" w:themeTint="BF" w:sz="18" w:space="0"/>
         </w:tcBorders>
       </w:tcPr>
     </w:tblStylePr>
@@ -9049,12 +9052,12 @@
       <w:tblStyleColBandSize w:val="1"/>
       <w:tblInd w:w="0" w:type="dxa"/>
       <w:tblBorders>
-        <w:top w:val="single" w:sz="8" w:space="0" w:color="CF7B79" w:themeColor="accent2" w:themeTint="BF"/>
-        <w:left w:val="single" w:sz="8" w:space="0" w:color="CF7B79" w:themeColor="accent2" w:themeTint="BF"/>
-        <w:bottom w:val="single" w:sz="8" w:space="0" w:color="CF7B79" w:themeColor="accent2" w:themeTint="BF"/>
-        <w:right w:val="single" w:sz="8" w:space="0" w:color="CF7B79" w:themeColor="accent2" w:themeTint="BF"/>
-        <w:insideH w:val="single" w:sz="8" w:space="0" w:color="CF7B79" w:themeColor="accent2" w:themeTint="BF"/>
-        <w:insideV w:val="single" w:sz="8" w:space="0" w:color="CF7B79" w:themeColor="accent2" w:themeTint="BF"/>
+        <w:top w:val="single" w:color="CF7B79" w:themeColor="accent2" w:themeTint="BF" w:sz="8" w:space="0"/>
+        <w:left w:val="single" w:color="CF7B79" w:themeColor="accent2" w:themeTint="BF" w:sz="8" w:space="0"/>
+        <w:bottom w:val="single" w:color="CF7B79" w:themeColor="accent2" w:themeTint="BF" w:sz="8" w:space="0"/>
+        <w:right w:val="single" w:color="CF7B79" w:themeColor="accent2" w:themeTint="BF" w:sz="8" w:space="0"/>
+        <w:insideH w:val="single" w:color="CF7B79" w:themeColor="accent2" w:themeTint="BF" w:sz="8" w:space="0"/>
+        <w:insideV w:val="single" w:color="CF7B79" w:themeColor="accent2" w:themeTint="BF" w:sz="8" w:space="0"/>
       </w:tblBorders>
       <w:tblCellMar>
         <w:top w:w="0" w:type="dxa"/>
@@ -9080,7 +9083,7 @@
       <w:tblPr/>
       <w:tcPr>
         <w:tcBorders>
-          <w:top w:val="single" w:sz="18" w:space="0" w:color="CF7B79" w:themeColor="accent2" w:themeTint="BF"/>
+          <w:top w:val="single" w:color="CF7B79" w:themeColor="accent2" w:themeTint="BF" w:sz="18" w:space="0"/>
         </w:tcBorders>
       </w:tcPr>
     </w:tblStylePr>
@@ -9122,12 +9125,12 @@
       <w:tblStyleColBandSize w:val="1"/>
       <w:tblInd w:w="0" w:type="dxa"/>
       <w:tblBorders>
-        <w:top w:val="single" w:sz="8" w:space="0" w:color="B3CC82" w:themeColor="accent3" w:themeTint="BF"/>
-        <w:left w:val="single" w:sz="8" w:space="0" w:color="B3CC82" w:themeColor="accent3" w:themeTint="BF"/>
-        <w:bottom w:val="single" w:sz="8" w:space="0" w:color="B3CC82" w:themeColor="accent3" w:themeTint="BF"/>
-        <w:right w:val="single" w:sz="8" w:space="0" w:color="B3CC82" w:themeColor="accent3" w:themeTint="BF"/>
-        <w:insideH w:val="single" w:sz="8" w:space="0" w:color="B3CC82" w:themeColor="accent3" w:themeTint="BF"/>
-        <w:insideV w:val="single" w:sz="8" w:space="0" w:color="B3CC82" w:themeColor="accent3" w:themeTint="BF"/>
+        <w:top w:val="single" w:color="B3CC82" w:themeColor="accent3" w:themeTint="BF" w:sz="8" w:space="0"/>
+        <w:left w:val="single" w:color="B3CC82" w:themeColor="accent3" w:themeTint="BF" w:sz="8" w:space="0"/>
+        <w:bottom w:val="single" w:color="B3CC82" w:themeColor="accent3" w:themeTint="BF" w:sz="8" w:space="0"/>
+        <w:right w:val="single" w:color="B3CC82" w:themeColor="accent3" w:themeTint="BF" w:sz="8" w:space="0"/>
+        <w:insideH w:val="single" w:color="B3CC82" w:themeColor="accent3" w:themeTint="BF" w:sz="8" w:space="0"/>
+        <w:insideV w:val="single" w:color="B3CC82" w:themeColor="accent3" w:themeTint="BF" w:sz="8" w:space="0"/>
       </w:tblBorders>
       <w:tblCellMar>
         <w:top w:w="0" w:type="dxa"/>
@@ -9153,7 +9156,7 @@
       <w:tblPr/>
       <w:tcPr>
         <w:tcBorders>
-          <w:top w:val="single" w:sz="18" w:space="0" w:color="B3CC82" w:themeColor="accent3" w:themeTint="BF"/>
+          <w:top w:val="single" w:color="B3CC82" w:themeColor="accent3" w:themeTint="BF" w:sz="18" w:space="0"/>
         </w:tcBorders>
       </w:tcPr>
     </w:tblStylePr>
@@ -9195,12 +9198,12 @@
       <w:tblStyleColBandSize w:val="1"/>
       <w:tblInd w:w="0" w:type="dxa"/>
       <w:tblBorders>
-        <w:top w:val="single" w:sz="8" w:space="0" w:color="9F8AB9" w:themeColor="accent4" w:themeTint="BF"/>
-        <w:left w:val="single" w:sz="8" w:space="0" w:color="9F8AB9" w:themeColor="accent4" w:themeTint="BF"/>
-        <w:bottom w:val="single" w:sz="8" w:space="0" w:color="9F8AB9" w:themeColor="accent4" w:themeTint="BF"/>
-        <w:right w:val="single" w:sz="8" w:space="0" w:color="9F8AB9" w:themeColor="accent4" w:themeTint="BF"/>
-        <w:insideH w:val="single" w:sz="8" w:space="0" w:color="9F8AB9" w:themeColor="accent4" w:themeTint="BF"/>
-        <w:insideV w:val="single" w:sz="8" w:space="0" w:color="9F8AB9" w:themeColor="accent4" w:themeTint="BF"/>
+        <w:top w:val="single" w:color="9F8AB9" w:themeColor="accent4" w:themeTint="BF" w:sz="8" w:space="0"/>
+        <w:left w:val="single" w:color="9F8AB9" w:themeColor="accent4" w:themeTint="BF" w:sz="8" w:space="0"/>
+        <w:bottom w:val="single" w:color="9F8AB9" w:themeColor="accent4" w:themeTint="BF" w:sz="8" w:space="0"/>
+        <w:right w:val="single" w:color="9F8AB9" w:themeColor="accent4" w:themeTint="BF" w:sz="8" w:space="0"/>
+        <w:insideH w:val="single" w:color="9F8AB9" w:themeColor="accent4" w:themeTint="BF" w:sz="8" w:space="0"/>
+        <w:insideV w:val="single" w:color="9F8AB9" w:themeColor="accent4" w:themeTint="BF" w:sz="8" w:space="0"/>
       </w:tblBorders>
       <w:tblCellMar>
         <w:top w:w="0" w:type="dxa"/>
@@ -9226,7 +9229,7 @@
       <w:tblPr/>
       <w:tcPr>
         <w:tcBorders>
-          <w:top w:val="single" w:sz="18" w:space="0" w:color="9F8AB9" w:themeColor="accent4" w:themeTint="BF"/>
+          <w:top w:val="single" w:color="9F8AB9" w:themeColor="accent4" w:themeTint="BF" w:sz="18" w:space="0"/>
         </w:tcBorders>
       </w:tcPr>
     </w:tblStylePr>
@@ -9268,12 +9271,12 @@
       <w:tblStyleColBandSize w:val="1"/>
       <w:tblInd w:w="0" w:type="dxa"/>
       <w:tblBorders>
-        <w:top w:val="single" w:sz="8" w:space="0" w:color="78C0D4" w:themeColor="accent5" w:themeTint="BF"/>
-        <w:left w:val="single" w:sz="8" w:space="0" w:color="78C0D4" w:themeColor="accent5" w:themeTint="BF"/>
-        <w:bottom w:val="single" w:sz="8" w:space="0" w:color="78C0D4" w:themeColor="accent5" w:themeTint="BF"/>
-        <w:right w:val="single" w:sz="8" w:space="0" w:color="78C0D4" w:themeColor="accent5" w:themeTint="BF"/>
-        <w:insideH w:val="single" w:sz="8" w:space="0" w:color="78C0D4" w:themeColor="accent5" w:themeTint="BF"/>
-        <w:insideV w:val="single" w:sz="8" w:space="0" w:color="78C0D4" w:themeColor="accent5" w:themeTint="BF"/>
+        <w:top w:val="single" w:color="78C0D4" w:themeColor="accent5" w:themeTint="BF" w:sz="8" w:space="0"/>
+        <w:left w:val="single" w:color="78C0D4" w:themeColor="accent5" w:themeTint="BF" w:sz="8" w:space="0"/>
+        <w:bottom w:val="single" w:color="78C0D4" w:themeColor="accent5" w:themeTint="BF" w:sz="8" w:space="0"/>
+        <w:right w:val="single" w:color="78C0D4" w:themeColor="accent5" w:themeTint="BF" w:sz="8" w:space="0"/>
+        <w:insideH w:val="single" w:color="78C0D4" w:themeColor="accent5" w:themeTint="BF" w:sz="8" w:space="0"/>
+        <w:insideV w:val="single" w:color="78C0D4" w:themeColor="accent5" w:themeTint="BF" w:sz="8" w:space="0"/>
       </w:tblBorders>
       <w:tblCellMar>
         <w:top w:w="0" w:type="dxa"/>
@@ -9299,7 +9302,7 @@
       <w:tblPr/>
       <w:tcPr>
         <w:tcBorders>
-          <w:top w:val="single" w:sz="18" w:space="0" w:color="78C0D4" w:themeColor="accent5" w:themeTint="BF"/>
+          <w:top w:val="single" w:color="78C0D4" w:themeColor="accent5" w:themeTint="BF" w:sz="18" w:space="0"/>
         </w:tcBorders>
       </w:tcPr>
     </w:tblStylePr>
@@ -9341,12 +9344,12 @@
       <w:tblStyleColBandSize w:val="1"/>
       <w:tblInd w:w="0" w:type="dxa"/>
       <w:tblBorders>
-        <w:top w:val="single" w:sz="8" w:space="0" w:color="F9B074" w:themeColor="accent6" w:themeTint="BF"/>
-        <w:left w:val="single" w:sz="8" w:space="0" w:color="F9B074" w:themeColor="accent6" w:themeTint="BF"/>
-        <w:bottom w:val="single" w:sz="8" w:space="0" w:color="F9B074" w:themeColor="accent6" w:themeTint="BF"/>
-        <w:right w:val="single" w:sz="8" w:space="0" w:color="F9B074" w:themeColor="accent6" w:themeTint="BF"/>
-        <w:insideH w:val="single" w:sz="8" w:space="0" w:color="F9B074" w:themeColor="accent6" w:themeTint="BF"/>
-        <w:insideV w:val="single" w:sz="8" w:space="0" w:color="F9B074" w:themeColor="accent6" w:themeTint="BF"/>
+        <w:top w:val="single" w:color="F9B074" w:themeColor="accent6" w:themeTint="BF" w:sz="8" w:space="0"/>
+        <w:left w:val="single" w:color="F9B074" w:themeColor="accent6" w:themeTint="BF" w:sz="8" w:space="0"/>
+        <w:bottom w:val="single" w:color="F9B074" w:themeColor="accent6" w:themeTint="BF" w:sz="8" w:space="0"/>
+        <w:right w:val="single" w:color="F9B074" w:themeColor="accent6" w:themeTint="BF" w:sz="8" w:space="0"/>
+        <w:insideH w:val="single" w:color="F9B074" w:themeColor="accent6" w:themeTint="BF" w:sz="8" w:space="0"/>
+        <w:insideV w:val="single" w:color="F9B074" w:themeColor="accent6" w:themeTint="BF" w:sz="8" w:space="0"/>
       </w:tblBorders>
       <w:tblCellMar>
         <w:top w:w="0" w:type="dxa"/>
@@ -9372,7 +9375,7 @@
       <w:tblPr/>
       <w:tcPr>
         <w:tcBorders>
-          <w:top w:val="single" w:sz="18" w:space="0" w:color="F9B074" w:themeColor="accent6" w:themeTint="BF"/>
+          <w:top w:val="single" w:color="F9B074" w:themeColor="accent6" w:themeTint="BF" w:sz="18" w:space="0"/>
         </w:tcBorders>
       </w:tcPr>
     </w:tblStylePr>
@@ -9410,7 +9413,7 @@
       <w:spacing w:after="0" w:line="240" w:lineRule="auto"/>
     </w:pPr>
     <w:rPr>
-      <w:rFonts w:asciiTheme="majorHAnsi" w:eastAsiaTheme="majorEastAsia" w:hAnsiTheme="majorHAnsi" w:cstheme="majorBidi"/>
+      <w:rFonts w:asciiTheme="majorHAnsi" w:hAnsiTheme="majorHAnsi" w:eastAsiaTheme="majorEastAsia" w:cstheme="majorBidi"/>
       <w:color w:val="000000" w:themeColor="text1"/>
     </w:rPr>
     <w:tblPr>
@@ -9418,12 +9421,12 @@
       <w:tblStyleColBandSize w:val="1"/>
       <w:tblInd w:w="0" w:type="dxa"/>
       <w:tblBorders>
-        <w:top w:val="single" w:sz="8" w:space="0" w:color="000000" w:themeColor="text1"/>
-        <w:left w:val="single" w:sz="8" w:space="0" w:color="000000" w:themeColor="text1"/>
-        <w:bottom w:val="single" w:sz="8" w:space="0" w:color="000000" w:themeColor="text1"/>
-        <w:right w:val="single" w:sz="8" w:space="0" w:color="000000" w:themeColor="text1"/>
-        <w:insideH w:val="single" w:sz="8" w:space="0" w:color="000000" w:themeColor="text1"/>
-        <w:insideV w:val="single" w:sz="8" w:space="0" w:color="000000" w:themeColor="text1"/>
+        <w:top w:val="single" w:color="000000" w:themeColor="text1" w:sz="8" w:space="0"/>
+        <w:left w:val="single" w:color="000000" w:themeColor="text1" w:sz="8" w:space="0"/>
+        <w:bottom w:val="single" w:color="000000" w:themeColor="text1" w:sz="8" w:space="0"/>
+        <w:right w:val="single" w:color="000000" w:themeColor="text1" w:sz="8" w:space="0"/>
+        <w:insideH w:val="single" w:color="000000" w:themeColor="text1" w:sz="8" w:space="0"/>
+        <w:insideV w:val="single" w:color="000000" w:themeColor="text1" w:sz="8" w:space="0"/>
       </w:tblBorders>
       <w:tblCellMar>
         <w:top w:w="0" w:type="dxa"/>
@@ -9455,7 +9458,7 @@
       <w:tblPr/>
       <w:tcPr>
         <w:tcBorders>
-          <w:top w:val="single" w:sz="12" w:space="0" w:color="000000" w:themeColor="text1"/>
+          <w:top w:val="single" w:color="000000" w:themeColor="text1" w:sz="12" w:space="0"/>
           <w:left w:val="nil"/>
           <w:bottom w:val="nil"/>
           <w:right w:val="nil"/>
@@ -9513,8 +9516,8 @@
       <w:tblPr/>
       <w:tcPr>
         <w:tcBorders>
-          <w:insideH w:val="single" w:sz="6" w:space="0" w:color="000000" w:themeColor="text1"/>
-          <w:insideV w:val="single" w:sz="6" w:space="0" w:color="000000" w:themeColor="text1"/>
+          <w:insideH w:val="single" w:color="000000" w:themeColor="text1" w:sz="6" w:space="0"/>
+          <w:insideV w:val="single" w:color="000000" w:themeColor="text1" w:sz="6" w:space="0"/>
         </w:tcBorders>
         <w:shd w:val="clear" w:color="auto" w:fill="808080" w:themeFill="text1" w:themeFillTint="7F"/>
       </w:tcPr>
@@ -9535,7 +9538,7 @@
       <w:spacing w:after="0" w:line="240" w:lineRule="auto"/>
     </w:pPr>
     <w:rPr>
-      <w:rFonts w:asciiTheme="majorHAnsi" w:eastAsiaTheme="majorEastAsia" w:hAnsiTheme="majorHAnsi" w:cstheme="majorBidi"/>
+      <w:rFonts w:asciiTheme="majorHAnsi" w:hAnsiTheme="majorHAnsi" w:eastAsiaTheme="majorEastAsia" w:cstheme="majorBidi"/>
       <w:color w:val="000000" w:themeColor="text1"/>
     </w:rPr>
     <w:tblPr>
@@ -9543,12 +9546,12 @@
       <w:tblStyleColBandSize w:val="1"/>
       <w:tblInd w:w="0" w:type="dxa"/>
       <w:tblBorders>
-        <w:top w:val="single" w:sz="8" w:space="0" w:color="4F81BD" w:themeColor="accent1"/>
-        <w:left w:val="single" w:sz="8" w:space="0" w:color="4F81BD" w:themeColor="accent1"/>
-        <w:bottom w:val="single" w:sz="8" w:space="0" w:color="4F81BD" w:themeColor="accent1"/>
-        <w:right w:val="single" w:sz="8" w:space="0" w:color="4F81BD" w:themeColor="accent1"/>
-        <w:insideH w:val="single" w:sz="8" w:space="0" w:color="4F81BD" w:themeColor="accent1"/>
-        <w:insideV w:val="single" w:sz="8" w:space="0" w:color="4F81BD" w:themeColor="accent1"/>
+        <w:top w:val="single" w:color="4F81BD" w:themeColor="accent1" w:sz="8" w:space="0"/>
+        <w:left w:val="single" w:color="4F81BD" w:themeColor="accent1" w:sz="8" w:space="0"/>
+        <w:bottom w:val="single" w:color="4F81BD" w:themeColor="accent1" w:sz="8" w:space="0"/>
+        <w:right w:val="single" w:color="4F81BD" w:themeColor="accent1" w:sz="8" w:space="0"/>
+        <w:insideH w:val="single" w:color="4F81BD" w:themeColor="accent1" w:sz="8" w:space="0"/>
+        <w:insideV w:val="single" w:color="4F81BD" w:themeColor="accent1" w:sz="8" w:space="0"/>
       </w:tblBorders>
       <w:tblCellMar>
         <w:top w:w="0" w:type="dxa"/>
@@ -9580,7 +9583,7 @@
       <w:tblPr/>
       <w:tcPr>
         <w:tcBorders>
-          <w:top w:val="single" w:sz="12" w:space="0" w:color="000000" w:themeColor="text1"/>
+          <w:top w:val="single" w:color="000000" w:themeColor="text1" w:sz="12" w:space="0"/>
           <w:left w:val="nil"/>
           <w:bottom w:val="nil"/>
           <w:right w:val="nil"/>
@@ -9638,8 +9641,8 @@
       <w:tblPr/>
       <w:tcPr>
         <w:tcBorders>
-          <w:insideH w:val="single" w:sz="6" w:space="0" w:color="4F81BD" w:themeColor="accent1"/>
-          <w:insideV w:val="single" w:sz="6" w:space="0" w:color="4F81BD" w:themeColor="accent1"/>
+          <w:insideH w:val="single" w:color="4F81BD" w:themeColor="accent1" w:sz="6" w:space="0"/>
+          <w:insideV w:val="single" w:color="4F81BD" w:themeColor="accent1" w:sz="6" w:space="0"/>
         </w:tcBorders>
         <w:shd w:val="clear" w:color="auto" w:fill="A7BFDE" w:themeFill="accent1" w:themeFillTint="7F"/>
       </w:tcPr>
@@ -9660,7 +9663,7 @@
       <w:spacing w:after="0" w:line="240" w:lineRule="auto"/>
     </w:pPr>
     <w:rPr>
-      <w:rFonts w:asciiTheme="majorHAnsi" w:eastAsiaTheme="majorEastAsia" w:hAnsiTheme="majorHAnsi" w:cstheme="majorBidi"/>
+      <w:rFonts w:asciiTheme="majorHAnsi" w:hAnsiTheme="majorHAnsi" w:eastAsiaTheme="majorEastAsia" w:cstheme="majorBidi"/>
       <w:color w:val="000000" w:themeColor="text1"/>
     </w:rPr>
     <w:tblPr>
@@ -9668,12 +9671,12 @@
       <w:tblStyleColBandSize w:val="1"/>
       <w:tblInd w:w="0" w:type="dxa"/>
       <w:tblBorders>
-        <w:top w:val="single" w:sz="8" w:space="0" w:color="C0504D" w:themeColor="accent2"/>
-        <w:left w:val="single" w:sz="8" w:space="0" w:color="C0504D" w:themeColor="accent2"/>
-        <w:bottom w:val="single" w:sz="8" w:space="0" w:color="C0504D" w:themeColor="accent2"/>
-        <w:right w:val="single" w:sz="8" w:space="0" w:color="C0504D" w:themeColor="accent2"/>
-        <w:insideH w:val="single" w:sz="8" w:space="0" w:color="C0504D" w:themeColor="accent2"/>
-        <w:insideV w:val="single" w:sz="8" w:space="0" w:color="C0504D" w:themeColor="accent2"/>
+        <w:top w:val="single" w:color="C0504D" w:themeColor="accent2" w:sz="8" w:space="0"/>
+        <w:left w:val="single" w:color="C0504D" w:themeColor="accent2" w:sz="8" w:space="0"/>
+        <w:bottom w:val="single" w:color="C0504D" w:themeColor="accent2" w:sz="8" w:space="0"/>
+        <w:right w:val="single" w:color="C0504D" w:themeColor="accent2" w:sz="8" w:space="0"/>
+        <w:insideH w:val="single" w:color="C0504D" w:themeColor="accent2" w:sz="8" w:space="0"/>
+        <w:insideV w:val="single" w:color="C0504D" w:themeColor="accent2" w:sz="8" w:space="0"/>
       </w:tblBorders>
       <w:tblCellMar>
         <w:top w:w="0" w:type="dxa"/>
@@ -9705,7 +9708,7 @@
       <w:tblPr/>
       <w:tcPr>
         <w:tcBorders>
-          <w:top w:val="single" w:sz="12" w:space="0" w:color="000000" w:themeColor="text1"/>
+          <w:top w:val="single" w:color="000000" w:themeColor="text1" w:sz="12" w:space="0"/>
           <w:left w:val="nil"/>
           <w:bottom w:val="nil"/>
           <w:right w:val="nil"/>
@@ -9763,8 +9766,8 @@
       <w:tblPr/>
       <w:tcPr>
         <w:tcBorders>
-          <w:insideH w:val="single" w:sz="6" w:space="0" w:color="C0504D" w:themeColor="accent2"/>
-          <w:insideV w:val="single" w:sz="6" w:space="0" w:color="C0504D" w:themeColor="accent2"/>
+          <w:insideH w:val="single" w:color="C0504D" w:themeColor="accent2" w:sz="6" w:space="0"/>
+          <w:insideV w:val="single" w:color="C0504D" w:themeColor="accent2" w:sz="6" w:space="0"/>
         </w:tcBorders>
         <w:shd w:val="clear" w:color="auto" w:fill="DFA7A6" w:themeFill="accent2" w:themeFillTint="7F"/>
       </w:tcPr>
@@ -9785,7 +9788,7 @@
       <w:spacing w:after="0" w:line="240" w:lineRule="auto"/>
     </w:pPr>
     <w:rPr>
-      <w:rFonts w:asciiTheme="majorHAnsi" w:eastAsiaTheme="majorEastAsia" w:hAnsiTheme="majorHAnsi" w:cstheme="majorBidi"/>
+      <w:rFonts w:asciiTheme="majorHAnsi" w:hAnsiTheme="majorHAnsi" w:eastAsiaTheme="majorEastAsia" w:cstheme="majorBidi"/>
       <w:color w:val="000000" w:themeColor="text1"/>
     </w:rPr>
     <w:tblPr>
@@ -9793,12 +9796,12 @@
       <w:tblStyleColBandSize w:val="1"/>
       <w:tblInd w:w="0" w:type="dxa"/>
       <w:tblBorders>
-        <w:top w:val="single" w:sz="8" w:space="0" w:color="9BBB59" w:themeColor="accent3"/>
-        <w:left w:val="single" w:sz="8" w:space="0" w:color="9BBB59" w:themeColor="accent3"/>
-        <w:bottom w:val="single" w:sz="8" w:space="0" w:color="9BBB59" w:themeColor="accent3"/>
-        <w:right w:val="single" w:sz="8" w:space="0" w:color="9BBB59" w:themeColor="accent3"/>
-        <w:insideH w:val="single" w:sz="8" w:space="0" w:color="9BBB59" w:themeColor="accent3"/>
-        <w:insideV w:val="single" w:sz="8" w:space="0" w:color="9BBB59" w:themeColor="accent3"/>
+        <w:top w:val="single" w:color="9BBB59" w:themeColor="accent3" w:sz="8" w:space="0"/>
+        <w:left w:val="single" w:color="9BBB59" w:themeColor="accent3" w:sz="8" w:space="0"/>
+        <w:bottom w:val="single" w:color="9BBB59" w:themeColor="accent3" w:sz="8" w:space="0"/>
+        <w:right w:val="single" w:color="9BBB59" w:themeColor="accent3" w:sz="8" w:space="0"/>
+        <w:insideH w:val="single" w:color="9BBB59" w:themeColor="accent3" w:sz="8" w:space="0"/>
+        <w:insideV w:val="single" w:color="9BBB59" w:themeColor="accent3" w:sz="8" w:space="0"/>
       </w:tblBorders>
       <w:tblCellMar>
         <w:top w:w="0" w:type="dxa"/>
@@ -9830,7 +9833,7 @@
       <w:tblPr/>
       <w:tcPr>
         <w:tcBorders>
-          <w:top w:val="single" w:sz="12" w:space="0" w:color="000000" w:themeColor="text1"/>
+          <w:top w:val="single" w:color="000000" w:themeColor="text1" w:sz="12" w:space="0"/>
           <w:left w:val="nil"/>
           <w:bottom w:val="nil"/>
           <w:right w:val="nil"/>
@@ -9888,8 +9891,8 @@
       <w:tblPr/>
       <w:tcPr>
         <w:tcBorders>
-          <w:insideH w:val="single" w:sz="6" w:space="0" w:color="9BBB59" w:themeColor="accent3"/>
-          <w:insideV w:val="single" w:sz="6" w:space="0" w:color="9BBB59" w:themeColor="accent3"/>
+          <w:insideH w:val="single" w:color="9BBB59" w:themeColor="accent3" w:sz="6" w:space="0"/>
+          <w:insideV w:val="single" w:color="9BBB59" w:themeColor="accent3" w:sz="6" w:space="0"/>
         </w:tcBorders>
         <w:shd w:val="clear" w:color="auto" w:fill="CDDDAC" w:themeFill="accent3" w:themeFillTint="7F"/>
       </w:tcPr>
@@ -9910,7 +9913,7 @@
       <w:spacing w:after="0" w:line="240" w:lineRule="auto"/>
     </w:pPr>
     <w:rPr>
-      <w:rFonts w:asciiTheme="majorHAnsi" w:eastAsiaTheme="majorEastAsia" w:hAnsiTheme="majorHAnsi" w:cstheme="majorBidi"/>
+      <w:rFonts w:asciiTheme="majorHAnsi" w:hAnsiTheme="majorHAnsi" w:eastAsiaTheme="majorEastAsia" w:cstheme="majorBidi"/>
       <w:color w:val="000000" w:themeColor="text1"/>
     </w:rPr>
     <w:tblPr>
@@ -9918,12 +9921,12 @@
       <w:tblStyleColBandSize w:val="1"/>
       <w:tblInd w:w="0" w:type="dxa"/>
       <w:tblBorders>
-        <w:top w:val="single" w:sz="8" w:space="0" w:color="8064A2" w:themeColor="accent4"/>
-        <w:left w:val="single" w:sz="8" w:space="0" w:color="8064A2" w:themeColor="accent4"/>
-        <w:bottom w:val="single" w:sz="8" w:space="0" w:color="8064A2" w:themeColor="accent4"/>
-        <w:right w:val="single" w:sz="8" w:space="0" w:color="8064A2" w:themeColor="accent4"/>
-        <w:insideH w:val="single" w:sz="8" w:space="0" w:color="8064A2" w:themeColor="accent4"/>
-        <w:insideV w:val="single" w:sz="8" w:space="0" w:color="8064A2" w:themeColor="accent4"/>
+        <w:top w:val="single" w:color="8064A2" w:themeColor="accent4" w:sz="8" w:space="0"/>
+        <w:left w:val="single" w:color="8064A2" w:themeColor="accent4" w:sz="8" w:space="0"/>
+        <w:bottom w:val="single" w:color="8064A2" w:themeColor="accent4" w:sz="8" w:space="0"/>
+        <w:right w:val="single" w:color="8064A2" w:themeColor="accent4" w:sz="8" w:space="0"/>
+        <w:insideH w:val="single" w:color="8064A2" w:themeColor="accent4" w:sz="8" w:space="0"/>
+        <w:insideV w:val="single" w:color="8064A2" w:themeColor="accent4" w:sz="8" w:space="0"/>
       </w:tblBorders>
       <w:tblCellMar>
         <w:top w:w="0" w:type="dxa"/>
@@ -9955,7 +9958,7 @@
       <w:tblPr/>
       <w:tcPr>
         <w:tcBorders>
-          <w:top w:val="single" w:sz="12" w:space="0" w:color="000000" w:themeColor="text1"/>
+          <w:top w:val="single" w:color="000000" w:themeColor="text1" w:sz="12" w:space="0"/>
           <w:left w:val="nil"/>
           <w:bottom w:val="nil"/>
           <w:right w:val="nil"/>
@@ -10013,8 +10016,8 @@
       <w:tblPr/>
       <w:tcPr>
         <w:tcBorders>
-          <w:insideH w:val="single" w:sz="6" w:space="0" w:color="8064A2" w:themeColor="accent4"/>
-          <w:insideV w:val="single" w:sz="6" w:space="0" w:color="8064A2" w:themeColor="accent4"/>
+          <w:insideH w:val="single" w:color="8064A2" w:themeColor="accent4" w:sz="6" w:space="0"/>
+          <w:insideV w:val="single" w:color="8064A2" w:themeColor="accent4" w:sz="6" w:space="0"/>
         </w:tcBorders>
         <w:shd w:val="clear" w:color="auto" w:fill="BFB1D0" w:themeFill="accent4" w:themeFillTint="7F"/>
       </w:tcPr>
@@ -10035,7 +10038,7 @@
       <w:spacing w:after="0" w:line="240" w:lineRule="auto"/>
     </w:pPr>
     <w:rPr>
-      <w:rFonts w:asciiTheme="majorHAnsi" w:eastAsiaTheme="majorEastAsia" w:hAnsiTheme="majorHAnsi" w:cstheme="majorBidi"/>
+      <w:rFonts w:asciiTheme="majorHAnsi" w:hAnsiTheme="majorHAnsi" w:eastAsiaTheme="majorEastAsia" w:cstheme="majorBidi"/>
       <w:color w:val="000000" w:themeColor="text1"/>
     </w:rPr>
     <w:tblPr>
@@ -10043,12 +10046,12 @@
       <w:tblStyleColBandSize w:val="1"/>
       <w:tblInd w:w="0" w:type="dxa"/>
       <w:tblBorders>
-        <w:top w:val="single" w:sz="8" w:space="0" w:color="4BACC6" w:themeColor="accent5"/>
-        <w:left w:val="single" w:sz="8" w:space="0" w:color="4BACC6" w:themeColor="accent5"/>
-        <w:bottom w:val="single" w:sz="8" w:space="0" w:color="4BACC6" w:themeColor="accent5"/>
-        <w:right w:val="single" w:sz="8" w:space="0" w:color="4BACC6" w:themeColor="accent5"/>
-        <w:insideH w:val="single" w:sz="8" w:space="0" w:color="4BACC6" w:themeColor="accent5"/>
-        <w:insideV w:val="single" w:sz="8" w:space="0" w:color="4BACC6" w:themeColor="accent5"/>
+        <w:top w:val="single" w:color="4BACC6" w:themeColor="accent5" w:sz="8" w:space="0"/>
+        <w:left w:val="single" w:color="4BACC6" w:themeColor="accent5" w:sz="8" w:space="0"/>
+        <w:bottom w:val="single" w:color="4BACC6" w:themeColor="accent5" w:sz="8" w:space="0"/>
+        <w:right w:val="single" w:color="4BACC6" w:themeColor="accent5" w:sz="8" w:space="0"/>
+        <w:insideH w:val="single" w:color="4BACC6" w:themeColor="accent5" w:sz="8" w:space="0"/>
+        <w:insideV w:val="single" w:color="4BACC6" w:themeColor="accent5" w:sz="8" w:space="0"/>
       </w:tblBorders>
       <w:tblCellMar>
         <w:top w:w="0" w:type="dxa"/>
@@ -10080,7 +10083,7 @@
       <w:tblPr/>
       <w:tcPr>
         <w:tcBorders>
-          <w:top w:val="single" w:sz="12" w:space="0" w:color="000000" w:themeColor="text1"/>
+          <w:top w:val="single" w:color="000000" w:themeColor="text1" w:sz="12" w:space="0"/>
           <w:left w:val="nil"/>
           <w:bottom w:val="nil"/>
           <w:right w:val="nil"/>
@@ -10138,8 +10141,8 @@
       <w:tblPr/>
       <w:tcPr>
         <w:tcBorders>
-          <w:insideH w:val="single" w:sz="6" w:space="0" w:color="4BACC6" w:themeColor="accent5"/>
-          <w:insideV w:val="single" w:sz="6" w:space="0" w:color="4BACC6" w:themeColor="accent5"/>
+          <w:insideH w:val="single" w:color="4BACC6" w:themeColor="accent5" w:sz="6" w:space="0"/>
+          <w:insideV w:val="single" w:color="4BACC6" w:themeColor="accent5" w:sz="6" w:space="0"/>
         </w:tcBorders>
         <w:shd w:val="clear" w:color="auto" w:fill="A5D5E2" w:themeFill="accent5" w:themeFillTint="7F"/>
       </w:tcPr>
@@ -10160,7 +10163,7 @@
       <w:spacing w:after="0" w:line="240" w:lineRule="auto"/>
     </w:pPr>
     <w:rPr>
-      <w:rFonts w:asciiTheme="majorHAnsi" w:eastAsiaTheme="majorEastAsia" w:hAnsiTheme="majorHAnsi" w:cstheme="majorBidi"/>
+      <w:rFonts w:asciiTheme="majorHAnsi" w:hAnsiTheme="majorHAnsi" w:eastAsiaTheme="majorEastAsia" w:cstheme="majorBidi"/>
       <w:color w:val="000000" w:themeColor="text1"/>
     </w:rPr>
     <w:tblPr>
@@ -10168,12 +10171,12 @@
       <w:tblStyleColBandSize w:val="1"/>
       <w:tblInd w:w="0" w:type="dxa"/>
       <w:tblBorders>
-        <w:top w:val="single" w:sz="8" w:space="0" w:color="F79646" w:themeColor="accent6"/>
-        <w:left w:val="single" w:sz="8" w:space="0" w:color="F79646" w:themeColor="accent6"/>
-        <w:bottom w:val="single" w:sz="8" w:space="0" w:color="F79646" w:themeColor="accent6"/>
-        <w:right w:val="single" w:sz="8" w:space="0" w:color="F79646" w:themeColor="accent6"/>
-        <w:insideH w:val="single" w:sz="8" w:space="0" w:color="F79646" w:themeColor="accent6"/>
-        <w:insideV w:val="single" w:sz="8" w:space="0" w:color="F79646" w:themeColor="accent6"/>
+        <w:top w:val="single" w:color="F79646" w:themeColor="accent6" w:sz="8" w:space="0"/>
+        <w:left w:val="single" w:color="F79646" w:themeColor="accent6" w:sz="8" w:space="0"/>
+        <w:bottom w:val="single" w:color="F79646" w:themeColor="accent6" w:sz="8" w:space="0"/>
+        <w:right w:val="single" w:color="F79646" w:themeColor="accent6" w:sz="8" w:space="0"/>
+        <w:insideH w:val="single" w:color="F79646" w:themeColor="accent6" w:sz="8" w:space="0"/>
+        <w:insideV w:val="single" w:color="F79646" w:themeColor="accent6" w:sz="8" w:space="0"/>
       </w:tblBorders>
       <w:tblCellMar>
         <w:top w:w="0" w:type="dxa"/>
@@ -10205,7 +10208,7 @@
       <w:tblPr/>
       <w:tcPr>
         <w:tcBorders>
-          <w:top w:val="single" w:sz="12" w:space="0" w:color="000000" w:themeColor="text1"/>
+          <w:top w:val="single" w:color="000000" w:themeColor="text1" w:sz="12" w:space="0"/>
           <w:left w:val="nil"/>
           <w:bottom w:val="nil"/>
           <w:right w:val="nil"/>
@@ -10263,8 +10266,8 @@
       <w:tblPr/>
       <w:tcPr>
         <w:tcBorders>
-          <w:insideH w:val="single" w:sz="6" w:space="0" w:color="F79646" w:themeColor="accent6"/>
-          <w:insideV w:val="single" w:sz="6" w:space="0" w:color="F79646" w:themeColor="accent6"/>
+          <w:insideH w:val="single" w:color="F79646" w:themeColor="accent6" w:sz="6" w:space="0"/>
+          <w:insideV w:val="single" w:color="F79646" w:themeColor="accent6" w:sz="6" w:space="0"/>
         </w:tcBorders>
         <w:shd w:val="clear" w:color="auto" w:fill="FBCAA2" w:themeFill="accent6" w:themeFillTint="7F"/>
       </w:tcPr>
@@ -10289,12 +10292,12 @@
       <w:tblStyleColBandSize w:val="1"/>
       <w:tblInd w:w="0" w:type="dxa"/>
       <w:tblBorders>
-        <w:top w:val="single" w:sz="8" w:space="0" w:color="FFFFFF" w:themeColor="background1"/>
-        <w:left w:val="single" w:sz="8" w:space="0" w:color="FFFFFF" w:themeColor="background1"/>
-        <w:bottom w:val="single" w:sz="8" w:space="0" w:color="FFFFFF" w:themeColor="background1"/>
-        <w:right w:val="single" w:sz="8" w:space="0" w:color="FFFFFF" w:themeColor="background1"/>
-        <w:insideH w:val="single" w:sz="6" w:space="0" w:color="FFFFFF" w:themeColor="background1"/>
-        <w:insideV w:val="single" w:sz="6" w:space="0" w:color="FFFFFF" w:themeColor="background1"/>
+        <w:top w:val="single" w:color="FFFFFF" w:themeColor="background1" w:sz="8" w:space="0"/>
+        <w:left w:val="single" w:color="FFFFFF" w:themeColor="background1" w:sz="8" w:space="0"/>
+        <w:bottom w:val="single" w:color="FFFFFF" w:themeColor="background1" w:sz="8" w:space="0"/>
+        <w:right w:val="single" w:color="FFFFFF" w:themeColor="background1" w:sz="8" w:space="0"/>
+        <w:insideH w:val="single" w:color="FFFFFF" w:themeColor="background1" w:sz="6" w:space="0"/>
+        <w:insideV w:val="single" w:color="FFFFFF" w:themeColor="background1" w:sz="6" w:space="0"/>
       </w:tblBorders>
       <w:tblCellMar>
         <w:top w:w="0" w:type="dxa"/>
@@ -10317,12 +10320,12 @@
       <w:tblPr/>
       <w:tcPr>
         <w:tcBorders>
-          <w:top w:val="single" w:sz="8" w:space="0" w:color="FFFFFF" w:themeColor="background1"/>
-          <w:left w:val="single" w:sz="8" w:space="0" w:color="FFFFFF" w:themeColor="background1"/>
-          <w:bottom w:val="single" w:sz="24" w:space="0" w:color="FFFFFF" w:themeColor="background1"/>
-          <w:right w:val="single" w:sz="8" w:space="0" w:color="FFFFFF" w:themeColor="background1"/>
-          <w:insideH w:val="nil"/>
-          <w:insideV w:val="single" w:sz="8" w:space="0" w:color="FFFFFF" w:themeColor="background1"/>
+          <w:top w:val="single" w:color="FFFFFF" w:themeColor="background1" w:sz="8" w:space="0"/>
+          <w:left w:val="single" w:color="FFFFFF" w:themeColor="background1" w:sz="8" w:space="0"/>
+          <w:bottom w:val="single" w:color="FFFFFF" w:themeColor="background1" w:sz="24" w:space="0"/>
+          <w:right w:val="single" w:color="FFFFFF" w:themeColor="background1" w:sz="8" w:space="0"/>
+          <w:insideH w:val="nil"/>
+          <w:insideV w:val="single" w:color="FFFFFF" w:themeColor="background1" w:sz="8" w:space="0"/>
         </w:tcBorders>
         <w:shd w:val="clear" w:color="auto" w:fill="000000" w:themeFill="text1"/>
       </w:tcPr>
@@ -10338,12 +10341,12 @@
       <w:tblPr/>
       <w:tcPr>
         <w:tcBorders>
-          <w:top w:val="single" w:sz="24" w:space="0" w:color="FFFFFF" w:themeColor="background1"/>
-          <w:left w:val="single" w:sz="8" w:space="0" w:color="FFFFFF" w:themeColor="background1"/>
-          <w:bottom w:val="single" w:sz="8" w:space="0" w:color="FFFFFF" w:themeColor="background1"/>
-          <w:right w:val="single" w:sz="8" w:space="0" w:color="FFFFFF" w:themeColor="background1"/>
-          <w:insideH w:val="nil"/>
-          <w:insideV w:val="single" w:sz="8" w:space="0" w:color="FFFFFF" w:themeColor="background1"/>
+          <w:top w:val="single" w:color="FFFFFF" w:themeColor="background1" w:sz="24" w:space="0"/>
+          <w:left w:val="single" w:color="FFFFFF" w:themeColor="background1" w:sz="8" w:space="0"/>
+          <w:bottom w:val="single" w:color="FFFFFF" w:themeColor="background1" w:sz="8" w:space="0"/>
+          <w:right w:val="single" w:color="FFFFFF" w:themeColor="background1" w:sz="8" w:space="0"/>
+          <w:insideH w:val="nil"/>
+          <w:insideV w:val="single" w:color="FFFFFF" w:themeColor="background1" w:sz="8" w:space="0"/>
         </w:tcBorders>
         <w:shd w:val="clear" w:color="auto" w:fill="000000" w:themeFill="text1"/>
       </w:tcPr>
@@ -10359,8 +10362,8 @@
       <w:tblPr/>
       <w:tcPr>
         <w:tcBorders>
-          <w:left w:val="single" w:sz="8" w:space="0" w:color="FFFFFF" w:themeColor="background1"/>
-          <w:right w:val="single" w:sz="24" w:space="0" w:color="FFFFFF" w:themeColor="background1"/>
+          <w:left w:val="single" w:color="FFFFFF" w:themeColor="background1" w:sz="8" w:space="0"/>
+          <w:right w:val="single" w:color="FFFFFF" w:themeColor="background1" w:sz="24" w:space="0"/>
           <w:insideH w:val="nil"/>
           <w:insideV w:val="nil"/>
         </w:tcBorders>
@@ -10379,7 +10382,7 @@
       <w:tcPr>
         <w:tcBorders>
           <w:top w:val="nil"/>
-          <w:left w:val="single" w:sz="24" w:space="0" w:color="FFFFFF" w:themeColor="background1"/>
+          <w:left w:val="single" w:color="FFFFFF" w:themeColor="background1" w:sz="24" w:space="0"/>
           <w:bottom w:val="nil"/>
           <w:right w:val="nil"/>
           <w:insideH w:val="nil"/>
@@ -10392,10 +10395,10 @@
       <w:tblPr/>
       <w:tcPr>
         <w:tcBorders>
-          <w:top w:val="single" w:sz="8" w:space="0" w:color="FFFFFF" w:themeColor="background1"/>
-          <w:left w:val="single" w:sz="8" w:space="0" w:color="FFFFFF" w:themeColor="background1"/>
-          <w:bottom w:val="single" w:sz="8" w:space="0" w:color="FFFFFF" w:themeColor="background1"/>
-          <w:right w:val="single" w:sz="8" w:space="0" w:color="FFFFFF" w:themeColor="background1"/>
+          <w:top w:val="single" w:color="FFFFFF" w:themeColor="background1" w:sz="8" w:space="0"/>
+          <w:left w:val="single" w:color="FFFFFF" w:themeColor="background1" w:sz="8" w:space="0"/>
+          <w:bottom w:val="single" w:color="FFFFFF" w:themeColor="background1" w:sz="8" w:space="0"/>
+          <w:right w:val="single" w:color="FFFFFF" w:themeColor="background1" w:sz="8" w:space="0"/>
           <w:insideH w:val="nil"/>
           <w:insideV w:val="nil"/>
         </w:tcBorders>
@@ -10406,12 +10409,12 @@
       <w:tblPr/>
       <w:tcPr>
         <w:tcBorders>
-          <w:top w:val="single" w:sz="8" w:space="0" w:color="FFFFFF" w:themeColor="background1"/>
-          <w:left w:val="single" w:sz="8" w:space="0" w:color="FFFFFF" w:themeColor="background1"/>
-          <w:bottom w:val="single" w:sz="8" w:space="0" w:color="FFFFFF" w:themeColor="background1"/>
-          <w:right w:val="single" w:sz="8" w:space="0" w:color="FFFFFF" w:themeColor="background1"/>
-          <w:insideH w:val="single" w:sz="8" w:space="0" w:color="FFFFFF" w:themeColor="background1"/>
-          <w:insideV w:val="single" w:sz="8" w:space="0" w:color="FFFFFF" w:themeColor="background1"/>
+          <w:top w:val="single" w:color="FFFFFF" w:themeColor="background1" w:sz="8" w:space="0"/>
+          <w:left w:val="single" w:color="FFFFFF" w:themeColor="background1" w:sz="8" w:space="0"/>
+          <w:bottom w:val="single" w:color="FFFFFF" w:themeColor="background1" w:sz="8" w:space="0"/>
+          <w:right w:val="single" w:color="FFFFFF" w:themeColor="background1" w:sz="8" w:space="0"/>
+          <w:insideH w:val="single" w:color="FFFFFF" w:themeColor="background1" w:sz="8" w:space="0"/>
+          <w:insideV w:val="single" w:color="FFFFFF" w:themeColor="background1" w:sz="8" w:space="0"/>
         </w:tcBorders>
         <w:shd w:val="clear" w:color="auto" w:fill="808080" w:themeFill="text1" w:themeFillTint="7F"/>
       </w:tcPr>
@@ -10430,12 +10433,12 @@
       <w:tblStyleColBandSize w:val="1"/>
       <w:tblInd w:w="0" w:type="dxa"/>
       <w:tblBorders>
-        <w:top w:val="single" w:sz="8" w:space="0" w:color="FFFFFF" w:themeColor="background1"/>
-        <w:left w:val="single" w:sz="8" w:space="0" w:color="FFFFFF" w:themeColor="background1"/>
-        <w:bottom w:val="single" w:sz="8" w:space="0" w:color="FFFFFF" w:themeColor="background1"/>
-        <w:right w:val="single" w:sz="8" w:space="0" w:color="FFFFFF" w:themeColor="background1"/>
-        <w:insideH w:val="single" w:sz="6" w:space="0" w:color="FFFFFF" w:themeColor="background1"/>
-        <w:insideV w:val="single" w:sz="6" w:space="0" w:color="FFFFFF" w:themeColor="background1"/>
+        <w:top w:val="single" w:color="FFFFFF" w:themeColor="background1" w:sz="8" w:space="0"/>
+        <w:left w:val="single" w:color="FFFFFF" w:themeColor="background1" w:sz="8" w:space="0"/>
+        <w:bottom w:val="single" w:color="FFFFFF" w:themeColor="background1" w:sz="8" w:space="0"/>
+        <w:right w:val="single" w:color="FFFFFF" w:themeColor="background1" w:sz="8" w:space="0"/>
+        <w:insideH w:val="single" w:color="FFFFFF" w:themeColor="background1" w:sz="6" w:space="0"/>
+        <w:insideV w:val="single" w:color="FFFFFF" w:themeColor="background1" w:sz="6" w:space="0"/>
       </w:tblBorders>
       <w:tblCellMar>
         <w:top w:w="0" w:type="dxa"/>
@@ -10458,12 +10461,12 @@
       <w:tblPr/>
       <w:tcPr>
         <w:tcBorders>
-          <w:top w:val="single" w:sz="8" w:space="0" w:color="FFFFFF" w:themeColor="background1"/>
-          <w:left w:val="single" w:sz="8" w:space="0" w:color="FFFFFF" w:themeColor="background1"/>
-          <w:bottom w:val="single" w:sz="24" w:space="0" w:color="FFFFFF" w:themeColor="background1"/>
-          <w:right w:val="single" w:sz="8" w:space="0" w:color="FFFFFF" w:themeColor="background1"/>
-          <w:insideH w:val="nil"/>
-          <w:insideV w:val="single" w:sz="8" w:space="0" w:color="FFFFFF" w:themeColor="background1"/>
+          <w:top w:val="single" w:color="FFFFFF" w:themeColor="background1" w:sz="8" w:space="0"/>
+          <w:left w:val="single" w:color="FFFFFF" w:themeColor="background1" w:sz="8" w:space="0"/>
+          <w:bottom w:val="single" w:color="FFFFFF" w:themeColor="background1" w:sz="24" w:space="0"/>
+          <w:right w:val="single" w:color="FFFFFF" w:themeColor="background1" w:sz="8" w:space="0"/>
+          <w:insideH w:val="nil"/>
+          <w:insideV w:val="single" w:color="FFFFFF" w:themeColor="background1" w:sz="8" w:space="0"/>
         </w:tcBorders>
         <w:shd w:val="clear" w:color="auto" w:fill="4F81BD" w:themeFill="accent1"/>
       </w:tcPr>
@@ -10479,12 +10482,12 @@
       <w:tblPr/>
       <w:tcPr>
         <w:tcBorders>
-          <w:top w:val="single" w:sz="24" w:space="0" w:color="FFFFFF" w:themeColor="background1"/>
-          <w:left w:val="single" w:sz="8" w:space="0" w:color="FFFFFF" w:themeColor="background1"/>
-          <w:bottom w:val="single" w:sz="8" w:space="0" w:color="FFFFFF" w:themeColor="background1"/>
-          <w:right w:val="single" w:sz="8" w:space="0" w:color="FFFFFF" w:themeColor="background1"/>
-          <w:insideH w:val="nil"/>
-          <w:insideV w:val="single" w:sz="8" w:space="0" w:color="FFFFFF" w:themeColor="background1"/>
+          <w:top w:val="single" w:color="FFFFFF" w:themeColor="background1" w:sz="24" w:space="0"/>
+          <w:left w:val="single" w:color="FFFFFF" w:themeColor="background1" w:sz="8" w:space="0"/>
+          <w:bottom w:val="single" w:color="FFFFFF" w:themeColor="background1" w:sz="8" w:space="0"/>
+          <w:right w:val="single" w:color="FFFFFF" w:themeColor="background1" w:sz="8" w:space="0"/>
+          <w:insideH w:val="nil"/>
+          <w:insideV w:val="single" w:color="FFFFFF" w:themeColor="background1" w:sz="8" w:space="0"/>
         </w:tcBorders>
         <w:shd w:val="clear" w:color="auto" w:fill="4F81BD" w:themeFill="accent1"/>
       </w:tcPr>
@@ -10500,8 +10503,8 @@
       <w:tblPr/>
       <w:tcPr>
         <w:tcBorders>
-          <w:left w:val="single" w:sz="8" w:space="0" w:color="FFFFFF" w:themeColor="background1"/>
-          <w:right w:val="single" w:sz="24" w:space="0" w:color="FFFFFF" w:themeColor="background1"/>
+          <w:left w:val="single" w:color="FFFFFF" w:themeColor="background1" w:sz="8" w:space="0"/>
+          <w:right w:val="single" w:color="FFFFFF" w:themeColor="background1" w:sz="24" w:space="0"/>
           <w:insideH w:val="nil"/>
           <w:insideV w:val="nil"/>
         </w:tcBorders>
@@ -10520,7 +10523,7 @@
       <w:tcPr>
         <w:tcBorders>
           <w:top w:val="nil"/>
-          <w:left w:val="single" w:sz="24" w:space="0" w:color="FFFFFF" w:themeColor="background1"/>
+          <w:left w:val="single" w:color="FFFFFF" w:themeColor="background1" w:sz="24" w:space="0"/>
           <w:bottom w:val="nil"/>
           <w:right w:val="nil"/>
           <w:insideH w:val="nil"/>
@@ -10533,10 +10536,10 @@
       <w:tblPr/>
       <w:tcPr>
         <w:tcBorders>
-          <w:top w:val="single" w:sz="8" w:space="0" w:color="FFFFFF" w:themeColor="background1"/>
-          <w:left w:val="single" w:sz="8" w:space="0" w:color="FFFFFF" w:themeColor="background1"/>
-          <w:bottom w:val="single" w:sz="8" w:space="0" w:color="FFFFFF" w:themeColor="background1"/>
-          <w:right w:val="single" w:sz="8" w:space="0" w:color="FFFFFF" w:themeColor="background1"/>
+          <w:top w:val="single" w:color="FFFFFF" w:themeColor="background1" w:sz="8" w:space="0"/>
+          <w:left w:val="single" w:color="FFFFFF" w:themeColor="background1" w:sz="8" w:space="0"/>
+          <w:bottom w:val="single" w:color="FFFFFF" w:themeColor="background1" w:sz="8" w:space="0"/>
+          <w:right w:val="single" w:color="FFFFFF" w:themeColor="background1" w:sz="8" w:space="0"/>
           <w:insideH w:val="nil"/>
           <w:insideV w:val="nil"/>
         </w:tcBorders>
@@ -10547,12 +10550,12 @@
       <w:tblPr/>
       <w:tcPr>
         <w:tcBorders>
-          <w:top w:val="single" w:sz="8" w:space="0" w:color="FFFFFF" w:themeColor="background1"/>
-          <w:left w:val="single" w:sz="8" w:space="0" w:color="FFFFFF" w:themeColor="background1"/>
-          <w:bottom w:val="single" w:sz="8" w:space="0" w:color="FFFFFF" w:themeColor="background1"/>
-          <w:right w:val="single" w:sz="8" w:space="0" w:color="FFFFFF" w:themeColor="background1"/>
-          <w:insideH w:val="single" w:sz="8" w:space="0" w:color="FFFFFF" w:themeColor="background1"/>
-          <w:insideV w:val="single" w:sz="8" w:space="0" w:color="FFFFFF" w:themeColor="background1"/>
+          <w:top w:val="single" w:color="FFFFFF" w:themeColor="background1" w:sz="8" w:space="0"/>
+          <w:left w:val="single" w:color="FFFFFF" w:themeColor="background1" w:sz="8" w:space="0"/>
+          <w:bottom w:val="single" w:color="FFFFFF" w:themeColor="background1" w:sz="8" w:space="0"/>
+          <w:right w:val="single" w:color="FFFFFF" w:themeColor="background1" w:sz="8" w:space="0"/>
+          <w:insideH w:val="single" w:color="FFFFFF" w:themeColor="background1" w:sz="8" w:space="0"/>
+          <w:insideV w:val="single" w:color="FFFFFF" w:themeColor="background1" w:sz="8" w:space="0"/>
         </w:tcBorders>
         <w:shd w:val="clear" w:color="auto" w:fill="A7BFDE" w:themeFill="accent1" w:themeFillTint="7F"/>
       </w:tcPr>
@@ -10571,12 +10574,12 @@
       <w:tblStyleColBandSize w:val="1"/>
       <w:tblInd w:w="0" w:type="dxa"/>
       <w:tblBorders>
-        <w:top w:val="single" w:sz="8" w:space="0" w:color="FFFFFF" w:themeColor="background1"/>
-        <w:left w:val="single" w:sz="8" w:space="0" w:color="FFFFFF" w:themeColor="background1"/>
-        <w:bottom w:val="single" w:sz="8" w:space="0" w:color="FFFFFF" w:themeColor="background1"/>
-        <w:right w:val="single" w:sz="8" w:space="0" w:color="FFFFFF" w:themeColor="background1"/>
-        <w:insideH w:val="single" w:sz="6" w:space="0" w:color="FFFFFF" w:themeColor="background1"/>
-        <w:insideV w:val="single" w:sz="6" w:space="0" w:color="FFFFFF" w:themeColor="background1"/>
+        <w:top w:val="single" w:color="FFFFFF" w:themeColor="background1" w:sz="8" w:space="0"/>
+        <w:left w:val="single" w:color="FFFFFF" w:themeColor="background1" w:sz="8" w:space="0"/>
+        <w:bottom w:val="single" w:color="FFFFFF" w:themeColor="background1" w:sz="8" w:space="0"/>
+        <w:right w:val="single" w:color="FFFFFF" w:themeColor="background1" w:sz="8" w:space="0"/>
+        <w:insideH w:val="single" w:color="FFFFFF" w:themeColor="background1" w:sz="6" w:space="0"/>
+        <w:insideV w:val="single" w:color="FFFFFF" w:themeColor="background1" w:sz="6" w:space="0"/>
       </w:tblBorders>
       <w:tblCellMar>
         <w:top w:w="0" w:type="dxa"/>
@@ -10599,12 +10602,12 @@
       <w:tblPr/>
       <w:tcPr>
         <w:tcBorders>
-          <w:top w:val="single" w:sz="8" w:space="0" w:color="FFFFFF" w:themeColor="background1"/>
-          <w:left w:val="single" w:sz="8" w:space="0" w:color="FFFFFF" w:themeColor="background1"/>
-          <w:bottom w:val="single" w:sz="24" w:space="0" w:color="FFFFFF" w:themeColor="background1"/>
-          <w:right w:val="single" w:sz="8" w:space="0" w:color="FFFFFF" w:themeColor="background1"/>
-          <w:insideH w:val="nil"/>
-          <w:insideV w:val="single" w:sz="8" w:space="0" w:color="FFFFFF" w:themeColor="background1"/>
+          <w:top w:val="single" w:color="FFFFFF" w:themeColor="background1" w:sz="8" w:space="0"/>
+          <w:left w:val="single" w:color="FFFFFF" w:themeColor="background1" w:sz="8" w:space="0"/>
+          <w:bottom w:val="single" w:color="FFFFFF" w:themeColor="background1" w:sz="24" w:space="0"/>
+          <w:right w:val="single" w:color="FFFFFF" w:themeColor="background1" w:sz="8" w:space="0"/>
+          <w:insideH w:val="nil"/>
+          <w:insideV w:val="single" w:color="FFFFFF" w:themeColor="background1" w:sz="8" w:space="0"/>
         </w:tcBorders>
         <w:shd w:val="clear" w:color="auto" w:fill="C0504D" w:themeFill="accent2"/>
       </w:tcPr>
@@ -10620,12 +10623,12 @@
       <w:tblPr/>
       <w:tcPr>
         <w:tcBorders>
-          <w:top w:val="single" w:sz="24" w:space="0" w:color="FFFFFF" w:themeColor="background1"/>
-          <w:left w:val="single" w:sz="8" w:space="0" w:color="FFFFFF" w:themeColor="background1"/>
-          <w:bottom w:val="single" w:sz="8" w:space="0" w:color="FFFFFF" w:themeColor="background1"/>
-          <w:right w:val="single" w:sz="8" w:space="0" w:color="FFFFFF" w:themeColor="background1"/>
-          <w:insideH w:val="nil"/>
-          <w:insideV w:val="single" w:sz="8" w:space="0" w:color="FFFFFF" w:themeColor="background1"/>
+          <w:top w:val="single" w:color="FFFFFF" w:themeColor="background1" w:sz="24" w:space="0"/>
+          <w:left w:val="single" w:color="FFFFFF" w:themeColor="background1" w:sz="8" w:space="0"/>
+          <w:bottom w:val="single" w:color="FFFFFF" w:themeColor="background1" w:sz="8" w:space="0"/>
+          <w:right w:val="single" w:color="FFFFFF" w:themeColor="background1" w:sz="8" w:space="0"/>
+          <w:insideH w:val="nil"/>
+          <w:insideV w:val="single" w:color="FFFFFF" w:themeColor="background1" w:sz="8" w:space="0"/>
         </w:tcBorders>
         <w:shd w:val="clear" w:color="auto" w:fill="C0504D" w:themeFill="accent2"/>
       </w:tcPr>
@@ -10641,8 +10644,8 @@
       <w:tblPr/>
       <w:tcPr>
         <w:tcBorders>
-          <w:left w:val="single" w:sz="8" w:space="0" w:color="FFFFFF" w:themeColor="background1"/>
-          <w:right w:val="single" w:sz="24" w:space="0" w:color="FFFFFF" w:themeColor="background1"/>
+          <w:left w:val="single" w:color="FFFFFF" w:themeColor="background1" w:sz="8" w:space="0"/>
+          <w:right w:val="single" w:color="FFFFFF" w:themeColor="background1" w:sz="24" w:space="0"/>
           <w:insideH w:val="nil"/>
           <w:insideV w:val="nil"/>
         </w:tcBorders>
@@ -10661,7 +10664,7 @@
       <w:tcPr>
         <w:tcBorders>
           <w:top w:val="nil"/>
-          <w:left w:val="single" w:sz="24" w:space="0" w:color="FFFFFF" w:themeColor="background1"/>
+          <w:left w:val="single" w:color="FFFFFF" w:themeColor="background1" w:sz="24" w:space="0"/>
           <w:bottom w:val="nil"/>
           <w:right w:val="nil"/>
           <w:insideH w:val="nil"/>
@@ -10674,10 +10677,10 @@
       <w:tblPr/>
       <w:tcPr>
         <w:tcBorders>
-          <w:top w:val="single" w:sz="8" w:space="0" w:color="FFFFFF" w:themeColor="background1"/>
-          <w:left w:val="single" w:sz="8" w:space="0" w:color="FFFFFF" w:themeColor="background1"/>
-          <w:bottom w:val="single" w:sz="8" w:space="0" w:color="FFFFFF" w:themeColor="background1"/>
-          <w:right w:val="single" w:sz="8" w:space="0" w:color="FFFFFF" w:themeColor="background1"/>
+          <w:top w:val="single" w:color="FFFFFF" w:themeColor="background1" w:sz="8" w:space="0"/>
+          <w:left w:val="single" w:color="FFFFFF" w:themeColor="background1" w:sz="8" w:space="0"/>
+          <w:bottom w:val="single" w:color="FFFFFF" w:themeColor="background1" w:sz="8" w:space="0"/>
+          <w:right w:val="single" w:color="FFFFFF" w:themeColor="background1" w:sz="8" w:space="0"/>
           <w:insideH w:val="nil"/>
           <w:insideV w:val="nil"/>
         </w:tcBorders>
@@ -10688,12 +10691,12 @@
       <w:tblPr/>
       <w:tcPr>
         <w:tcBorders>
-          <w:top w:val="single" w:sz="8" w:space="0" w:color="FFFFFF" w:themeColor="background1"/>
-          <w:left w:val="single" w:sz="8" w:space="0" w:color="FFFFFF" w:themeColor="background1"/>
-          <w:bottom w:val="single" w:sz="8" w:space="0" w:color="FFFFFF" w:themeColor="background1"/>
-          <w:right w:val="single" w:sz="8" w:space="0" w:color="FFFFFF" w:themeColor="background1"/>
-          <w:insideH w:val="single" w:sz="8" w:space="0" w:color="FFFFFF" w:themeColor="background1"/>
-          <w:insideV w:val="single" w:sz="8" w:space="0" w:color="FFFFFF" w:themeColor="background1"/>
+          <w:top w:val="single" w:color="FFFFFF" w:themeColor="background1" w:sz="8" w:space="0"/>
+          <w:left w:val="single" w:color="FFFFFF" w:themeColor="background1" w:sz="8" w:space="0"/>
+          <w:bottom w:val="single" w:color="FFFFFF" w:themeColor="background1" w:sz="8" w:space="0"/>
+          <w:right w:val="single" w:color="FFFFFF" w:themeColor="background1" w:sz="8" w:space="0"/>
+          <w:insideH w:val="single" w:color="FFFFFF" w:themeColor="background1" w:sz="8" w:space="0"/>
+          <w:insideV w:val="single" w:color="FFFFFF" w:themeColor="background1" w:sz="8" w:space="0"/>
         </w:tcBorders>
         <w:shd w:val="clear" w:color="auto" w:fill="DFA7A6" w:themeFill="accent2" w:themeFillTint="7F"/>
       </w:tcPr>
@@ -10712,12 +10715,12 @@
       <w:tblStyleColBandSize w:val="1"/>
       <w:tblInd w:w="0" w:type="dxa"/>
       <w:tblBorders>
-        <w:top w:val="single" w:sz="8" w:space="0" w:color="FFFFFF" w:themeColor="background1"/>
-        <w:left w:val="single" w:sz="8" w:space="0" w:color="FFFFFF" w:themeColor="background1"/>
-        <w:bottom w:val="single" w:sz="8" w:space="0" w:color="FFFFFF" w:themeColor="background1"/>
-        <w:right w:val="single" w:sz="8" w:space="0" w:color="FFFFFF" w:themeColor="background1"/>
-        <w:insideH w:val="single" w:sz="6" w:space="0" w:color="FFFFFF" w:themeColor="background1"/>
-        <w:insideV w:val="single" w:sz="6" w:space="0" w:color="FFFFFF" w:themeColor="background1"/>
+        <w:top w:val="single" w:color="FFFFFF" w:themeColor="background1" w:sz="8" w:space="0"/>
+        <w:left w:val="single" w:color="FFFFFF" w:themeColor="background1" w:sz="8" w:space="0"/>
+        <w:bottom w:val="single" w:color="FFFFFF" w:themeColor="background1" w:sz="8" w:space="0"/>
+        <w:right w:val="single" w:color="FFFFFF" w:themeColor="background1" w:sz="8" w:space="0"/>
+        <w:insideH w:val="single" w:color="FFFFFF" w:themeColor="background1" w:sz="6" w:space="0"/>
+        <w:insideV w:val="single" w:color="FFFFFF" w:themeColor="background1" w:sz="6" w:space="0"/>
       </w:tblBorders>
       <w:tblCellMar>
         <w:top w:w="0" w:type="dxa"/>
@@ -10740,12 +10743,12 @@
       <w:tblPr/>
       <w:tcPr>
         <w:tcBorders>
-          <w:top w:val="single" w:sz="8" w:space="0" w:color="FFFFFF" w:themeColor="background1"/>
-          <w:left w:val="single" w:sz="8" w:space="0" w:color="FFFFFF" w:themeColor="background1"/>
-          <w:bottom w:val="single" w:sz="24" w:space="0" w:color="FFFFFF" w:themeColor="background1"/>
-          <w:right w:val="single" w:sz="8" w:space="0" w:color="FFFFFF" w:themeColor="background1"/>
-          <w:insideH w:val="nil"/>
-          <w:insideV w:val="single" w:sz="8" w:space="0" w:color="FFFFFF" w:themeColor="background1"/>
+          <w:top w:val="single" w:color="FFFFFF" w:themeColor="background1" w:sz="8" w:space="0"/>
+          <w:left w:val="single" w:color="FFFFFF" w:themeColor="background1" w:sz="8" w:space="0"/>
+          <w:bottom w:val="single" w:color="FFFFFF" w:themeColor="background1" w:sz="24" w:space="0"/>
+          <w:right w:val="single" w:color="FFFFFF" w:themeColor="background1" w:sz="8" w:space="0"/>
+          <w:insideH w:val="nil"/>
+          <w:insideV w:val="single" w:color="FFFFFF" w:themeColor="background1" w:sz="8" w:space="0"/>
         </w:tcBorders>
         <w:shd w:val="clear" w:color="auto" w:fill="9BBB59" w:themeFill="accent3"/>
       </w:tcPr>
@@ -10761,12 +10764,12 @@
       <w:tblPr/>
       <w:tcPr>
         <w:tcBorders>
-          <w:top w:val="single" w:sz="24" w:space="0" w:color="FFFFFF" w:themeColor="background1"/>
-          <w:left w:val="single" w:sz="8" w:space="0" w:color="FFFFFF" w:themeColor="background1"/>
-          <w:bottom w:val="single" w:sz="8" w:space="0" w:color="FFFFFF" w:themeColor="background1"/>
-          <w:right w:val="single" w:sz="8" w:space="0" w:color="FFFFFF" w:themeColor="background1"/>
-          <w:insideH w:val="nil"/>
-          <w:insideV w:val="single" w:sz="8" w:space="0" w:color="FFFFFF" w:themeColor="background1"/>
+          <w:top w:val="single" w:color="FFFFFF" w:themeColor="background1" w:sz="24" w:space="0"/>
+          <w:left w:val="single" w:color="FFFFFF" w:themeColor="background1" w:sz="8" w:space="0"/>
+          <w:bottom w:val="single" w:color="FFFFFF" w:themeColor="background1" w:sz="8" w:space="0"/>
+          <w:right w:val="single" w:color="FFFFFF" w:themeColor="background1" w:sz="8" w:space="0"/>
+          <w:insideH w:val="nil"/>
+          <w:insideV w:val="single" w:color="FFFFFF" w:themeColor="background1" w:sz="8" w:space="0"/>
         </w:tcBorders>
         <w:shd w:val="clear" w:color="auto" w:fill="9BBB59" w:themeFill="accent3"/>
       </w:tcPr>
@@ -10782,8 +10785,8 @@
       <w:tblPr/>
       <w:tcPr>
         <w:tcBorders>
-          <w:left w:val="single" w:sz="8" w:space="0" w:color="FFFFFF" w:themeColor="background1"/>
-          <w:right w:val="single" w:sz="24" w:space="0" w:color="FFFFFF" w:themeColor="background1"/>
+          <w:left w:val="single" w:color="FFFFFF" w:themeColor="background1" w:sz="8" w:space="0"/>
+          <w:right w:val="single" w:color="FFFFFF" w:themeColor="background1" w:sz="24" w:space="0"/>
           <w:insideH w:val="nil"/>
           <w:insideV w:val="nil"/>
         </w:tcBorders>
@@ -10802,7 +10805,7 @@
       <w:tcPr>
         <w:tcBorders>
           <w:top w:val="nil"/>
-          <w:left w:val="single" w:sz="24" w:space="0" w:color="FFFFFF" w:themeColor="background1"/>
+          <w:left w:val="single" w:color="FFFFFF" w:themeColor="background1" w:sz="24" w:space="0"/>
           <w:bottom w:val="nil"/>
           <w:right w:val="nil"/>
           <w:insideH w:val="nil"/>
@@ -10815,10 +10818,10 @@
       <w:tblPr/>
       <w:tcPr>
         <w:tcBorders>
-          <w:top w:val="single" w:sz="8" w:space="0" w:color="FFFFFF" w:themeColor="background1"/>
-          <w:left w:val="single" w:sz="8" w:space="0" w:color="FFFFFF" w:themeColor="background1"/>
-          <w:bottom w:val="single" w:sz="8" w:space="0" w:color="FFFFFF" w:themeColor="background1"/>
-          <w:right w:val="single" w:sz="8" w:space="0" w:color="FFFFFF" w:themeColor="background1"/>
+          <w:top w:val="single" w:color="FFFFFF" w:themeColor="background1" w:sz="8" w:space="0"/>
+          <w:left w:val="single" w:color="FFFFFF" w:themeColor="background1" w:sz="8" w:space="0"/>
+          <w:bottom w:val="single" w:color="FFFFFF" w:themeColor="background1" w:sz="8" w:space="0"/>
+          <w:right w:val="single" w:color="FFFFFF" w:themeColor="background1" w:sz="8" w:space="0"/>
           <w:insideH w:val="nil"/>
           <w:insideV w:val="nil"/>
         </w:tcBorders>
@@ -10829,12 +10832,12 @@
       <w:tblPr/>
       <w:tcPr>
         <w:tcBorders>
-          <w:top w:val="single" w:sz="8" w:space="0" w:color="FFFFFF" w:themeColor="background1"/>
-          <w:left w:val="single" w:sz="8" w:space="0" w:color="FFFFFF" w:themeColor="background1"/>
-          <w:bottom w:val="single" w:sz="8" w:space="0" w:color="FFFFFF" w:themeColor="background1"/>
-          <w:right w:val="single" w:sz="8" w:space="0" w:color="FFFFFF" w:themeColor="background1"/>
-          <w:insideH w:val="single" w:sz="8" w:space="0" w:color="FFFFFF" w:themeColor="background1"/>
-          <w:insideV w:val="single" w:sz="8" w:space="0" w:color="FFFFFF" w:themeColor="background1"/>
+          <w:top w:val="single" w:color="FFFFFF" w:themeColor="background1" w:sz="8" w:space="0"/>
+          <w:left w:val="single" w:color="FFFFFF" w:themeColor="background1" w:sz="8" w:space="0"/>
+          <w:bottom w:val="single" w:color="FFFFFF" w:themeColor="background1" w:sz="8" w:space="0"/>
+          <w:right w:val="single" w:color="FFFFFF" w:themeColor="background1" w:sz="8" w:space="0"/>
+          <w:insideH w:val="single" w:color="FFFFFF" w:themeColor="background1" w:sz="8" w:space="0"/>
+          <w:insideV w:val="single" w:color="FFFFFF" w:themeColor="background1" w:sz="8" w:space="0"/>
         </w:tcBorders>
         <w:shd w:val="clear" w:color="auto" w:fill="CDDDAC" w:themeFill="accent3" w:themeFillTint="7F"/>
       </w:tcPr>
@@ -10853,12 +10856,12 @@
       <w:tblStyleColBandSize w:val="1"/>
       <w:tblInd w:w="0" w:type="dxa"/>
       <w:tblBorders>
-        <w:top w:val="single" w:sz="8" w:space="0" w:color="FFFFFF" w:themeColor="background1"/>
-        <w:left w:val="single" w:sz="8" w:space="0" w:color="FFFFFF" w:themeColor="background1"/>
-        <w:bottom w:val="single" w:sz="8" w:space="0" w:color="FFFFFF" w:themeColor="background1"/>
-        <w:right w:val="single" w:sz="8" w:space="0" w:color="FFFFFF" w:themeColor="background1"/>
-        <w:insideH w:val="single" w:sz="6" w:space="0" w:color="FFFFFF" w:themeColor="background1"/>
-        <w:insideV w:val="single" w:sz="6" w:space="0" w:color="FFFFFF" w:themeColor="background1"/>
+        <w:top w:val="single" w:color="FFFFFF" w:themeColor="background1" w:sz="8" w:space="0"/>
+        <w:left w:val="single" w:color="FFFFFF" w:themeColor="background1" w:sz="8" w:space="0"/>
+        <w:bottom w:val="single" w:color="FFFFFF" w:themeColor="background1" w:sz="8" w:space="0"/>
+        <w:right w:val="single" w:color="FFFFFF" w:themeColor="background1" w:sz="8" w:space="0"/>
+        <w:insideH w:val="single" w:color="FFFFFF" w:themeColor="background1" w:sz="6" w:space="0"/>
+        <w:insideV w:val="single" w:color="FFFFFF" w:themeColor="background1" w:sz="6" w:space="0"/>
       </w:tblBorders>
       <w:tblCellMar>
         <w:top w:w="0" w:type="dxa"/>
@@ -10881,12 +10884,12 @@
       <w:tblPr/>
       <w:tcPr>
         <w:tcBorders>
-          <w:top w:val="single" w:sz="8" w:space="0" w:color="FFFFFF" w:themeColor="background1"/>
-          <w:left w:val="single" w:sz="8" w:space="0" w:color="FFFFFF" w:themeColor="background1"/>
-          <w:bottom w:val="single" w:sz="24" w:space="0" w:color="FFFFFF" w:themeColor="background1"/>
-          <w:right w:val="single" w:sz="8" w:space="0" w:color="FFFFFF" w:themeColor="background1"/>
-          <w:insideH w:val="nil"/>
-          <w:insideV w:val="single" w:sz="8" w:space="0" w:color="FFFFFF" w:themeColor="background1"/>
+          <w:top w:val="single" w:color="FFFFFF" w:themeColor="background1" w:sz="8" w:space="0"/>
+          <w:left w:val="single" w:color="FFFFFF" w:themeColor="background1" w:sz="8" w:space="0"/>
+          <w:bottom w:val="single" w:color="FFFFFF" w:themeColor="background1" w:sz="24" w:space="0"/>
+          <w:right w:val="single" w:color="FFFFFF" w:themeColor="background1" w:sz="8" w:space="0"/>
+          <w:insideH w:val="nil"/>
+          <w:insideV w:val="single" w:color="FFFFFF" w:themeColor="background1" w:sz="8" w:space="0"/>
         </w:tcBorders>
         <w:shd w:val="clear" w:color="auto" w:fill="8064A2" w:themeFill="accent4"/>
       </w:tcPr>
@@ -10902,12 +10905,12 @@
       <w:tblPr/>
       <w:tcPr>
         <w:tcBorders>
-          <w:top w:val="single" w:sz="24" w:space="0" w:color="FFFFFF" w:themeColor="background1"/>
-          <w:left w:val="single" w:sz="8" w:space="0" w:color="FFFFFF" w:themeColor="background1"/>
-          <w:bottom w:val="single" w:sz="8" w:space="0" w:color="FFFFFF" w:themeColor="background1"/>
-          <w:right w:val="single" w:sz="8" w:space="0" w:color="FFFFFF" w:themeColor="background1"/>
-          <w:insideH w:val="nil"/>
-          <w:insideV w:val="single" w:sz="8" w:space="0" w:color="FFFFFF" w:themeColor="background1"/>
+          <w:top w:val="single" w:color="FFFFFF" w:themeColor="background1" w:sz="24" w:space="0"/>
+          <w:left w:val="single" w:color="FFFFFF" w:themeColor="background1" w:sz="8" w:space="0"/>
+          <w:bottom w:val="single" w:color="FFFFFF" w:themeColor="background1" w:sz="8" w:space="0"/>
+          <w:right w:val="single" w:color="FFFFFF" w:themeColor="background1" w:sz="8" w:space="0"/>
+          <w:insideH w:val="nil"/>
+          <w:insideV w:val="single" w:color="FFFFFF" w:themeColor="background1" w:sz="8" w:space="0"/>
         </w:tcBorders>
         <w:shd w:val="clear" w:color="auto" w:fill="8064A2" w:themeFill="accent4"/>
       </w:tcPr>
@@ -10923,8 +10926,8 @@
       <w:tblPr/>
       <w:tcPr>
         <w:tcBorders>
-          <w:left w:val="single" w:sz="8" w:space="0" w:color="FFFFFF" w:themeColor="background1"/>
-          <w:right w:val="single" w:sz="24" w:space="0" w:color="FFFFFF" w:themeColor="background1"/>
+          <w:left w:val="single" w:color="FFFFFF" w:themeColor="background1" w:sz="8" w:space="0"/>
+          <w:right w:val="single" w:color="FFFFFF" w:themeColor="background1" w:sz="24" w:space="0"/>
           <w:insideH w:val="nil"/>
           <w:insideV w:val="nil"/>
         </w:tcBorders>
@@ -10943,7 +10946,7 @@
       <w:tcPr>
         <w:tcBorders>
           <w:top w:val="nil"/>
-          <w:left w:val="single" w:sz="24" w:space="0" w:color="FFFFFF" w:themeColor="background1"/>
+          <w:left w:val="single" w:color="FFFFFF" w:themeColor="background1" w:sz="24" w:space="0"/>
           <w:bottom w:val="nil"/>
           <w:right w:val="nil"/>
           <w:insideH w:val="nil"/>
@@ -10956,10 +10959,10 @@
       <w:tblPr/>
       <w:tcPr>
         <w:tcBorders>
-          <w:top w:val="single" w:sz="8" w:space="0" w:color="FFFFFF" w:themeColor="background1"/>
-          <w:left w:val="single" w:sz="8" w:space="0" w:color="FFFFFF" w:themeColor="background1"/>
-          <w:bottom w:val="single" w:sz="8" w:space="0" w:color="FFFFFF" w:themeColor="background1"/>
-          <w:right w:val="single" w:sz="8" w:space="0" w:color="FFFFFF" w:themeColor="background1"/>
+          <w:top w:val="single" w:color="FFFFFF" w:themeColor="background1" w:sz="8" w:space="0"/>
+          <w:left w:val="single" w:color="FFFFFF" w:themeColor="background1" w:sz="8" w:space="0"/>
+          <w:bottom w:val="single" w:color="FFFFFF" w:themeColor="background1" w:sz="8" w:space="0"/>
+          <w:right w:val="single" w:color="FFFFFF" w:themeColor="background1" w:sz="8" w:space="0"/>
           <w:insideH w:val="nil"/>
           <w:insideV w:val="nil"/>
         </w:tcBorders>
@@ -10970,12 +10973,12 @@
       <w:tblPr/>
       <w:tcPr>
         <w:tcBorders>
-          <w:top w:val="single" w:sz="8" w:space="0" w:color="FFFFFF" w:themeColor="background1"/>
-          <w:left w:val="single" w:sz="8" w:space="0" w:color="FFFFFF" w:themeColor="background1"/>
-          <w:bottom w:val="single" w:sz="8" w:space="0" w:color="FFFFFF" w:themeColor="background1"/>
-          <w:right w:val="single" w:sz="8" w:space="0" w:color="FFFFFF" w:themeColor="background1"/>
-          <w:insideH w:val="single" w:sz="8" w:space="0" w:color="FFFFFF" w:themeColor="background1"/>
-          <w:insideV w:val="single" w:sz="8" w:space="0" w:color="FFFFFF" w:themeColor="background1"/>
+          <w:top w:val="single" w:color="FFFFFF" w:themeColor="background1" w:sz="8" w:space="0"/>
+          <w:left w:val="single" w:color="FFFFFF" w:themeColor="background1" w:sz="8" w:space="0"/>
+          <w:bottom w:val="single" w:color="FFFFFF" w:themeColor="background1" w:sz="8" w:space="0"/>
+          <w:right w:val="single" w:color="FFFFFF" w:themeColor="background1" w:sz="8" w:space="0"/>
+          <w:insideH w:val="single" w:color="FFFFFF" w:themeColor="background1" w:sz="8" w:space="0"/>
+          <w:insideV w:val="single" w:color="FFFFFF" w:themeColor="background1" w:sz="8" w:space="0"/>
         </w:tcBorders>
         <w:shd w:val="clear" w:color="auto" w:fill="BFB1D0" w:themeFill="accent4" w:themeFillTint="7F"/>
       </w:tcPr>
@@ -10994,12 +10997,12 @@
       <w:tblStyleColBandSize w:val="1"/>
       <w:tblInd w:w="0" w:type="dxa"/>
       <w:tblBorders>
-        <w:top w:val="single" w:sz="8" w:space="0" w:color="FFFFFF" w:themeColor="background1"/>
-        <w:left w:val="single" w:sz="8" w:space="0" w:color="FFFFFF" w:themeColor="background1"/>
-        <w:bottom w:val="single" w:sz="8" w:space="0" w:color="FFFFFF" w:themeColor="background1"/>
-        <w:right w:val="single" w:sz="8" w:space="0" w:color="FFFFFF" w:themeColor="background1"/>
-        <w:insideH w:val="single" w:sz="6" w:space="0" w:color="FFFFFF" w:themeColor="background1"/>
-        <w:insideV w:val="single" w:sz="6" w:space="0" w:color="FFFFFF" w:themeColor="background1"/>
+        <w:top w:val="single" w:color="FFFFFF" w:themeColor="background1" w:sz="8" w:space="0"/>
+        <w:left w:val="single" w:color="FFFFFF" w:themeColor="background1" w:sz="8" w:space="0"/>
+        <w:bottom w:val="single" w:color="FFFFFF" w:themeColor="background1" w:sz="8" w:space="0"/>
+        <w:right w:val="single" w:color="FFFFFF" w:themeColor="background1" w:sz="8" w:space="0"/>
+        <w:insideH w:val="single" w:color="FFFFFF" w:themeColor="background1" w:sz="6" w:space="0"/>
+        <w:insideV w:val="single" w:color="FFFFFF" w:themeColor="background1" w:sz="6" w:space="0"/>
       </w:tblBorders>
       <w:tblCellMar>
         <w:top w:w="0" w:type="dxa"/>
@@ -11022,12 +11025,12 @@
       <w:tblPr/>
       <w:tcPr>
         <w:tcBorders>
-          <w:top w:val="single" w:sz="8" w:space="0" w:color="FFFFFF" w:themeColor="background1"/>
-          <w:left w:val="single" w:sz="8" w:space="0" w:color="FFFFFF" w:themeColor="background1"/>
-          <w:bottom w:val="single" w:sz="24" w:space="0" w:color="FFFFFF" w:themeColor="background1"/>
-          <w:right w:val="single" w:sz="8" w:space="0" w:color="FFFFFF" w:themeColor="background1"/>
-          <w:insideH w:val="nil"/>
-          <w:insideV w:val="single" w:sz="8" w:space="0" w:color="FFFFFF" w:themeColor="background1"/>
+          <w:top w:val="single" w:color="FFFFFF" w:themeColor="background1" w:sz="8" w:space="0"/>
+          <w:left w:val="single" w:color="FFFFFF" w:themeColor="background1" w:sz="8" w:space="0"/>
+          <w:bottom w:val="single" w:color="FFFFFF" w:themeColor="background1" w:sz="24" w:space="0"/>
+          <w:right w:val="single" w:color="FFFFFF" w:themeColor="background1" w:sz="8" w:space="0"/>
+          <w:insideH w:val="nil"/>
+          <w:insideV w:val="single" w:color="FFFFFF" w:themeColor="background1" w:sz="8" w:space="0"/>
         </w:tcBorders>
         <w:shd w:val="clear" w:color="auto" w:fill="4BACC6" w:themeFill="accent5"/>
       </w:tcPr>
@@ -11043,12 +11046,12 @@
       <w:tblPr/>
       <w:tcPr>
         <w:tcBorders>
-          <w:top w:val="single" w:sz="24" w:space="0" w:color="FFFFFF" w:themeColor="background1"/>
-          <w:left w:val="single" w:sz="8" w:space="0" w:color="FFFFFF" w:themeColor="background1"/>
-          <w:bottom w:val="single" w:sz="8" w:space="0" w:color="FFFFFF" w:themeColor="background1"/>
-          <w:right w:val="single" w:sz="8" w:space="0" w:color="FFFFFF" w:themeColor="background1"/>
-          <w:insideH w:val="nil"/>
-          <w:insideV w:val="single" w:sz="8" w:space="0" w:color="FFFFFF" w:themeColor="background1"/>
+          <w:top w:val="single" w:color="FFFFFF" w:themeColor="background1" w:sz="24" w:space="0"/>
+          <w:left w:val="single" w:color="FFFFFF" w:themeColor="background1" w:sz="8" w:space="0"/>
+          <w:bottom w:val="single" w:color="FFFFFF" w:themeColor="background1" w:sz="8" w:space="0"/>
+          <w:right w:val="single" w:color="FFFFFF" w:themeColor="background1" w:sz="8" w:space="0"/>
+          <w:insideH w:val="nil"/>
+          <w:insideV w:val="single" w:color="FFFFFF" w:themeColor="background1" w:sz="8" w:space="0"/>
         </w:tcBorders>
         <w:shd w:val="clear" w:color="auto" w:fill="4BACC6" w:themeFill="accent5"/>
       </w:tcPr>
@@ -11064,8 +11067,8 @@
       <w:tblPr/>
       <w:tcPr>
         <w:tcBorders>
-          <w:left w:val="single" w:sz="8" w:space="0" w:color="FFFFFF" w:themeColor="background1"/>
-          <w:right w:val="single" w:sz="24" w:space="0" w:color="FFFFFF" w:themeColor="background1"/>
+          <w:left w:val="single" w:color="FFFFFF" w:themeColor="background1" w:sz="8" w:space="0"/>
+          <w:right w:val="single" w:color="FFFFFF" w:themeColor="background1" w:sz="24" w:space="0"/>
           <w:insideH w:val="nil"/>
           <w:insideV w:val="nil"/>
         </w:tcBorders>
@@ -11084,7 +11087,7 @@
       <w:tcPr>
         <w:tcBorders>
           <w:top w:val="nil"/>
-          <w:left w:val="single" w:sz="24" w:space="0" w:color="FFFFFF" w:themeColor="background1"/>
+          <w:left w:val="single" w:color="FFFFFF" w:themeColor="background1" w:sz="24" w:space="0"/>
           <w:bottom w:val="nil"/>
           <w:right w:val="nil"/>
           <w:insideH w:val="nil"/>
@@ -11097,10 +11100,10 @@
       <w:tblPr/>
       <w:tcPr>
         <w:tcBorders>
-          <w:top w:val="single" w:sz="8" w:space="0" w:color="FFFFFF" w:themeColor="background1"/>
-          <w:left w:val="single" w:sz="8" w:space="0" w:color="FFFFFF" w:themeColor="background1"/>
-          <w:bottom w:val="single" w:sz="8" w:space="0" w:color="FFFFFF" w:themeColor="background1"/>
-          <w:right w:val="single" w:sz="8" w:space="0" w:color="FFFFFF" w:themeColor="background1"/>
+          <w:top w:val="single" w:color="FFFFFF" w:themeColor="background1" w:sz="8" w:space="0"/>
+          <w:left w:val="single" w:color="FFFFFF" w:themeColor="background1" w:sz="8" w:space="0"/>
+          <w:bottom w:val="single" w:color="FFFFFF" w:themeColor="background1" w:sz="8" w:space="0"/>
+          <w:right w:val="single" w:color="FFFFFF" w:themeColor="background1" w:sz="8" w:space="0"/>
           <w:insideH w:val="nil"/>
           <w:insideV w:val="nil"/>
         </w:tcBorders>
@@ -11111,12 +11114,12 @@
       <w:tblPr/>
       <w:tcPr>
         <w:tcBorders>
-          <w:top w:val="single" w:sz="8" w:space="0" w:color="FFFFFF" w:themeColor="background1"/>
-          <w:left w:val="single" w:sz="8" w:space="0" w:color="FFFFFF" w:themeColor="background1"/>
-          <w:bottom w:val="single" w:sz="8" w:space="0" w:color="FFFFFF" w:themeColor="background1"/>
-          <w:right w:val="single" w:sz="8" w:space="0" w:color="FFFFFF" w:themeColor="background1"/>
-          <w:insideH w:val="single" w:sz="8" w:space="0" w:color="FFFFFF" w:themeColor="background1"/>
-          <w:insideV w:val="single" w:sz="8" w:space="0" w:color="FFFFFF" w:themeColor="background1"/>
+          <w:top w:val="single" w:color="FFFFFF" w:themeColor="background1" w:sz="8" w:space="0"/>
+          <w:left w:val="single" w:color="FFFFFF" w:themeColor="background1" w:sz="8" w:space="0"/>
+          <w:bottom w:val="single" w:color="FFFFFF" w:themeColor="background1" w:sz="8" w:space="0"/>
+          <w:right w:val="single" w:color="FFFFFF" w:themeColor="background1" w:sz="8" w:space="0"/>
+          <w:insideH w:val="single" w:color="FFFFFF" w:themeColor="background1" w:sz="8" w:space="0"/>
+          <w:insideV w:val="single" w:color="FFFFFF" w:themeColor="background1" w:sz="8" w:space="0"/>
         </w:tcBorders>
         <w:shd w:val="clear" w:color="auto" w:fill="A5D5E2" w:themeFill="accent5" w:themeFillTint="7F"/>
       </w:tcPr>
@@ -11135,12 +11138,12 @@
       <w:tblStyleColBandSize w:val="1"/>
       <w:tblInd w:w="0" w:type="dxa"/>
       <w:tblBorders>
-        <w:top w:val="single" w:sz="8" w:space="0" w:color="FFFFFF" w:themeColor="background1"/>
-        <w:left w:val="single" w:sz="8" w:space="0" w:color="FFFFFF" w:themeColor="background1"/>
-        <w:bottom w:val="single" w:sz="8" w:space="0" w:color="FFFFFF" w:themeColor="background1"/>
-        <w:right w:val="single" w:sz="8" w:space="0" w:color="FFFFFF" w:themeColor="background1"/>
-        <w:insideH w:val="single" w:sz="6" w:space="0" w:color="FFFFFF" w:themeColor="background1"/>
-        <w:insideV w:val="single" w:sz="6" w:space="0" w:color="FFFFFF" w:themeColor="background1"/>
+        <w:top w:val="single" w:color="FFFFFF" w:themeColor="background1" w:sz="8" w:space="0"/>
+        <w:left w:val="single" w:color="FFFFFF" w:themeColor="background1" w:sz="8" w:space="0"/>
+        <w:bottom w:val="single" w:color="FFFFFF" w:themeColor="background1" w:sz="8" w:space="0"/>
+        <w:right w:val="single" w:color="FFFFFF" w:themeColor="background1" w:sz="8" w:space="0"/>
+        <w:insideH w:val="single" w:color="FFFFFF" w:themeColor="background1" w:sz="6" w:space="0"/>
+        <w:insideV w:val="single" w:color="FFFFFF" w:themeColor="background1" w:sz="6" w:space="0"/>
       </w:tblBorders>
       <w:tblCellMar>
         <w:top w:w="0" w:type="dxa"/>
@@ -11163,12 +11166,12 @@
       <w:tblPr/>
       <w:tcPr>
         <w:tcBorders>
-          <w:top w:val="single" w:sz="8" w:space="0" w:color="FFFFFF" w:themeColor="background1"/>
-          <w:left w:val="single" w:sz="8" w:space="0" w:color="FFFFFF" w:themeColor="background1"/>
-          <w:bottom w:val="single" w:sz="24" w:space="0" w:color="FFFFFF" w:themeColor="background1"/>
-          <w:right w:val="single" w:sz="8" w:space="0" w:color="FFFFFF" w:themeColor="background1"/>
-          <w:insideH w:val="nil"/>
-          <w:insideV w:val="single" w:sz="8" w:space="0" w:color="FFFFFF" w:themeColor="background1"/>
+          <w:top w:val="single" w:color="FFFFFF" w:themeColor="background1" w:sz="8" w:space="0"/>
+          <w:left w:val="single" w:color="FFFFFF" w:themeColor="background1" w:sz="8" w:space="0"/>
+          <w:bottom w:val="single" w:color="FFFFFF" w:themeColor="background1" w:sz="24" w:space="0"/>
+          <w:right w:val="single" w:color="FFFFFF" w:themeColor="background1" w:sz="8" w:space="0"/>
+          <w:insideH w:val="nil"/>
+          <w:insideV w:val="single" w:color="FFFFFF" w:themeColor="background1" w:sz="8" w:space="0"/>
         </w:tcBorders>
         <w:shd w:val="clear" w:color="auto" w:fill="F79646" w:themeFill="accent6"/>
       </w:tcPr>
@@ -11184,12 +11187,12 @@
       <w:tblPr/>
       <w:tcPr>
         <w:tcBorders>
-          <w:top w:val="single" w:sz="24" w:space="0" w:color="FFFFFF" w:themeColor="background1"/>
-          <w:left w:val="single" w:sz="8" w:space="0" w:color="FFFFFF" w:themeColor="background1"/>
-          <w:bottom w:val="single" w:sz="8" w:space="0" w:color="FFFFFF" w:themeColor="background1"/>
-          <w:right w:val="single" w:sz="8" w:space="0" w:color="FFFFFF" w:themeColor="background1"/>
-          <w:insideH w:val="nil"/>
-          <w:insideV w:val="single" w:sz="8" w:space="0" w:color="FFFFFF" w:themeColor="background1"/>
+          <w:top w:val="single" w:color="FFFFFF" w:themeColor="background1" w:sz="24" w:space="0"/>
+          <w:left w:val="single" w:color="FFFFFF" w:themeColor="background1" w:sz="8" w:space="0"/>
+          <w:bottom w:val="single" w:color="FFFFFF" w:themeColor="background1" w:sz="8" w:space="0"/>
+          <w:right w:val="single" w:color="FFFFFF" w:themeColor="background1" w:sz="8" w:space="0"/>
+          <w:insideH w:val="nil"/>
+          <w:insideV w:val="single" w:color="FFFFFF" w:themeColor="background1" w:sz="8" w:space="0"/>
         </w:tcBorders>
         <w:shd w:val="clear" w:color="auto" w:fill="F79646" w:themeFill="accent6"/>
       </w:tcPr>
@@ -11205,8 +11208,8 @@
       <w:tblPr/>
       <w:tcPr>
         <w:tcBorders>
-          <w:left w:val="single" w:sz="8" w:space="0" w:color="FFFFFF" w:themeColor="background1"/>
-          <w:right w:val="single" w:sz="24" w:space="0" w:color="FFFFFF" w:themeColor="background1"/>
+          <w:left w:val="single" w:color="FFFFFF" w:themeColor="background1" w:sz="8" w:space="0"/>
+          <w:right w:val="single" w:color="FFFFFF" w:themeColor="background1" w:sz="24" w:space="0"/>
           <w:insideH w:val="nil"/>
           <w:insideV w:val="nil"/>
         </w:tcBorders>
@@ -11225,7 +11228,7 @@
       <w:tcPr>
         <w:tcBorders>
           <w:top w:val="nil"/>
-          <w:left w:val="single" w:sz="24" w:space="0" w:color="FFFFFF" w:themeColor="background1"/>
+          <w:left w:val="single" w:color="FFFFFF" w:themeColor="background1" w:sz="24" w:space="0"/>
           <w:bottom w:val="nil"/>
           <w:right w:val="nil"/>
           <w:insideH w:val="nil"/>
@@ -11238,10 +11241,10 @@
       <w:tblPr/>
       <w:tcPr>
         <w:tcBorders>
-          <w:top w:val="single" w:sz="8" w:space="0" w:color="FFFFFF" w:themeColor="background1"/>
-          <w:left w:val="single" w:sz="8" w:space="0" w:color="FFFFFF" w:themeColor="background1"/>
-          <w:bottom w:val="single" w:sz="8" w:space="0" w:color="FFFFFF" w:themeColor="background1"/>
-          <w:right w:val="single" w:sz="8" w:space="0" w:color="FFFFFF" w:themeColor="background1"/>
+          <w:top w:val="single" w:color="FFFFFF" w:themeColor="background1" w:sz="8" w:space="0"/>
+          <w:left w:val="single" w:color="FFFFFF" w:themeColor="background1" w:sz="8" w:space="0"/>
+          <w:bottom w:val="single" w:color="FFFFFF" w:themeColor="background1" w:sz="8" w:space="0"/>
+          <w:right w:val="single" w:color="FFFFFF" w:themeColor="background1" w:sz="8" w:space="0"/>
           <w:insideH w:val="nil"/>
           <w:insideV w:val="nil"/>
         </w:tcBorders>
@@ -11252,12 +11255,12 @@
       <w:tblPr/>
       <w:tcPr>
         <w:tcBorders>
-          <w:top w:val="single" w:sz="8" w:space="0" w:color="FFFFFF" w:themeColor="background1"/>
-          <w:left w:val="single" w:sz="8" w:space="0" w:color="FFFFFF" w:themeColor="background1"/>
-          <w:bottom w:val="single" w:sz="8" w:space="0" w:color="FFFFFF" w:themeColor="background1"/>
-          <w:right w:val="single" w:sz="8" w:space="0" w:color="FFFFFF" w:themeColor="background1"/>
-          <w:insideH w:val="single" w:sz="8" w:space="0" w:color="FFFFFF" w:themeColor="background1"/>
-          <w:insideV w:val="single" w:sz="8" w:space="0" w:color="FFFFFF" w:themeColor="background1"/>
+          <w:top w:val="single" w:color="FFFFFF" w:themeColor="background1" w:sz="8" w:space="0"/>
+          <w:left w:val="single" w:color="FFFFFF" w:themeColor="background1" w:sz="8" w:space="0"/>
+          <w:bottom w:val="single" w:color="FFFFFF" w:themeColor="background1" w:sz="8" w:space="0"/>
+          <w:right w:val="single" w:color="FFFFFF" w:themeColor="background1" w:sz="8" w:space="0"/>
+          <w:insideH w:val="single" w:color="FFFFFF" w:themeColor="background1" w:sz="8" w:space="0"/>
+          <w:insideV w:val="single" w:color="FFFFFF" w:themeColor="background1" w:sz="8" w:space="0"/>
         </w:tcBorders>
         <w:shd w:val="clear" w:color="auto" w:fill="FBCAA2" w:themeFill="accent6" w:themeFillTint="7F"/>
       </w:tcPr>
@@ -11298,7 +11301,7 @@
         <w:tcBorders>
           <w:top w:val="nil"/>
           <w:left w:val="nil"/>
-          <w:bottom w:val="single" w:sz="18" w:space="0" w:color="FFFFFF" w:themeColor="background1"/>
+          <w:bottom w:val="single" w:color="FFFFFF" w:themeColor="background1" w:sz="18" w:space="0"/>
           <w:right w:val="nil"/>
           <w:insideH w:val="nil"/>
           <w:insideV w:val="nil"/>
@@ -11310,7 +11313,7 @@
       <w:tblPr/>
       <w:tcPr>
         <w:tcBorders>
-          <w:top w:val="single" w:sz="18" w:space="0" w:color="FFFFFF" w:themeColor="background1"/>
+          <w:top w:val="single" w:color="FFFFFF" w:themeColor="background1" w:sz="18" w:space="0"/>
           <w:left w:val="nil"/>
           <w:bottom w:val="nil"/>
           <w:right w:val="nil"/>
@@ -11327,7 +11330,7 @@
           <w:top w:val="nil"/>
           <w:left w:val="nil"/>
           <w:bottom w:val="nil"/>
-          <w:right w:val="single" w:sz="18" w:space="0" w:color="FFFFFF" w:themeColor="background1"/>
+          <w:right w:val="single" w:color="FFFFFF" w:themeColor="background1" w:sz="18" w:space="0"/>
           <w:insideH w:val="nil"/>
           <w:insideV w:val="nil"/>
         </w:tcBorders>
@@ -11339,7 +11342,7 @@
       <w:tcPr>
         <w:tcBorders>
           <w:top w:val="nil"/>
-          <w:left w:val="single" w:sz="18" w:space="0" w:color="FFFFFF" w:themeColor="background1"/>
+          <w:left w:val="single" w:color="FFFFFF" w:themeColor="background1" w:sz="18" w:space="0"/>
           <w:bottom w:val="nil"/>
           <w:right w:val="nil"/>
           <w:insideH w:val="nil"/>
@@ -11412,7 +11415,7 @@
         <w:tcBorders>
           <w:top w:val="nil"/>
           <w:left w:val="nil"/>
-          <w:bottom w:val="single" w:sz="18" w:space="0" w:color="FFFFFF" w:themeColor="background1"/>
+          <w:bottom w:val="single" w:color="FFFFFF" w:themeColor="background1" w:sz="18" w:space="0"/>
           <w:right w:val="nil"/>
           <w:insideH w:val="nil"/>
           <w:insideV w:val="nil"/>
@@ -11424,7 +11427,7 @@
       <w:tblPr/>
       <w:tcPr>
         <w:tcBorders>
-          <w:top w:val="single" w:sz="18" w:space="0" w:color="FFFFFF" w:themeColor="background1"/>
+          <w:top w:val="single" w:color="FFFFFF" w:themeColor="background1" w:sz="18" w:space="0"/>
           <w:left w:val="nil"/>
           <w:bottom w:val="nil"/>
           <w:right w:val="nil"/>
@@ -11441,7 +11444,7 @@
           <w:top w:val="nil"/>
           <w:left w:val="nil"/>
           <w:bottom w:val="nil"/>
-          <w:right w:val="single" w:sz="18" w:space="0" w:color="FFFFFF" w:themeColor="background1"/>
+          <w:right w:val="single" w:color="FFFFFF" w:themeColor="background1" w:sz="18" w:space="0"/>
           <w:insideH w:val="nil"/>
           <w:insideV w:val="nil"/>
         </w:tcBorders>
@@ -11453,7 +11456,7 @@
       <w:tcPr>
         <w:tcBorders>
           <w:top w:val="nil"/>
-          <w:left w:val="single" w:sz="18" w:space="0" w:color="FFFFFF" w:themeColor="background1"/>
+          <w:left w:val="single" w:color="FFFFFF" w:themeColor="background1" w:sz="18" w:space="0"/>
           <w:bottom w:val="nil"/>
           <w:right w:val="nil"/>
           <w:insideH w:val="nil"/>
@@ -11526,7 +11529,7 @@
         <w:tcBorders>
           <w:top w:val="nil"/>
           <w:left w:val="nil"/>
-          <w:bottom w:val="single" w:sz="18" w:space="0" w:color="FFFFFF" w:themeColor="background1"/>
+          <w:bottom w:val="single" w:color="FFFFFF" w:themeColor="background1" w:sz="18" w:space="0"/>
           <w:right w:val="nil"/>
           <w:insideH w:val="nil"/>
           <w:insideV w:val="nil"/>
@@ -11538,7 +11541,7 @@
       <w:tblPr/>
       <w:tcPr>
         <w:tcBorders>
-          <w:top w:val="single" w:sz="18" w:space="0" w:color="FFFFFF" w:themeColor="background1"/>
+          <w:top w:val="single" w:color="FFFFFF" w:themeColor="background1" w:sz="18" w:space="0"/>
           <w:left w:val="nil"/>
           <w:bottom w:val="nil"/>
           <w:right w:val="nil"/>
@@ -11555,7 +11558,7 @@
           <w:top w:val="nil"/>
           <w:left w:val="nil"/>
           <w:bottom w:val="nil"/>
-          <w:right w:val="single" w:sz="18" w:space="0" w:color="FFFFFF" w:themeColor="background1"/>
+          <w:right w:val="single" w:color="FFFFFF" w:themeColor="background1" w:sz="18" w:space="0"/>
           <w:insideH w:val="nil"/>
           <w:insideV w:val="nil"/>
         </w:tcBorders>
@@ -11567,7 +11570,7 @@
       <w:tcPr>
         <w:tcBorders>
           <w:top w:val="nil"/>
-          <w:left w:val="single" w:sz="18" w:space="0" w:color="FFFFFF" w:themeColor="background1"/>
+          <w:left w:val="single" w:color="FFFFFF" w:themeColor="background1" w:sz="18" w:space="0"/>
           <w:bottom w:val="nil"/>
           <w:right w:val="nil"/>
           <w:insideH w:val="nil"/>
@@ -11640,7 +11643,7 @@
         <w:tcBorders>
           <w:top w:val="nil"/>
           <w:left w:val="nil"/>
-          <w:bottom w:val="single" w:sz="18" w:space="0" w:color="FFFFFF" w:themeColor="background1"/>
+          <w:bottom w:val="single" w:color="FFFFFF" w:themeColor="background1" w:sz="18" w:space="0"/>
           <w:right w:val="nil"/>
           <w:insideH w:val="nil"/>
           <w:insideV w:val="nil"/>
@@ -11652,7 +11655,7 @@
       <w:tblPr/>
       <w:tcPr>
         <w:tcBorders>
-          <w:top w:val="single" w:sz="18" w:space="0" w:color="FFFFFF" w:themeColor="background1"/>
+          <w:top w:val="single" w:color="FFFFFF" w:themeColor="background1" w:sz="18" w:space="0"/>
           <w:left w:val="nil"/>
           <w:bottom w:val="nil"/>
           <w:right w:val="nil"/>
@@ -11669,7 +11672,7 @@
           <w:top w:val="nil"/>
           <w:left w:val="nil"/>
           <w:bottom w:val="nil"/>
-          <w:right w:val="single" w:sz="18" w:space="0" w:color="FFFFFF" w:themeColor="background1"/>
+          <w:right w:val="single" w:color="FFFFFF" w:themeColor="background1" w:sz="18" w:space="0"/>
           <w:insideH w:val="nil"/>
           <w:insideV w:val="nil"/>
         </w:tcBorders>
@@ -11681,7 +11684,7 @@
       <w:tcPr>
         <w:tcBorders>
           <w:top w:val="nil"/>
-          <w:left w:val="single" w:sz="18" w:space="0" w:color="FFFFFF" w:themeColor="background1"/>
+          <w:left w:val="single" w:color="FFFFFF" w:themeColor="background1" w:sz="18" w:space="0"/>
           <w:bottom w:val="nil"/>
           <w:right w:val="nil"/>
           <w:insideH w:val="nil"/>
@@ -11754,7 +11757,7 @@
         <w:tcBorders>
           <w:top w:val="nil"/>
           <w:left w:val="nil"/>
-          <w:bottom w:val="single" w:sz="18" w:space="0" w:color="FFFFFF" w:themeColor="background1"/>
+          <w:bottom w:val="single" w:color="FFFFFF" w:themeColor="background1" w:sz="18" w:space="0"/>
           <w:right w:val="nil"/>
           <w:insideH w:val="nil"/>
           <w:insideV w:val="nil"/>
@@ -11766,7 +11769,7 @@
       <w:tblPr/>
       <w:tcPr>
         <w:tcBorders>
-          <w:top w:val="single" w:sz="18" w:space="0" w:color="FFFFFF" w:themeColor="background1"/>
+          <w:top w:val="single" w:color="FFFFFF" w:themeColor="background1" w:sz="18" w:space="0"/>
           <w:left w:val="nil"/>
           <w:bottom w:val="nil"/>
           <w:right w:val="nil"/>
@@ -11783,7 +11786,7 @@
           <w:top w:val="nil"/>
           <w:left w:val="nil"/>
           <w:bottom w:val="nil"/>
-          <w:right w:val="single" w:sz="18" w:space="0" w:color="FFFFFF" w:themeColor="background1"/>
+          <w:right w:val="single" w:color="FFFFFF" w:themeColor="background1" w:sz="18" w:space="0"/>
           <w:insideH w:val="nil"/>
           <w:insideV w:val="nil"/>
         </w:tcBorders>
@@ -11795,7 +11798,7 @@
       <w:tcPr>
         <w:tcBorders>
           <w:top w:val="nil"/>
-          <w:left w:val="single" w:sz="18" w:space="0" w:color="FFFFFF" w:themeColor="background1"/>
+          <w:left w:val="single" w:color="FFFFFF" w:themeColor="background1" w:sz="18" w:space="0"/>
           <w:bottom w:val="nil"/>
           <w:right w:val="nil"/>
           <w:insideH w:val="nil"/>
@@ -11868,7 +11871,7 @@
         <w:tcBorders>
           <w:top w:val="nil"/>
           <w:left w:val="nil"/>
-          <w:bottom w:val="single" w:sz="18" w:space="0" w:color="FFFFFF" w:themeColor="background1"/>
+          <w:bottom w:val="single" w:color="FFFFFF" w:themeColor="background1" w:sz="18" w:space="0"/>
           <w:right w:val="nil"/>
           <w:insideH w:val="nil"/>
           <w:insideV w:val="nil"/>
@@ -11880,7 +11883,7 @@
       <w:tblPr/>
       <w:tcPr>
         <w:tcBorders>
-          <w:top w:val="single" w:sz="18" w:space="0" w:color="FFFFFF" w:themeColor="background1"/>
+          <w:top w:val="single" w:color="FFFFFF" w:themeColor="background1" w:sz="18" w:space="0"/>
           <w:left w:val="nil"/>
           <w:bottom w:val="nil"/>
           <w:right w:val="nil"/>
@@ -11897,7 +11900,7 @@
           <w:top w:val="nil"/>
           <w:left w:val="nil"/>
           <w:bottom w:val="nil"/>
-          <w:right w:val="single" w:sz="18" w:space="0" w:color="FFFFFF" w:themeColor="background1"/>
+          <w:right w:val="single" w:color="FFFFFF" w:themeColor="background1" w:sz="18" w:space="0"/>
           <w:insideH w:val="nil"/>
           <w:insideV w:val="nil"/>
         </w:tcBorders>
@@ -11909,7 +11912,7 @@
       <w:tcPr>
         <w:tcBorders>
           <w:top w:val="nil"/>
-          <w:left w:val="single" w:sz="18" w:space="0" w:color="FFFFFF" w:themeColor="background1"/>
+          <w:left w:val="single" w:color="FFFFFF" w:themeColor="background1" w:sz="18" w:space="0"/>
           <w:bottom w:val="nil"/>
           <w:right w:val="nil"/>
           <w:insideH w:val="nil"/>
@@ -11982,7 +11985,7 @@
         <w:tcBorders>
           <w:top w:val="nil"/>
           <w:left w:val="nil"/>
-          <w:bottom w:val="single" w:sz="18" w:space="0" w:color="FFFFFF" w:themeColor="background1"/>
+          <w:bottom w:val="single" w:color="FFFFFF" w:themeColor="background1" w:sz="18" w:space="0"/>
           <w:right w:val="nil"/>
           <w:insideH w:val="nil"/>
           <w:insideV w:val="nil"/>
@@ -11994,7 +11997,7 @@
       <w:tblPr/>
       <w:tcPr>
         <w:tcBorders>
-          <w:top w:val="single" w:sz="18" w:space="0" w:color="FFFFFF" w:themeColor="background1"/>
+          <w:top w:val="single" w:color="FFFFFF" w:themeColor="background1" w:sz="18" w:space="0"/>
           <w:left w:val="nil"/>
           <w:bottom w:val="nil"/>
           <w:right w:val="nil"/>
@@ -12011,7 +12014,7 @@
           <w:top w:val="nil"/>
           <w:left w:val="nil"/>
           <w:bottom w:val="nil"/>
-          <w:right w:val="single" w:sz="18" w:space="0" w:color="FFFFFF" w:themeColor="background1"/>
+          <w:right w:val="single" w:color="FFFFFF" w:themeColor="background1" w:sz="18" w:space="0"/>
           <w:insideH w:val="nil"/>
           <w:insideV w:val="nil"/>
         </w:tcBorders>
@@ -12023,7 +12026,7 @@
       <w:tcPr>
         <w:tcBorders>
           <w:top w:val="nil"/>
-          <w:left w:val="single" w:sz="18" w:space="0" w:color="FFFFFF" w:themeColor="background1"/>
+          <w:left w:val="single" w:color="FFFFFF" w:themeColor="background1" w:sz="18" w:space="0"/>
           <w:bottom w:val="nil"/>
           <w:right w:val="nil"/>
           <w:insideH w:val="nil"/>
@@ -12077,12 +12080,12 @@
       <w:tblStyleColBandSize w:val="1"/>
       <w:tblInd w:w="0" w:type="dxa"/>
       <w:tblBorders>
-        <w:top w:val="single" w:sz="24" w:space="0" w:color="C0504D" w:themeColor="accent2"/>
-        <w:left w:val="single" w:sz="4" w:space="0" w:color="000000" w:themeColor="text1"/>
-        <w:bottom w:val="single" w:sz="4" w:space="0" w:color="000000" w:themeColor="text1"/>
-        <w:right w:val="single" w:sz="4" w:space="0" w:color="000000" w:themeColor="text1"/>
-        <w:insideH w:val="single" w:sz="4" w:space="0" w:color="FFFFFF" w:themeColor="background1"/>
-        <w:insideV w:val="single" w:sz="4" w:space="0" w:color="FFFFFF" w:themeColor="background1"/>
+        <w:top w:val="single" w:color="C0504D" w:themeColor="accent2" w:sz="24" w:space="0"/>
+        <w:left w:val="single" w:color="000000" w:themeColor="text1" w:sz="4" w:space="0"/>
+        <w:bottom w:val="single" w:color="000000" w:themeColor="text1" w:sz="4" w:space="0"/>
+        <w:right w:val="single" w:color="000000" w:themeColor="text1" w:sz="4" w:space="0"/>
+        <w:insideH w:val="single" w:color="FFFFFF" w:themeColor="background1" w:sz="4" w:space="0"/>
+        <w:insideV w:val="single" w:color="FFFFFF" w:themeColor="background1" w:sz="4" w:space="0"/>
       </w:tblBorders>
       <w:tblCellMar>
         <w:top w:w="0" w:type="dxa"/>
@@ -12104,7 +12107,7 @@
         <w:tcBorders>
           <w:top w:val="nil"/>
           <w:left w:val="nil"/>
-          <w:bottom w:val="single" w:sz="24" w:space="0" w:color="C0504D" w:themeColor="accent2"/>
+          <w:bottom w:val="single" w:color="C0504D" w:themeColor="accent2" w:sz="24" w:space="0"/>
           <w:right w:val="nil"/>
           <w:insideH w:val="nil"/>
           <w:insideV w:val="nil"/>
@@ -12121,7 +12124,7 @@
       <w:tblPr/>
       <w:tcPr>
         <w:tcBorders>
-          <w:top w:val="single" w:sz="6" w:space="0" w:color="FFFFFF" w:themeColor="background1"/>
+          <w:top w:val="single" w:color="FFFFFF" w:themeColor="background1" w:sz="6" w:space="0"/>
         </w:tcBorders>
         <w:shd w:val="clear" w:color="auto" w:fill="000000" w:themeFill="text1" w:themeFillShade="99"/>
       </w:tcPr>
@@ -12137,7 +12140,7 @@
           <w:left w:val="nil"/>
           <w:bottom w:val="nil"/>
           <w:right w:val="nil"/>
-          <w:insideH w:val="single" w:sz="4" w:space="0" w:color="000000" w:themeColor="text1" w:themeShade="99"/>
+          <w:insideH w:val="single" w:color="000000" w:themeColor="text1" w:themeShade="99" w:sz="4" w:space="0"/>
           <w:insideV w:val="nil"/>
         </w:tcBorders>
         <w:shd w:val="clear" w:color="auto" w:fill="000000" w:themeFill="text1" w:themeFillShade="99"/>
@@ -12199,12 +12202,12 @@
       <w:tblStyleColBandSize w:val="1"/>
       <w:tblInd w:w="0" w:type="dxa"/>
       <w:tblBorders>
-        <w:top w:val="single" w:sz="24" w:space="0" w:color="C0504D" w:themeColor="accent2"/>
-        <w:left w:val="single" w:sz="4" w:space="0" w:color="4F81BD" w:themeColor="accent1"/>
-        <w:bottom w:val="single" w:sz="4" w:space="0" w:color="4F81BD" w:themeColor="accent1"/>
-        <w:right w:val="single" w:sz="4" w:space="0" w:color="4F81BD" w:themeColor="accent1"/>
-        <w:insideH w:val="single" w:sz="4" w:space="0" w:color="FFFFFF" w:themeColor="background1"/>
-        <w:insideV w:val="single" w:sz="4" w:space="0" w:color="FFFFFF" w:themeColor="background1"/>
+        <w:top w:val="single" w:color="C0504D" w:themeColor="accent2" w:sz="24" w:space="0"/>
+        <w:left w:val="single" w:color="4F81BD" w:themeColor="accent1" w:sz="4" w:space="0"/>
+        <w:bottom w:val="single" w:color="4F81BD" w:themeColor="accent1" w:sz="4" w:space="0"/>
+        <w:right w:val="single" w:color="4F81BD" w:themeColor="accent1" w:sz="4" w:space="0"/>
+        <w:insideH w:val="single" w:color="FFFFFF" w:themeColor="background1" w:sz="4" w:space="0"/>
+        <w:insideV w:val="single" w:color="FFFFFF" w:themeColor="background1" w:sz="4" w:space="0"/>
       </w:tblBorders>
       <w:tblCellMar>
         <w:top w:w="0" w:type="dxa"/>
@@ -12226,7 +12229,7 @@
         <w:tcBorders>
           <w:top w:val="nil"/>
           <w:left w:val="nil"/>
-          <w:bottom w:val="single" w:sz="24" w:space="0" w:color="C0504D" w:themeColor="accent2"/>
+          <w:bottom w:val="single" w:color="C0504D" w:themeColor="accent2" w:sz="24" w:space="0"/>
           <w:right w:val="nil"/>
           <w:insideH w:val="nil"/>
           <w:insideV w:val="nil"/>
@@ -12243,7 +12246,7 @@
       <w:tblPr/>
       <w:tcPr>
         <w:tcBorders>
-          <w:top w:val="single" w:sz="6" w:space="0" w:color="FFFFFF" w:themeColor="background1"/>
+          <w:top w:val="single" w:color="FFFFFF" w:themeColor="background1" w:sz="6" w:space="0"/>
         </w:tcBorders>
         <w:shd w:val="clear" w:color="auto" w:fill="2C4C74" w:themeFill="accent1" w:themeFillShade="99"/>
       </w:tcPr>
@@ -12259,7 +12262,7 @@
           <w:left w:val="nil"/>
           <w:bottom w:val="nil"/>
           <w:right w:val="nil"/>
-          <w:insideH w:val="single" w:sz="4" w:space="0" w:color="2C4C74" w:themeColor="accent1" w:themeShade="99"/>
+          <w:insideH w:val="single" w:color="2C4C74" w:themeColor="accent1" w:themeShade="99" w:sz="4" w:space="0"/>
           <w:insideV w:val="nil"/>
         </w:tcBorders>
         <w:shd w:val="clear" w:color="auto" w:fill="2C4C74" w:themeFill="accent1" w:themeFillShade="99"/>
@@ -12321,12 +12324,12 @@
       <w:tblStyleColBandSize w:val="1"/>
       <w:tblInd w:w="0" w:type="dxa"/>
       <w:tblBorders>
-        <w:top w:val="single" w:sz="24" w:space="0" w:color="C0504D" w:themeColor="accent2"/>
-        <w:left w:val="single" w:sz="4" w:space="0" w:color="C0504D" w:themeColor="accent2"/>
-        <w:bottom w:val="single" w:sz="4" w:space="0" w:color="C0504D" w:themeColor="accent2"/>
-        <w:right w:val="single" w:sz="4" w:space="0" w:color="C0504D" w:themeColor="accent2"/>
-        <w:insideH w:val="single" w:sz="4" w:space="0" w:color="FFFFFF" w:themeColor="background1"/>
-        <w:insideV w:val="single" w:sz="4" w:space="0" w:color="FFFFFF" w:themeColor="background1"/>
+        <w:top w:val="single" w:color="C0504D" w:themeColor="accent2" w:sz="24" w:space="0"/>
+        <w:left w:val="single" w:color="C0504D" w:themeColor="accent2" w:sz="4" w:space="0"/>
+        <w:bottom w:val="single" w:color="C0504D" w:themeColor="accent2" w:sz="4" w:space="0"/>
+        <w:right w:val="single" w:color="C0504D" w:themeColor="accent2" w:sz="4" w:space="0"/>
+        <w:insideH w:val="single" w:color="FFFFFF" w:themeColor="background1" w:sz="4" w:space="0"/>
+        <w:insideV w:val="single" w:color="FFFFFF" w:themeColor="background1" w:sz="4" w:space="0"/>
       </w:tblBorders>
       <w:tblCellMar>
         <w:top w:w="0" w:type="dxa"/>
@@ -12348,7 +12351,7 @@
         <w:tcBorders>
           <w:top w:val="nil"/>
           <w:left w:val="nil"/>
-          <w:bottom w:val="single" w:sz="24" w:space="0" w:color="C0504D" w:themeColor="accent2"/>
+          <w:bottom w:val="single" w:color="C0504D" w:themeColor="accent2" w:sz="24" w:space="0"/>
           <w:right w:val="nil"/>
           <w:insideH w:val="nil"/>
           <w:insideV w:val="nil"/>
@@ -12365,7 +12368,7 @@
       <w:tblPr/>
       <w:tcPr>
         <w:tcBorders>
-          <w:top w:val="single" w:sz="6" w:space="0" w:color="FFFFFF" w:themeColor="background1"/>
+          <w:top w:val="single" w:color="FFFFFF" w:themeColor="background1" w:sz="6" w:space="0"/>
         </w:tcBorders>
         <w:shd w:val="clear" w:color="auto" w:fill="772C2A" w:themeFill="accent2" w:themeFillShade="99"/>
       </w:tcPr>
@@ -12381,7 +12384,7 @@
           <w:left w:val="nil"/>
           <w:bottom w:val="nil"/>
           <w:right w:val="nil"/>
-          <w:insideH w:val="single" w:sz="4" w:space="0" w:color="772C2A" w:themeColor="accent2" w:themeShade="99"/>
+          <w:insideH w:val="single" w:color="772C2A" w:themeColor="accent2" w:themeShade="99" w:sz="4" w:space="0"/>
           <w:insideV w:val="nil"/>
         </w:tcBorders>
         <w:shd w:val="clear" w:color="auto" w:fill="772C2A" w:themeFill="accent2" w:themeFillShade="99"/>
@@ -12443,12 +12446,12 @@
       <w:tblStyleColBandSize w:val="1"/>
       <w:tblInd w:w="0" w:type="dxa"/>
       <w:tblBorders>
-        <w:top w:val="single" w:sz="24" w:space="0" w:color="8064A2" w:themeColor="accent4"/>
-        <w:left w:val="single" w:sz="4" w:space="0" w:color="9BBB59" w:themeColor="accent3"/>
-        <w:bottom w:val="single" w:sz="4" w:space="0" w:color="9BBB59" w:themeColor="accent3"/>
-        <w:right w:val="single" w:sz="4" w:space="0" w:color="9BBB59" w:themeColor="accent3"/>
-        <w:insideH w:val="single" w:sz="4" w:space="0" w:color="FFFFFF" w:themeColor="background1"/>
-        <w:insideV w:val="single" w:sz="4" w:space="0" w:color="FFFFFF" w:themeColor="background1"/>
+        <w:top w:val="single" w:color="8064A2" w:themeColor="accent4" w:sz="24" w:space="0"/>
+        <w:left w:val="single" w:color="9BBB59" w:themeColor="accent3" w:sz="4" w:space="0"/>
+        <w:bottom w:val="single" w:color="9BBB59" w:themeColor="accent3" w:sz="4" w:space="0"/>
+        <w:right w:val="single" w:color="9BBB59" w:themeColor="accent3" w:sz="4" w:space="0"/>
+        <w:insideH w:val="single" w:color="FFFFFF" w:themeColor="background1" w:sz="4" w:space="0"/>
+        <w:insideV w:val="single" w:color="FFFFFF" w:themeColor="background1" w:sz="4" w:space="0"/>
       </w:tblBorders>
       <w:tblCellMar>
         <w:top w:w="0" w:type="dxa"/>
@@ -12470,7 +12473,7 @@
         <w:tcBorders>
           <w:top w:val="nil"/>
           <w:left w:val="nil"/>
-          <w:bottom w:val="single" w:sz="24" w:space="0" w:color="8064A2" w:themeColor="accent4"/>
+          <w:bottom w:val="single" w:color="8064A2" w:themeColor="accent4" w:sz="24" w:space="0"/>
           <w:right w:val="nil"/>
           <w:insideH w:val="nil"/>
           <w:insideV w:val="nil"/>
@@ -12487,7 +12490,7 @@
       <w:tblPr/>
       <w:tcPr>
         <w:tcBorders>
-          <w:top w:val="single" w:sz="6" w:space="0" w:color="FFFFFF" w:themeColor="background1"/>
+          <w:top w:val="single" w:color="FFFFFF" w:themeColor="background1" w:sz="6" w:space="0"/>
         </w:tcBorders>
         <w:shd w:val="clear" w:color="auto" w:fill="5E7530" w:themeFill="accent3" w:themeFillShade="99"/>
       </w:tcPr>
@@ -12503,7 +12506,7 @@
           <w:left w:val="nil"/>
           <w:bottom w:val="nil"/>
           <w:right w:val="nil"/>
-          <w:insideH w:val="single" w:sz="4" w:space="0" w:color="5E7530" w:themeColor="accent3" w:themeShade="99"/>
+          <w:insideH w:val="single" w:color="5E7530" w:themeColor="accent3" w:themeShade="99" w:sz="4" w:space="0"/>
           <w:insideV w:val="nil"/>
         </w:tcBorders>
         <w:shd w:val="clear" w:color="auto" w:fill="5E7530" w:themeFill="accent3" w:themeFillShade="99"/>
@@ -12555,12 +12558,12 @@
       <w:tblStyleColBandSize w:val="1"/>
       <w:tblInd w:w="0" w:type="dxa"/>
       <w:tblBorders>
-        <w:top w:val="single" w:sz="24" w:space="0" w:color="9BBB59" w:themeColor="accent3"/>
-        <w:left w:val="single" w:sz="4" w:space="0" w:color="8064A2" w:themeColor="accent4"/>
-        <w:bottom w:val="single" w:sz="4" w:space="0" w:color="8064A2" w:themeColor="accent4"/>
-        <w:right w:val="single" w:sz="4" w:space="0" w:color="8064A2" w:themeColor="accent4"/>
-        <w:insideH w:val="single" w:sz="4" w:space="0" w:color="FFFFFF" w:themeColor="background1"/>
-        <w:insideV w:val="single" w:sz="4" w:space="0" w:color="FFFFFF" w:themeColor="background1"/>
+        <w:top w:val="single" w:color="9BBB59" w:themeColor="accent3" w:sz="24" w:space="0"/>
+        <w:left w:val="single" w:color="8064A2" w:themeColor="accent4" w:sz="4" w:space="0"/>
+        <w:bottom w:val="single" w:color="8064A2" w:themeColor="accent4" w:sz="4" w:space="0"/>
+        <w:right w:val="single" w:color="8064A2" w:themeColor="accent4" w:sz="4" w:space="0"/>
+        <w:insideH w:val="single" w:color="FFFFFF" w:themeColor="background1" w:sz="4" w:space="0"/>
+        <w:insideV w:val="single" w:color="FFFFFF" w:themeColor="background1" w:sz="4" w:space="0"/>
       </w:tblBorders>
       <w:tblCellMar>
         <w:top w:w="0" w:type="dxa"/>
@@ -12582,7 +12585,7 @@
         <w:tcBorders>
           <w:top w:val="nil"/>
           <w:left w:val="nil"/>
-          <w:bottom w:val="single" w:sz="24" w:space="0" w:color="9BBB59" w:themeColor="accent3"/>
+          <w:bottom w:val="single" w:color="9BBB59" w:themeColor="accent3" w:sz="24" w:space="0"/>
           <w:right w:val="nil"/>
           <w:insideH w:val="nil"/>
           <w:insideV w:val="nil"/>
@@ -12599,7 +12602,7 @@
       <w:tblPr/>
       <w:tcPr>
         <w:tcBorders>
-          <w:top w:val="single" w:sz="6" w:space="0" w:color="FFFFFF" w:themeColor="background1"/>
+          <w:top w:val="single" w:color="FFFFFF" w:themeColor="background1" w:sz="6" w:space="0"/>
         </w:tcBorders>
         <w:shd w:val="clear" w:color="auto" w:fill="4C3B62" w:themeFill="accent4" w:themeFillShade="99"/>
       </w:tcPr>
@@ -12615,7 +12618,7 @@
           <w:left w:val="nil"/>
           <w:bottom w:val="nil"/>
           <w:right w:val="nil"/>
-          <w:insideH w:val="single" w:sz="4" w:space="0" w:color="4C3B62" w:themeColor="accent4" w:themeShade="99"/>
+          <w:insideH w:val="single" w:color="4C3B62" w:themeColor="accent4" w:themeShade="99" w:sz="4" w:space="0"/>
           <w:insideV w:val="nil"/>
         </w:tcBorders>
         <w:shd w:val="clear" w:color="auto" w:fill="4C3B62" w:themeFill="accent4" w:themeFillShade="99"/>
@@ -12677,12 +12680,12 @@
       <w:tblStyleColBandSize w:val="1"/>
       <w:tblInd w:w="0" w:type="dxa"/>
       <w:tblBorders>
-        <w:top w:val="single" w:sz="24" w:space="0" w:color="F79646" w:themeColor="accent6"/>
-        <w:left w:val="single" w:sz="4" w:space="0" w:color="4BACC6" w:themeColor="accent5"/>
-        <w:bottom w:val="single" w:sz="4" w:space="0" w:color="4BACC6" w:themeColor="accent5"/>
-        <w:right w:val="single" w:sz="4" w:space="0" w:color="4BACC6" w:themeColor="accent5"/>
-        <w:insideH w:val="single" w:sz="4" w:space="0" w:color="FFFFFF" w:themeColor="background1"/>
-        <w:insideV w:val="single" w:sz="4" w:space="0" w:color="FFFFFF" w:themeColor="background1"/>
+        <w:top w:val="single" w:color="F79646" w:themeColor="accent6" w:sz="24" w:space="0"/>
+        <w:left w:val="single" w:color="4BACC6" w:themeColor="accent5" w:sz="4" w:space="0"/>
+        <w:bottom w:val="single" w:color="4BACC6" w:themeColor="accent5" w:sz="4" w:space="0"/>
+        <w:right w:val="single" w:color="4BACC6" w:themeColor="accent5" w:sz="4" w:space="0"/>
+        <w:insideH w:val="single" w:color="FFFFFF" w:themeColor="background1" w:sz="4" w:space="0"/>
+        <w:insideV w:val="single" w:color="FFFFFF" w:themeColor="background1" w:sz="4" w:space="0"/>
       </w:tblBorders>
       <w:tblCellMar>
         <w:top w:w="0" w:type="dxa"/>
@@ -12704,7 +12707,7 @@
         <w:tcBorders>
           <w:top w:val="nil"/>
           <w:left w:val="nil"/>
-          <w:bottom w:val="single" w:sz="24" w:space="0" w:color="F79646" w:themeColor="accent6"/>
+          <w:bottom w:val="single" w:color="F79646" w:themeColor="accent6" w:sz="24" w:space="0"/>
           <w:right w:val="nil"/>
           <w:insideH w:val="nil"/>
           <w:insideV w:val="nil"/>
@@ -12721,7 +12724,7 @@
       <w:tblPr/>
       <w:tcPr>
         <w:tcBorders>
-          <w:top w:val="single" w:sz="6" w:space="0" w:color="FFFFFF" w:themeColor="background1"/>
+          <w:top w:val="single" w:color="FFFFFF" w:themeColor="background1" w:sz="6" w:space="0"/>
         </w:tcBorders>
         <w:shd w:val="clear" w:color="auto" w:fill="276A7C" w:themeFill="accent5" w:themeFillShade="99"/>
       </w:tcPr>
@@ -12737,7 +12740,7 @@
           <w:left w:val="nil"/>
           <w:bottom w:val="nil"/>
           <w:right w:val="nil"/>
-          <w:insideH w:val="single" w:sz="4" w:space="0" w:color="276A7C" w:themeColor="accent5" w:themeShade="99"/>
+          <w:insideH w:val="single" w:color="276A7C" w:themeColor="accent5" w:themeShade="99" w:sz="4" w:space="0"/>
           <w:insideV w:val="nil"/>
         </w:tcBorders>
         <w:shd w:val="clear" w:color="auto" w:fill="276A7C" w:themeFill="accent5" w:themeFillShade="99"/>
@@ -12799,12 +12802,12 @@
       <w:tblStyleColBandSize w:val="1"/>
       <w:tblInd w:w="0" w:type="dxa"/>
       <w:tblBorders>
-        <w:top w:val="single" w:sz="24" w:space="0" w:color="4BACC6" w:themeColor="accent5"/>
-        <w:left w:val="single" w:sz="4" w:space="0" w:color="F79646" w:themeColor="accent6"/>
-        <w:bottom w:val="single" w:sz="4" w:space="0" w:color="F79646" w:themeColor="accent6"/>
-        <w:right w:val="single" w:sz="4" w:space="0" w:color="F79646" w:themeColor="accent6"/>
-        <w:insideH w:val="single" w:sz="4" w:space="0" w:color="FFFFFF" w:themeColor="background1"/>
-        <w:insideV w:val="single" w:sz="4" w:space="0" w:color="FFFFFF" w:themeColor="background1"/>
+        <w:top w:val="single" w:color="4BACC6" w:themeColor="accent5" w:sz="24" w:space="0"/>
+        <w:left w:val="single" w:color="F79646" w:themeColor="accent6" w:sz="4" w:space="0"/>
+        <w:bottom w:val="single" w:color="F79646" w:themeColor="accent6" w:sz="4" w:space="0"/>
+        <w:right w:val="single" w:color="F79646" w:themeColor="accent6" w:sz="4" w:space="0"/>
+        <w:insideH w:val="single" w:color="FFFFFF" w:themeColor="background1" w:sz="4" w:space="0"/>
+        <w:insideV w:val="single" w:color="FFFFFF" w:themeColor="background1" w:sz="4" w:space="0"/>
       </w:tblBorders>
       <w:tblCellMar>
         <w:top w:w="0" w:type="dxa"/>
@@ -12826,7 +12829,7 @@
         <w:tcBorders>
           <w:top w:val="nil"/>
           <w:left w:val="nil"/>
-          <w:bottom w:val="single" w:sz="24" w:space="0" w:color="4BACC6" w:themeColor="accent5"/>
+          <w:bottom w:val="single" w:color="4BACC6" w:themeColor="accent5" w:sz="24" w:space="0"/>
           <w:right w:val="nil"/>
           <w:insideH w:val="nil"/>
           <w:insideV w:val="nil"/>
@@ -12843,7 +12846,7 @@
       <w:tblPr/>
       <w:tcPr>
         <w:tcBorders>
-          <w:top w:val="single" w:sz="6" w:space="0" w:color="FFFFFF" w:themeColor="background1"/>
+          <w:top w:val="single" w:color="FFFFFF" w:themeColor="background1" w:sz="6" w:space="0"/>
         </w:tcBorders>
         <w:shd w:val="clear" w:color="auto" w:fill="B65608" w:themeFill="accent6" w:themeFillShade="99"/>
       </w:tcPr>
@@ -12859,7 +12862,7 @@
           <w:left w:val="nil"/>
           <w:bottom w:val="nil"/>
           <w:right w:val="nil"/>
-          <w:insideH w:val="single" w:sz="4" w:space="0" w:color="B65608" w:themeColor="accent6" w:themeShade="99"/>
+          <w:insideH w:val="single" w:color="B65608" w:themeColor="accent6" w:themeShade="99" w:sz="4" w:space="0"/>
           <w:insideV w:val="nil"/>
         </w:tcBorders>
         <w:shd w:val="clear" w:color="auto" w:fill="B65608" w:themeFill="accent6" w:themeFillShade="99"/>
@@ -12939,7 +12942,7 @@
       <w:tblPr/>
       <w:tcPr>
         <w:tcBorders>
-          <w:bottom w:val="single" w:sz="12" w:space="0" w:color="FFFFFF" w:themeColor="background1"/>
+          <w:bottom w:val="single" w:color="FFFFFF" w:themeColor="background1" w:sz="12" w:space="0"/>
         </w:tcBorders>
         <w:shd w:val="clear" w:color="auto" w:fill="9E3A38" w:themeFill="accent2" w:themeFillShade="CC"/>
       </w:tcPr>
@@ -12953,7 +12956,7 @@
       <w:tblPr/>
       <w:tcPr>
         <w:tcBorders>
-          <w:top w:val="single" w:sz="12" w:space="0" w:color="000000" w:themeColor="text1"/>
+          <w:top w:val="single" w:color="000000" w:themeColor="text1" w:sz="12" w:space="0"/>
         </w:tcBorders>
         <w:shd w:val="clear" w:color="auto" w:fill="FFFFFF" w:themeFill="background1"/>
       </w:tcPr>
@@ -13025,7 +13028,7 @@
       <w:tblPr/>
       <w:tcPr>
         <w:tcBorders>
-          <w:bottom w:val="single" w:sz="12" w:space="0" w:color="FFFFFF" w:themeColor="background1"/>
+          <w:bottom w:val="single" w:color="FFFFFF" w:themeColor="background1" w:sz="12" w:space="0"/>
         </w:tcBorders>
         <w:shd w:val="clear" w:color="auto" w:fill="9E3A38" w:themeFill="accent2" w:themeFillShade="CC"/>
       </w:tcPr>
@@ -13039,7 +13042,7 @@
       <w:tblPr/>
       <w:tcPr>
         <w:tcBorders>
-          <w:top w:val="single" w:sz="12" w:space="0" w:color="000000" w:themeColor="text1"/>
+          <w:top w:val="single" w:color="000000" w:themeColor="text1" w:sz="12" w:space="0"/>
         </w:tcBorders>
         <w:shd w:val="clear" w:color="auto" w:fill="FFFFFF" w:themeFill="background1"/>
       </w:tcPr>
@@ -13111,7 +13114,7 @@
       <w:tblPr/>
       <w:tcPr>
         <w:tcBorders>
-          <w:bottom w:val="single" w:sz="12" w:space="0" w:color="FFFFFF" w:themeColor="background1"/>
+          <w:bottom w:val="single" w:color="FFFFFF" w:themeColor="background1" w:sz="12" w:space="0"/>
         </w:tcBorders>
         <w:shd w:val="clear" w:color="auto" w:fill="9E3A38" w:themeFill="accent2" w:themeFillShade="CC"/>
       </w:tcPr>
@@ -13125,7 +13128,7 @@
       <w:tblPr/>
       <w:tcPr>
         <w:tcBorders>
-          <w:top w:val="single" w:sz="12" w:space="0" w:color="000000" w:themeColor="text1"/>
+          <w:top w:val="single" w:color="000000" w:themeColor="text1" w:sz="12" w:space="0"/>
         </w:tcBorders>
         <w:shd w:val="clear" w:color="auto" w:fill="FFFFFF" w:themeFill="background1"/>
       </w:tcPr>
@@ -13197,7 +13200,7 @@
       <w:tblPr/>
       <w:tcPr>
         <w:tcBorders>
-          <w:bottom w:val="single" w:sz="12" w:space="0" w:color="FFFFFF" w:themeColor="background1"/>
+          <w:bottom w:val="single" w:color="FFFFFF" w:themeColor="background1" w:sz="12" w:space="0"/>
         </w:tcBorders>
         <w:shd w:val="clear" w:color="auto" w:fill="664E82" w:themeFill="accent4" w:themeFillShade="CC"/>
       </w:tcPr>
@@ -13211,7 +13214,7 @@
       <w:tblPr/>
       <w:tcPr>
         <w:tcBorders>
-          <w:top w:val="single" w:sz="12" w:space="0" w:color="000000" w:themeColor="text1"/>
+          <w:top w:val="single" w:color="000000" w:themeColor="text1" w:sz="12" w:space="0"/>
         </w:tcBorders>
         <w:shd w:val="clear" w:color="auto" w:fill="FFFFFF" w:themeFill="background1"/>
       </w:tcPr>
@@ -13283,7 +13286,7 @@
       <w:tblPr/>
       <w:tcPr>
         <w:tcBorders>
-          <w:bottom w:val="single" w:sz="12" w:space="0" w:color="FFFFFF" w:themeColor="background1"/>
+          <w:bottom w:val="single" w:color="FFFFFF" w:themeColor="background1" w:sz="12" w:space="0"/>
         </w:tcBorders>
         <w:shd w:val="clear" w:color="auto" w:fill="7E9C40" w:themeFill="accent3" w:themeFillShade="CC"/>
       </w:tcPr>
@@ -13297,7 +13300,7 @@
       <w:tblPr/>
       <w:tcPr>
         <w:tcBorders>
-          <w:top w:val="single" w:sz="12" w:space="0" w:color="000000" w:themeColor="text1"/>
+          <w:top w:val="single" w:color="000000" w:themeColor="text1" w:sz="12" w:space="0"/>
         </w:tcBorders>
         <w:shd w:val="clear" w:color="auto" w:fill="FFFFFF" w:themeFill="background1"/>
       </w:tcPr>
@@ -13369,7 +13372,7 @@
       <w:tblPr/>
       <w:tcPr>
         <w:tcBorders>
-          <w:bottom w:val="single" w:sz="12" w:space="0" w:color="FFFFFF" w:themeColor="background1"/>
+          <w:bottom w:val="single" w:color="FFFFFF" w:themeColor="background1" w:sz="12" w:space="0"/>
         </w:tcBorders>
         <w:shd w:val="clear" w:color="auto" w:fill="F2730A" w:themeFill="accent6" w:themeFillShade="CC"/>
       </w:tcPr>
@@ -13383,7 +13386,7 @@
       <w:tblPr/>
       <w:tcPr>
         <w:tcBorders>
-          <w:top w:val="single" w:sz="12" w:space="0" w:color="000000" w:themeColor="text1"/>
+          <w:top w:val="single" w:color="000000" w:themeColor="text1" w:sz="12" w:space="0"/>
         </w:tcBorders>
         <w:shd w:val="clear" w:color="auto" w:fill="FFFFFF" w:themeFill="background1"/>
       </w:tcPr>
@@ -13455,7 +13458,7 @@
       <w:tblPr/>
       <w:tcPr>
         <w:tcBorders>
-          <w:bottom w:val="single" w:sz="12" w:space="0" w:color="FFFFFF" w:themeColor="background1"/>
+          <w:bottom w:val="single" w:color="FFFFFF" w:themeColor="background1" w:sz="12" w:space="0"/>
         </w:tcBorders>
         <w:shd w:val="clear" w:color="auto" w:fill="348DA5" w:themeFill="accent5" w:themeFillShade="CC"/>
       </w:tcPr>
@@ -13469,7 +13472,7 @@
       <w:tblPr/>
       <w:tcPr>
         <w:tcBorders>
-          <w:top w:val="single" w:sz="12" w:space="0" w:color="000000" w:themeColor="text1"/>
+          <w:top w:val="single" w:color="000000" w:themeColor="text1" w:sz="12" w:space="0"/>
         </w:tcBorders>
         <w:shd w:val="clear" w:color="auto" w:fill="FFFFFF" w:themeFill="background1"/>
       </w:tcPr>
@@ -13523,7 +13526,7 @@
       <w:tblStyleColBandSize w:val="1"/>
       <w:tblInd w:w="0" w:type="dxa"/>
       <w:tblBorders>
-        <w:insideH w:val="single" w:sz="4" w:space="0" w:color="FFFFFF" w:themeColor="background1"/>
+        <w:insideH w:val="single" w:color="FFFFFF" w:themeColor="background1" w:sz="4" w:space="0"/>
       </w:tblBorders>
       <w:tblCellMar>
         <w:top w:w="0" w:type="dxa"/>
@@ -13603,7 +13606,7 @@
       <w:tblStyleColBandSize w:val="1"/>
       <w:tblInd w:w="0" w:type="dxa"/>
       <w:tblBorders>
-        <w:insideH w:val="single" w:sz="4" w:space="0" w:color="FFFFFF" w:themeColor="background1"/>
+        <w:insideH w:val="single" w:color="FFFFFF" w:themeColor="background1" w:sz="4" w:space="0"/>
       </w:tblBorders>
       <w:tblCellMar>
         <w:top w:w="0" w:type="dxa"/>
@@ -13683,7 +13686,7 @@
       <w:tblStyleColBandSize w:val="1"/>
       <w:tblInd w:w="0" w:type="dxa"/>
       <w:tblBorders>
-        <w:insideH w:val="single" w:sz="4" w:space="0" w:color="FFFFFF" w:themeColor="background1"/>
+        <w:insideH w:val="single" w:color="FFFFFF" w:themeColor="background1" w:sz="4" w:space="0"/>
       </w:tblBorders>
       <w:tblCellMar>
         <w:top w:w="0" w:type="dxa"/>
@@ -13763,7 +13766,7 @@
       <w:tblStyleColBandSize w:val="1"/>
       <w:tblInd w:w="0" w:type="dxa"/>
       <w:tblBorders>
-        <w:insideH w:val="single" w:sz="4" w:space="0" w:color="FFFFFF" w:themeColor="background1"/>
+        <w:insideH w:val="single" w:color="FFFFFF" w:themeColor="background1" w:sz="4" w:space="0"/>
       </w:tblBorders>
       <w:tblCellMar>
         <w:top w:w="0" w:type="dxa"/>
@@ -13843,7 +13846,7 @@
       <w:tblStyleColBandSize w:val="1"/>
       <w:tblInd w:w="0" w:type="dxa"/>
       <w:tblBorders>
-        <w:insideH w:val="single" w:sz="4" w:space="0" w:color="FFFFFF" w:themeColor="background1"/>
+        <w:insideH w:val="single" w:color="FFFFFF" w:themeColor="background1" w:sz="4" w:space="0"/>
       </w:tblBorders>
       <w:tblCellMar>
         <w:top w:w="0" w:type="dxa"/>
@@ -13923,7 +13926,7 @@
       <w:tblStyleColBandSize w:val="1"/>
       <w:tblInd w:w="0" w:type="dxa"/>
       <w:tblBorders>
-        <w:insideH w:val="single" w:sz="4" w:space="0" w:color="FFFFFF" w:themeColor="background1"/>
+        <w:insideH w:val="single" w:color="FFFFFF" w:themeColor="background1" w:sz="4" w:space="0"/>
       </w:tblBorders>
       <w:tblCellMar>
         <w:top w:w="0" w:type="dxa"/>
@@ -14003,7 +14006,7 @@
       <w:tblStyleColBandSize w:val="1"/>
       <w:tblInd w:w="0" w:type="dxa"/>
       <w:tblBorders>
-        <w:insideH w:val="single" w:sz="4" w:space="0" w:color="FFFFFF" w:themeColor="background1"/>
+        <w:insideH w:val="single" w:color="FFFFFF" w:themeColor="background1" w:sz="4" w:space="0"/>
       </w:tblBorders>
       <w:tblCellMar>
         <w:top w:w="0" w:type="dxa"/>

--- a/technologies/06_CLM/30 Документация/Управление_Директорами_CLM_Продуктовый_слой_реализации_V1.docx
+++ b/technologies/06_CLM/30 Документация/Управление_Директорами_CLM_Продуктовый_слой_реализации_V1.docx
@@ -472,10 +472,7 @@
           </w:tcPr>
           <w:p>
             <w:r>
-              <w:rPr>
-                <w:sz w:val="18"/>
-              </w:rPr>
-              <w:t>Спринт</w:t>
+              <w:t>Спринт с консультантом / самостоятельная реализация заказчиком</w:t>
             </w:r>
           </w:p>
         </w:tc>
@@ -961,10 +958,7 @@
           </w:tcPr>
           <w:p>
             <w:r>
-              <w:rPr>
-                <w:sz w:val="18"/>
-              </w:rPr>
-              <w:t>Сессия не является обсуждением всего найденного. Ее задача - выбрать, что реально делать дальше, кто владелец, какой эффект нужен и какой Спринт запускается.</w:t>
+              <w:t>Сессия не является обсуждением всего найденного. Ее задача - выбрать, что реально делать дальше, кто владелец, какой эффект нужен, какой Спринт требуется и кто его реализует.</w:t>
             </w:r>
           </w:p>
         </w:tc>
